--- a/AWS/AWS DynamoDB/Notes.docx
+++ b/AWS/AWS DynamoDB/Notes.docx
@@ -1,6 +1,6 @@
 
 <file path=word/document.xml><?xml version="1.0" encoding="utf-8"?>
-<w:document xmlns:wpc="http://schemas.microsoft.com/office/word/2010/wordprocessingCanvas" xmlns:cx="http://schemas.microsoft.com/office/drawing/2014/chartex" xmlns:cx1="http://schemas.microsoft.com/office/drawing/2015/9/8/chartex" xmlns:cx2="http://schemas.microsoft.com/office/drawing/2015/10/21/chartex" xmlns:cx3="http://schemas.microsoft.com/office/drawing/2016/5/9/chartex" xmlns:cx4="http://schemas.microsoft.com/office/drawing/2016/5/10/chartex" xmlns:cx5="http://schemas.microsoft.com/office/drawing/2016/5/11/chartex" xmlns:cx6="http://schemas.microsoft.com/office/drawing/2016/5/12/chartex" xmlns:cx7="http://schemas.microsoft.com/office/drawing/2016/5/13/chartex" xmlns:cx8="http://schemas.microsoft.com/office/drawing/2016/5/14/chartex" xmlns:mc="http://schemas.openxmlformats.org/markup-compatibility/2006" xmlns:aink="http://schemas.microsoft.com/office/drawing/2016/ink" xmlns:am3d="http://schemas.microsoft.com/office/drawing/2017/model3d" xmlns:o="urn:schemas-microsoft-com:office:office" xmlns:oel="http://schemas.microsoft.com/office/2019/extlst" xmlns:r="http://schemas.openxmlformats.org/officeDocument/2006/relationships" xmlns:m="http://schemas.openxmlformats.org/officeDocument/2006/math" xmlns:v="urn:schemas-microsoft-com:vml" xmlns:wp14="http://schemas.microsoft.com/office/word/2010/wordprocessingDrawing" xmlns:wp="http://schemas.openxmlformats.org/drawingml/2006/wordprocessingDrawing" xmlns:w10="urn:schemas-microsoft-com:office:word" xmlns:w="http://schemas.openxmlformats.org/wordprocessingml/2006/main" xmlns:w14="http://schemas.microsoft.com/office/word/2010/wordml" xmlns:w15="http://schemas.microsoft.com/office/word/2012/wordml" xmlns:w16cex="http://schemas.microsoft.com/office/word/2018/wordml/cex" xmlns:w16cid="http://schemas.microsoft.com/office/word/2016/wordml/cid" xmlns:w16="http://schemas.microsoft.com/office/word/2018/wordml" xmlns:w16du="http://schemas.microsoft.com/office/word/2023/wordml/word16du" xmlns:w16sdtdh="http://schemas.microsoft.com/office/word/2020/wordml/sdtdatahash" xmlns:w16sdtfl="http://schemas.microsoft.com/office/word/2024/wordml/sdtformatlock" xmlns:w16se="http://schemas.microsoft.com/office/word/2015/wordml/symex" xmlns:wpg="http://schemas.microsoft.com/office/word/2010/wordprocessingGroup" xmlns:wpi="http://schemas.microsoft.com/office/word/2010/wordprocessingInk" xmlns:wne="http://schemas.microsoft.com/office/word/2006/wordml" xmlns:wps="http://schemas.microsoft.com/office/word/2010/wordprocessingShape" mc:Ignorable="w14 w15 w16se w16cid w16 w16cex w16sdtdh w16sdtfl w16du wp14">
+<w:document xmlns:wpc="http://schemas.microsoft.com/office/word/2010/wordprocessingCanvas" xmlns:cx="http://schemas.microsoft.com/office/drawing/2014/chartex" xmlns:cx1="http://schemas.microsoft.com/office/drawing/2015/9/8/chartex" xmlns:cx2="http://schemas.microsoft.com/office/drawing/2015/10/21/chartex" xmlns:cx3="http://schemas.microsoft.com/office/drawing/2016/5/9/chartex" xmlns:cx4="http://schemas.microsoft.com/office/drawing/2016/5/10/chartex" xmlns:cx5="http://schemas.microsoft.com/office/drawing/2016/5/11/chartex" xmlns:cx6="http://schemas.microsoft.com/office/drawing/2016/5/12/chartex" xmlns:cx7="http://schemas.microsoft.com/office/drawing/2016/5/13/chartex" xmlns:cx8="http://schemas.microsoft.com/office/drawing/2016/5/14/chartex" xmlns:mc="http://schemas.openxmlformats.org/markup-compatibility/2006" xmlns:aink="http://schemas.microsoft.com/office/drawing/2016/ink" xmlns:am3d="http://schemas.microsoft.com/office/drawing/2017/model3d" xmlns:o="urn:schemas-microsoft-com:office:office" xmlns:oel="http://schemas.microsoft.com/office/2019/extlst" xmlns:r="http://schemas.openxmlformats.org/officeDocument/2006/relationships" xmlns:m="http://schemas.openxmlformats.org/officeDocument/2006/math" xmlns:v="urn:schemas-microsoft-com:vml" xmlns:wp14="http://schemas.microsoft.com/office/word/2010/wordprocessingDrawing" xmlns:wp="http://schemas.openxmlformats.org/drawingml/2006/wordprocessingDrawing" xmlns:w10="urn:schemas-microsoft-com:office:word" xmlns:w="http://schemas.openxmlformats.org/wordprocessingml/2006/main" xmlns:w14="http://schemas.microsoft.com/office/word/2010/wordml" xmlns:w15="http://schemas.microsoft.com/office/word/2012/wordml" xmlns:w16cei="http://schemas.microsoft.com/office/word/2026/wordml/cei" xmlns:w16cex="http://schemas.microsoft.com/office/word/2018/wordml/cex" xmlns:w16cid="http://schemas.microsoft.com/office/word/2016/wordml/cid" xmlns:w16="http://schemas.microsoft.com/office/word/2018/wordml" xmlns:w16du="http://schemas.microsoft.com/office/word/2023/wordml/word16du" xmlns:w16sdtdh="http://schemas.microsoft.com/office/word/2020/wordml/sdtdatahash" xmlns:w16sdtfl="http://schemas.microsoft.com/office/word/2024/wordml/sdtformatlock" xmlns:w16se="http://schemas.microsoft.com/office/word/2015/wordml/symex" xmlns:wpg="http://schemas.microsoft.com/office/word/2010/wordprocessingGroup" xmlns:wpi="http://schemas.microsoft.com/office/word/2010/wordprocessingInk" xmlns:wne="http://schemas.microsoft.com/office/word/2006/wordml" xmlns:wps="http://schemas.microsoft.com/office/word/2010/wordprocessingShape" mc:Ignorable="w14 w15 w16se w16cid w16 w16cex w16sdtdh w16sdtfl w16du wp14">
   <w:body>
     <w:p>
       <w:pPr>
@@ -31,17 +31,225 @@
     <w:p>
       <w:pPr>
         <w:rPr>
-          <w:color w:val="000000" w:themeColor="text1"/>
+          <w:b/>
+          <w:bCs/>
+          <w:color w:val="000000" w:themeColor="text1"/>
+          <w:sz w:val="28"/>
+          <w:szCs w:val="28"/>
+          <w:u w:val="single"/>
           <w:lang w:val="en-US"/>
         </w:rPr>
       </w:pPr>
       <w:r>
         <w:rPr>
-          <w:color w:val="000000" w:themeColor="text1"/>
+          <w:b/>
+          <w:bCs/>
+          <w:color w:val="000000" w:themeColor="text1"/>
+          <w:sz w:val="28"/>
+          <w:szCs w:val="28"/>
+          <w:u w:val="single"/>
           <w:lang w:val="en-US"/>
         </w:rPr>
-        <w:t>Partition key:</w:t>
-      </w:r>
+        <w:t>Partition key</w:t>
+      </w:r>
+      <w:r>
+        <w:rPr>
+          <w:b/>
+          <w:bCs/>
+          <w:color w:val="000000" w:themeColor="text1"/>
+          <w:sz w:val="28"/>
+          <w:szCs w:val="28"/>
+          <w:u w:val="single"/>
+          <w:lang w:val="en-US"/>
+        </w:rPr>
+        <w:t>:</w:t>
+      </w:r>
+    </w:p>
+    <w:p>
+      <w:pPr>
+        <w:pStyle w:val="ListParagraph"/>
+        <w:numPr>
+          <w:ilvl w:val="0"/>
+          <w:numId w:val="2"/>
+        </w:numPr>
+        <w:rPr>
+          <w:color w:val="000000" w:themeColor="text1"/>
+        </w:rPr>
+      </w:pPr>
+      <w:r>
+        <w:rPr>
+          <w:color w:val="000000" w:themeColor="text1"/>
+        </w:rPr>
+        <w:t xml:space="preserve">The PK determines </w:t>
+      </w:r>
+      <w:r>
+        <w:rPr>
+          <w:color w:val="000000" w:themeColor="text1"/>
+        </w:rPr>
+        <w:t>where DynamoDB looks for an item</w:t>
+      </w:r>
+      <w:r>
+        <w:rPr>
+          <w:color w:val="000000" w:themeColor="text1"/>
+        </w:rPr>
+        <w:t xml:space="preserve"> and how data is distributed internally.</w:t>
+      </w:r>
+    </w:p>
+    <w:p>
+      <w:pPr>
+        <w:pStyle w:val="ListParagraph"/>
+        <w:numPr>
+          <w:ilvl w:val="0"/>
+          <w:numId w:val="2"/>
+        </w:numPr>
+        <w:rPr>
+          <w:color w:val="000000" w:themeColor="text1"/>
+        </w:rPr>
+      </w:pPr>
+      <w:r>
+        <w:rPr>
+          <w:color w:val="000000" w:themeColor="text1"/>
+        </w:rPr>
+        <w:t xml:space="preserve">A PK lets DynamoDB </w:t>
+      </w:r>
+      <w:r>
+        <w:rPr>
+          <w:color w:val="000000" w:themeColor="text1"/>
+        </w:rPr>
+        <w:t>directly locate the relevant partition</w:t>
+      </w:r>
+      <w:r>
+        <w:rPr>
+          <w:color w:val="000000" w:themeColor="text1"/>
+        </w:rPr>
+        <w:t xml:space="preserve"> instead of scanning the whole table.</w:t>
+      </w:r>
+    </w:p>
+    <w:p>
+      <w:pPr>
+        <w:pStyle w:val="ListParagraph"/>
+        <w:numPr>
+          <w:ilvl w:val="0"/>
+          <w:numId w:val="2"/>
+        </w:numPr>
+        <w:rPr>
+          <w:color w:val="000000" w:themeColor="text1"/>
+        </w:rPr>
+      </w:pPr>
+      <w:r>
+        <w:rPr>
+          <w:color w:val="000000" w:themeColor="text1"/>
+        </w:rPr>
+        <w:t xml:space="preserve">Using a Partition </w:t>
+      </w:r>
+      <w:proofErr w:type="gramStart"/>
+      <w:r>
+        <w:rPr>
+          <w:color w:val="000000" w:themeColor="text1"/>
+        </w:rPr>
+        <w:t>key</w:t>
+      </w:r>
+      <w:proofErr w:type="gramEnd"/>
+      <w:r>
+        <w:rPr>
+          <w:color w:val="000000" w:themeColor="text1"/>
+        </w:rPr>
+        <w:t xml:space="preserve"> we group our values</w:t>
+      </w:r>
+    </w:p>
+    <w:p>
+      <w:pPr>
+        <w:pStyle w:val="ListParagraph"/>
+        <w:numPr>
+          <w:ilvl w:val="0"/>
+          <w:numId w:val="2"/>
+        </w:numPr>
+        <w:rPr>
+          <w:color w:val="000000" w:themeColor="text1"/>
+        </w:rPr>
+      </w:pPr>
+      <w:r>
+        <w:rPr>
+          <w:color w:val="000000" w:themeColor="text1"/>
+        </w:rPr>
+        <w:t>Cardinality = number of distinct PK values.</w:t>
+      </w:r>
+      <w:r>
+        <w:rPr>
+          <w:color w:val="000000" w:themeColor="text1"/>
+        </w:rPr>
+        <w:t xml:space="preserve"> </w:t>
+      </w:r>
+      <w:r>
+        <w:rPr>
+          <w:color w:val="000000" w:themeColor="text1"/>
+        </w:rPr>
+        <w:t>High enough cardinality + evenly distributed traffic.</w:t>
+      </w:r>
+    </w:p>
+    <w:p>
+      <w:pPr>
+        <w:pStyle w:val="ListParagraph"/>
+        <w:numPr>
+          <w:ilvl w:val="0"/>
+          <w:numId w:val="2"/>
+        </w:numPr>
+        <w:rPr>
+          <w:color w:val="000000" w:themeColor="text1"/>
+        </w:rPr>
+      </w:pPr>
+      <w:r>
+        <w:rPr>
+          <w:color w:val="000000" w:themeColor="text1"/>
+        </w:rPr>
+        <w:t>cardinality = how many distinct PK values you have, not how evenly they're distributed.</w:t>
+      </w:r>
+      <w:r>
+        <w:rPr>
+          <w:color w:val="000000" w:themeColor="text1"/>
+        </w:rPr>
+        <w:t xml:space="preserve"> High cardinality is good </w:t>
+      </w:r>
+      <w:proofErr w:type="gramStart"/>
+      <w:r>
+        <w:rPr>
+          <w:color w:val="000000" w:themeColor="text1"/>
+        </w:rPr>
+        <w:t>as long as</w:t>
+      </w:r>
+      <w:proofErr w:type="gramEnd"/>
+      <w:r>
+        <w:rPr>
+          <w:color w:val="000000" w:themeColor="text1"/>
+        </w:rPr>
+        <w:t xml:space="preserve"> the distribution is fair</w:t>
+      </w:r>
+    </w:p>
+    <w:p>
+      <w:pPr>
+        <w:pStyle w:val="ListParagraph"/>
+        <w:numPr>
+          <w:ilvl w:val="0"/>
+          <w:numId w:val="2"/>
+        </w:numPr>
+        <w:rPr>
+          <w:color w:val="000000" w:themeColor="text1"/>
+        </w:rPr>
+      </w:pPr>
+      <w:r>
+        <w:rPr>
+          <w:color w:val="000000" w:themeColor="text1"/>
+        </w:rPr>
+        <w:t>Good/even distribution is more important than extremely high cardinality.</w:t>
+      </w:r>
+    </w:p>
+    <w:p>
+      <w:pPr>
+        <w:pStyle w:val="ListParagraph"/>
+        <w:rPr>
+          <w:color w:val="000000" w:themeColor="text1"/>
+        </w:rPr>
+      </w:pPr>
     </w:p>
     <w:p>
       <w:pPr>
@@ -148,6 +356,243 @@
     </w:sectPr>
   </w:body>
 </w:document>
+</file>
+
+<file path=word/numbering.xml><?xml version="1.0" encoding="utf-8"?>
+<w:numbering xmlns:wpc="http://schemas.microsoft.com/office/word/2010/wordprocessingCanvas" xmlns:cx="http://schemas.microsoft.com/office/drawing/2014/chartex" xmlns:cx1="http://schemas.microsoft.com/office/drawing/2015/9/8/chartex" xmlns:cx2="http://schemas.microsoft.com/office/drawing/2015/10/21/chartex" xmlns:cx3="http://schemas.microsoft.com/office/drawing/2016/5/9/chartex" xmlns:cx4="http://schemas.microsoft.com/office/drawing/2016/5/10/chartex" xmlns:cx5="http://schemas.microsoft.com/office/drawing/2016/5/11/chartex" xmlns:cx6="http://schemas.microsoft.com/office/drawing/2016/5/12/chartex" xmlns:cx7="http://schemas.microsoft.com/office/drawing/2016/5/13/chartex" xmlns:cx8="http://schemas.microsoft.com/office/drawing/2016/5/14/chartex" xmlns:mc="http://schemas.openxmlformats.org/markup-compatibility/2006" xmlns:aink="http://schemas.microsoft.com/office/drawing/2016/ink" xmlns:am3d="http://schemas.microsoft.com/office/drawing/2017/model3d" xmlns:o="urn:schemas-microsoft-com:office:office" xmlns:oel="http://schemas.microsoft.com/office/2019/extlst" xmlns:r="http://schemas.openxmlformats.org/officeDocument/2006/relationships" xmlns:m="http://schemas.openxmlformats.org/officeDocument/2006/math" xmlns:v="urn:schemas-microsoft-com:vml" xmlns:wp14="http://schemas.microsoft.com/office/word/2010/wordprocessingDrawing" xmlns:wp="http://schemas.openxmlformats.org/drawingml/2006/wordprocessingDrawing" xmlns:w10="urn:schemas-microsoft-com:office:word" xmlns:w="http://schemas.openxmlformats.org/wordprocessingml/2006/main" xmlns:w14="http://schemas.microsoft.com/office/word/2010/wordml" xmlns:w15="http://schemas.microsoft.com/office/word/2012/wordml" xmlns:w16cei="http://schemas.microsoft.com/office/word/2026/wordml/cei" xmlns:w16cex="http://schemas.microsoft.com/office/word/2018/wordml/cex" xmlns:w16cid="http://schemas.microsoft.com/office/word/2016/wordml/cid" xmlns:w16="http://schemas.microsoft.com/office/word/2018/wordml" xmlns:w16du="http://schemas.microsoft.com/office/word/2023/wordml/word16du" xmlns:w16sdtdh="http://schemas.microsoft.com/office/word/2020/wordml/sdtdatahash" xmlns:w16sdtfl="http://schemas.microsoft.com/office/word/2024/wordml/sdtformatlock" xmlns:w16se="http://schemas.microsoft.com/office/word/2015/wordml/symex" xmlns:wpg="http://schemas.microsoft.com/office/word/2010/wordprocessingGroup" xmlns:wpi="http://schemas.microsoft.com/office/word/2010/wordprocessingInk" xmlns:wne="http://schemas.microsoft.com/office/word/2006/wordml" xmlns:wps="http://schemas.microsoft.com/office/word/2010/wordprocessingShape" mc:Ignorable="w14 w15 w16se w16cid w16 w16cex w16sdtdh w16sdtfl w16du wp14">
+  <w:abstractNum w:abstractNumId="0" w15:restartNumberingAfterBreak="0">
+    <w:nsid w:val="5C934C91"/>
+    <w:multiLevelType w:val="hybridMultilevel"/>
+    <w:tmpl w:val="2DFEECD0"/>
+    <w:lvl w:ilvl="0" w:tplc="04090001">
+      <w:start w:val="1"/>
+      <w:numFmt w:val="bullet"/>
+      <w:lvlText w:val=""/>
+      <w:lvlJc w:val="left"/>
+      <w:pPr>
+        <w:ind w:left="720" w:hanging="360"/>
+      </w:pPr>
+      <w:rPr>
+        <w:rFonts w:ascii="Symbol" w:hAnsi="Symbol" w:hint="default"/>
+      </w:rPr>
+    </w:lvl>
+    <w:lvl w:ilvl="1" w:tplc="04090003" w:tentative="1">
+      <w:start w:val="1"/>
+      <w:numFmt w:val="bullet"/>
+      <w:lvlText w:val="o"/>
+      <w:lvlJc w:val="left"/>
+      <w:pPr>
+        <w:ind w:left="1440" w:hanging="360"/>
+      </w:pPr>
+      <w:rPr>
+        <w:rFonts w:ascii="Courier New" w:hAnsi="Courier New" w:cs="Courier New" w:hint="default"/>
+      </w:rPr>
+    </w:lvl>
+    <w:lvl w:ilvl="2" w:tplc="04090005" w:tentative="1">
+      <w:start w:val="1"/>
+      <w:numFmt w:val="bullet"/>
+      <w:lvlText w:val=""/>
+      <w:lvlJc w:val="left"/>
+      <w:pPr>
+        <w:ind w:left="2160" w:hanging="360"/>
+      </w:pPr>
+      <w:rPr>
+        <w:rFonts w:ascii="Wingdings" w:hAnsi="Wingdings" w:hint="default"/>
+      </w:rPr>
+    </w:lvl>
+    <w:lvl w:ilvl="3" w:tplc="04090001" w:tentative="1">
+      <w:start w:val="1"/>
+      <w:numFmt w:val="bullet"/>
+      <w:lvlText w:val=""/>
+      <w:lvlJc w:val="left"/>
+      <w:pPr>
+        <w:ind w:left="2880" w:hanging="360"/>
+      </w:pPr>
+      <w:rPr>
+        <w:rFonts w:ascii="Symbol" w:hAnsi="Symbol" w:hint="default"/>
+      </w:rPr>
+    </w:lvl>
+    <w:lvl w:ilvl="4" w:tplc="04090003" w:tentative="1">
+      <w:start w:val="1"/>
+      <w:numFmt w:val="bullet"/>
+      <w:lvlText w:val="o"/>
+      <w:lvlJc w:val="left"/>
+      <w:pPr>
+        <w:ind w:left="3600" w:hanging="360"/>
+      </w:pPr>
+      <w:rPr>
+        <w:rFonts w:ascii="Courier New" w:hAnsi="Courier New" w:cs="Courier New" w:hint="default"/>
+      </w:rPr>
+    </w:lvl>
+    <w:lvl w:ilvl="5" w:tplc="04090005" w:tentative="1">
+      <w:start w:val="1"/>
+      <w:numFmt w:val="bullet"/>
+      <w:lvlText w:val=""/>
+      <w:lvlJc w:val="left"/>
+      <w:pPr>
+        <w:ind w:left="4320" w:hanging="360"/>
+      </w:pPr>
+      <w:rPr>
+        <w:rFonts w:ascii="Wingdings" w:hAnsi="Wingdings" w:hint="default"/>
+      </w:rPr>
+    </w:lvl>
+    <w:lvl w:ilvl="6" w:tplc="04090001" w:tentative="1">
+      <w:start w:val="1"/>
+      <w:numFmt w:val="bullet"/>
+      <w:lvlText w:val=""/>
+      <w:lvlJc w:val="left"/>
+      <w:pPr>
+        <w:ind w:left="5040" w:hanging="360"/>
+      </w:pPr>
+      <w:rPr>
+        <w:rFonts w:ascii="Symbol" w:hAnsi="Symbol" w:hint="default"/>
+      </w:rPr>
+    </w:lvl>
+    <w:lvl w:ilvl="7" w:tplc="04090003" w:tentative="1">
+      <w:start w:val="1"/>
+      <w:numFmt w:val="bullet"/>
+      <w:lvlText w:val="o"/>
+      <w:lvlJc w:val="left"/>
+      <w:pPr>
+        <w:ind w:left="5760" w:hanging="360"/>
+      </w:pPr>
+      <w:rPr>
+        <w:rFonts w:ascii="Courier New" w:hAnsi="Courier New" w:cs="Courier New" w:hint="default"/>
+      </w:rPr>
+    </w:lvl>
+    <w:lvl w:ilvl="8" w:tplc="04090005" w:tentative="1">
+      <w:start w:val="1"/>
+      <w:numFmt w:val="bullet"/>
+      <w:lvlText w:val=""/>
+      <w:lvlJc w:val="left"/>
+      <w:pPr>
+        <w:ind w:left="6480" w:hanging="360"/>
+      </w:pPr>
+      <w:rPr>
+        <w:rFonts w:ascii="Wingdings" w:hAnsi="Wingdings" w:hint="default"/>
+      </w:rPr>
+    </w:lvl>
+  </w:abstractNum>
+  <w:abstractNum w:abstractNumId="1" w15:restartNumberingAfterBreak="0">
+    <w:nsid w:val="67BC70E3"/>
+    <w:multiLevelType w:val="hybridMultilevel"/>
+    <w:tmpl w:val="28FC9A8A"/>
+    <w:lvl w:ilvl="0" w:tplc="04090001">
+      <w:start w:val="1"/>
+      <w:numFmt w:val="bullet"/>
+      <w:lvlText w:val=""/>
+      <w:lvlJc w:val="left"/>
+      <w:pPr>
+        <w:ind w:left="720" w:hanging="360"/>
+      </w:pPr>
+      <w:rPr>
+        <w:rFonts w:ascii="Symbol" w:hAnsi="Symbol" w:hint="default"/>
+      </w:rPr>
+    </w:lvl>
+    <w:lvl w:ilvl="1" w:tplc="04090003" w:tentative="1">
+      <w:start w:val="1"/>
+      <w:numFmt w:val="bullet"/>
+      <w:lvlText w:val="o"/>
+      <w:lvlJc w:val="left"/>
+      <w:pPr>
+        <w:ind w:left="1440" w:hanging="360"/>
+      </w:pPr>
+      <w:rPr>
+        <w:rFonts w:ascii="Courier New" w:hAnsi="Courier New" w:cs="Courier New" w:hint="default"/>
+      </w:rPr>
+    </w:lvl>
+    <w:lvl w:ilvl="2" w:tplc="04090005" w:tentative="1">
+      <w:start w:val="1"/>
+      <w:numFmt w:val="bullet"/>
+      <w:lvlText w:val=""/>
+      <w:lvlJc w:val="left"/>
+      <w:pPr>
+        <w:ind w:left="2160" w:hanging="360"/>
+      </w:pPr>
+      <w:rPr>
+        <w:rFonts w:ascii="Wingdings" w:hAnsi="Wingdings" w:hint="default"/>
+      </w:rPr>
+    </w:lvl>
+    <w:lvl w:ilvl="3" w:tplc="04090001" w:tentative="1">
+      <w:start w:val="1"/>
+      <w:numFmt w:val="bullet"/>
+      <w:lvlText w:val=""/>
+      <w:lvlJc w:val="left"/>
+      <w:pPr>
+        <w:ind w:left="2880" w:hanging="360"/>
+      </w:pPr>
+      <w:rPr>
+        <w:rFonts w:ascii="Symbol" w:hAnsi="Symbol" w:hint="default"/>
+      </w:rPr>
+    </w:lvl>
+    <w:lvl w:ilvl="4" w:tplc="04090003" w:tentative="1">
+      <w:start w:val="1"/>
+      <w:numFmt w:val="bullet"/>
+      <w:lvlText w:val="o"/>
+      <w:lvlJc w:val="left"/>
+      <w:pPr>
+        <w:ind w:left="3600" w:hanging="360"/>
+      </w:pPr>
+      <w:rPr>
+        <w:rFonts w:ascii="Courier New" w:hAnsi="Courier New" w:cs="Courier New" w:hint="default"/>
+      </w:rPr>
+    </w:lvl>
+    <w:lvl w:ilvl="5" w:tplc="04090005" w:tentative="1">
+      <w:start w:val="1"/>
+      <w:numFmt w:val="bullet"/>
+      <w:lvlText w:val=""/>
+      <w:lvlJc w:val="left"/>
+      <w:pPr>
+        <w:ind w:left="4320" w:hanging="360"/>
+      </w:pPr>
+      <w:rPr>
+        <w:rFonts w:ascii="Wingdings" w:hAnsi="Wingdings" w:hint="default"/>
+      </w:rPr>
+    </w:lvl>
+    <w:lvl w:ilvl="6" w:tplc="04090001" w:tentative="1">
+      <w:start w:val="1"/>
+      <w:numFmt w:val="bullet"/>
+      <w:lvlText w:val=""/>
+      <w:lvlJc w:val="left"/>
+      <w:pPr>
+        <w:ind w:left="5040" w:hanging="360"/>
+      </w:pPr>
+      <w:rPr>
+        <w:rFonts w:ascii="Symbol" w:hAnsi="Symbol" w:hint="default"/>
+      </w:rPr>
+    </w:lvl>
+    <w:lvl w:ilvl="7" w:tplc="04090003" w:tentative="1">
+      <w:start w:val="1"/>
+      <w:numFmt w:val="bullet"/>
+      <w:lvlText w:val="o"/>
+      <w:lvlJc w:val="left"/>
+      <w:pPr>
+        <w:ind w:left="5760" w:hanging="360"/>
+      </w:pPr>
+      <w:rPr>
+        <w:rFonts w:ascii="Courier New" w:hAnsi="Courier New" w:cs="Courier New" w:hint="default"/>
+      </w:rPr>
+    </w:lvl>
+    <w:lvl w:ilvl="8" w:tplc="04090005" w:tentative="1">
+      <w:start w:val="1"/>
+      <w:numFmt w:val="bullet"/>
+      <w:lvlText w:val=""/>
+      <w:lvlJc w:val="left"/>
+      <w:pPr>
+        <w:ind w:left="6480" w:hanging="360"/>
+      </w:pPr>
+      <w:rPr>
+        <w:rFonts w:ascii="Wingdings" w:hAnsi="Wingdings" w:hint="default"/>
+      </w:rPr>
+    </w:lvl>
+  </w:abstractNum>
+  <w:num w:numId="1" w16cid:durableId="634338226">
+    <w:abstractNumId w:val="0"/>
+  </w:num>
+  <w:num w:numId="2" w16cid:durableId="1338463573">
+    <w:abstractNumId w:val="1"/>
+  </w:num>
+</w:numbering>
 </file>
 
 <file path=word/styles.xml><?xml version="1.0" encoding="utf-8"?>
@@ -752,7 +1197,6 @@
   <w:style w:type="character" w:default="1" w:styleId="DefaultParagraphFont">
     <w:name w:val="Default Paragraph Font"/>
     <w:uiPriority w:val="1"/>
-    <w:semiHidden/>
     <w:unhideWhenUsed/>
   </w:style>
   <w:style w:type="table" w:default="1" w:styleId="TableNormal">

--- a/AWS/AWS DynamoDB/Notes.docx
+++ b/AWS/AWS DynamoDB/Notes.docx
@@ -254,13 +254,23 @@
     <w:p>
       <w:pPr>
         <w:rPr>
-          <w:color w:val="000000" w:themeColor="text1"/>
-          <w:lang w:val="en-US"/>
-        </w:rPr>
-      </w:pPr>
-      <w:r>
-        <w:rPr>
-          <w:color w:val="000000" w:themeColor="text1"/>
+          <w:b/>
+          <w:bCs/>
+          <w:color w:val="000000" w:themeColor="text1"/>
+          <w:sz w:val="28"/>
+          <w:szCs w:val="28"/>
+          <w:u w:val="single"/>
+          <w:lang w:val="en-US"/>
+        </w:rPr>
+      </w:pPr>
+      <w:r>
+        <w:rPr>
+          <w:b/>
+          <w:bCs/>
+          <w:color w:val="000000" w:themeColor="text1"/>
+          <w:sz w:val="28"/>
+          <w:szCs w:val="28"/>
+          <w:u w:val="single"/>
           <w:lang w:val="en-US"/>
         </w:rPr>
         <w:t>Sort key:</w:t>
@@ -268,66 +278,4559 @@
     </w:p>
     <w:p>
       <w:pPr>
-        <w:rPr>
-          <w:color w:val="000000" w:themeColor="text1"/>
-          <w:lang w:val="en-US"/>
-        </w:rPr>
-      </w:pPr>
-      <w:r>
-        <w:rPr>
-          <w:color w:val="000000" w:themeColor="text1"/>
-          <w:lang w:val="en-US"/>
-        </w:rPr>
-        <w:t>I</w:t>
-      </w:r>
-      <w:r>
-        <w:rPr>
-          <w:color w:val="000000" w:themeColor="text1"/>
-          <w:lang w:val="en-US"/>
-        </w:rPr>
-        <w:t>ndexing</w:t>
-      </w:r>
-    </w:p>
-    <w:p>
-      <w:pPr>
-        <w:rPr>
-          <w:color w:val="000000" w:themeColor="text1"/>
-          <w:lang w:val="en-US"/>
-        </w:rPr>
-      </w:pPr>
-      <w:r>
-        <w:rPr>
-          <w:color w:val="000000" w:themeColor="text1"/>
-          <w:lang w:val="en-US"/>
-        </w:rPr>
-        <w:t>Global secondary index</w:t>
-      </w:r>
-    </w:p>
-    <w:p>
-      <w:pPr>
-        <w:rPr>
-          <w:color w:val="000000" w:themeColor="text1"/>
-          <w:lang w:val="en-US"/>
-        </w:rPr>
-      </w:pPr>
-      <w:r>
-        <w:rPr>
-          <w:color w:val="000000" w:themeColor="text1"/>
-          <w:lang w:val="en-US"/>
-        </w:rPr>
-        <w:t>Local secondary index</w:t>
-      </w:r>
-    </w:p>
-    <w:p>
-      <w:pPr>
-        <w:rPr>
-          <w:color w:val="000000" w:themeColor="text1"/>
-          <w:lang w:val="en-US"/>
-        </w:rPr>
-      </w:pPr>
-      <w:r>
-        <w:rPr>
-          <w:color w:val="000000" w:themeColor="text1"/>
+        <w:pStyle w:val="ListParagraph"/>
+        <w:numPr>
+          <w:ilvl w:val="0"/>
+          <w:numId w:val="3"/>
+        </w:numPr>
+        <w:rPr>
+          <w:color w:val="000000" w:themeColor="text1"/>
+        </w:rPr>
+      </w:pPr>
+      <w:r>
+        <w:rPr>
+          <w:color w:val="000000" w:themeColor="text1"/>
+        </w:rPr>
+        <w:t>The Sort Key lets DynamoDB organize multiple items that have the same partition key.</w:t>
+      </w:r>
+    </w:p>
+    <w:p>
+      <w:pPr>
+        <w:pStyle w:val="ListParagraph"/>
+        <w:numPr>
+          <w:ilvl w:val="0"/>
+          <w:numId w:val="3"/>
+        </w:numPr>
+        <w:rPr>
+          <w:color w:val="000000" w:themeColor="text1"/>
+        </w:rPr>
+      </w:pPr>
+      <w:r>
+        <w:rPr>
+          <w:color w:val="000000" w:themeColor="text1"/>
+        </w:rPr>
+        <w:t xml:space="preserve">Items with the </w:t>
+      </w:r>
+      <w:r>
+        <w:rPr>
+          <w:b/>
+          <w:bCs/>
+          <w:color w:val="000000" w:themeColor="text1"/>
+        </w:rPr>
+        <w:t>same partition key</w:t>
+      </w:r>
+      <w:r>
+        <w:rPr>
+          <w:color w:val="000000" w:themeColor="text1"/>
+        </w:rPr>
+        <w:t xml:space="preserve"> are ordered according to their </w:t>
+      </w:r>
+      <w:proofErr w:type="gramStart"/>
+      <w:r>
+        <w:rPr>
+          <w:b/>
+          <w:bCs/>
+          <w:color w:val="000000" w:themeColor="text1"/>
+        </w:rPr>
+        <w:t>sort</w:t>
+      </w:r>
+      <w:proofErr w:type="gramEnd"/>
+      <w:r>
+        <w:rPr>
+          <w:b/>
+          <w:bCs/>
+          <w:color w:val="000000" w:themeColor="text1"/>
+        </w:rPr>
+        <w:t xml:space="preserve"> key</w:t>
+      </w:r>
+      <w:r>
+        <w:rPr>
+          <w:color w:val="000000" w:themeColor="text1"/>
+        </w:rPr>
+        <w:t>.</w:t>
+      </w:r>
+      <w:r>
+        <w:rPr>
+          <w:color w:val="000000" w:themeColor="text1"/>
+        </w:rPr>
+        <w:t xml:space="preserve">  By </w:t>
+      </w:r>
+      <w:proofErr w:type="gramStart"/>
+      <w:r>
+        <w:rPr>
+          <w:color w:val="000000" w:themeColor="text1"/>
+        </w:rPr>
+        <w:t>default</w:t>
+      </w:r>
+      <w:proofErr w:type="gramEnd"/>
+      <w:r>
+        <w:rPr>
+          <w:color w:val="000000" w:themeColor="text1"/>
+        </w:rPr>
+        <w:t xml:space="preserve"> they are ordered </w:t>
+      </w:r>
+      <w:proofErr w:type="spellStart"/>
+      <w:r>
+        <w:rPr>
+          <w:color w:val="000000" w:themeColor="text1"/>
+        </w:rPr>
+        <w:t>asc</w:t>
+      </w:r>
+      <w:proofErr w:type="spellEnd"/>
+    </w:p>
+    <w:p>
+      <w:pPr>
+        <w:pStyle w:val="ListParagraph"/>
+        <w:numPr>
+          <w:ilvl w:val="0"/>
+          <w:numId w:val="3"/>
+        </w:numPr>
+        <w:rPr>
+          <w:color w:val="000000" w:themeColor="text1"/>
+        </w:rPr>
+      </w:pPr>
+      <w:proofErr w:type="spellStart"/>
+      <w:r>
+        <w:rPr>
+          <w:color w:val="000000" w:themeColor="text1"/>
+        </w:rPr>
+        <w:t>ScanIndexForward</w:t>
+      </w:r>
+      <w:proofErr w:type="spellEnd"/>
+      <w:r>
+        <w:rPr>
+          <w:color w:val="000000" w:themeColor="text1"/>
+        </w:rPr>
+        <w:t xml:space="preserve"> = false</w:t>
+      </w:r>
+      <w:r>
+        <w:rPr>
+          <w:color w:val="000000" w:themeColor="text1"/>
+        </w:rPr>
+        <w:t xml:space="preserve"> this gives us the result in desc order</w:t>
+      </w:r>
+    </w:p>
+    <w:p>
+      <w:pPr>
+        <w:pStyle w:val="ListParagraph"/>
+        <w:numPr>
+          <w:ilvl w:val="0"/>
+          <w:numId w:val="3"/>
+        </w:numPr>
+        <w:rPr>
+          <w:color w:val="000000" w:themeColor="text1"/>
+        </w:rPr>
+      </w:pPr>
+      <w:r>
+        <w:rPr>
+          <w:color w:val="000000" w:themeColor="text1"/>
+        </w:rPr>
+        <w:t xml:space="preserve">A range query lets you retrieve items whose </w:t>
+      </w:r>
+      <w:proofErr w:type="gramStart"/>
+      <w:r>
+        <w:rPr>
+          <w:color w:val="000000" w:themeColor="text1"/>
+        </w:rPr>
+        <w:t>sort</w:t>
+      </w:r>
+      <w:proofErr w:type="gramEnd"/>
+      <w:r>
+        <w:rPr>
+          <w:color w:val="000000" w:themeColor="text1"/>
+        </w:rPr>
+        <w:t xml:space="preserve"> key falls within a particular range.</w:t>
+      </w:r>
+    </w:p>
+    <w:p>
+      <w:pPr>
+        <w:pStyle w:val="ListParagraph"/>
+        <w:numPr>
+          <w:ilvl w:val="0"/>
+          <w:numId w:val="3"/>
+        </w:numPr>
+        <w:spacing w:before="100" w:beforeAutospacing="1" w:after="100" w:afterAutospacing="1" w:line="240" w:lineRule="auto"/>
+        <w:rPr>
+          <w:color w:val="000000" w:themeColor="text1"/>
+        </w:rPr>
+      </w:pPr>
+      <w:r>
+        <w:rPr>
+          <w:color w:val="000000" w:themeColor="text1"/>
+        </w:rPr>
+        <w:t xml:space="preserve">DynamoDB </w:t>
+      </w:r>
+      <w:proofErr w:type="gramStart"/>
+      <w:r>
+        <w:rPr>
+          <w:color w:val="000000" w:themeColor="text1"/>
+        </w:rPr>
+        <w:t>provides:</w:t>
+      </w:r>
+      <w:proofErr w:type="gramEnd"/>
+      <w:r>
+        <w:rPr>
+          <w:color w:val="000000" w:themeColor="text1"/>
+        </w:rPr>
+        <w:t xml:space="preserve"> </w:t>
+      </w:r>
+      <w:proofErr w:type="spellStart"/>
+      <w:r>
+        <w:rPr>
+          <w:color w:val="000000" w:themeColor="text1"/>
+        </w:rPr>
+        <w:t>begins_</w:t>
+      </w:r>
+      <w:proofErr w:type="gramStart"/>
+      <w:r>
+        <w:rPr>
+          <w:color w:val="000000" w:themeColor="text1"/>
+        </w:rPr>
+        <w:t>with</w:t>
+      </w:r>
+      <w:proofErr w:type="spellEnd"/>
+      <w:r>
+        <w:rPr>
+          <w:color w:val="000000" w:themeColor="text1"/>
+        </w:rPr>
+        <w:t>(</w:t>
+      </w:r>
+      <w:proofErr w:type="gramEnd"/>
+      <w:r>
+        <w:rPr>
+          <w:color w:val="000000" w:themeColor="text1"/>
+        </w:rPr>
+        <w:t>)</w:t>
+      </w:r>
+      <w:r>
+        <w:rPr>
+          <w:color w:val="000000" w:themeColor="text1"/>
+        </w:rPr>
+        <w:t xml:space="preserve"> </w:t>
+      </w:r>
+      <w:r>
+        <w:rPr>
+          <w:color w:val="000000" w:themeColor="text1"/>
+        </w:rPr>
+        <w:t xml:space="preserve">For </w:t>
+      </w:r>
+      <w:proofErr w:type="gramStart"/>
+      <w:r>
+        <w:rPr>
+          <w:color w:val="000000" w:themeColor="text1"/>
+        </w:rPr>
+        <w:t>example:</w:t>
+      </w:r>
+      <w:proofErr w:type="gramEnd"/>
+      <w:r>
+        <w:rPr>
+          <w:color w:val="000000" w:themeColor="text1"/>
+        </w:rPr>
+        <w:t xml:space="preserve"> </w:t>
+      </w:r>
+      <w:proofErr w:type="spellStart"/>
+      <w:r>
+        <w:rPr>
+          <w:color w:val="000000" w:themeColor="text1"/>
+        </w:rPr>
+        <w:t>begins_</w:t>
+      </w:r>
+      <w:proofErr w:type="gramStart"/>
+      <w:r>
+        <w:rPr>
+          <w:color w:val="000000" w:themeColor="text1"/>
+        </w:rPr>
+        <w:t>with</w:t>
+      </w:r>
+      <w:proofErr w:type="spellEnd"/>
+      <w:r>
+        <w:rPr>
+          <w:color w:val="000000" w:themeColor="text1"/>
+        </w:rPr>
+        <w:t>(</w:t>
+      </w:r>
+      <w:proofErr w:type="gramEnd"/>
+      <w:r>
+        <w:rPr>
+          <w:color w:val="000000" w:themeColor="text1"/>
+        </w:rPr>
+        <w:t>SK, "HARVEST#")</w:t>
+      </w:r>
+    </w:p>
+    <w:p>
+      <w:pPr>
+        <w:pStyle w:val="ListParagraph"/>
+        <w:numPr>
+          <w:ilvl w:val="0"/>
+          <w:numId w:val="3"/>
+        </w:numPr>
+        <w:rPr>
+          <w:color w:val="000000" w:themeColor="text1"/>
+        </w:rPr>
+      </w:pPr>
+      <w:r>
+        <w:rPr>
+          <w:color w:val="000000" w:themeColor="text1"/>
+        </w:rPr>
+        <w:t xml:space="preserve">Timestamps are frequently placed in the Sort Key because DynamoDB can then </w:t>
+      </w:r>
+      <w:r>
+        <w:rPr>
+          <w:color w:val="000000" w:themeColor="text1"/>
+        </w:rPr>
+        <w:t>efficiently order and query data chronologically</w:t>
+      </w:r>
+      <w:r>
+        <w:rPr>
+          <w:color w:val="000000" w:themeColor="text1"/>
+        </w:rPr>
+        <w:t>.</w:t>
+      </w:r>
+    </w:p>
+    <w:p>
+      <w:pPr>
+        <w:pStyle w:val="pdq2pgselectionanchorcontainer"/>
+        <w:numPr>
+          <w:ilvl w:val="0"/>
+          <w:numId w:val="3"/>
+        </w:numPr>
+        <w:rPr>
+          <w:rFonts w:asciiTheme="minorHAnsi" w:eastAsiaTheme="minorHAnsi" w:hAnsiTheme="minorHAnsi" w:cstheme="minorBidi"/>
+          <w:color w:val="000000" w:themeColor="text1"/>
+          <w:sz w:val="22"/>
+          <w:szCs w:val="22"/>
+          <w:lang w:val="en-AU"/>
+          <w14:ligatures w14:val="standardContextual"/>
+        </w:rPr>
+      </w:pPr>
+      <w:r>
+        <w:rPr>
+          <w:rFonts w:asciiTheme="minorHAnsi" w:eastAsiaTheme="minorHAnsi" w:hAnsiTheme="minorHAnsi" w:cstheme="minorBidi"/>
+          <w:color w:val="000000" w:themeColor="text1"/>
+          <w:sz w:val="22"/>
+          <w:szCs w:val="22"/>
+          <w:lang w:val="en-AU"/>
+          <w14:ligatures w14:val="standardContextual"/>
+        </w:rPr>
+        <w:t>A composite Sort Key means you put multiple pieces of information into one SK.</w:t>
+      </w:r>
+    </w:p>
+    <w:p>
+      <w:pPr>
+        <w:pStyle w:val="pdq2pgselectionanchorcontainer"/>
+        <w:ind w:left="720"/>
+        <w:rPr>
+          <w:rFonts w:asciiTheme="minorHAnsi" w:eastAsiaTheme="minorHAnsi" w:hAnsiTheme="minorHAnsi" w:cstheme="minorBidi"/>
+          <w:color w:val="000000" w:themeColor="text1"/>
+          <w:sz w:val="22"/>
+          <w:szCs w:val="22"/>
+          <w:lang w:val="en-AU"/>
+          <w14:ligatures w14:val="standardContextual"/>
+        </w:rPr>
+      </w:pPr>
+      <w:r>
+        <w:rPr>
+          <w:rFonts w:asciiTheme="minorHAnsi" w:eastAsiaTheme="minorHAnsi" w:hAnsiTheme="minorHAnsi" w:cstheme="minorBidi"/>
+          <w:color w:val="000000" w:themeColor="text1"/>
+          <w:sz w:val="22"/>
+          <w:szCs w:val="22"/>
+          <w:lang w:val="en-AU"/>
+          <w14:ligatures w14:val="standardContextual"/>
+        </w:rPr>
+        <w:t>For example:</w:t>
+      </w:r>
+      <w:r>
+        <w:rPr>
+          <w:rFonts w:asciiTheme="minorHAnsi" w:eastAsiaTheme="minorHAnsi" w:hAnsiTheme="minorHAnsi" w:cstheme="minorBidi"/>
+          <w:color w:val="000000" w:themeColor="text1"/>
+          <w:sz w:val="22"/>
+          <w:szCs w:val="22"/>
+          <w:lang w:val="en-AU"/>
+          <w14:ligatures w14:val="standardContextual"/>
+        </w:rPr>
+        <w:t xml:space="preserve"> </w:t>
+      </w:r>
+      <w:r>
+        <w:rPr>
+          <w:rFonts w:asciiTheme="minorHAnsi" w:eastAsiaTheme="minorHAnsi" w:hAnsiTheme="minorHAnsi" w:cstheme="minorBidi"/>
+          <w:color w:val="000000" w:themeColor="text1"/>
+          <w:sz w:val="22"/>
+          <w:szCs w:val="22"/>
+          <w:lang w:val="en-AU"/>
+          <w14:ligatures w14:val="standardContextual"/>
+        </w:rPr>
+        <w:t>SK = HARVEST#2026-08-17#123</w:t>
+      </w:r>
+      <w:r>
+        <w:rPr>
+          <w:rFonts w:asciiTheme="minorHAnsi" w:eastAsiaTheme="minorHAnsi" w:hAnsiTheme="minorHAnsi" w:cstheme="minorBidi"/>
+          <w:color w:val="000000" w:themeColor="text1"/>
+          <w:sz w:val="22"/>
+          <w:szCs w:val="22"/>
+          <w:lang w:val="en-AU"/>
+          <w14:ligatures w14:val="standardContextual"/>
+        </w:rPr>
+        <w:t xml:space="preserve"> </w:t>
+      </w:r>
+      <w:r>
+        <w:rPr>
+          <w:rFonts w:asciiTheme="minorHAnsi" w:eastAsiaTheme="minorHAnsi" w:hAnsiTheme="minorHAnsi" w:cstheme="minorBidi"/>
+          <w:color w:val="000000" w:themeColor="text1"/>
+          <w:sz w:val="22"/>
+          <w:szCs w:val="22"/>
+          <w:lang w:val="en-AU"/>
+          <w14:ligatures w14:val="standardContextual"/>
+        </w:rPr>
+        <w:t>This contains three pieces of information</w:t>
+      </w:r>
+      <w:r>
+        <w:rPr>
+          <w:rFonts w:asciiTheme="minorHAnsi" w:eastAsiaTheme="minorHAnsi" w:hAnsiTheme="minorHAnsi" w:cstheme="minorBidi"/>
+          <w:color w:val="000000" w:themeColor="text1"/>
+          <w:sz w:val="22"/>
+          <w:szCs w:val="22"/>
+          <w:lang w:val="en-AU"/>
+          <w14:ligatures w14:val="standardContextual"/>
+        </w:rPr>
+        <w:t xml:space="preserve">: </w:t>
+      </w:r>
+      <w:r>
+        <w:rPr>
+          <w:rFonts w:asciiTheme="minorHAnsi" w:eastAsiaTheme="minorHAnsi" w:hAnsiTheme="minorHAnsi" w:cstheme="minorBidi"/>
+          <w:color w:val="000000" w:themeColor="text1"/>
+          <w:sz w:val="22"/>
+          <w:szCs w:val="22"/>
+          <w:lang w:val="en-AU"/>
+          <w14:ligatures w14:val="standardContextual"/>
+        </w:rPr>
+        <w:t>HARVEST</w:t>
+      </w:r>
+      <w:r>
+        <w:rPr>
+          <w:rFonts w:asciiTheme="minorHAnsi" w:eastAsiaTheme="minorHAnsi" w:hAnsiTheme="minorHAnsi" w:cstheme="minorBidi"/>
+          <w:color w:val="000000" w:themeColor="text1"/>
+          <w:sz w:val="22"/>
+          <w:szCs w:val="22"/>
+          <w:lang w:val="en-AU"/>
+          <w14:ligatures w14:val="standardContextual"/>
+        </w:rPr>
+        <w:t xml:space="preserve"> == T</w:t>
+      </w:r>
+      <w:r>
+        <w:rPr>
+          <w:rFonts w:asciiTheme="minorHAnsi" w:eastAsiaTheme="minorHAnsi" w:hAnsiTheme="minorHAnsi" w:cstheme="minorBidi"/>
+          <w:color w:val="000000" w:themeColor="text1"/>
+          <w:sz w:val="22"/>
+          <w:szCs w:val="22"/>
+          <w:lang w:val="en-AU"/>
+          <w14:ligatures w14:val="standardContextual"/>
+        </w:rPr>
+        <w:t>ype</w:t>
+      </w:r>
+      <w:r>
+        <w:rPr>
+          <w:rFonts w:asciiTheme="minorHAnsi" w:eastAsiaTheme="minorHAnsi" w:hAnsiTheme="minorHAnsi" w:cstheme="minorBidi"/>
+          <w:color w:val="000000" w:themeColor="text1"/>
+          <w:sz w:val="22"/>
+          <w:szCs w:val="22"/>
+          <w:lang w:val="en-AU"/>
+          <w14:ligatures w14:val="standardContextual"/>
+        </w:rPr>
+        <w:t xml:space="preserve">, </w:t>
+      </w:r>
+      <w:r>
+        <w:rPr>
+          <w:rFonts w:asciiTheme="minorHAnsi" w:eastAsiaTheme="minorHAnsi" w:hAnsiTheme="minorHAnsi" w:cstheme="minorBidi"/>
+          <w:color w:val="000000" w:themeColor="text1"/>
+          <w:sz w:val="22"/>
+          <w:szCs w:val="22"/>
+          <w:lang w:val="en-AU"/>
+          <w14:ligatures w14:val="standardContextual"/>
+        </w:rPr>
+        <w:t>2026-08-17</w:t>
+      </w:r>
+      <w:r>
+        <w:rPr>
+          <w:rFonts w:asciiTheme="minorHAnsi" w:eastAsiaTheme="minorHAnsi" w:hAnsiTheme="minorHAnsi" w:cstheme="minorBidi"/>
+          <w:color w:val="000000" w:themeColor="text1"/>
+          <w:sz w:val="22"/>
+          <w:szCs w:val="22"/>
+          <w:lang w:val="en-AU"/>
+          <w14:ligatures w14:val="standardContextual"/>
+        </w:rPr>
+        <w:t xml:space="preserve"> == D</w:t>
+      </w:r>
+      <w:r>
+        <w:rPr>
+          <w:rFonts w:asciiTheme="minorHAnsi" w:eastAsiaTheme="minorHAnsi" w:hAnsiTheme="minorHAnsi" w:cstheme="minorBidi"/>
+          <w:color w:val="000000" w:themeColor="text1"/>
+          <w:sz w:val="22"/>
+          <w:szCs w:val="22"/>
+          <w:lang w:val="en-AU"/>
+          <w14:ligatures w14:val="standardContextual"/>
+        </w:rPr>
+        <w:t>ate</w:t>
+      </w:r>
+      <w:r>
+        <w:rPr>
+          <w:rFonts w:asciiTheme="minorHAnsi" w:eastAsiaTheme="minorHAnsi" w:hAnsiTheme="minorHAnsi" w:cstheme="minorBidi"/>
+          <w:color w:val="000000" w:themeColor="text1"/>
+          <w:sz w:val="22"/>
+          <w:szCs w:val="22"/>
+          <w:lang w:val="en-AU"/>
+          <w14:ligatures w14:val="standardContextual"/>
+        </w:rPr>
+        <w:t xml:space="preserve">, </w:t>
+      </w:r>
+      <w:r>
+        <w:rPr>
+          <w:rFonts w:asciiTheme="minorHAnsi" w:eastAsiaTheme="minorHAnsi" w:hAnsiTheme="minorHAnsi" w:cstheme="minorBidi"/>
+          <w:color w:val="000000" w:themeColor="text1"/>
+          <w:sz w:val="22"/>
+          <w:szCs w:val="22"/>
+          <w:lang w:val="en-AU"/>
+          <w14:ligatures w14:val="standardContextual"/>
+        </w:rPr>
+        <w:t>123</w:t>
+      </w:r>
+      <w:r>
+        <w:rPr>
+          <w:rFonts w:asciiTheme="minorHAnsi" w:eastAsiaTheme="minorHAnsi" w:hAnsiTheme="minorHAnsi" w:cstheme="minorBidi"/>
+          <w:color w:val="000000" w:themeColor="text1"/>
+          <w:sz w:val="22"/>
+          <w:szCs w:val="22"/>
+          <w:lang w:val="en-AU"/>
+          <w14:ligatures w14:val="standardContextual"/>
+        </w:rPr>
+        <w:t xml:space="preserve"> == </w:t>
+      </w:r>
+      <w:r>
+        <w:rPr>
+          <w:rFonts w:asciiTheme="minorHAnsi" w:eastAsiaTheme="minorHAnsi" w:hAnsiTheme="minorHAnsi" w:cstheme="minorBidi"/>
+          <w:color w:val="000000" w:themeColor="text1"/>
+          <w:sz w:val="22"/>
+          <w:szCs w:val="22"/>
+          <w:lang w:val="en-AU"/>
+          <w14:ligatures w14:val="standardContextual"/>
+        </w:rPr>
+        <w:t>unique ID</w:t>
+      </w:r>
+    </w:p>
+    <w:p>
+      <w:pPr>
+        <w:pStyle w:val="ListParagraph"/>
+        <w:numPr>
+          <w:ilvl w:val="0"/>
+          <w:numId w:val="3"/>
+        </w:numPr>
+        <w:rPr>
+          <w:color w:val="000000" w:themeColor="text1"/>
+        </w:rPr>
+      </w:pPr>
+      <w:r>
+        <w:rPr>
+          <w:color w:val="000000" w:themeColor="text1"/>
+        </w:rPr>
+        <w:t>┌────────</w:t>
+      </w:r>
+      <w:r>
+        <w:rPr>
+          <w:rFonts w:ascii="MS Gothic" w:eastAsia="MS Gothic" w:hAnsi="MS Gothic" w:cs="MS Gothic" w:hint="eastAsia"/>
+          <w:color w:val="000000" w:themeColor="text1"/>
+        </w:rPr>
+        <w:t>┬</w:t>
+      </w:r>
+      <w:r>
+        <w:rPr>
+          <w:rFonts w:ascii="Aptos" w:hAnsi="Aptos" w:cs="Aptos"/>
+          <w:color w:val="000000" w:themeColor="text1"/>
+        </w:rPr>
+        <w:t>──────────</w:t>
+      </w:r>
+      <w:r>
+        <w:rPr>
+          <w:rFonts w:ascii="MS Gothic" w:eastAsia="MS Gothic" w:hAnsi="MS Gothic" w:cs="MS Gothic" w:hint="eastAsia"/>
+          <w:color w:val="000000" w:themeColor="text1"/>
+        </w:rPr>
+        <w:t>┬</w:t>
+      </w:r>
+      <w:r>
+        <w:rPr>
+          <w:rFonts w:ascii="Aptos" w:hAnsi="Aptos" w:cs="Aptos"/>
+          <w:color w:val="000000" w:themeColor="text1"/>
+        </w:rPr>
+        <w:t>─────┐</w:t>
+      </w:r>
+    </w:p>
+    <w:p>
+      <w:pPr>
+        <w:pStyle w:val="ListParagraph"/>
+        <w:rPr>
+          <w:color w:val="000000" w:themeColor="text1"/>
+        </w:rPr>
+      </w:pPr>
+      <w:r>
+        <w:rPr>
+          <w:color w:val="000000" w:themeColor="text1"/>
+        </w:rPr>
+        <w:t>│ HARVEST│ 2026-08-17│ 123 │</w:t>
+      </w:r>
+    </w:p>
+    <w:p>
+      <w:pPr>
+        <w:pStyle w:val="ListParagraph"/>
+        <w:rPr>
+          <w:color w:val="000000" w:themeColor="text1"/>
+        </w:rPr>
+      </w:pPr>
+      <w:r>
+        <w:rPr>
+          <w:color w:val="000000" w:themeColor="text1"/>
+        </w:rPr>
+        <w:t>└────────</w:t>
+      </w:r>
+      <w:r>
+        <w:rPr>
+          <w:rFonts w:ascii="MS Gothic" w:eastAsia="MS Gothic" w:hAnsi="MS Gothic" w:cs="MS Gothic" w:hint="eastAsia"/>
+          <w:color w:val="000000" w:themeColor="text1"/>
+        </w:rPr>
+        <w:t>┴</w:t>
+      </w:r>
+      <w:r>
+        <w:rPr>
+          <w:rFonts w:ascii="Aptos" w:hAnsi="Aptos" w:cs="Aptos"/>
+          <w:color w:val="000000" w:themeColor="text1"/>
+        </w:rPr>
+        <w:t>──────────</w:t>
+      </w:r>
+      <w:r>
+        <w:rPr>
+          <w:rFonts w:ascii="MS Gothic" w:eastAsia="MS Gothic" w:hAnsi="MS Gothic" w:cs="MS Gothic" w:hint="eastAsia"/>
+          <w:color w:val="000000" w:themeColor="text1"/>
+        </w:rPr>
+        <w:t>┴</w:t>
+      </w:r>
+      <w:r>
+        <w:rPr>
+          <w:rFonts w:ascii="Aptos" w:hAnsi="Aptos" w:cs="Aptos"/>
+          <w:color w:val="000000" w:themeColor="text1"/>
+        </w:rPr>
+        <w:t>─────┘</w:t>
+      </w:r>
+    </w:p>
+    <w:p>
+      <w:pPr>
+        <w:pStyle w:val="ListParagraph"/>
+        <w:rPr>
+          <w:color w:val="000000" w:themeColor="text1"/>
+        </w:rPr>
+      </w:pPr>
+      <w:r>
+        <w:rPr>
+          <w:color w:val="000000" w:themeColor="text1"/>
+        </w:rPr>
+        <w:t xml:space="preserve">    │          │       │</w:t>
+      </w:r>
+    </w:p>
+    <w:p>
+      <w:pPr>
+        <w:pStyle w:val="ListParagraph"/>
+        <w:rPr>
+          <w:color w:val="000000" w:themeColor="text1"/>
+        </w:rPr>
+      </w:pPr>
+      <w:r>
+        <w:rPr>
+          <w:color w:val="000000" w:themeColor="text1"/>
+        </w:rPr>
+        <w:t xml:space="preserve"> type       date     ID</w:t>
+      </w:r>
+    </w:p>
+    <w:p>
+      <w:pPr>
+        <w:pStyle w:val="ListParagraph"/>
+        <w:numPr>
+          <w:ilvl w:val="0"/>
+          <w:numId w:val="3"/>
+        </w:numPr>
+        <w:rPr>
+          <w:color w:val="000000" w:themeColor="text1"/>
+        </w:rPr>
+      </w:pPr>
+      <w:r>
+        <w:rPr>
+          <w:color w:val="000000" w:themeColor="text1"/>
+        </w:rPr>
+        <w:t>the SK can only store one row of information not more</w:t>
+      </w:r>
+    </w:p>
+    <w:p>
+      <w:pPr>
+        <w:pStyle w:val="ListParagraph"/>
+        <w:numPr>
+          <w:ilvl w:val="0"/>
+          <w:numId w:val="3"/>
+        </w:numPr>
+        <w:rPr>
+          <w:color w:val="000000" w:themeColor="text1"/>
+        </w:rPr>
+      </w:pPr>
+      <w:r>
+        <w:rPr>
+          <w:color w:val="000000" w:themeColor="text1"/>
+        </w:rPr>
+        <w:t>distribution is about requests and how often this PK is queried it does not have anything with how many SKs it stores</w:t>
+      </w:r>
+    </w:p>
+    <w:p>
+      <w:pPr>
+        <w:rPr>
+          <w:color w:val="000000" w:themeColor="text1"/>
+        </w:rPr>
+      </w:pPr>
+    </w:p>
+    <w:p>
+      <w:pPr>
+        <w:rPr>
+          <w:b/>
+          <w:bCs/>
+          <w:color w:val="000000" w:themeColor="text1"/>
+          <w:sz w:val="28"/>
+          <w:szCs w:val="28"/>
+          <w:u w:val="single"/>
+        </w:rPr>
+      </w:pPr>
+      <w:r>
+        <w:rPr>
+          <w:b/>
+          <w:bCs/>
+          <w:color w:val="000000" w:themeColor="text1"/>
+          <w:sz w:val="28"/>
+          <w:szCs w:val="28"/>
+          <w:u w:val="single"/>
+        </w:rPr>
+        <w:t>Query vs Scan</w:t>
+      </w:r>
+      <w:r>
+        <w:rPr>
+          <w:b/>
+          <w:bCs/>
+          <w:color w:val="000000" w:themeColor="text1"/>
+          <w:sz w:val="28"/>
+          <w:szCs w:val="28"/>
+          <w:u w:val="single"/>
+        </w:rPr>
+        <w:t>:</w:t>
+      </w:r>
+    </w:p>
+    <w:p>
+      <w:pPr>
+        <w:pStyle w:val="pdq2pgselectionanchorcontainer"/>
+        <w:numPr>
+          <w:ilvl w:val="0"/>
+          <w:numId w:val="4"/>
+        </w:numPr>
+        <w:rPr>
+          <w:rFonts w:asciiTheme="minorHAnsi" w:eastAsiaTheme="minorHAnsi" w:hAnsiTheme="minorHAnsi" w:cstheme="minorBidi"/>
+          <w:color w:val="000000" w:themeColor="text1"/>
+          <w:sz w:val="22"/>
+          <w:szCs w:val="22"/>
+          <w:lang w:val="en-AU"/>
+          <w14:ligatures w14:val="standardContextual"/>
+        </w:rPr>
+      </w:pPr>
+      <w:r>
+        <w:rPr>
+          <w:rFonts w:asciiTheme="minorHAnsi" w:eastAsiaTheme="minorHAnsi" w:hAnsiTheme="minorHAnsi" w:cstheme="minorBidi"/>
+          <w:color w:val="000000" w:themeColor="text1"/>
+          <w:sz w:val="22"/>
+          <w:szCs w:val="22"/>
+          <w:lang w:val="en-AU"/>
+          <w14:ligatures w14:val="standardContextual"/>
+        </w:rPr>
+        <w:t>If the application frequently needs to find something, design the keys so DynamoDB can use Query instead of Scan.</w:t>
+      </w:r>
+    </w:p>
+    <w:p>
+      <w:pPr>
+        <w:pStyle w:val="pdq2pgselectionanchorcontainer"/>
+        <w:numPr>
+          <w:ilvl w:val="0"/>
+          <w:numId w:val="4"/>
+        </w:numPr>
+        <w:rPr>
+          <w:rFonts w:asciiTheme="minorHAnsi" w:eastAsiaTheme="minorHAnsi" w:hAnsiTheme="minorHAnsi" w:cstheme="minorBidi"/>
+          <w:color w:val="000000" w:themeColor="text1"/>
+          <w:sz w:val="22"/>
+          <w:szCs w:val="22"/>
+          <w:lang w:val="en-AU"/>
+          <w14:ligatures w14:val="standardContextual"/>
+        </w:rPr>
+      </w:pPr>
+      <w:r>
+        <w:rPr>
+          <w:rFonts w:asciiTheme="minorHAnsi" w:eastAsiaTheme="minorHAnsi" w:hAnsiTheme="minorHAnsi" w:cstheme="minorBidi"/>
+          <w:color w:val="000000" w:themeColor="text1"/>
+          <w:sz w:val="22"/>
+          <w:szCs w:val="22"/>
+          <w:lang w:val="en-AU"/>
+          <w14:ligatures w14:val="standardContextual"/>
+        </w:rPr>
+        <w:t xml:space="preserve">A </w:t>
+      </w:r>
+      <w:r>
+        <w:rPr>
+          <w:rFonts w:asciiTheme="minorHAnsi" w:eastAsiaTheme="minorHAnsi" w:hAnsiTheme="minorHAnsi" w:cstheme="minorBidi"/>
+          <w:b/>
+          <w:bCs/>
+          <w:color w:val="000000" w:themeColor="text1"/>
+          <w:sz w:val="22"/>
+          <w:szCs w:val="22"/>
+          <w:lang w:val="en-AU"/>
+          <w14:ligatures w14:val="standardContextual"/>
+        </w:rPr>
+        <w:t>Scan</w:t>
+      </w:r>
+      <w:r>
+        <w:rPr>
+          <w:rFonts w:asciiTheme="minorHAnsi" w:eastAsiaTheme="minorHAnsi" w:hAnsiTheme="minorHAnsi" w:cstheme="minorBidi"/>
+          <w:color w:val="000000" w:themeColor="text1"/>
+          <w:sz w:val="22"/>
+          <w:szCs w:val="22"/>
+          <w:lang w:val="en-AU"/>
+          <w14:ligatures w14:val="standardContextual"/>
+        </w:rPr>
+        <w:t xml:space="preserve"> asks DynamoDB:</w:t>
+      </w:r>
+      <w:r>
+        <w:rPr>
+          <w:rFonts w:asciiTheme="minorHAnsi" w:eastAsiaTheme="minorHAnsi" w:hAnsiTheme="minorHAnsi" w:cstheme="minorBidi"/>
+          <w:color w:val="000000" w:themeColor="text1"/>
+          <w:sz w:val="22"/>
+          <w:szCs w:val="22"/>
+          <w:lang w:val="en-AU"/>
+          <w14:ligatures w14:val="standardContextual"/>
+        </w:rPr>
+        <w:t xml:space="preserve"> </w:t>
+      </w:r>
+      <w:r>
+        <w:rPr>
+          <w:rFonts w:asciiTheme="minorHAnsi" w:eastAsiaTheme="minorHAnsi" w:hAnsiTheme="minorHAnsi" w:cstheme="minorBidi"/>
+          <w:color w:val="000000" w:themeColor="text1"/>
+          <w:sz w:val="22"/>
+          <w:szCs w:val="22"/>
+          <w:lang w:val="en-AU"/>
+          <w14:ligatures w14:val="standardContextual"/>
+        </w:rPr>
+        <w:t>"Go through the table and examine the items."</w:t>
+      </w:r>
+      <w:r>
+        <w:rPr>
+          <w:rFonts w:asciiTheme="minorHAnsi" w:eastAsiaTheme="minorHAnsi" w:hAnsiTheme="minorHAnsi" w:cstheme="minorBidi"/>
+          <w:color w:val="000000" w:themeColor="text1"/>
+          <w:sz w:val="22"/>
+          <w:szCs w:val="22"/>
+          <w:lang w:val="en-AU"/>
+          <w14:ligatures w14:val="standardContextual"/>
+        </w:rPr>
+        <w:t xml:space="preserve">, it iterates through each item in the table even if we put a filter. </w:t>
+      </w:r>
+    </w:p>
+    <w:p>
+      <w:pPr>
+        <w:pStyle w:val="ListParagraph"/>
+        <w:numPr>
+          <w:ilvl w:val="0"/>
+          <w:numId w:val="4"/>
+        </w:numPr>
+        <w:rPr>
+          <w:color w:val="000000" w:themeColor="text1"/>
+        </w:rPr>
+      </w:pPr>
+      <w:r>
+        <w:rPr>
+          <w:color w:val="000000" w:themeColor="text1"/>
+        </w:rPr>
+        <w:t>Query</w:t>
+      </w:r>
+      <w:r>
+        <w:rPr>
+          <w:color w:val="000000" w:themeColor="text1"/>
+        </w:rPr>
+        <w:t xml:space="preserve">; </w:t>
+      </w:r>
+      <w:r>
+        <w:rPr>
+          <w:color w:val="000000" w:themeColor="text1"/>
+        </w:rPr>
+        <w:t>You tell the librarian:</w:t>
+      </w:r>
+      <w:r>
+        <w:rPr>
+          <w:color w:val="000000" w:themeColor="text1"/>
+        </w:rPr>
+        <w:t xml:space="preserve"> </w:t>
+      </w:r>
+      <w:r>
+        <w:rPr>
+          <w:color w:val="000000" w:themeColor="text1"/>
+        </w:rPr>
+        <w:t>"Go to shelf CUSTOMER#123 and give me the orders."</w:t>
+      </w:r>
+    </w:p>
+    <w:p>
+      <w:pPr>
+        <w:pStyle w:val="ListParagraph"/>
+        <w:numPr>
+          <w:ilvl w:val="0"/>
+          <w:numId w:val="4"/>
+        </w:numPr>
+        <w:rPr>
+          <w:color w:val="000000" w:themeColor="text1"/>
+        </w:rPr>
+      </w:pPr>
+      <w:r>
+        <w:rPr>
+          <w:color w:val="000000" w:themeColor="text1"/>
+        </w:rPr>
+        <w:lastRenderedPageBreak/>
+        <w:t>Scan</w:t>
+      </w:r>
+      <w:r>
+        <w:rPr>
+          <w:color w:val="000000" w:themeColor="text1"/>
+        </w:rPr>
+        <w:t xml:space="preserve">; </w:t>
+      </w:r>
+      <w:r>
+        <w:rPr>
+          <w:color w:val="000000" w:themeColor="text1"/>
+        </w:rPr>
+        <w:t>You tell the librarian:</w:t>
+      </w:r>
+      <w:r>
+        <w:rPr>
+          <w:color w:val="000000" w:themeColor="text1"/>
+        </w:rPr>
+        <w:t xml:space="preserve"> </w:t>
+      </w:r>
+      <w:r>
+        <w:rPr>
+          <w:color w:val="000000" w:themeColor="text1"/>
+        </w:rPr>
+        <w:t>"Look through the entire library and find every book about customers."</w:t>
+      </w:r>
+    </w:p>
+    <w:p>
+      <w:pPr>
+        <w:pStyle w:val="ListParagraph"/>
+        <w:numPr>
+          <w:ilvl w:val="0"/>
+          <w:numId w:val="4"/>
+        </w:numPr>
+        <w:rPr>
+          <w:color w:val="000000" w:themeColor="text1"/>
+        </w:rPr>
+      </w:pPr>
+      <w:r>
+        <w:rPr>
+          <w:color w:val="000000" w:themeColor="text1"/>
+        </w:rPr>
+        <w:t>DynamoDB was designed exactly for querying not scanning where you decide on the PK and the SK so it can jump directly to what we want saving us time.</w:t>
+      </w:r>
+    </w:p>
+    <w:p>
+      <w:pPr>
+        <w:pStyle w:val="ListParagraph"/>
+        <w:numPr>
+          <w:ilvl w:val="0"/>
+          <w:numId w:val="4"/>
+        </w:numPr>
+        <w:rPr>
+          <w:color w:val="000000" w:themeColor="text1"/>
+        </w:rPr>
+      </w:pPr>
+      <w:r>
+        <w:rPr>
+          <w:color w:val="000000" w:themeColor="text1"/>
+        </w:rPr>
+        <w:t xml:space="preserve">Using the </w:t>
+      </w:r>
+      <w:proofErr w:type="spellStart"/>
+      <w:r>
+        <w:rPr>
+          <w:color w:val="000000" w:themeColor="text1"/>
+        </w:rPr>
+        <w:t>begin_</w:t>
+      </w:r>
+      <w:proofErr w:type="gramStart"/>
+      <w:r>
+        <w:rPr>
+          <w:color w:val="000000" w:themeColor="text1"/>
+        </w:rPr>
+        <w:t>with</w:t>
+      </w:r>
+      <w:proofErr w:type="spellEnd"/>
+      <w:r>
+        <w:rPr>
+          <w:color w:val="000000" w:themeColor="text1"/>
+        </w:rPr>
+        <w:t>(</w:t>
+      </w:r>
+      <w:proofErr w:type="gramEnd"/>
+      <w:r>
+        <w:rPr>
+          <w:color w:val="000000" w:themeColor="text1"/>
+        </w:rPr>
+        <w:t>) we can define the SK by passing SK, Harvest as an example</w:t>
+      </w:r>
+    </w:p>
+    <w:p>
+      <w:pPr>
+        <w:pStyle w:val="ListParagraph"/>
+        <w:numPr>
+          <w:ilvl w:val="0"/>
+          <w:numId w:val="4"/>
+        </w:numPr>
+      </w:pPr>
+      <w:proofErr w:type="spellStart"/>
+      <w:r>
+        <w:t>FilterExpression</w:t>
+      </w:r>
+      <w:proofErr w:type="spellEnd"/>
+      <w:r>
+        <w:t xml:space="preserve"> does NOT turn Scan into Query</w:t>
+      </w:r>
+      <w:r>
+        <w:t xml:space="preserve">; </w:t>
+      </w:r>
+      <w:r>
+        <w:t>This is extremely important.</w:t>
+      </w:r>
+    </w:p>
+    <w:p>
+      <w:pPr>
+        <w:pStyle w:val="ListParagraph"/>
+        <w:numPr>
+          <w:ilvl w:val="0"/>
+          <w:numId w:val="4"/>
+        </w:numPr>
+        <w:rPr>
+          <w:color w:val="000000" w:themeColor="text1"/>
+        </w:rPr>
+      </w:pPr>
+      <w:r>
+        <w:rPr>
+          <w:color w:val="000000" w:themeColor="text1"/>
+        </w:rPr>
+        <w:t>Queries can also include a filter expression and are much better for that reason</w:t>
+      </w:r>
+    </w:p>
+    <w:p>
+      <w:pPr>
+        <w:pStyle w:val="ListParagraph"/>
+        <w:rPr>
+          <w:color w:val="000000" w:themeColor="text1"/>
+        </w:rPr>
+      </w:pPr>
+    </w:p>
+    <w:p>
+      <w:pPr>
+        <w:rPr>
+          <w:b/>
+          <w:bCs/>
+          <w:color w:val="000000" w:themeColor="text1"/>
+          <w:sz w:val="28"/>
+          <w:szCs w:val="28"/>
+          <w:u w:val="single"/>
+        </w:rPr>
+      </w:pPr>
+      <w:r>
+        <w:rPr>
+          <w:b/>
+          <w:bCs/>
+          <w:color w:val="000000" w:themeColor="text1"/>
+          <w:sz w:val="28"/>
+          <w:szCs w:val="28"/>
+          <w:u w:val="single"/>
+        </w:rPr>
+        <w:t xml:space="preserve">Access-pattern-first </w:t>
+      </w:r>
+      <w:r>
+        <w:rPr>
+          <w:b/>
+          <w:bCs/>
+          <w:color w:val="000000" w:themeColor="text1"/>
+          <w:sz w:val="28"/>
+          <w:szCs w:val="28"/>
+          <w:u w:val="single"/>
+        </w:rPr>
+        <w:t>modelling:</w:t>
+      </w:r>
+    </w:p>
+    <w:p>
+      <w:pPr>
+        <w:pStyle w:val="ListParagraph"/>
+        <w:numPr>
+          <w:ilvl w:val="0"/>
+          <w:numId w:val="5"/>
+        </w:numPr>
+        <w:rPr>
+          <w:color w:val="000000" w:themeColor="text1"/>
+        </w:rPr>
+      </w:pPr>
+      <w:r>
+        <w:rPr>
+          <w:color w:val="000000" w:themeColor="text1"/>
+        </w:rPr>
+        <w:t>In DynamoDB, you design your table around the questions your application needs to ask.</w:t>
+      </w:r>
+    </w:p>
+    <w:p>
+      <w:pPr>
+        <w:pStyle w:val="pdq2pgselectionanchorcontainer"/>
+        <w:numPr>
+          <w:ilvl w:val="0"/>
+          <w:numId w:val="5"/>
+        </w:numPr>
+        <w:rPr>
+          <w:rFonts w:asciiTheme="minorHAnsi" w:eastAsiaTheme="minorHAnsi" w:hAnsiTheme="minorHAnsi" w:cstheme="minorBidi"/>
+          <w:color w:val="000000" w:themeColor="text1"/>
+          <w:sz w:val="22"/>
+          <w:szCs w:val="22"/>
+          <w:lang w:val="en-AU"/>
+          <w14:ligatures w14:val="standardContextual"/>
+        </w:rPr>
+      </w:pPr>
+      <w:r>
+        <w:rPr>
+          <w:rFonts w:asciiTheme="minorHAnsi" w:eastAsiaTheme="minorHAnsi" w:hAnsiTheme="minorHAnsi" w:cstheme="minorBidi"/>
+          <w:color w:val="000000" w:themeColor="text1"/>
+          <w:sz w:val="22"/>
+          <w:szCs w:val="22"/>
+          <w:lang w:val="en-AU"/>
+          <w14:ligatures w14:val="standardContextual"/>
+        </w:rPr>
+        <w:t>With DynamoDB, you should first ask:</w:t>
+      </w:r>
+      <w:r>
+        <w:rPr>
+          <w:rFonts w:asciiTheme="minorHAnsi" w:eastAsiaTheme="minorHAnsi" w:hAnsiTheme="minorHAnsi" w:cstheme="minorBidi"/>
+          <w:color w:val="000000" w:themeColor="text1"/>
+          <w:sz w:val="22"/>
+          <w:szCs w:val="22"/>
+          <w:lang w:val="en-AU"/>
+          <w14:ligatures w14:val="standardContextual"/>
+        </w:rPr>
+        <w:t xml:space="preserve"> </w:t>
+      </w:r>
+      <w:r>
+        <w:rPr>
+          <w:rFonts w:asciiTheme="minorHAnsi" w:eastAsiaTheme="minorHAnsi" w:hAnsiTheme="minorHAnsi" w:cstheme="minorBidi"/>
+          <w:color w:val="000000" w:themeColor="text1"/>
+          <w:sz w:val="22"/>
+          <w:szCs w:val="22"/>
+          <w:lang w:val="en-AU"/>
+          <w14:ligatures w14:val="standardContextual"/>
+        </w:rPr>
+        <w:t>What does my application need to retrieve?</w:t>
+      </w:r>
+    </w:p>
+    <w:p>
+      <w:pPr>
+        <w:pStyle w:val="ListParagraph"/>
+        <w:numPr>
+          <w:ilvl w:val="0"/>
+          <w:numId w:val="5"/>
+        </w:numPr>
+        <w:rPr>
+          <w:color w:val="000000" w:themeColor="text1"/>
+        </w:rPr>
+      </w:pPr>
+      <w:proofErr w:type="spellStart"/>
+      <w:proofErr w:type="gramStart"/>
+      <w:r>
+        <w:rPr>
+          <w:color w:val="000000" w:themeColor="text1"/>
+        </w:rPr>
+        <w:t>Its</w:t>
+      </w:r>
+      <w:proofErr w:type="spellEnd"/>
+      <w:proofErr w:type="gramEnd"/>
+      <w:r>
+        <w:rPr>
+          <w:color w:val="000000" w:themeColor="text1"/>
+        </w:rPr>
+        <w:t xml:space="preserve"> usually a good idea to put the time stamp in the </w:t>
+      </w:r>
+      <w:proofErr w:type="spellStart"/>
+      <w:r>
+        <w:rPr>
+          <w:color w:val="000000" w:themeColor="text1"/>
+        </w:rPr>
+        <w:t>Sk</w:t>
+      </w:r>
+      <w:proofErr w:type="spellEnd"/>
+    </w:p>
+    <w:p>
+      <w:pPr>
+        <w:pStyle w:val="ListParagraph"/>
+        <w:numPr>
+          <w:ilvl w:val="0"/>
+          <w:numId w:val="5"/>
+        </w:numPr>
+        <w:rPr>
+          <w:color w:val="000000" w:themeColor="text1"/>
+        </w:rPr>
+      </w:pPr>
+      <w:r>
+        <w:rPr>
+          <w:color w:val="000000" w:themeColor="text1"/>
+        </w:rPr>
+        <w:t>Can this same key structure answer other common questions?</w:t>
+      </w:r>
+    </w:p>
+    <w:p>
+      <w:pPr>
+        <w:pStyle w:val="ListParagraph"/>
+        <w:numPr>
+          <w:ilvl w:val="0"/>
+          <w:numId w:val="5"/>
+        </w:numPr>
+        <w:rPr>
+          <w:color w:val="000000" w:themeColor="text1"/>
+        </w:rPr>
+      </w:pPr>
+      <w:r>
+        <w:rPr>
+          <w:color w:val="000000" w:themeColor="text1"/>
+        </w:rPr>
+        <w:t>The thing you frequently use to find a group of related items is often a strong candidate for the partition key.</w:t>
+      </w:r>
+    </w:p>
+    <w:p>
+      <w:pPr>
+        <w:pStyle w:val="ListParagraph"/>
+        <w:numPr>
+          <w:ilvl w:val="0"/>
+          <w:numId w:val="5"/>
+        </w:numPr>
+        <w:rPr>
+          <w:color w:val="000000" w:themeColor="text1"/>
+        </w:rPr>
+      </w:pPr>
+      <w:r>
+        <w:rPr>
+          <w:color w:val="000000" w:themeColor="text1"/>
+        </w:rPr>
+        <w:t>How do I need to find/order those items inside that group?</w:t>
+      </w:r>
+      <w:r>
+        <w:rPr>
+          <w:color w:val="000000" w:themeColor="text1"/>
+        </w:rPr>
+        <w:t xml:space="preserve"> This helps us define the SK</w:t>
+      </w:r>
+    </w:p>
+    <w:p>
+      <w:pPr>
+        <w:pStyle w:val="ListParagraph"/>
+        <w:rPr>
+          <w:color w:val="000000" w:themeColor="text1"/>
+        </w:rPr>
+      </w:pPr>
+    </w:p>
+    <w:p>
+      <w:pPr>
+        <w:rPr>
+          <w:b/>
+          <w:bCs/>
+          <w:color w:val="000000" w:themeColor="text1"/>
+          <w:sz w:val="28"/>
+          <w:szCs w:val="28"/>
+          <w:u w:val="single"/>
+        </w:rPr>
+      </w:pPr>
+      <w:r>
+        <w:rPr>
+          <w:b/>
+          <w:bCs/>
+          <w:color w:val="000000" w:themeColor="text1"/>
+          <w:sz w:val="28"/>
+          <w:szCs w:val="28"/>
+          <w:u w:val="single"/>
+        </w:rPr>
+        <w:t>Global Secondary Indexes (GSIs)</w:t>
+      </w:r>
+      <w:r>
+        <w:rPr>
+          <w:b/>
+          <w:bCs/>
+          <w:color w:val="000000" w:themeColor="text1"/>
+          <w:sz w:val="28"/>
+          <w:szCs w:val="28"/>
+          <w:u w:val="single"/>
+        </w:rPr>
+        <w:t>:</w:t>
+      </w:r>
+    </w:p>
+    <w:p>
+      <w:pPr>
+        <w:pStyle w:val="ListParagraph"/>
+        <w:numPr>
+          <w:ilvl w:val="0"/>
+          <w:numId w:val="6"/>
+        </w:numPr>
+        <w:rPr>
+          <w:color w:val="000000" w:themeColor="text1"/>
+        </w:rPr>
+      </w:pPr>
+      <w:r>
+        <w:rPr>
+          <w:color w:val="000000" w:themeColor="text1"/>
+        </w:rPr>
+        <w:t>A Global Secondary Index (GSI) is an index on a DynamoDB table that lets you query your data using a different partition key and optional sort key than the table's primary key.</w:t>
+      </w:r>
+    </w:p>
+    <w:p>
+      <w:pPr>
+        <w:pStyle w:val="ListParagraph"/>
+        <w:numPr>
+          <w:ilvl w:val="0"/>
+          <w:numId w:val="6"/>
+        </w:numPr>
+        <w:rPr>
+          <w:color w:val="000000" w:themeColor="text1"/>
+        </w:rPr>
+      </w:pPr>
+      <w:r>
+        <w:rPr>
+          <w:color w:val="000000" w:themeColor="text1"/>
+        </w:rPr>
+        <w:t>The GSI does not mean "another table you manually maintain</w:t>
+      </w:r>
+    </w:p>
+    <w:p>
+      <w:pPr>
+        <w:pStyle w:val="ListParagraph"/>
+        <w:numPr>
+          <w:ilvl w:val="0"/>
+          <w:numId w:val="6"/>
+        </w:numPr>
+        <w:rPr>
+          <w:color w:val="000000" w:themeColor="text1"/>
+        </w:rPr>
+      </w:pPr>
+      <w:r>
+        <w:rPr>
+          <w:color w:val="000000" w:themeColor="text1"/>
+        </w:rPr>
+        <w:t xml:space="preserve">A GSI is like creating an </w:t>
+      </w:r>
+      <w:r>
+        <w:rPr>
+          <w:color w:val="000000" w:themeColor="text1"/>
+        </w:rPr>
+        <w:t>additional PK/SK pair for querying</w:t>
+      </w:r>
+      <w:r>
+        <w:rPr>
+          <w:color w:val="000000" w:themeColor="text1"/>
+        </w:rPr>
+        <w:t xml:space="preserve">, but it is </w:t>
+      </w:r>
+      <w:r>
+        <w:rPr>
+          <w:color w:val="000000" w:themeColor="text1"/>
+        </w:rPr>
+        <w:t xml:space="preserve">not </w:t>
+      </w:r>
+      <w:proofErr w:type="gramStart"/>
+      <w:r>
+        <w:rPr>
+          <w:color w:val="000000" w:themeColor="text1"/>
+        </w:rPr>
+        <w:t>exactly the same</w:t>
+      </w:r>
+      <w:proofErr w:type="gramEnd"/>
+      <w:r>
+        <w:rPr>
+          <w:color w:val="000000" w:themeColor="text1"/>
+        </w:rPr>
+        <w:t xml:space="preserve"> as the table's primary key</w:t>
+      </w:r>
+      <w:r>
+        <w:rPr>
+          <w:color w:val="000000" w:themeColor="text1"/>
+        </w:rPr>
+        <w:t>.</w:t>
+      </w:r>
+    </w:p>
+    <w:p>
+      <w:pPr>
+        <w:pStyle w:val="ListParagraph"/>
+        <w:numPr>
+          <w:ilvl w:val="0"/>
+          <w:numId w:val="6"/>
+        </w:numPr>
+        <w:spacing w:before="100" w:beforeAutospacing="1" w:after="100" w:afterAutospacing="1" w:line="240" w:lineRule="auto"/>
+        <w:rPr>
+          <w:color w:val="000000" w:themeColor="text1"/>
+        </w:rPr>
+      </w:pPr>
+      <w:r>
+        <w:rPr>
+          <w:color w:val="000000" w:themeColor="text1"/>
+        </w:rPr>
+        <w:t>Yes, you can think of the GSI's keys as working similarly</w:t>
+      </w:r>
+      <w:r>
+        <w:rPr>
+          <w:color w:val="000000" w:themeColor="text1"/>
+        </w:rPr>
+        <w:t xml:space="preserve">: </w:t>
+      </w:r>
+      <w:r>
+        <w:rPr>
+          <w:color w:val="000000" w:themeColor="text1"/>
+        </w:rPr>
+        <w:t xml:space="preserve">GSI partition key determines how data is grouped. GSI sort key determines how data is ordered within that partition. You can use Query against the GSI. </w:t>
+      </w:r>
+      <w:r>
+        <w:rPr>
+          <w:color w:val="000000" w:themeColor="text1"/>
+        </w:rPr>
+        <w:t xml:space="preserve"> </w:t>
+      </w:r>
+      <w:r>
+        <w:rPr>
+          <w:color w:val="000000" w:themeColor="text1"/>
+        </w:rPr>
+        <w:t>You can use conditions on the GSI sort key.</w:t>
+      </w:r>
+    </w:p>
+    <w:p>
+      <w:pPr>
+        <w:pStyle w:val="ListParagraph"/>
+        <w:numPr>
+          <w:ilvl w:val="0"/>
+          <w:numId w:val="6"/>
+        </w:numPr>
+        <w:rPr>
+          <w:color w:val="000000" w:themeColor="text1"/>
+        </w:rPr>
+      </w:pPr>
+      <w:r>
+        <w:rPr>
+          <w:color w:val="000000" w:themeColor="text1"/>
+        </w:rPr>
+        <w:t xml:space="preserve">Just like indexing in </w:t>
+      </w:r>
+      <w:proofErr w:type="gramStart"/>
+      <w:r>
+        <w:rPr>
+          <w:color w:val="000000" w:themeColor="text1"/>
+        </w:rPr>
+        <w:t>SQL</w:t>
+      </w:r>
+      <w:proofErr w:type="gramEnd"/>
+      <w:r>
+        <w:rPr>
+          <w:color w:val="000000" w:themeColor="text1"/>
+        </w:rPr>
+        <w:t xml:space="preserve"> it takes </w:t>
+      </w:r>
+      <w:proofErr w:type="gramStart"/>
+      <w:r>
+        <w:rPr>
+          <w:color w:val="000000" w:themeColor="text1"/>
+        </w:rPr>
+        <w:t>storage</w:t>
+      </w:r>
+      <w:proofErr w:type="gramEnd"/>
+      <w:r>
+        <w:rPr>
+          <w:color w:val="000000" w:themeColor="text1"/>
+        </w:rPr>
+        <w:t xml:space="preserve"> so we </w:t>
+      </w:r>
+      <w:proofErr w:type="gramStart"/>
+      <w:r>
+        <w:rPr>
+          <w:color w:val="000000" w:themeColor="text1"/>
+        </w:rPr>
+        <w:t>have to</w:t>
+      </w:r>
+      <w:proofErr w:type="gramEnd"/>
+      <w:r>
+        <w:rPr>
+          <w:color w:val="000000" w:themeColor="text1"/>
+        </w:rPr>
+        <w:t xml:space="preserve"> be careful how many indexes we create</w:t>
+      </w:r>
+    </w:p>
+    <w:p>
+      <w:pPr>
+        <w:pStyle w:val="ListParagraph"/>
+        <w:numPr>
+          <w:ilvl w:val="0"/>
+          <w:numId w:val="6"/>
+        </w:numPr>
+        <w:rPr>
+          <w:color w:val="000000" w:themeColor="text1"/>
+        </w:rPr>
+      </w:pPr>
+      <w:r>
+        <w:rPr>
+          <w:color w:val="000000" w:themeColor="text1"/>
+        </w:rPr>
+        <w:t>You should not design your application assuming the new item is guaranteed to be visible in the GSI immediately.</w:t>
+      </w:r>
+    </w:p>
+    <w:p>
+      <w:pPr>
+        <w:ind w:left="360"/>
+        <w:rPr>
+          <w:color w:val="000000" w:themeColor="text1"/>
+        </w:rPr>
+      </w:pPr>
+    </w:p>
+    <w:p>
+      <w:pPr>
+        <w:rPr>
+          <w:b/>
+          <w:bCs/>
+          <w:color w:val="000000" w:themeColor="text1"/>
+          <w:sz w:val="28"/>
+          <w:szCs w:val="28"/>
+          <w:u w:val="single"/>
+        </w:rPr>
+      </w:pPr>
+      <w:r>
+        <w:rPr>
+          <w:b/>
+          <w:bCs/>
+          <w:color w:val="000000" w:themeColor="text1"/>
+          <w:sz w:val="28"/>
+          <w:szCs w:val="28"/>
+          <w:u w:val="single"/>
+        </w:rPr>
+        <w:t>Composite keys</w:t>
+      </w:r>
+      <w:r>
+        <w:rPr>
+          <w:b/>
+          <w:bCs/>
+          <w:color w:val="000000" w:themeColor="text1"/>
+          <w:sz w:val="28"/>
+          <w:szCs w:val="28"/>
+          <w:u w:val="single"/>
+        </w:rPr>
+        <w:t>:</w:t>
+      </w:r>
+    </w:p>
+    <w:p>
+      <w:pPr>
+        <w:pStyle w:val="ListParagraph"/>
+        <w:numPr>
+          <w:ilvl w:val="0"/>
+          <w:numId w:val="8"/>
+        </w:numPr>
+        <w:rPr>
+          <w:color w:val="000000" w:themeColor="text1"/>
+        </w:rPr>
+      </w:pPr>
+      <w:r>
+        <w:rPr>
+          <w:color w:val="000000" w:themeColor="text1"/>
+        </w:rPr>
+        <w:t xml:space="preserve">It’s the same in normal SQL just this time with the partition key and the </w:t>
+      </w:r>
+      <w:proofErr w:type="gramStart"/>
+      <w:r>
+        <w:rPr>
+          <w:color w:val="000000" w:themeColor="text1"/>
+        </w:rPr>
+        <w:t>sort</w:t>
+      </w:r>
+      <w:proofErr w:type="gramEnd"/>
+      <w:r>
+        <w:rPr>
+          <w:color w:val="000000" w:themeColor="text1"/>
+        </w:rPr>
+        <w:t xml:space="preserve"> key</w:t>
+      </w:r>
+    </w:p>
+    <w:p>
+      <w:pPr>
+        <w:pStyle w:val="ListParagraph"/>
+        <w:numPr>
+          <w:ilvl w:val="0"/>
+          <w:numId w:val="8"/>
+        </w:numPr>
+        <w:rPr>
+          <w:color w:val="000000" w:themeColor="text1"/>
+        </w:rPr>
+      </w:pPr>
+      <w:r>
+        <w:rPr>
+          <w:color w:val="000000" w:themeColor="text1"/>
+        </w:rPr>
+        <w:t>We should add a prefix and a suffix to our PK for example greenhouse#123 where the value after the hash is the id of the house</w:t>
+      </w:r>
+    </w:p>
+    <w:p>
+      <w:pPr>
+        <w:pStyle w:val="ListParagraph"/>
+        <w:numPr>
+          <w:ilvl w:val="0"/>
+          <w:numId w:val="8"/>
+        </w:numPr>
+        <w:rPr>
+          <w:color w:val="000000" w:themeColor="text1"/>
+        </w:rPr>
+      </w:pPr>
+      <w:r>
+        <w:rPr>
+          <w:color w:val="000000" w:themeColor="text1"/>
+        </w:rPr>
+        <w:t xml:space="preserve">Composite keys are basically </w:t>
+      </w:r>
+      <w:r>
+        <w:rPr>
+          <w:color w:val="000000" w:themeColor="text1"/>
+        </w:rPr>
+        <w:t>structured strings that you use to make DynamoDB's key-value model represent relationships and access patterns.</w:t>
+      </w:r>
+    </w:p>
+    <w:p>
+      <w:pPr>
+        <w:pStyle w:val="ListParagraph"/>
+        <w:numPr>
+          <w:ilvl w:val="0"/>
+          <w:numId w:val="8"/>
+        </w:numPr>
+        <w:rPr>
+          <w:color w:val="000000" w:themeColor="text1"/>
+        </w:rPr>
+      </w:pPr>
+      <w:r>
+        <w:rPr>
+          <w:color w:val="000000" w:themeColor="text1"/>
+        </w:rPr>
+        <w:t>Composite keys are basically structured strings that you use to make DynamoDB's key-value model represent relationships and access patterns.</w:t>
+      </w:r>
+    </w:p>
+    <w:p>
+      <w:pPr>
+        <w:rPr>
+          <w:color w:val="000000" w:themeColor="text1"/>
+        </w:rPr>
+      </w:pPr>
+    </w:p>
+    <w:p>
+      <w:pPr>
+        <w:rPr>
+          <w:color w:val="000000" w:themeColor="text1"/>
+        </w:rPr>
+      </w:pPr>
+    </w:p>
+    <w:p>
+      <w:pPr>
+        <w:rPr>
+          <w:b/>
+          <w:bCs/>
+          <w:color w:val="000000" w:themeColor="text1"/>
+          <w:sz w:val="28"/>
+          <w:szCs w:val="28"/>
+          <w:u w:val="single"/>
+        </w:rPr>
+      </w:pPr>
+      <w:r>
+        <w:rPr>
+          <w:b/>
+          <w:bCs/>
+          <w:color w:val="000000" w:themeColor="text1"/>
+          <w:sz w:val="28"/>
+          <w:szCs w:val="28"/>
+          <w:u w:val="single"/>
+        </w:rPr>
+        <w:lastRenderedPageBreak/>
+        <w:t>Sort-key conditions</w:t>
+      </w:r>
+      <w:r>
+        <w:rPr>
+          <w:b/>
+          <w:bCs/>
+          <w:color w:val="000000" w:themeColor="text1"/>
+          <w:sz w:val="28"/>
+          <w:szCs w:val="28"/>
+          <w:u w:val="single"/>
+        </w:rPr>
+        <w:t>:</w:t>
+      </w:r>
+    </w:p>
+    <w:p>
+      <w:pPr>
+        <w:pStyle w:val="ListParagraph"/>
+        <w:numPr>
+          <w:ilvl w:val="0"/>
+          <w:numId w:val="9"/>
+        </w:numPr>
+        <w:rPr>
+          <w:color w:val="000000" w:themeColor="text1"/>
+        </w:rPr>
+      </w:pPr>
+      <w:r>
+        <w:rPr>
+          <w:color w:val="000000" w:themeColor="text1"/>
+        </w:rPr>
+        <w:t xml:space="preserve">because the </w:t>
+      </w:r>
+      <w:proofErr w:type="gramStart"/>
+      <w:r>
+        <w:rPr>
+          <w:color w:val="000000" w:themeColor="text1"/>
+        </w:rPr>
+        <w:t>sort</w:t>
+      </w:r>
+      <w:proofErr w:type="gramEnd"/>
+      <w:r>
+        <w:rPr>
+          <w:color w:val="000000" w:themeColor="text1"/>
+        </w:rPr>
+        <w:t xml:space="preserve"> key is sorted, DynamoDB gives you useful conditions for narrowing down the items.</w:t>
+      </w:r>
+    </w:p>
+    <w:p>
+      <w:pPr>
+        <w:pStyle w:val="pdq2pgselectionanchorcontainer"/>
+        <w:numPr>
+          <w:ilvl w:val="0"/>
+          <w:numId w:val="9"/>
+        </w:numPr>
+        <w:rPr>
+          <w:rFonts w:asciiTheme="minorHAnsi" w:eastAsiaTheme="minorHAnsi" w:hAnsiTheme="minorHAnsi" w:cstheme="minorBidi"/>
+          <w:color w:val="000000" w:themeColor="text1"/>
+          <w:sz w:val="22"/>
+          <w:szCs w:val="22"/>
+          <w:lang w:val="en-AU"/>
+          <w14:ligatures w14:val="standardContextual"/>
+        </w:rPr>
+      </w:pPr>
+      <w:proofErr w:type="spellStart"/>
+      <w:r>
+        <w:rPr>
+          <w:rFonts w:asciiTheme="minorHAnsi" w:eastAsiaTheme="minorHAnsi" w:hAnsiTheme="minorHAnsi" w:cstheme="minorBidi"/>
+          <w:color w:val="000000" w:themeColor="text1"/>
+          <w:sz w:val="22"/>
+          <w:szCs w:val="22"/>
+          <w:lang w:val="en-AU"/>
+          <w14:ligatures w14:val="standardContextual"/>
+        </w:rPr>
+        <w:t>begins_</w:t>
+      </w:r>
+      <w:proofErr w:type="gramStart"/>
+      <w:r>
+        <w:rPr>
+          <w:rFonts w:asciiTheme="minorHAnsi" w:eastAsiaTheme="minorHAnsi" w:hAnsiTheme="minorHAnsi" w:cstheme="minorBidi"/>
+          <w:color w:val="000000" w:themeColor="text1"/>
+          <w:sz w:val="22"/>
+          <w:szCs w:val="22"/>
+          <w:lang w:val="en-AU"/>
+          <w14:ligatures w14:val="standardContextual"/>
+        </w:rPr>
+        <w:t>with</w:t>
+      </w:r>
+      <w:proofErr w:type="spellEnd"/>
+      <w:r>
+        <w:rPr>
+          <w:rFonts w:asciiTheme="minorHAnsi" w:eastAsiaTheme="minorHAnsi" w:hAnsiTheme="minorHAnsi" w:cstheme="minorBidi"/>
+          <w:color w:val="000000" w:themeColor="text1"/>
+          <w:sz w:val="22"/>
+          <w:szCs w:val="22"/>
+          <w:lang w:val="en-AU"/>
+          <w14:ligatures w14:val="standardContextual"/>
+        </w:rPr>
+        <w:t>(</w:t>
+      </w:r>
+      <w:proofErr w:type="gramEnd"/>
+      <w:r>
+        <w:rPr>
+          <w:rFonts w:asciiTheme="minorHAnsi" w:eastAsiaTheme="minorHAnsi" w:hAnsiTheme="minorHAnsi" w:cstheme="minorBidi"/>
+          <w:color w:val="000000" w:themeColor="text1"/>
+          <w:sz w:val="22"/>
+          <w:szCs w:val="22"/>
+          <w:lang w:val="en-AU"/>
+          <w14:ligatures w14:val="standardContextual"/>
+        </w:rPr>
+        <w:t>) means:</w:t>
+      </w:r>
+      <w:r>
+        <w:rPr>
+          <w:rFonts w:asciiTheme="minorHAnsi" w:eastAsiaTheme="minorHAnsi" w:hAnsiTheme="minorHAnsi" w:cstheme="minorBidi"/>
+          <w:color w:val="000000" w:themeColor="text1"/>
+          <w:sz w:val="22"/>
+          <w:szCs w:val="22"/>
+          <w:lang w:val="en-AU"/>
+          <w14:ligatures w14:val="standardContextual"/>
+        </w:rPr>
+        <w:t xml:space="preserve"> </w:t>
+      </w:r>
+      <w:r>
+        <w:rPr>
+          <w:rFonts w:asciiTheme="minorHAnsi" w:eastAsiaTheme="minorHAnsi" w:hAnsiTheme="minorHAnsi" w:cstheme="minorBidi"/>
+          <w:color w:val="000000" w:themeColor="text1"/>
+          <w:sz w:val="22"/>
+          <w:szCs w:val="22"/>
+          <w:lang w:val="en-AU"/>
+          <w14:ligatures w14:val="standardContextual"/>
+        </w:rPr>
+        <w:t xml:space="preserve">"Give me items whose </w:t>
+      </w:r>
+      <w:proofErr w:type="gramStart"/>
+      <w:r>
+        <w:rPr>
+          <w:rFonts w:asciiTheme="minorHAnsi" w:eastAsiaTheme="minorHAnsi" w:hAnsiTheme="minorHAnsi" w:cstheme="minorBidi"/>
+          <w:color w:val="000000" w:themeColor="text1"/>
+          <w:sz w:val="22"/>
+          <w:szCs w:val="22"/>
+          <w:lang w:val="en-AU"/>
+          <w14:ligatures w14:val="standardContextual"/>
+        </w:rPr>
+        <w:t>sort</w:t>
+      </w:r>
+      <w:proofErr w:type="gramEnd"/>
+      <w:r>
+        <w:rPr>
+          <w:rFonts w:asciiTheme="minorHAnsi" w:eastAsiaTheme="minorHAnsi" w:hAnsiTheme="minorHAnsi" w:cstheme="minorBidi"/>
+          <w:color w:val="000000" w:themeColor="text1"/>
+          <w:sz w:val="22"/>
+          <w:szCs w:val="22"/>
+          <w:lang w:val="en-AU"/>
+          <w14:ligatures w14:val="standardContextual"/>
+        </w:rPr>
+        <w:t xml:space="preserve"> key starts with this value."</w:t>
+      </w:r>
+      <w:r>
+        <w:rPr>
+          <w:rFonts w:asciiTheme="minorHAnsi" w:eastAsiaTheme="minorHAnsi" w:hAnsiTheme="minorHAnsi" w:cstheme="minorBidi"/>
+          <w:color w:val="000000" w:themeColor="text1"/>
+          <w:sz w:val="22"/>
+          <w:szCs w:val="22"/>
+          <w:lang w:val="en-AU"/>
+          <w14:ligatures w14:val="standardContextual"/>
+        </w:rPr>
+        <w:t xml:space="preserve"> </w:t>
+      </w:r>
+    </w:p>
+    <w:p>
+      <w:pPr>
+        <w:pStyle w:val="NormalWeb"/>
+        <w:ind w:left="360"/>
+        <w:rPr>
+          <w:rFonts w:asciiTheme="minorHAnsi" w:eastAsiaTheme="minorHAnsi" w:hAnsiTheme="minorHAnsi" w:cstheme="minorBidi"/>
+          <w:color w:val="000000" w:themeColor="text1"/>
+          <w:sz w:val="22"/>
+          <w:szCs w:val="22"/>
+          <w:lang w:val="en-AU"/>
+          <w14:ligatures w14:val="standardContextual"/>
+        </w:rPr>
+      </w:pPr>
+      <w:r>
+        <w:rPr>
+          <w:rFonts w:asciiTheme="minorHAnsi" w:eastAsiaTheme="minorHAnsi" w:hAnsiTheme="minorHAnsi" w:cstheme="minorBidi"/>
+          <w:color w:val="000000" w:themeColor="text1"/>
+          <w:sz w:val="22"/>
+          <w:szCs w:val="22"/>
+          <w:lang w:val="en-AU"/>
+          <w14:ligatures w14:val="standardContextual"/>
+        </w:rPr>
+        <w:t>For example:</w:t>
+      </w:r>
+      <w:r>
+        <w:rPr>
+          <w:rFonts w:asciiTheme="minorHAnsi" w:eastAsiaTheme="minorHAnsi" w:hAnsiTheme="minorHAnsi" w:cstheme="minorBidi"/>
+          <w:color w:val="000000" w:themeColor="text1"/>
+          <w:sz w:val="22"/>
+          <w:szCs w:val="22"/>
+          <w:lang w:val="en-AU"/>
+          <w14:ligatures w14:val="standardContextual"/>
+        </w:rPr>
+        <w:t xml:space="preserve"> </w:t>
+      </w:r>
+      <w:r>
+        <w:rPr>
+          <w:rFonts w:asciiTheme="minorHAnsi" w:eastAsiaTheme="minorHAnsi" w:hAnsiTheme="minorHAnsi" w:cstheme="minorBidi"/>
+          <w:color w:val="000000" w:themeColor="text1"/>
+          <w:sz w:val="22"/>
+          <w:szCs w:val="22"/>
+          <w:lang w:val="en-AU"/>
+          <w14:ligatures w14:val="standardContextual"/>
+        </w:rPr>
+        <w:t>PK = GREENHOUSE#123</w:t>
+      </w:r>
+      <w:r>
+        <w:rPr>
+          <w:rFonts w:asciiTheme="minorHAnsi" w:eastAsiaTheme="minorHAnsi" w:hAnsiTheme="minorHAnsi" w:cstheme="minorBidi"/>
+          <w:color w:val="000000" w:themeColor="text1"/>
+          <w:sz w:val="22"/>
+          <w:szCs w:val="22"/>
+          <w:lang w:val="en-AU"/>
+          <w14:ligatures w14:val="standardContextual"/>
+        </w:rPr>
+        <w:t xml:space="preserve"> </w:t>
+      </w:r>
+      <w:r>
+        <w:rPr>
+          <w:rFonts w:asciiTheme="minorHAnsi" w:eastAsiaTheme="minorHAnsi" w:hAnsiTheme="minorHAnsi" w:cstheme="minorBidi"/>
+          <w:color w:val="000000" w:themeColor="text1"/>
+          <w:sz w:val="22"/>
+          <w:szCs w:val="22"/>
+          <w:lang w:val="en-AU"/>
+          <w14:ligatures w14:val="standardContextual"/>
+        </w:rPr>
+        <w:t xml:space="preserve">SK </w:t>
+      </w:r>
+      <w:proofErr w:type="spellStart"/>
+      <w:r>
+        <w:rPr>
+          <w:rFonts w:asciiTheme="minorHAnsi" w:eastAsiaTheme="minorHAnsi" w:hAnsiTheme="minorHAnsi" w:cstheme="minorBidi"/>
+          <w:color w:val="000000" w:themeColor="text1"/>
+          <w:sz w:val="22"/>
+          <w:szCs w:val="22"/>
+          <w:lang w:val="en-AU"/>
+          <w14:ligatures w14:val="standardContextual"/>
+        </w:rPr>
+        <w:t>begins_with</w:t>
+      </w:r>
+      <w:proofErr w:type="spellEnd"/>
+      <w:r>
+        <w:rPr>
+          <w:rFonts w:asciiTheme="minorHAnsi" w:eastAsiaTheme="minorHAnsi" w:hAnsiTheme="minorHAnsi" w:cstheme="minorBidi"/>
+          <w:color w:val="000000" w:themeColor="text1"/>
+          <w:sz w:val="22"/>
+          <w:szCs w:val="22"/>
+          <w:lang w:val="en-AU"/>
+          <w14:ligatures w14:val="standardContextual"/>
+        </w:rPr>
+        <w:t xml:space="preserve"> "WARNING#"</w:t>
+      </w:r>
+      <w:r>
+        <w:rPr>
+          <w:rFonts w:asciiTheme="minorHAnsi" w:eastAsiaTheme="minorHAnsi" w:hAnsiTheme="minorHAnsi" w:cstheme="minorBidi"/>
+          <w:color w:val="000000" w:themeColor="text1"/>
+          <w:sz w:val="22"/>
+          <w:szCs w:val="22"/>
+          <w:lang w:val="en-AU"/>
+          <w14:ligatures w14:val="standardContextual"/>
+        </w:rPr>
+        <w:t xml:space="preserve"> </w:t>
+      </w:r>
+      <w:r>
+        <w:rPr>
+          <w:rFonts w:asciiTheme="minorHAnsi" w:eastAsiaTheme="minorHAnsi" w:hAnsiTheme="minorHAnsi" w:cstheme="minorBidi"/>
+          <w:color w:val="000000" w:themeColor="text1"/>
+          <w:sz w:val="22"/>
+          <w:szCs w:val="22"/>
+          <w:lang w:val="en-AU"/>
+          <w14:ligatures w14:val="standardContextual"/>
+        </w:rPr>
+        <w:t>would match:</w:t>
+      </w:r>
+      <w:r>
+        <w:rPr>
+          <w:rFonts w:asciiTheme="minorHAnsi" w:eastAsiaTheme="minorHAnsi" w:hAnsiTheme="minorHAnsi" w:cstheme="minorBidi"/>
+          <w:color w:val="000000" w:themeColor="text1"/>
+          <w:sz w:val="22"/>
+          <w:szCs w:val="22"/>
+          <w:lang w:val="en-AU"/>
+          <w14:ligatures w14:val="standardContextual"/>
+        </w:rPr>
+        <w:t xml:space="preserve"> </w:t>
+      </w:r>
+      <w:r>
+        <w:rPr>
+          <w:rFonts w:asciiTheme="minorHAnsi" w:eastAsiaTheme="minorHAnsi" w:hAnsiTheme="minorHAnsi" w:cstheme="minorBidi"/>
+          <w:color w:val="000000" w:themeColor="text1"/>
+          <w:sz w:val="22"/>
+          <w:szCs w:val="22"/>
+          <w:lang w:val="en-AU"/>
+          <w14:ligatures w14:val="standardContextual"/>
+        </w:rPr>
+        <w:t>WARNING#2026-08-15#001</w:t>
+      </w:r>
+      <w:r>
+        <w:rPr>
+          <w:rFonts w:asciiTheme="minorHAnsi" w:eastAsiaTheme="minorHAnsi" w:hAnsiTheme="minorHAnsi" w:cstheme="minorBidi"/>
+          <w:color w:val="000000" w:themeColor="text1"/>
+          <w:sz w:val="22"/>
+          <w:szCs w:val="22"/>
+          <w:lang w:val="en-AU"/>
+          <w14:ligatures w14:val="standardContextual"/>
+        </w:rPr>
+        <w:t xml:space="preserve">, </w:t>
+      </w:r>
+      <w:r>
+        <w:rPr>
+          <w:rFonts w:asciiTheme="minorHAnsi" w:eastAsiaTheme="minorHAnsi" w:hAnsiTheme="minorHAnsi" w:cstheme="minorBidi"/>
+          <w:color w:val="000000" w:themeColor="text1"/>
+          <w:sz w:val="22"/>
+          <w:szCs w:val="22"/>
+          <w:lang w:val="en-AU"/>
+          <w14:ligatures w14:val="standardContextual"/>
+        </w:rPr>
+        <w:t>WARNING#2026-08-16#002</w:t>
+      </w:r>
+    </w:p>
+    <w:p>
+      <w:pPr>
+        <w:pStyle w:val="ListParagraph"/>
+        <w:numPr>
+          <w:ilvl w:val="0"/>
+          <w:numId w:val="9"/>
+        </w:numPr>
+        <w:rPr>
+          <w:color w:val="000000" w:themeColor="text1"/>
+        </w:rPr>
+      </w:pPr>
+      <w:r>
+        <w:rPr>
+          <w:color w:val="000000" w:themeColor="text1"/>
+        </w:rPr>
+        <w:t xml:space="preserve">we can check for a range just like in </w:t>
+      </w:r>
+      <w:proofErr w:type="spellStart"/>
+      <w:r>
+        <w:rPr>
+          <w:color w:val="000000" w:themeColor="text1"/>
+        </w:rPr>
+        <w:t>sql</w:t>
+      </w:r>
+      <w:proofErr w:type="spellEnd"/>
+      <w:r>
+        <w:rPr>
+          <w:color w:val="000000" w:themeColor="text1"/>
+        </w:rPr>
+        <w:t xml:space="preserve"> using the </w:t>
+      </w:r>
+      <w:proofErr w:type="gramStart"/>
+      <w:r>
+        <w:rPr>
+          <w:color w:val="000000" w:themeColor="text1"/>
+        </w:rPr>
+        <w:t>sort</w:t>
+      </w:r>
+      <w:proofErr w:type="gramEnd"/>
+      <w:r>
+        <w:rPr>
+          <w:color w:val="000000" w:themeColor="text1"/>
+        </w:rPr>
+        <w:t xml:space="preserve"> key: </w:t>
+      </w:r>
+      <w:r>
+        <w:rPr>
+          <w:color w:val="000000" w:themeColor="text1"/>
+        </w:rPr>
+        <w:t>SK &gt; ...SK &lt; ...SK &gt;= ...</w:t>
+      </w:r>
+      <w:r>
+        <w:rPr>
+          <w:color w:val="000000" w:themeColor="text1"/>
+        </w:rPr>
+        <w:t xml:space="preserve"> </w:t>
+      </w:r>
+      <w:r>
+        <w:rPr>
+          <w:color w:val="000000" w:themeColor="text1"/>
+        </w:rPr>
+        <w:t>SK &lt;</w:t>
+      </w:r>
+      <w:proofErr w:type="gramStart"/>
+      <w:r>
+        <w:rPr>
+          <w:color w:val="000000" w:themeColor="text1"/>
+        </w:rPr>
+        <w:t>= .</w:t>
+      </w:r>
+      <w:proofErr w:type="gramEnd"/>
+    </w:p>
+    <w:p>
+      <w:pPr>
+        <w:pStyle w:val="ListParagraph"/>
+        <w:numPr>
+          <w:ilvl w:val="0"/>
+          <w:numId w:val="9"/>
+        </w:numPr>
+        <w:rPr>
+          <w:color w:val="000000" w:themeColor="text1"/>
+        </w:rPr>
+      </w:pPr>
+      <w:r>
+        <w:rPr>
+          <w:color w:val="000000" w:themeColor="text1"/>
+        </w:rPr>
+        <w:t>BETWEEN is useful when you want a range.</w:t>
+      </w:r>
+      <w:r>
+        <w:rPr>
+          <w:color w:val="000000" w:themeColor="text1"/>
+        </w:rPr>
+        <w:t xml:space="preserve"> Example: </w:t>
+      </w:r>
+      <w:r>
+        <w:rPr>
+          <w:color w:val="000000" w:themeColor="text1"/>
+        </w:rPr>
+        <w:t xml:space="preserve">SK </w:t>
+      </w:r>
+      <w:proofErr w:type="gramStart"/>
+      <w:r>
+        <w:rPr>
+          <w:color w:val="000000" w:themeColor="text1"/>
+        </w:rPr>
+        <w:t>BETWEEN  "</w:t>
+      </w:r>
+      <w:proofErr w:type="gramEnd"/>
+      <w:r>
+        <w:rPr>
+          <w:color w:val="000000" w:themeColor="text1"/>
+        </w:rPr>
+        <w:t>WARNING#2026-08-15"   AND "WARNING#2026-08-18"</w:t>
+      </w:r>
+    </w:p>
+    <w:p>
+      <w:pPr>
+        <w:pStyle w:val="ListParagraph"/>
+        <w:numPr>
+          <w:ilvl w:val="0"/>
+          <w:numId w:val="9"/>
+        </w:numPr>
+        <w:rPr>
+          <w:color w:val="000000" w:themeColor="text1"/>
+        </w:rPr>
+      </w:pPr>
+      <w:r>
+        <w:rPr>
+          <w:color w:val="000000" w:themeColor="text1"/>
+        </w:rPr>
+        <w:t>We can also use the limit to get the latest or the oldest values, certain values</w:t>
+      </w:r>
+    </w:p>
+    <w:p>
+      <w:pPr>
+        <w:pStyle w:val="ListParagraph"/>
+        <w:numPr>
+          <w:ilvl w:val="0"/>
+          <w:numId w:val="9"/>
+        </w:numPr>
+        <w:rPr>
+          <w:color w:val="000000" w:themeColor="text1"/>
+        </w:rPr>
+      </w:pPr>
+      <w:proofErr w:type="spellStart"/>
+      <w:r>
+        <w:rPr>
+          <w:color w:val="000000" w:themeColor="text1"/>
+        </w:rPr>
+        <w:t>Begin_</w:t>
+      </w:r>
+      <w:proofErr w:type="gramStart"/>
+      <w:r>
+        <w:rPr>
+          <w:color w:val="000000" w:themeColor="text1"/>
+        </w:rPr>
+        <w:t>with</w:t>
+      </w:r>
+      <w:proofErr w:type="spellEnd"/>
+      <w:r>
+        <w:rPr>
+          <w:color w:val="000000" w:themeColor="text1"/>
+        </w:rPr>
+        <w:t>(</w:t>
+      </w:r>
+      <w:proofErr w:type="gramEnd"/>
+      <w:r>
+        <w:rPr>
+          <w:color w:val="000000" w:themeColor="text1"/>
+        </w:rPr>
+        <w:t>) and the range can be used together or separately</w:t>
+      </w:r>
+    </w:p>
+    <w:p>
+      <w:pPr>
+        <w:rPr>
+          <w:b/>
+          <w:bCs/>
+          <w:color w:val="000000" w:themeColor="text1"/>
+          <w:sz w:val="28"/>
+          <w:szCs w:val="28"/>
+          <w:u w:val="single"/>
+        </w:rPr>
+      </w:pPr>
+      <w:r>
+        <w:rPr>
+          <w:b/>
+          <w:bCs/>
+          <w:color w:val="000000" w:themeColor="text1"/>
+          <w:sz w:val="28"/>
+          <w:szCs w:val="28"/>
+          <w:u w:val="single"/>
+        </w:rPr>
+        <w:t>Denormalization</w:t>
+      </w:r>
+      <w:r>
+        <w:rPr>
+          <w:b/>
+          <w:bCs/>
+          <w:color w:val="000000" w:themeColor="text1"/>
+          <w:sz w:val="28"/>
+          <w:szCs w:val="28"/>
+          <w:u w:val="single"/>
+        </w:rPr>
+        <w:t>:</w:t>
+      </w:r>
+    </w:p>
+    <w:p>
+      <w:pPr>
+        <w:pStyle w:val="ListParagraph"/>
+        <w:numPr>
+          <w:ilvl w:val="0"/>
+          <w:numId w:val="10"/>
+        </w:numPr>
+        <w:rPr>
+          <w:color w:val="000000" w:themeColor="text1"/>
+        </w:rPr>
+      </w:pPr>
+      <w:r>
+        <w:rPr>
+          <w:color w:val="000000" w:themeColor="text1"/>
+        </w:rPr>
+        <w:t>Yes. DynamoDB commonly uses denormalization as a core design principle to optimize for known access patterns and reduce the need for joins.</w:t>
+      </w:r>
+    </w:p>
+    <w:p>
+      <w:pPr>
+        <w:pStyle w:val="ListParagraph"/>
+        <w:numPr>
+          <w:ilvl w:val="0"/>
+          <w:numId w:val="10"/>
+        </w:numPr>
+        <w:rPr>
+          <w:color w:val="000000" w:themeColor="text1"/>
+        </w:rPr>
+      </w:pPr>
+      <w:r>
+        <w:rPr>
+          <w:color w:val="000000" w:themeColor="text1"/>
+        </w:rPr>
+        <w:t>instead organize data around the questions your application asks.</w:t>
+      </w:r>
+    </w:p>
+    <w:p>
+      <w:pPr>
+        <w:pStyle w:val="ListParagraph"/>
+        <w:numPr>
+          <w:ilvl w:val="0"/>
+          <w:numId w:val="10"/>
+        </w:numPr>
+        <w:rPr>
+          <w:color w:val="000000" w:themeColor="text1"/>
+        </w:rPr>
+      </w:pPr>
+      <w:r>
+        <w:rPr>
+          <w:color w:val="000000" w:themeColor="text1"/>
+        </w:rPr>
+        <w:t>In DynamoDB, intentionally duplicate data when the duplication allows you to efficiently answer an important access pattern, while accepting the additional storage, write, and consistency costs.</w:t>
+      </w:r>
+    </w:p>
+    <w:p>
+      <w:pPr>
+        <w:pStyle w:val="ListParagraph"/>
+        <w:numPr>
+          <w:ilvl w:val="0"/>
+          <w:numId w:val="10"/>
+        </w:numPr>
+        <w:rPr>
+          <w:color w:val="000000" w:themeColor="text1"/>
+        </w:rPr>
+      </w:pPr>
+      <w:r>
+        <w:rPr>
+          <w:color w:val="000000" w:themeColor="text1"/>
+        </w:rPr>
+        <w:t xml:space="preserve">In DynamoDB, </w:t>
+      </w:r>
+      <w:r>
+        <w:rPr>
+          <w:b/>
+          <w:bCs/>
+          <w:color w:val="000000" w:themeColor="text1"/>
+        </w:rPr>
+        <w:t>intentional duplication is often okay</w:t>
+      </w:r>
+      <w:r>
+        <w:rPr>
+          <w:color w:val="000000" w:themeColor="text1"/>
+        </w:rPr>
+        <w:t xml:space="preserve"> because you design your data around your </w:t>
+      </w:r>
+      <w:r>
+        <w:rPr>
+          <w:b/>
+          <w:bCs/>
+          <w:color w:val="000000" w:themeColor="text1"/>
+        </w:rPr>
+        <w:t>access patterns</w:t>
+      </w:r>
+      <w:r>
+        <w:rPr>
+          <w:color w:val="000000" w:themeColor="text1"/>
+        </w:rPr>
+        <w:t>.</w:t>
+      </w:r>
+    </w:p>
+    <w:p>
+      <w:pPr>
+        <w:rPr>
+          <w:b/>
+          <w:bCs/>
+          <w:color w:val="000000" w:themeColor="text1"/>
+          <w:sz w:val="28"/>
+          <w:szCs w:val="28"/>
+          <w:u w:val="single"/>
+        </w:rPr>
+      </w:pPr>
+      <w:r>
+        <w:rPr>
+          <w:b/>
+          <w:bCs/>
+          <w:color w:val="000000" w:themeColor="text1"/>
+          <w:sz w:val="28"/>
+          <w:szCs w:val="28"/>
+          <w:u w:val="single"/>
+        </w:rPr>
+        <w:t>Single-table design</w:t>
+      </w:r>
+      <w:r>
+        <w:rPr>
+          <w:b/>
+          <w:bCs/>
+          <w:color w:val="000000" w:themeColor="text1"/>
+          <w:sz w:val="28"/>
+          <w:szCs w:val="28"/>
+          <w:u w:val="single"/>
+        </w:rPr>
+        <w:t>:</w:t>
+      </w:r>
+    </w:p>
+    <w:p>
+      <w:pPr>
+        <w:pStyle w:val="ListParagraph"/>
+        <w:numPr>
+          <w:ilvl w:val="0"/>
+          <w:numId w:val="11"/>
+        </w:numPr>
+        <w:rPr>
+          <w:color w:val="000000" w:themeColor="text1"/>
+        </w:rPr>
+      </w:pPr>
+      <w:r>
+        <w:rPr>
+          <w:color w:val="000000" w:themeColor="text1"/>
+        </w:rPr>
+        <w:t>Single-table design = putting different entity types in the same DynamoDB table, organized so they can be queried efficiently together.</w:t>
+      </w:r>
+    </w:p>
+    <w:p>
+      <w:pPr>
+        <w:pStyle w:val="ListParagraph"/>
+        <w:numPr>
+          <w:ilvl w:val="0"/>
+          <w:numId w:val="11"/>
+        </w:numPr>
+        <w:rPr>
+          <w:color w:val="000000" w:themeColor="text1"/>
+        </w:rPr>
+      </w:pPr>
+      <w:r>
+        <w:rPr>
+          <w:color w:val="000000" w:themeColor="text1"/>
+        </w:rPr>
+        <w:t>Different logical entities + same physical table + carefully designed PK/SK/GSI = efficient access patterns.</w:t>
+      </w:r>
+    </w:p>
+    <w:p>
+      <w:pPr>
+        <w:pStyle w:val="ListParagraph"/>
+        <w:numPr>
+          <w:ilvl w:val="0"/>
+          <w:numId w:val="11"/>
+        </w:numPr>
+        <w:rPr>
+          <w:color w:val="000000" w:themeColor="text1"/>
+        </w:rPr>
+      </w:pPr>
+      <w:r>
+        <w:rPr>
+          <w:color w:val="000000" w:themeColor="text1"/>
+        </w:rPr>
+        <w:t xml:space="preserve">DynamoDB </w:t>
+      </w:r>
+      <w:r>
+        <w:rPr>
+          <w:color w:val="000000" w:themeColor="text1"/>
+        </w:rPr>
+        <w:t>doesn't have JOINs or foreign-key relationships like SQL</w:t>
+      </w:r>
+    </w:p>
+    <w:p>
+      <w:pPr>
+        <w:pStyle w:val="ListParagraph"/>
+        <w:rPr>
+          <w:color w:val="000000" w:themeColor="text1"/>
+        </w:rPr>
+      </w:pPr>
+    </w:p>
+    <w:p>
+      <w:pPr>
+        <w:rPr>
+          <w:b/>
+          <w:bCs/>
+          <w:color w:val="000000" w:themeColor="text1"/>
+          <w:sz w:val="28"/>
+          <w:szCs w:val="28"/>
+          <w:u w:val="single"/>
+        </w:rPr>
+      </w:pPr>
+      <w:r>
+        <w:rPr>
+          <w:b/>
+          <w:bCs/>
+          <w:color w:val="000000" w:themeColor="text1"/>
+          <w:sz w:val="28"/>
+          <w:szCs w:val="28"/>
+          <w:u w:val="single"/>
+        </w:rPr>
+        <w:t>Item collections</w:t>
+      </w:r>
+      <w:r>
+        <w:rPr>
+          <w:b/>
+          <w:bCs/>
+          <w:color w:val="000000" w:themeColor="text1"/>
+          <w:sz w:val="28"/>
+          <w:szCs w:val="28"/>
+          <w:u w:val="single"/>
+        </w:rPr>
+        <w:t>:</w:t>
+      </w:r>
+    </w:p>
+    <w:p>
+      <w:pPr>
+        <w:pStyle w:val="pdq2pgselectionanchorcontainer"/>
+        <w:numPr>
+          <w:ilvl w:val="0"/>
+          <w:numId w:val="12"/>
+        </w:numPr>
+        <w:rPr>
+          <w:rFonts w:asciiTheme="minorHAnsi" w:eastAsiaTheme="minorHAnsi" w:hAnsiTheme="minorHAnsi" w:cstheme="minorBidi"/>
+          <w:color w:val="000000" w:themeColor="text1"/>
+          <w:sz w:val="22"/>
+          <w:szCs w:val="22"/>
+          <w:lang w:val="en-AU"/>
+          <w14:ligatures w14:val="standardContextual"/>
+        </w:rPr>
+      </w:pPr>
+      <w:r>
+        <w:rPr>
+          <w:rFonts w:asciiTheme="minorHAnsi" w:eastAsiaTheme="minorHAnsi" w:hAnsiTheme="minorHAnsi" w:cstheme="minorBidi"/>
+          <w:color w:val="000000" w:themeColor="text1"/>
+          <w:sz w:val="22"/>
+          <w:szCs w:val="22"/>
+          <w:lang w:val="en-AU"/>
+          <w14:ligatures w14:val="standardContextual"/>
+        </w:rPr>
+        <w:t>An item collection is simply:</w:t>
+      </w:r>
+      <w:r>
+        <w:rPr>
+          <w:rFonts w:asciiTheme="minorHAnsi" w:eastAsiaTheme="minorHAnsi" w:hAnsiTheme="minorHAnsi" w:cstheme="minorBidi"/>
+          <w:color w:val="000000" w:themeColor="text1"/>
+          <w:sz w:val="22"/>
+          <w:szCs w:val="22"/>
+          <w:lang w:val="en-AU"/>
+          <w14:ligatures w14:val="standardContextual"/>
+        </w:rPr>
+        <w:t xml:space="preserve"> </w:t>
+      </w:r>
+      <w:r>
+        <w:rPr>
+          <w:rFonts w:asciiTheme="minorHAnsi" w:eastAsiaTheme="minorHAnsi" w:hAnsiTheme="minorHAnsi" w:cstheme="minorBidi"/>
+          <w:color w:val="000000" w:themeColor="text1"/>
+          <w:sz w:val="22"/>
+          <w:szCs w:val="22"/>
+          <w:lang w:val="en-AU"/>
+          <w14:ligatures w14:val="standardContextual"/>
+        </w:rPr>
+        <w:t>All items that have the same partition key value.</w:t>
+      </w:r>
+    </w:p>
+    <w:p>
+      <w:pPr>
+        <w:pStyle w:val="ListParagraph"/>
+        <w:rPr>
+          <w:color w:val="000000" w:themeColor="text1"/>
+        </w:rPr>
+      </w:pPr>
+    </w:p>
+    <w:p>
+      <w:pPr>
+        <w:rPr>
+          <w:b/>
+          <w:bCs/>
+          <w:color w:val="000000" w:themeColor="text1"/>
+          <w:sz w:val="28"/>
+          <w:szCs w:val="28"/>
+          <w:u w:val="single"/>
+        </w:rPr>
+      </w:pPr>
+      <w:r>
+        <w:rPr>
+          <w:b/>
+          <w:bCs/>
+          <w:color w:val="000000" w:themeColor="text1"/>
+          <w:sz w:val="28"/>
+          <w:szCs w:val="28"/>
+          <w:u w:val="single"/>
+        </w:rPr>
+        <w:t>Capacity and cost</w:t>
+      </w:r>
+      <w:r>
+        <w:rPr>
+          <w:b/>
+          <w:bCs/>
+          <w:color w:val="000000" w:themeColor="text1"/>
+          <w:sz w:val="28"/>
+          <w:szCs w:val="28"/>
+          <w:u w:val="single"/>
+        </w:rPr>
+        <w:t>:</w:t>
+      </w:r>
+    </w:p>
+    <w:p>
+      <w:pPr>
+        <w:pStyle w:val="pdq2pgselectionanchorcontainer"/>
+        <w:numPr>
+          <w:ilvl w:val="0"/>
+          <w:numId w:val="12"/>
+        </w:numPr>
+        <w:rPr>
+          <w:rFonts w:asciiTheme="minorHAnsi" w:eastAsiaTheme="minorHAnsi" w:hAnsiTheme="minorHAnsi" w:cstheme="minorBidi"/>
+          <w:color w:val="000000" w:themeColor="text1"/>
+          <w:sz w:val="22"/>
+          <w:szCs w:val="22"/>
+          <w:lang w:val="en-AU"/>
+          <w14:ligatures w14:val="standardContextual"/>
+        </w:rPr>
+      </w:pPr>
+      <w:r>
+        <w:rPr>
+          <w:rFonts w:asciiTheme="minorHAnsi" w:eastAsiaTheme="minorHAnsi" w:hAnsiTheme="minorHAnsi" w:cstheme="minorBidi"/>
+          <w:color w:val="000000" w:themeColor="text1"/>
+          <w:sz w:val="22"/>
+          <w:szCs w:val="22"/>
+          <w:lang w:val="en-AU"/>
+          <w14:ligatures w14:val="standardContextual"/>
+        </w:rPr>
+        <w:t>T</w:t>
+      </w:r>
+      <w:r>
+        <w:rPr>
+          <w:rFonts w:asciiTheme="minorHAnsi" w:eastAsiaTheme="minorHAnsi" w:hAnsiTheme="minorHAnsi" w:cstheme="minorBidi"/>
+          <w:color w:val="000000" w:themeColor="text1"/>
+          <w:sz w:val="22"/>
+          <w:szCs w:val="22"/>
+          <w:lang w:val="en-AU"/>
+          <w14:ligatures w14:val="standardContextual"/>
+        </w:rPr>
+        <w:t>hink of DynamoDB capacity as answering one simple question:</w:t>
+      </w:r>
+      <w:r>
+        <w:rPr>
+          <w:rFonts w:asciiTheme="minorHAnsi" w:eastAsiaTheme="minorHAnsi" w:hAnsiTheme="minorHAnsi" w:cstheme="minorBidi"/>
+          <w:color w:val="000000" w:themeColor="text1"/>
+          <w:sz w:val="22"/>
+          <w:szCs w:val="22"/>
+          <w:lang w:val="en-AU"/>
+          <w14:ligatures w14:val="standardContextual"/>
+        </w:rPr>
+        <w:t xml:space="preserve"> “How much work can my DynamoDB table handle, and how much will that work cost?”</w:t>
+      </w:r>
+    </w:p>
+    <w:p>
+      <w:pPr>
+        <w:pStyle w:val="pdq2pgselectionanchorcontainer"/>
+        <w:numPr>
+          <w:ilvl w:val="0"/>
+          <w:numId w:val="12"/>
+        </w:numPr>
+        <w:rPr>
+          <w:rFonts w:asciiTheme="minorHAnsi" w:eastAsiaTheme="minorHAnsi" w:hAnsiTheme="minorHAnsi" w:cstheme="minorBidi"/>
+          <w:color w:val="000000" w:themeColor="text1"/>
+          <w:sz w:val="22"/>
+          <w:szCs w:val="22"/>
+          <w:lang w:val="en-AU"/>
+          <w14:ligatures w14:val="standardContextual"/>
+        </w:rPr>
+      </w:pPr>
+      <w:r>
+        <w:rPr>
+          <w:rFonts w:asciiTheme="minorHAnsi" w:eastAsiaTheme="minorHAnsi" w:hAnsiTheme="minorHAnsi" w:cstheme="minorBidi"/>
+          <w:color w:val="000000" w:themeColor="text1"/>
+          <w:sz w:val="22"/>
+          <w:szCs w:val="22"/>
+          <w:lang w:val="en-AU"/>
+          <w14:ligatures w14:val="standardContextual"/>
+        </w:rPr>
+        <w:t>RCU = Read Capacity Unit.</w:t>
+      </w:r>
+      <w:r>
+        <w:rPr>
+          <w:rFonts w:asciiTheme="minorHAnsi" w:eastAsiaTheme="minorHAnsi" w:hAnsiTheme="minorHAnsi" w:cstheme="minorBidi"/>
+          <w:color w:val="000000" w:themeColor="text1"/>
+          <w:sz w:val="22"/>
+          <w:szCs w:val="22"/>
+          <w:lang w:val="en-AU"/>
+          <w14:ligatures w14:val="standardContextual"/>
+        </w:rPr>
+        <w:t xml:space="preserve"> AWS calculates the read by 4KB each read and each 4KB are assigned 1 RCU. So 2kb would get 1 RCU and 6KB would get 2 RCU</w:t>
+      </w:r>
+    </w:p>
+    <w:p>
+      <w:pPr>
+        <w:pStyle w:val="ListParagraph"/>
+        <w:numPr>
+          <w:ilvl w:val="0"/>
+          <w:numId w:val="12"/>
+        </w:numPr>
+        <w:rPr>
+          <w:color w:val="000000" w:themeColor="text1"/>
+        </w:rPr>
+      </w:pPr>
+      <w:r>
+        <w:rPr>
+          <w:color w:val="000000" w:themeColor="text1"/>
+        </w:rPr>
+        <w:t>Eventually consistent reads use half as much capacity, so 1 RCU can handle two reads of up to 4 KB per second</w:t>
+      </w:r>
+    </w:p>
+    <w:p>
+      <w:pPr>
+        <w:pStyle w:val="ListParagraph"/>
+        <w:numPr>
+          <w:ilvl w:val="0"/>
+          <w:numId w:val="12"/>
+        </w:numPr>
+        <w:rPr>
+          <w:color w:val="000000" w:themeColor="text1"/>
+        </w:rPr>
+      </w:pPr>
+      <w:r>
+        <w:rPr>
+          <w:color w:val="000000" w:themeColor="text1"/>
+        </w:rPr>
+        <w:t xml:space="preserve">A WCU represents </w:t>
+      </w:r>
+      <w:r>
+        <w:rPr>
+          <w:color w:val="000000" w:themeColor="text1"/>
+        </w:rPr>
+        <w:t>one write of up to 1 KB per second</w:t>
+      </w:r>
+      <w:r>
+        <w:rPr>
+          <w:color w:val="000000" w:themeColor="text1"/>
+        </w:rPr>
+        <w:t>.</w:t>
+      </w:r>
+    </w:p>
+    <w:p>
+      <w:pPr>
+        <w:pStyle w:val="ListParagraph"/>
+        <w:numPr>
+          <w:ilvl w:val="0"/>
+          <w:numId w:val="12"/>
+        </w:numPr>
+        <w:spacing w:before="100" w:beforeAutospacing="1" w:after="100" w:afterAutospacing="1" w:line="240" w:lineRule="auto"/>
+        <w:rPr>
+          <w:color w:val="000000" w:themeColor="text1"/>
+        </w:rPr>
+      </w:pPr>
+      <w:r>
+        <w:rPr>
+          <w:color w:val="000000" w:themeColor="text1"/>
+        </w:rPr>
+        <w:lastRenderedPageBreak/>
+        <w:t>You don't specify a fixed number of RCUs and WCUs.</w:t>
+      </w:r>
+      <w:r>
+        <w:rPr>
+          <w:color w:val="000000" w:themeColor="text1"/>
+        </w:rPr>
+        <w:t xml:space="preserve"> </w:t>
+      </w:r>
+      <w:r>
+        <w:rPr>
+          <w:color w:val="000000" w:themeColor="text1"/>
+        </w:rPr>
+        <w:t>This is useful when your traffic is:</w:t>
+      </w:r>
+      <w:r>
+        <w:rPr>
+          <w:color w:val="000000" w:themeColor="text1"/>
+        </w:rPr>
+        <w:t xml:space="preserve"> </w:t>
+      </w:r>
+      <w:r>
+        <w:rPr>
+          <w:color w:val="000000" w:themeColor="text1"/>
+        </w:rPr>
+        <w:t>unpredictable</w:t>
+      </w:r>
+      <w:r>
+        <w:rPr>
+          <w:color w:val="000000" w:themeColor="text1"/>
+        </w:rPr>
+        <w:t xml:space="preserve">, </w:t>
+      </w:r>
+      <w:r>
+        <w:rPr>
+          <w:color w:val="000000" w:themeColor="text1"/>
+        </w:rPr>
+        <w:t>changing frequently</w:t>
+      </w:r>
+      <w:r>
+        <w:rPr>
+          <w:color w:val="000000" w:themeColor="text1"/>
+        </w:rPr>
+        <w:t xml:space="preserve">, </w:t>
+      </w:r>
+      <w:r>
+        <w:rPr>
+          <w:color w:val="000000" w:themeColor="text1"/>
+        </w:rPr>
+        <w:t>very small</w:t>
+      </w:r>
+      <w:r>
+        <w:rPr>
+          <w:color w:val="000000" w:themeColor="text1"/>
+        </w:rPr>
+        <w:t xml:space="preserve">, </w:t>
+      </w:r>
+      <w:r>
+        <w:rPr>
+          <w:color w:val="000000" w:themeColor="text1"/>
+        </w:rPr>
+        <w:t>occasionally very large</w:t>
+      </w:r>
+      <w:r>
+        <w:rPr>
+          <w:color w:val="000000" w:themeColor="text1"/>
+        </w:rPr>
+        <w:t>.</w:t>
+      </w:r>
+    </w:p>
+    <w:p>
+      <w:pPr>
+        <w:pStyle w:val="pdq2pgselectionanchorcontainer"/>
+        <w:numPr>
+          <w:ilvl w:val="0"/>
+          <w:numId w:val="12"/>
+        </w:numPr>
+        <w:rPr>
+          <w:rFonts w:asciiTheme="minorHAnsi" w:eastAsiaTheme="minorHAnsi" w:hAnsiTheme="minorHAnsi" w:cstheme="minorBidi"/>
+          <w:color w:val="000000" w:themeColor="text1"/>
+          <w:sz w:val="22"/>
+          <w:szCs w:val="22"/>
+          <w:lang w:val="en-AU"/>
+          <w14:ligatures w14:val="standardContextual"/>
+        </w:rPr>
+      </w:pPr>
+      <w:r>
+        <w:rPr>
+          <w:rFonts w:asciiTheme="minorHAnsi" w:eastAsiaTheme="minorHAnsi" w:hAnsiTheme="minorHAnsi" w:cstheme="minorBidi"/>
+          <w:color w:val="000000" w:themeColor="text1"/>
+          <w:sz w:val="22"/>
+          <w:szCs w:val="22"/>
+          <w:lang w:val="en-AU"/>
+          <w14:ligatures w14:val="standardContextual"/>
+        </w:rPr>
+        <w:t>With on-demand, DynamoDB automatically handles the capacity for you, and you're charged based on usage.</w:t>
+      </w:r>
+    </w:p>
+    <w:p>
+      <w:pPr>
+        <w:pStyle w:val="pdq2pgselectionanchorcontainer"/>
+        <w:numPr>
+          <w:ilvl w:val="0"/>
+          <w:numId w:val="12"/>
+        </w:numPr>
+        <w:rPr>
+          <w:rFonts w:asciiTheme="minorHAnsi" w:eastAsiaTheme="minorHAnsi" w:hAnsiTheme="minorHAnsi" w:cstheme="minorBidi"/>
+          <w:color w:val="000000" w:themeColor="text1"/>
+          <w:sz w:val="22"/>
+          <w:szCs w:val="22"/>
+          <w:lang w:val="en-AU"/>
+          <w14:ligatures w14:val="standardContextual"/>
+        </w:rPr>
+      </w:pPr>
+      <w:r>
+        <w:rPr>
+          <w:rFonts w:asciiTheme="minorHAnsi" w:eastAsiaTheme="minorHAnsi" w:hAnsiTheme="minorHAnsi" w:cstheme="minorBidi"/>
+          <w:color w:val="000000" w:themeColor="text1"/>
+          <w:sz w:val="22"/>
+          <w:szCs w:val="22"/>
+          <w:lang w:val="en-AU"/>
+          <w14:ligatures w14:val="standardContextual"/>
+        </w:rPr>
+        <w:t>Provisioned capacity means:</w:t>
+      </w:r>
+      <w:r>
+        <w:rPr>
+          <w:rFonts w:asciiTheme="minorHAnsi" w:eastAsiaTheme="minorHAnsi" w:hAnsiTheme="minorHAnsi" w:cstheme="minorBidi"/>
+          <w:color w:val="000000" w:themeColor="text1"/>
+          <w:sz w:val="22"/>
+          <w:szCs w:val="22"/>
+          <w:lang w:val="en-AU"/>
+          <w14:ligatures w14:val="standardContextual"/>
+        </w:rPr>
+        <w:t xml:space="preserve"> </w:t>
+      </w:r>
+      <w:r>
+        <w:rPr>
+          <w:rFonts w:asciiTheme="minorHAnsi" w:eastAsiaTheme="minorHAnsi" w:hAnsiTheme="minorHAnsi" w:cstheme="minorBidi"/>
+          <w:color w:val="000000" w:themeColor="text1"/>
+          <w:sz w:val="22"/>
+          <w:szCs w:val="22"/>
+          <w:lang w:val="en-AU"/>
+          <w14:ligatures w14:val="standardContextual"/>
+        </w:rPr>
+        <w:t>“I know roughly how much traffic I expect, so I'll reserve a certain amount of capacity.”</w:t>
+      </w:r>
+      <w:r>
+        <w:rPr>
+          <w:rFonts w:asciiTheme="minorHAnsi" w:eastAsiaTheme="minorHAnsi" w:hAnsiTheme="minorHAnsi" w:cstheme="minorBidi"/>
+          <w:color w:val="000000" w:themeColor="text1"/>
+          <w:sz w:val="22"/>
+          <w:szCs w:val="22"/>
+          <w:lang w:val="en-AU"/>
+          <w14:ligatures w14:val="standardContextual"/>
+        </w:rPr>
+        <w:t xml:space="preserve"> </w:t>
+      </w:r>
+      <w:r>
+        <w:rPr>
+          <w:rFonts w:asciiTheme="minorHAnsi" w:eastAsiaTheme="minorHAnsi" w:hAnsiTheme="minorHAnsi" w:cstheme="minorBidi"/>
+          <w:color w:val="000000" w:themeColor="text1"/>
+          <w:sz w:val="22"/>
+          <w:szCs w:val="22"/>
+          <w:lang w:val="en-AU"/>
+          <w14:ligatures w14:val="standardContextual"/>
+        </w:rPr>
+        <w:t>Provisioned capacity can make sense when your traffic is:</w:t>
+      </w:r>
+      <w:r>
+        <w:rPr>
+          <w:rFonts w:asciiTheme="minorHAnsi" w:eastAsiaTheme="minorHAnsi" w:hAnsiTheme="minorHAnsi" w:cstheme="minorBidi"/>
+          <w:color w:val="000000" w:themeColor="text1"/>
+          <w:sz w:val="22"/>
+          <w:szCs w:val="22"/>
+          <w:lang w:val="en-AU"/>
+          <w14:ligatures w14:val="standardContextual"/>
+        </w:rPr>
+        <w:t xml:space="preserve"> </w:t>
+      </w:r>
+      <w:r>
+        <w:rPr>
+          <w:rFonts w:asciiTheme="minorHAnsi" w:eastAsiaTheme="minorHAnsi" w:hAnsiTheme="minorHAnsi" w:cstheme="minorBidi"/>
+          <w:color w:val="000000" w:themeColor="text1"/>
+          <w:sz w:val="22"/>
+          <w:szCs w:val="22"/>
+          <w:lang w:val="en-AU"/>
+          <w14:ligatures w14:val="standardContextual"/>
+        </w:rPr>
+        <w:t>predictable</w:t>
+      </w:r>
+      <w:r>
+        <w:rPr>
+          <w:rFonts w:asciiTheme="minorHAnsi" w:eastAsiaTheme="minorHAnsi" w:hAnsiTheme="minorHAnsi" w:cstheme="minorBidi"/>
+          <w:color w:val="000000" w:themeColor="text1"/>
+          <w:sz w:val="22"/>
+          <w:szCs w:val="22"/>
+          <w:lang w:val="en-AU"/>
+          <w14:ligatures w14:val="standardContextual"/>
+        </w:rPr>
+        <w:t xml:space="preserve">, </w:t>
+      </w:r>
+      <w:r>
+        <w:rPr>
+          <w:rFonts w:asciiTheme="minorHAnsi" w:eastAsiaTheme="minorHAnsi" w:hAnsiTheme="minorHAnsi" w:cstheme="minorBidi"/>
+          <w:color w:val="000000" w:themeColor="text1"/>
+          <w:sz w:val="22"/>
+          <w:szCs w:val="22"/>
+          <w:lang w:val="en-AU"/>
+          <w14:ligatures w14:val="standardContextual"/>
+        </w:rPr>
+        <w:t>relatively stable</w:t>
+      </w:r>
+      <w:r>
+        <w:rPr>
+          <w:rFonts w:asciiTheme="minorHAnsi" w:eastAsiaTheme="minorHAnsi" w:hAnsiTheme="minorHAnsi" w:cstheme="minorBidi"/>
+          <w:color w:val="000000" w:themeColor="text1"/>
+          <w:sz w:val="22"/>
+          <w:szCs w:val="22"/>
+          <w:lang w:val="en-AU"/>
+          <w14:ligatures w14:val="standardContextual"/>
+        </w:rPr>
+        <w:t xml:space="preserve">, </w:t>
+      </w:r>
+      <w:r>
+        <w:rPr>
+          <w:rFonts w:asciiTheme="minorHAnsi" w:eastAsiaTheme="minorHAnsi" w:hAnsiTheme="minorHAnsi" w:cstheme="minorBidi"/>
+          <w:color w:val="000000" w:themeColor="text1"/>
+          <w:sz w:val="22"/>
+          <w:szCs w:val="22"/>
+          <w:lang w:val="en-AU"/>
+          <w14:ligatures w14:val="standardContextual"/>
+        </w:rPr>
+        <w:t>consistent</w:t>
+      </w:r>
+    </w:p>
+    <w:p>
+      <w:pPr>
+        <w:pStyle w:val="pdq2pgselectionanchorcontainer"/>
+        <w:numPr>
+          <w:ilvl w:val="0"/>
+          <w:numId w:val="12"/>
+        </w:numPr>
+        <w:rPr>
+          <w:rFonts w:asciiTheme="minorHAnsi" w:eastAsiaTheme="minorHAnsi" w:hAnsiTheme="minorHAnsi" w:cstheme="minorBidi"/>
+          <w:color w:val="000000" w:themeColor="text1"/>
+          <w:sz w:val="22"/>
+          <w:szCs w:val="22"/>
+          <w:lang w:val="en-AU"/>
+          <w14:ligatures w14:val="standardContextual"/>
+        </w:rPr>
+      </w:pPr>
+      <w:r>
+        <w:rPr>
+          <w:rFonts w:asciiTheme="minorHAnsi" w:eastAsiaTheme="minorHAnsi" w:hAnsiTheme="minorHAnsi" w:cstheme="minorBidi"/>
+          <w:color w:val="000000" w:themeColor="text1"/>
+          <w:sz w:val="22"/>
+          <w:szCs w:val="22"/>
+          <w:lang w:val="en-AU"/>
+          <w14:ligatures w14:val="standardContextual"/>
+        </w:rPr>
+        <w:t>DynamoDB doesn't just care about:</w:t>
+      </w:r>
+      <w:r>
+        <w:rPr>
+          <w:rFonts w:asciiTheme="minorHAnsi" w:eastAsiaTheme="minorHAnsi" w:hAnsiTheme="minorHAnsi" w:cstheme="minorBidi"/>
+          <w:color w:val="000000" w:themeColor="text1"/>
+          <w:sz w:val="22"/>
+          <w:szCs w:val="22"/>
+          <w:lang w:val="en-AU"/>
+          <w14:ligatures w14:val="standardContextual"/>
+        </w:rPr>
+        <w:t xml:space="preserve"> </w:t>
+      </w:r>
+      <w:r>
+        <w:rPr>
+          <w:rFonts w:asciiTheme="minorHAnsi" w:eastAsiaTheme="minorHAnsi" w:hAnsiTheme="minorHAnsi" w:cstheme="minorBidi"/>
+          <w:color w:val="000000" w:themeColor="text1"/>
+          <w:sz w:val="22"/>
+          <w:szCs w:val="22"/>
+          <w:lang w:val="en-AU"/>
+          <w14:ligatures w14:val="standardContextual"/>
+        </w:rPr>
+        <w:t>“How many requests are you making?”</w:t>
+      </w:r>
+    </w:p>
+    <w:p>
+      <w:pPr>
+        <w:pStyle w:val="NormalWeb"/>
+        <w:ind w:left="720"/>
+        <w:rPr>
+          <w:rFonts w:asciiTheme="minorHAnsi" w:eastAsiaTheme="minorHAnsi" w:hAnsiTheme="minorHAnsi" w:cstheme="minorBidi"/>
+          <w:color w:val="000000" w:themeColor="text1"/>
+          <w:sz w:val="22"/>
+          <w:szCs w:val="22"/>
+          <w:lang w:val="en-AU"/>
+          <w14:ligatures w14:val="standardContextual"/>
+        </w:rPr>
+      </w:pPr>
+      <w:r>
+        <w:rPr>
+          <w:rFonts w:asciiTheme="minorHAnsi" w:eastAsiaTheme="minorHAnsi" w:hAnsiTheme="minorHAnsi" w:cstheme="minorBidi"/>
+          <w:color w:val="000000" w:themeColor="text1"/>
+          <w:sz w:val="22"/>
+          <w:szCs w:val="22"/>
+          <w:lang w:val="en-AU"/>
+          <w14:ligatures w14:val="standardContextual"/>
+        </w:rPr>
+        <w:t>It also cares about:</w:t>
+      </w:r>
+      <w:r>
+        <w:rPr>
+          <w:rFonts w:asciiTheme="minorHAnsi" w:eastAsiaTheme="minorHAnsi" w:hAnsiTheme="minorHAnsi" w:cstheme="minorBidi"/>
+          <w:color w:val="000000" w:themeColor="text1"/>
+          <w:sz w:val="22"/>
+          <w:szCs w:val="22"/>
+          <w:lang w:val="en-AU"/>
+          <w14:ligatures w14:val="standardContextual"/>
+        </w:rPr>
+        <w:t xml:space="preserve"> </w:t>
+      </w:r>
+      <w:r>
+        <w:rPr>
+          <w:rFonts w:asciiTheme="minorHAnsi" w:eastAsiaTheme="minorHAnsi" w:hAnsiTheme="minorHAnsi" w:cstheme="minorBidi"/>
+          <w:color w:val="000000" w:themeColor="text1"/>
+          <w:sz w:val="22"/>
+          <w:szCs w:val="22"/>
+          <w:lang w:val="en-AU"/>
+          <w14:ligatures w14:val="standardContextual"/>
+        </w:rPr>
+        <w:t>“How big is each item?”</w:t>
+      </w:r>
+    </w:p>
+    <w:p>
+      <w:pPr>
+        <w:pStyle w:val="pdq2pgselectionanchorcontainer"/>
+        <w:numPr>
+          <w:ilvl w:val="0"/>
+          <w:numId w:val="12"/>
+        </w:numPr>
+        <w:rPr>
+          <w:rFonts w:asciiTheme="minorHAnsi" w:eastAsiaTheme="minorHAnsi" w:hAnsiTheme="minorHAnsi" w:cstheme="minorBidi"/>
+          <w:color w:val="000000" w:themeColor="text1"/>
+          <w:sz w:val="22"/>
+          <w:szCs w:val="22"/>
+          <w:lang w:val="en-AU"/>
+          <w14:ligatures w14:val="standardContextual"/>
+        </w:rPr>
+      </w:pPr>
+      <w:r>
+        <w:rPr>
+          <w:rFonts w:asciiTheme="minorHAnsi" w:eastAsiaTheme="minorHAnsi" w:hAnsiTheme="minorHAnsi" w:cstheme="minorBidi"/>
+          <w:color w:val="000000" w:themeColor="text1"/>
+          <w:sz w:val="22"/>
+          <w:szCs w:val="22"/>
+          <w:lang w:val="en-AU"/>
+          <w14:ligatures w14:val="standardContextual"/>
+        </w:rPr>
+        <w:t>Indexes can increase write capacity usage and storage costs.</w:t>
+      </w:r>
+    </w:p>
+    <w:p>
+      <w:pPr>
+        <w:pStyle w:val="ListParagraph"/>
+        <w:numPr>
+          <w:ilvl w:val="0"/>
+          <w:numId w:val="12"/>
+        </w:numPr>
+        <w:rPr>
+          <w:color w:val="000000" w:themeColor="text1"/>
+        </w:rPr>
+      </w:pPr>
+      <w:proofErr w:type="spellStart"/>
+      <w:r>
+        <w:rPr>
+          <w:color w:val="000000" w:themeColor="text1"/>
+        </w:rPr>
+        <w:t>i</w:t>
+      </w:r>
+      <w:proofErr w:type="spellEnd"/>
+      <w:r>
+        <w:rPr>
+          <w:color w:val="000000" w:themeColor="text1"/>
+        </w:rPr>
+        <w:t xml:space="preserve"> can choose what columns are to be included in the indexed table</w:t>
+      </w:r>
+      <w:r>
+        <w:rPr>
+          <w:color w:val="000000" w:themeColor="text1"/>
+        </w:rPr>
+        <w:t>; we should then be careful since if we update a value that is in the indexed table it will require the double of WCU of a normal update.</w:t>
+      </w:r>
+    </w:p>
+    <w:p>
+      <w:pPr>
+        <w:rPr>
+          <w:b/>
+          <w:bCs/>
+          <w:color w:val="000000" w:themeColor="text1"/>
+          <w:sz w:val="28"/>
+          <w:szCs w:val="28"/>
+          <w:u w:val="single"/>
+        </w:rPr>
+      </w:pPr>
+      <w:r>
+        <w:rPr>
+          <w:b/>
+          <w:bCs/>
+          <w:color w:val="000000" w:themeColor="text1"/>
+          <w:sz w:val="28"/>
+          <w:szCs w:val="28"/>
+          <w:u w:val="single"/>
+        </w:rPr>
+        <w:t>Hot partitions</w:t>
+      </w:r>
+      <w:r>
+        <w:rPr>
+          <w:b/>
+          <w:bCs/>
+          <w:color w:val="000000" w:themeColor="text1"/>
+          <w:sz w:val="28"/>
+          <w:szCs w:val="28"/>
+          <w:u w:val="single"/>
+        </w:rPr>
+        <w:t>:</w:t>
+      </w:r>
+    </w:p>
+    <w:p>
+      <w:pPr>
+        <w:pStyle w:val="ListParagraph"/>
+        <w:numPr>
+          <w:ilvl w:val="0"/>
+          <w:numId w:val="16"/>
+        </w:numPr>
+        <w:rPr>
+          <w:color w:val="000000" w:themeColor="text1"/>
+        </w:rPr>
+      </w:pPr>
+      <w:r>
+        <w:rPr>
+          <w:color w:val="000000" w:themeColor="text1"/>
+        </w:rPr>
+        <w:t>DynamoDB distributes your data across multiple physical partitions so that the workload can be spread out.</w:t>
+      </w:r>
+    </w:p>
+    <w:p>
+      <w:pPr>
+        <w:pStyle w:val="ListParagraph"/>
+        <w:numPr>
+          <w:ilvl w:val="0"/>
+          <w:numId w:val="16"/>
+        </w:numPr>
+        <w:rPr>
+          <w:color w:val="000000" w:themeColor="text1"/>
+        </w:rPr>
+      </w:pPr>
+      <w:r>
+        <w:rPr>
+          <w:color w:val="000000" w:themeColor="text1"/>
+        </w:rPr>
+        <w:t xml:space="preserve">A </w:t>
+      </w:r>
+      <w:r>
+        <w:rPr>
+          <w:color w:val="000000" w:themeColor="text1"/>
+        </w:rPr>
+        <w:t>hot partition</w:t>
+      </w:r>
+      <w:r>
+        <w:rPr>
+          <w:color w:val="000000" w:themeColor="text1"/>
+        </w:rPr>
+        <w:t xml:space="preserve"> is a partition that receives </w:t>
+      </w:r>
+      <w:r>
+        <w:rPr>
+          <w:color w:val="000000" w:themeColor="text1"/>
+        </w:rPr>
+        <w:t>too much traffic compared with the others</w:t>
+      </w:r>
+      <w:r>
+        <w:rPr>
+          <w:color w:val="000000" w:themeColor="text1"/>
+        </w:rPr>
+        <w:t>.</w:t>
+      </w:r>
+    </w:p>
+    <w:p>
+      <w:pPr>
+        <w:pStyle w:val="ListParagraph"/>
+        <w:numPr>
+          <w:ilvl w:val="0"/>
+          <w:numId w:val="16"/>
+        </w:numPr>
+        <w:rPr>
+          <w:color w:val="000000" w:themeColor="text1"/>
+        </w:rPr>
+      </w:pPr>
+      <w:r>
+        <w:rPr>
+          <w:color w:val="000000" w:themeColor="text1"/>
+        </w:rPr>
+        <w:t>Choose a partition key that distributes both data and traffic reasonably well.</w:t>
+      </w:r>
+    </w:p>
+    <w:p>
+      <w:pPr>
+        <w:pStyle w:val="ListParagraph"/>
+        <w:numPr>
+          <w:ilvl w:val="0"/>
+          <w:numId w:val="16"/>
+        </w:numPr>
+        <w:rPr>
+          <w:color w:val="000000" w:themeColor="text1"/>
+        </w:rPr>
+      </w:pPr>
+      <w:r>
+        <w:rPr>
+          <w:color w:val="000000" w:themeColor="text1"/>
+        </w:rPr>
+        <w:t xml:space="preserve">This technique is often called </w:t>
+      </w:r>
+      <w:r>
+        <w:rPr>
+          <w:color w:val="000000" w:themeColor="text1"/>
+        </w:rPr>
+        <w:t>write sharding</w:t>
+      </w:r>
+      <w:r>
+        <w:rPr>
+          <w:color w:val="000000" w:themeColor="text1"/>
+        </w:rPr>
+        <w:t xml:space="preserve"> or </w:t>
+      </w:r>
+      <w:r>
+        <w:rPr>
+          <w:color w:val="000000" w:themeColor="text1"/>
+        </w:rPr>
+        <w:t>application-level sharding</w:t>
+      </w:r>
+      <w:r>
+        <w:rPr>
+          <w:color w:val="000000" w:themeColor="text1"/>
+        </w:rPr>
+        <w:t>.</w:t>
+      </w:r>
+    </w:p>
+    <w:p>
+      <w:pPr>
+        <w:pStyle w:val="ListParagraph"/>
+        <w:numPr>
+          <w:ilvl w:val="0"/>
+          <w:numId w:val="16"/>
+        </w:numPr>
+        <w:rPr>
+          <w:color w:val="000000" w:themeColor="text1"/>
+        </w:rPr>
+      </w:pPr>
+      <w:r>
+        <w:rPr>
+          <w:color w:val="000000" w:themeColor="text1"/>
+        </w:rPr>
+        <w:t xml:space="preserve">if we have 3 million devices and there is a device with one request per hour and the others have just one request per 24 hours that does not create a hot key since the request rate is normal at this point </w:t>
+      </w:r>
+      <w:proofErr w:type="spellStart"/>
+      <w:proofErr w:type="gramStart"/>
+      <w:r>
+        <w:rPr>
+          <w:color w:val="000000" w:themeColor="text1"/>
+        </w:rPr>
+        <w:t>its</w:t>
+      </w:r>
+      <w:proofErr w:type="spellEnd"/>
+      <w:proofErr w:type="gramEnd"/>
+      <w:r>
+        <w:rPr>
+          <w:color w:val="000000" w:themeColor="text1"/>
+        </w:rPr>
+        <w:t xml:space="preserve"> just that the other devices are very low</w:t>
+      </w:r>
+    </w:p>
+    <w:p>
+      <w:pPr>
+        <w:pStyle w:val="ListParagraph"/>
+        <w:numPr>
+          <w:ilvl w:val="0"/>
+          <w:numId w:val="16"/>
+        </w:numPr>
+        <w:rPr>
+          <w:color w:val="000000" w:themeColor="text1"/>
+        </w:rPr>
+      </w:pPr>
+      <w:r>
+        <w:rPr>
+          <w:color w:val="000000" w:themeColor="text1"/>
+        </w:rPr>
+        <w:t>PK is not the same as storing the data on shreds, the physical data storage is handled by AWS</w:t>
+      </w:r>
+    </w:p>
+    <w:p>
+      <w:pPr>
+        <w:pStyle w:val="ListParagraph"/>
+        <w:rPr>
+          <w:color w:val="000000" w:themeColor="text1"/>
+        </w:rPr>
+      </w:pPr>
+    </w:p>
+    <w:p>
+      <w:pPr>
+        <w:rPr>
+          <w:b/>
+          <w:bCs/>
+          <w:color w:val="000000" w:themeColor="text1"/>
+          <w:sz w:val="28"/>
+          <w:szCs w:val="28"/>
+          <w:u w:val="single"/>
+        </w:rPr>
+      </w:pPr>
+      <w:r>
+        <w:rPr>
+          <w:b/>
+          <w:bCs/>
+          <w:color w:val="000000" w:themeColor="text1"/>
+          <w:sz w:val="28"/>
+          <w:szCs w:val="28"/>
+          <w:u w:val="single"/>
+        </w:rPr>
+        <w:t>Pagination</w:t>
+      </w:r>
+      <w:r>
+        <w:rPr>
+          <w:b/>
+          <w:bCs/>
+          <w:color w:val="000000" w:themeColor="text1"/>
+          <w:sz w:val="28"/>
+          <w:szCs w:val="28"/>
+          <w:u w:val="single"/>
+        </w:rPr>
+        <w:t>:</w:t>
+      </w:r>
+    </w:p>
+    <w:p>
+      <w:pPr>
+        <w:pStyle w:val="pdq2pgselectionanchorcontainer"/>
+        <w:numPr>
+          <w:ilvl w:val="0"/>
+          <w:numId w:val="17"/>
+        </w:numPr>
+        <w:rPr>
+          <w:rFonts w:asciiTheme="minorHAnsi" w:eastAsiaTheme="minorHAnsi" w:hAnsiTheme="minorHAnsi" w:cstheme="minorBidi"/>
+          <w:color w:val="000000" w:themeColor="text1"/>
+          <w:sz w:val="22"/>
+          <w:szCs w:val="22"/>
+          <w:lang w:val="en-AU"/>
+          <w14:ligatures w14:val="standardContextual"/>
+        </w:rPr>
+      </w:pPr>
+      <w:proofErr w:type="spellStart"/>
+      <w:r>
+        <w:rPr>
+          <w:rFonts w:asciiTheme="minorHAnsi" w:eastAsiaTheme="minorHAnsi" w:hAnsiTheme="minorHAnsi" w:cstheme="minorBidi"/>
+          <w:color w:val="000000" w:themeColor="text1"/>
+          <w:sz w:val="22"/>
+          <w:szCs w:val="22"/>
+          <w:lang w:val="en-AU"/>
+          <w14:ligatures w14:val="standardContextual"/>
+        </w:rPr>
+        <w:t>LastEvaluatedKey</w:t>
+      </w:r>
+      <w:proofErr w:type="spellEnd"/>
+      <w:r>
+        <w:rPr>
+          <w:rFonts w:asciiTheme="minorHAnsi" w:eastAsiaTheme="minorHAnsi" w:hAnsiTheme="minorHAnsi" w:cstheme="minorBidi"/>
+          <w:color w:val="000000" w:themeColor="text1"/>
+          <w:sz w:val="22"/>
+          <w:szCs w:val="22"/>
+          <w:lang w:val="en-AU"/>
+          <w14:ligatures w14:val="standardContextual"/>
+        </w:rPr>
+        <w:t xml:space="preserve"> = DynamoDB → YOU</w:t>
+      </w:r>
+      <w:r>
+        <w:rPr>
+          <w:rFonts w:asciiTheme="minorHAnsi" w:eastAsiaTheme="minorHAnsi" w:hAnsiTheme="minorHAnsi" w:cstheme="minorBidi"/>
+          <w:color w:val="000000" w:themeColor="text1"/>
+          <w:sz w:val="22"/>
+          <w:szCs w:val="22"/>
+          <w:lang w:val="en-AU"/>
+          <w14:ligatures w14:val="standardContextual"/>
+        </w:rPr>
+        <w:t xml:space="preserve">: </w:t>
+      </w:r>
+      <w:r>
+        <w:rPr>
+          <w:rFonts w:asciiTheme="minorHAnsi" w:eastAsiaTheme="minorHAnsi" w:hAnsiTheme="minorHAnsi" w:cstheme="minorBidi"/>
+          <w:color w:val="000000" w:themeColor="text1"/>
+          <w:sz w:val="22"/>
+          <w:szCs w:val="22"/>
+          <w:lang w:val="en-AU"/>
+          <w14:ligatures w14:val="standardContextual"/>
+        </w:rPr>
+        <w:t>"Continue from here."</w:t>
+      </w:r>
+      <w:r>
+        <w:rPr>
+          <w:rFonts w:asciiTheme="minorHAnsi" w:eastAsiaTheme="minorHAnsi" w:hAnsiTheme="minorHAnsi" w:cstheme="minorBidi"/>
+          <w:color w:val="000000" w:themeColor="text1"/>
+          <w:sz w:val="22"/>
+          <w:szCs w:val="22"/>
+          <w:lang w:val="en-AU"/>
+          <w14:ligatures w14:val="standardContextual"/>
+        </w:rPr>
+        <w:t xml:space="preserve"> </w:t>
+      </w:r>
+      <w:proofErr w:type="spellStart"/>
+      <w:r>
+        <w:rPr>
+          <w:rFonts w:asciiTheme="minorHAnsi" w:eastAsiaTheme="minorHAnsi" w:hAnsiTheme="minorHAnsi" w:cstheme="minorBidi"/>
+          <w:color w:val="000000" w:themeColor="text1"/>
+          <w:sz w:val="22"/>
+          <w:szCs w:val="22"/>
+          <w:lang w:val="en-AU"/>
+          <w14:ligatures w14:val="standardContextual"/>
+        </w:rPr>
+        <w:t>ExclusiveStartKey</w:t>
+      </w:r>
+      <w:proofErr w:type="spellEnd"/>
+      <w:r>
+        <w:rPr>
+          <w:rFonts w:asciiTheme="minorHAnsi" w:eastAsiaTheme="minorHAnsi" w:hAnsiTheme="minorHAnsi" w:cstheme="minorBidi"/>
+          <w:color w:val="000000" w:themeColor="text1"/>
+          <w:sz w:val="22"/>
+          <w:szCs w:val="22"/>
+          <w:lang w:val="en-AU"/>
+          <w14:ligatures w14:val="standardContextual"/>
+        </w:rPr>
+        <w:t xml:space="preserve"> = YOU → DynamoDB</w:t>
+      </w:r>
+      <w:r>
+        <w:rPr>
+          <w:rFonts w:asciiTheme="minorHAnsi" w:eastAsiaTheme="minorHAnsi" w:hAnsiTheme="minorHAnsi" w:cstheme="minorBidi"/>
+          <w:color w:val="000000" w:themeColor="text1"/>
+          <w:sz w:val="22"/>
+          <w:szCs w:val="22"/>
+          <w:lang w:val="en-AU"/>
+          <w14:ligatures w14:val="standardContextual"/>
+        </w:rPr>
+        <w:t xml:space="preserve"> </w:t>
+      </w:r>
+      <w:r>
+        <w:rPr>
+          <w:rFonts w:asciiTheme="minorHAnsi" w:eastAsiaTheme="minorHAnsi" w:hAnsiTheme="minorHAnsi" w:cstheme="minorBidi"/>
+          <w:color w:val="000000" w:themeColor="text1"/>
+          <w:sz w:val="22"/>
+          <w:szCs w:val="22"/>
+          <w:lang w:val="en-AU"/>
+          <w14:ligatures w14:val="standardContextual"/>
+        </w:rPr>
+        <w:t>"Continue from here."</w:t>
+      </w:r>
+    </w:p>
+    <w:p>
+      <w:pPr>
+        <w:pStyle w:val="ListParagraph"/>
+        <w:numPr>
+          <w:ilvl w:val="0"/>
+          <w:numId w:val="17"/>
+        </w:numPr>
+        <w:rPr>
+          <w:color w:val="000000" w:themeColor="text1"/>
+        </w:rPr>
+      </w:pPr>
+      <w:r>
+        <w:rPr>
+          <w:color w:val="000000" w:themeColor="text1"/>
+        </w:rPr>
+        <w:t xml:space="preserve">The idea is basically that </w:t>
+      </w:r>
+      <w:proofErr w:type="spellStart"/>
+      <w:r>
+        <w:rPr>
+          <w:color w:val="000000" w:themeColor="text1"/>
+        </w:rPr>
+        <w:t>dynamodb</w:t>
+      </w:r>
+      <w:proofErr w:type="spellEnd"/>
+      <w:r>
+        <w:rPr>
+          <w:color w:val="000000" w:themeColor="text1"/>
+        </w:rPr>
+        <w:t xml:space="preserve"> gives us the data as chunks, it gives us the </w:t>
+      </w:r>
+      <w:proofErr w:type="spellStart"/>
+      <w:r>
+        <w:rPr>
+          <w:color w:val="000000" w:themeColor="text1"/>
+        </w:rPr>
+        <w:t>LastEvaluatedKey</w:t>
+      </w:r>
+      <w:proofErr w:type="spellEnd"/>
+      <w:r>
+        <w:rPr>
+          <w:color w:val="000000" w:themeColor="text1"/>
+        </w:rPr>
+        <w:t xml:space="preserve"> to tell us where it stopped, then we give it the </w:t>
+      </w:r>
+      <w:proofErr w:type="spellStart"/>
+      <w:r>
+        <w:rPr>
+          <w:color w:val="000000" w:themeColor="text1"/>
+        </w:rPr>
+        <w:t>ExclusiveStartKey</w:t>
+      </w:r>
+      <w:proofErr w:type="spellEnd"/>
+      <w:r>
+        <w:rPr>
+          <w:color w:val="000000" w:themeColor="text1"/>
+        </w:rPr>
+        <w:t xml:space="preserve"> to tell it where we left off. In case DynamoDB does not return a </w:t>
+      </w:r>
+      <w:proofErr w:type="spellStart"/>
+      <w:r>
+        <w:rPr>
+          <w:color w:val="000000" w:themeColor="text1"/>
+        </w:rPr>
+        <w:t>LastEvaluatedKey</w:t>
+      </w:r>
+      <w:proofErr w:type="spellEnd"/>
+      <w:r>
+        <w:rPr>
+          <w:color w:val="000000" w:themeColor="text1"/>
+        </w:rPr>
+        <w:t xml:space="preserve"> that means it has sent all the data</w:t>
+      </w:r>
+    </w:p>
+    <w:p>
+      <w:pPr>
+        <w:ind w:left="360"/>
+        <w:rPr>
+          <w:color w:val="000000" w:themeColor="text1"/>
+        </w:rPr>
+      </w:pPr>
+    </w:p>
+    <w:p>
+      <w:pPr>
+        <w:rPr>
+          <w:b/>
+          <w:bCs/>
+          <w:color w:val="000000" w:themeColor="text1"/>
+          <w:sz w:val="28"/>
+          <w:szCs w:val="28"/>
+          <w:u w:val="single"/>
+        </w:rPr>
+      </w:pPr>
+      <w:r>
+        <w:rPr>
+          <w:b/>
+          <w:bCs/>
+          <w:color w:val="000000" w:themeColor="text1"/>
+          <w:sz w:val="28"/>
+          <w:szCs w:val="28"/>
+          <w:u w:val="single"/>
+        </w:rPr>
+        <w:t>Consistency</w:t>
+      </w:r>
+      <w:r>
+        <w:rPr>
+          <w:b/>
+          <w:bCs/>
+          <w:color w:val="000000" w:themeColor="text1"/>
+          <w:sz w:val="28"/>
+          <w:szCs w:val="28"/>
+          <w:u w:val="single"/>
+        </w:rPr>
+        <w:t>:</w:t>
+      </w:r>
+    </w:p>
+    <w:p>
+      <w:pPr>
+        <w:pStyle w:val="ListParagraph"/>
+        <w:numPr>
+          <w:ilvl w:val="0"/>
+          <w:numId w:val="18"/>
+        </w:numPr>
+        <w:rPr>
+          <w:color w:val="000000" w:themeColor="text1"/>
+        </w:rPr>
+      </w:pPr>
+      <w:r>
+        <w:rPr>
+          <w:color w:val="000000" w:themeColor="text1"/>
+        </w:rPr>
+        <w:t>The read is not guaranteed to immediately reflect the latest successful write.</w:t>
+      </w:r>
+    </w:p>
+    <w:p>
+      <w:pPr>
+        <w:pStyle w:val="ListParagraph"/>
+        <w:numPr>
+          <w:ilvl w:val="0"/>
+          <w:numId w:val="18"/>
+        </w:numPr>
+        <w:rPr>
+          <w:color w:val="000000" w:themeColor="text1"/>
+        </w:rPr>
+      </w:pPr>
+      <w:r>
+        <w:rPr>
+          <w:color w:val="000000" w:themeColor="text1"/>
+        </w:rPr>
+        <w:t>A strongly consistent read guarantees that the response reflects all successful writes that completed before the read.</w:t>
+      </w:r>
+    </w:p>
+    <w:p>
+      <w:pPr>
+        <w:pStyle w:val="ListParagraph"/>
+        <w:numPr>
+          <w:ilvl w:val="0"/>
+          <w:numId w:val="18"/>
+        </w:numPr>
+        <w:rPr>
+          <w:color w:val="000000" w:themeColor="text1"/>
+        </w:rPr>
+      </w:pPr>
+      <w:r>
+        <w:rPr>
+          <w:color w:val="000000" w:themeColor="text1"/>
+        </w:rPr>
+        <w:t xml:space="preserve">When you read from a </w:t>
+      </w:r>
+      <w:r>
+        <w:rPr>
+          <w:b/>
+          <w:bCs/>
+          <w:color w:val="000000" w:themeColor="text1"/>
+        </w:rPr>
+        <w:t>GSI</w:t>
+      </w:r>
+      <w:r>
+        <w:rPr>
+          <w:color w:val="000000" w:themeColor="text1"/>
+        </w:rPr>
+        <w:t>, you can only use eventually consistent reads.</w:t>
+      </w:r>
+    </w:p>
+    <w:p>
+      <w:pPr>
+        <w:pStyle w:val="ListParagraph"/>
+        <w:numPr>
+          <w:ilvl w:val="0"/>
+          <w:numId w:val="18"/>
+        </w:numPr>
+        <w:rPr>
+          <w:color w:val="000000" w:themeColor="text1"/>
+        </w:rPr>
+      </w:pPr>
+      <w:r>
+        <w:rPr>
+          <w:color w:val="000000" w:themeColor="text1"/>
+        </w:rPr>
+        <w:t>Base table</w:t>
+      </w:r>
+    </w:p>
+    <w:p>
+      <w:pPr>
+        <w:pStyle w:val="ListParagraph"/>
+        <w:numPr>
+          <w:ilvl w:val="0"/>
+          <w:numId w:val="18"/>
+        </w:numPr>
+        <w:rPr>
+          <w:color w:val="000000" w:themeColor="text1"/>
+        </w:rPr>
+      </w:pPr>
+      <w:r>
+        <w:rPr>
+          <w:rFonts w:ascii="MS Gothic" w:eastAsia="MS Gothic" w:hAnsi="MS Gothic" w:cs="MS Gothic" w:hint="eastAsia"/>
+          <w:color w:val="000000" w:themeColor="text1"/>
+        </w:rPr>
+        <w:t>├</w:t>
+      </w:r>
+      <w:r>
+        <w:rPr>
+          <w:rFonts w:ascii="Aptos" w:hAnsi="Aptos" w:cs="Aptos"/>
+          <w:color w:val="000000" w:themeColor="text1"/>
+        </w:rPr>
+        <w:t>──</w:t>
+      </w:r>
+      <w:r>
+        <w:rPr>
+          <w:color w:val="000000" w:themeColor="text1"/>
+        </w:rPr>
+        <w:t xml:space="preserve"> Eventually consistent read</w:t>
+      </w:r>
+    </w:p>
+    <w:p>
+      <w:pPr>
+        <w:pStyle w:val="ListParagraph"/>
+        <w:numPr>
+          <w:ilvl w:val="0"/>
+          <w:numId w:val="18"/>
+        </w:numPr>
+        <w:rPr>
+          <w:color w:val="000000" w:themeColor="text1"/>
+        </w:rPr>
+      </w:pPr>
+      <w:r>
+        <w:rPr>
+          <w:color w:val="000000" w:themeColor="text1"/>
+        </w:rPr>
+        <w:t>└── Strongly consistent read</w:t>
+      </w:r>
+    </w:p>
+    <w:p>
+      <w:pPr>
+        <w:pStyle w:val="ListParagraph"/>
+        <w:numPr>
+          <w:ilvl w:val="0"/>
+          <w:numId w:val="18"/>
+        </w:numPr>
+        <w:rPr>
+          <w:color w:val="000000" w:themeColor="text1"/>
+        </w:rPr>
+      </w:pPr>
+    </w:p>
+    <w:p>
+      <w:pPr>
+        <w:pStyle w:val="ListParagraph"/>
+        <w:numPr>
+          <w:ilvl w:val="0"/>
+          <w:numId w:val="18"/>
+        </w:numPr>
+        <w:rPr>
+          <w:color w:val="000000" w:themeColor="text1"/>
+        </w:rPr>
+      </w:pPr>
+      <w:r>
+        <w:rPr>
+          <w:color w:val="000000" w:themeColor="text1"/>
+        </w:rPr>
+        <w:lastRenderedPageBreak/>
+        <w:t>GSI</w:t>
+      </w:r>
+    </w:p>
+    <w:p>
+      <w:pPr>
+        <w:pStyle w:val="ListParagraph"/>
+        <w:numPr>
+          <w:ilvl w:val="0"/>
+          <w:numId w:val="18"/>
+        </w:numPr>
+        <w:rPr>
+          <w:color w:val="000000" w:themeColor="text1"/>
+        </w:rPr>
+      </w:pPr>
+      <w:r>
+        <w:rPr>
+          <w:color w:val="000000" w:themeColor="text1"/>
+        </w:rPr>
+        <w:t>└── Eventually consistent read ONLY</w:t>
+      </w:r>
+    </w:p>
+    <w:p>
+      <w:pPr>
+        <w:pStyle w:val="ListParagraph"/>
+        <w:numPr>
+          <w:ilvl w:val="0"/>
+          <w:numId w:val="18"/>
+        </w:numPr>
+        <w:rPr>
+          <w:color w:val="000000" w:themeColor="text1"/>
+        </w:rPr>
+      </w:pPr>
+      <w:r>
+        <w:rPr>
+          <w:color w:val="000000" w:themeColor="text1"/>
+        </w:rPr>
+        <w:t>Strongly consistent reads aren't free from a performance/cost perspective—they consume twice the read capacity of eventually consistent reads for the same amount of data.</w:t>
+      </w:r>
+    </w:p>
+    <w:p>
+      <w:pPr>
+        <w:pStyle w:val="ListParagraph"/>
+        <w:numPr>
+          <w:ilvl w:val="0"/>
+          <w:numId w:val="18"/>
+        </w:numPr>
+        <w:rPr>
+          <w:color w:val="000000" w:themeColor="text1"/>
+        </w:rPr>
+      </w:pPr>
+      <w:r>
+        <w:rPr>
+          <w:color w:val="000000" w:themeColor="text1"/>
+        </w:rPr>
+        <w:t>You don't choose “strong” or “eventual” consistency for writes. You choose the consistency level for reads.</w:t>
+      </w:r>
+    </w:p>
+    <w:p>
+      <w:pPr>
+        <w:rPr>
+          <w:color w:val="000000" w:themeColor="text1"/>
+        </w:rPr>
+      </w:pPr>
+    </w:p>
+    <w:p>
+      <w:pPr>
+        <w:rPr>
+          <w:b/>
+          <w:bCs/>
+          <w:color w:val="000000" w:themeColor="text1"/>
+          <w:sz w:val="28"/>
+          <w:szCs w:val="28"/>
+          <w:u w:val="single"/>
+        </w:rPr>
+      </w:pPr>
+      <w:r>
+        <w:rPr>
+          <w:b/>
+          <w:bCs/>
+          <w:color w:val="000000" w:themeColor="text1"/>
+          <w:sz w:val="28"/>
+          <w:szCs w:val="28"/>
+          <w:u w:val="single"/>
+        </w:rPr>
+        <w:t>Sparse GSIs</w:t>
+      </w:r>
+      <w:r>
+        <w:rPr>
+          <w:b/>
+          <w:bCs/>
+          <w:color w:val="000000" w:themeColor="text1"/>
+          <w:sz w:val="28"/>
+          <w:szCs w:val="28"/>
+          <w:u w:val="single"/>
+        </w:rPr>
+        <w:t>:</w:t>
+      </w:r>
+    </w:p>
+    <w:p>
+      <w:pPr>
+        <w:pStyle w:val="ListParagraph"/>
+        <w:numPr>
+          <w:ilvl w:val="0"/>
+          <w:numId w:val="19"/>
+        </w:numPr>
+        <w:rPr>
+          <w:color w:val="000000" w:themeColor="text1"/>
+        </w:rPr>
+      </w:pPr>
+      <w:r>
+        <w:rPr>
+          <w:color w:val="000000" w:themeColor="text1"/>
+        </w:rPr>
+        <w:t>Sparse GSI = a special list containing only the items you care about</w:t>
+      </w:r>
+    </w:p>
+    <w:p>
+      <w:pPr>
+        <w:pStyle w:val="ListParagraph"/>
+        <w:numPr>
+          <w:ilvl w:val="0"/>
+          <w:numId w:val="19"/>
+        </w:numPr>
+        <w:rPr>
+          <w:color w:val="000000" w:themeColor="text1"/>
+        </w:rPr>
+      </w:pPr>
+      <w:r>
+        <w:rPr>
+          <w:color w:val="000000" w:themeColor="text1"/>
+        </w:rPr>
+        <w:t>the backend decides what has a GSI and what not</w:t>
+      </w:r>
+      <w:r>
+        <w:rPr>
+          <w:color w:val="000000" w:themeColor="text1"/>
+        </w:rPr>
+        <w:t xml:space="preserve">, so for example we can create a GSI using the </w:t>
+      </w:r>
+      <w:proofErr w:type="spellStart"/>
+      <w:r>
+        <w:rPr>
+          <w:color w:val="000000" w:themeColor="text1"/>
+        </w:rPr>
+        <w:t>greenhouseID</w:t>
+      </w:r>
+      <w:proofErr w:type="spellEnd"/>
+      <w:r>
+        <w:rPr>
+          <w:color w:val="000000" w:themeColor="text1"/>
+        </w:rPr>
+        <w:t xml:space="preserve"> only if it has an active warning. </w:t>
+      </w:r>
+      <w:proofErr w:type="gramStart"/>
+      <w:r>
+        <w:rPr>
+          <w:color w:val="000000" w:themeColor="text1"/>
+        </w:rPr>
+        <w:t>So</w:t>
+      </w:r>
+      <w:proofErr w:type="gramEnd"/>
+      <w:r>
+        <w:rPr>
+          <w:color w:val="000000" w:themeColor="text1"/>
+        </w:rPr>
+        <w:t xml:space="preserve"> when we query based on the </w:t>
+      </w:r>
+      <w:proofErr w:type="gramStart"/>
+      <w:r>
+        <w:rPr>
+          <w:color w:val="000000" w:themeColor="text1"/>
+        </w:rPr>
+        <w:t>warnings</w:t>
+      </w:r>
+      <w:proofErr w:type="gramEnd"/>
+      <w:r>
+        <w:rPr>
+          <w:color w:val="000000" w:themeColor="text1"/>
+        </w:rPr>
+        <w:t xml:space="preserve"> we can use the GSI instead of the PK</w:t>
+      </w:r>
+    </w:p>
+    <w:p>
+      <w:pPr>
+        <w:pStyle w:val="ListParagraph"/>
+        <w:numPr>
+          <w:ilvl w:val="0"/>
+          <w:numId w:val="19"/>
+        </w:numPr>
+        <w:rPr>
+          <w:color w:val="000000" w:themeColor="text1"/>
+        </w:rPr>
+      </w:pPr>
+      <w:r>
+        <w:rPr>
+          <w:color w:val="000000" w:themeColor="text1"/>
+        </w:rPr>
+        <w:t>A GSI where only some of your items have the GSI key attributes, so only those items appear in the index.</w:t>
+      </w:r>
+    </w:p>
+    <w:p>
+      <w:pPr>
+        <w:pStyle w:val="ListParagraph"/>
+        <w:numPr>
+          <w:ilvl w:val="0"/>
+          <w:numId w:val="19"/>
+        </w:numPr>
+        <w:rPr>
+          <w:color w:val="000000" w:themeColor="text1"/>
+        </w:rPr>
+      </w:pPr>
+      <w:r>
+        <w:rPr>
+          <w:color w:val="000000" w:themeColor="text1"/>
+        </w:rPr>
+        <w:t>Why "sparse"?</w:t>
+      </w:r>
+      <w:r>
+        <w:rPr>
+          <w:color w:val="000000" w:themeColor="text1"/>
+        </w:rPr>
+        <w:t xml:space="preserve"> </w:t>
+      </w:r>
+      <w:r>
+        <w:rPr>
+          <w:color w:val="000000" w:themeColor="text1"/>
+        </w:rPr>
+        <w:t>Because your main table might contain:</w:t>
+      </w:r>
+      <w:r>
+        <w:rPr>
+          <w:color w:val="000000" w:themeColor="text1"/>
+        </w:rPr>
+        <w:t xml:space="preserve"> </w:t>
+      </w:r>
+      <w:r>
+        <w:rPr>
+          <w:color w:val="000000" w:themeColor="text1"/>
+        </w:rPr>
+        <w:t>100,000 warnings</w:t>
+      </w:r>
+      <w:r>
+        <w:rPr>
+          <w:color w:val="000000" w:themeColor="text1"/>
+        </w:rPr>
+        <w:t xml:space="preserve"> </w:t>
+      </w:r>
+      <w:r>
+        <w:rPr>
+          <w:color w:val="000000" w:themeColor="text1"/>
+        </w:rPr>
+        <w:t>while your GSI might contain:</w:t>
+      </w:r>
+      <w:r>
+        <w:rPr>
+          <w:color w:val="000000" w:themeColor="text1"/>
+        </w:rPr>
+        <w:t xml:space="preserve"> </w:t>
+      </w:r>
+      <w:r>
+        <w:rPr>
+          <w:color w:val="000000" w:themeColor="text1"/>
+        </w:rPr>
+        <w:t>2,000 active warnings</w:t>
+      </w:r>
+    </w:p>
+    <w:p>
+      <w:pPr>
+        <w:pStyle w:val="ListParagraph"/>
+        <w:numPr>
+          <w:ilvl w:val="0"/>
+          <w:numId w:val="19"/>
+        </w:numPr>
+        <w:rPr>
+          <w:color w:val="000000" w:themeColor="text1"/>
+        </w:rPr>
+      </w:pPr>
+      <w:r>
+        <w:rPr>
+          <w:color w:val="000000" w:themeColor="text1"/>
+        </w:rPr>
+        <w:t>The backend can add a warning to the GSI, or remove it when the logic changes</w:t>
+      </w:r>
+    </w:p>
+    <w:p>
+      <w:pPr>
+        <w:pStyle w:val="ListParagraph"/>
+        <w:numPr>
+          <w:ilvl w:val="0"/>
+          <w:numId w:val="19"/>
+        </w:numPr>
+        <w:rPr>
+          <w:color w:val="000000" w:themeColor="text1"/>
+        </w:rPr>
+      </w:pPr>
+      <w:r>
+        <w:rPr>
+          <w:color w:val="000000" w:themeColor="text1"/>
+        </w:rPr>
+        <w:t>We can include a GSI SK and GSI PK</w:t>
+      </w:r>
+    </w:p>
+    <w:p>
+      <w:pPr>
+        <w:pStyle w:val="ListParagraph"/>
+        <w:rPr>
+          <w:color w:val="000000" w:themeColor="text1"/>
+        </w:rPr>
+      </w:pPr>
+    </w:p>
+    <w:p>
+      <w:pPr>
+        <w:rPr>
+          <w:b/>
+          <w:bCs/>
+          <w:color w:val="000000" w:themeColor="text1"/>
+          <w:sz w:val="28"/>
+          <w:szCs w:val="28"/>
+          <w:u w:val="single"/>
+        </w:rPr>
+      </w:pPr>
+      <w:r>
+        <w:rPr>
+          <w:b/>
+          <w:bCs/>
+          <w:color w:val="000000" w:themeColor="text1"/>
+          <w:sz w:val="28"/>
+          <w:szCs w:val="28"/>
+          <w:u w:val="single"/>
+        </w:rPr>
+        <w:t>Local Secondary Indexes (LSIs)</w:t>
+      </w:r>
+      <w:r>
+        <w:rPr>
+          <w:b/>
+          <w:bCs/>
+          <w:color w:val="000000" w:themeColor="text1"/>
+          <w:sz w:val="28"/>
+          <w:szCs w:val="28"/>
+          <w:u w:val="single"/>
+        </w:rPr>
+        <w:t>:</w:t>
+      </w:r>
+    </w:p>
+    <w:p>
+      <w:pPr>
+        <w:pStyle w:val="pdq2pgselectionanchorcontainer"/>
+        <w:numPr>
+          <w:ilvl w:val="0"/>
+          <w:numId w:val="20"/>
+        </w:numPr>
+        <w:rPr>
+          <w:rFonts w:asciiTheme="minorHAnsi" w:eastAsiaTheme="minorHAnsi" w:hAnsiTheme="minorHAnsi" w:cstheme="minorBidi"/>
+          <w:color w:val="000000" w:themeColor="text1"/>
+          <w:sz w:val="22"/>
+          <w:szCs w:val="22"/>
+          <w:lang w:val="en-AU"/>
+          <w14:ligatures w14:val="standardContextual"/>
+        </w:rPr>
+      </w:pPr>
+      <w:r>
+        <w:rPr>
+          <w:rFonts w:asciiTheme="minorHAnsi" w:eastAsiaTheme="minorHAnsi" w:hAnsiTheme="minorHAnsi" w:cstheme="minorBidi"/>
+          <w:color w:val="000000" w:themeColor="text1"/>
+          <w:sz w:val="22"/>
+          <w:szCs w:val="22"/>
+          <w:lang w:val="en-AU"/>
+          <w14:ligatures w14:val="standardContextual"/>
+        </w:rPr>
+        <w:t xml:space="preserve">An LSI can give you another </w:t>
+      </w:r>
+      <w:proofErr w:type="gramStart"/>
+      <w:r>
+        <w:rPr>
+          <w:rFonts w:asciiTheme="minorHAnsi" w:eastAsiaTheme="minorHAnsi" w:hAnsiTheme="minorHAnsi" w:cstheme="minorBidi"/>
+          <w:color w:val="000000" w:themeColor="text1"/>
+          <w:sz w:val="22"/>
+          <w:szCs w:val="22"/>
+          <w:lang w:val="en-AU"/>
+          <w14:ligatures w14:val="standardContextual"/>
+        </w:rPr>
+        <w:t>sort</w:t>
+      </w:r>
+      <w:proofErr w:type="gramEnd"/>
+      <w:r>
+        <w:rPr>
+          <w:rFonts w:asciiTheme="minorHAnsi" w:eastAsiaTheme="minorHAnsi" w:hAnsiTheme="minorHAnsi" w:cstheme="minorBidi"/>
+          <w:color w:val="000000" w:themeColor="text1"/>
+          <w:sz w:val="22"/>
+          <w:szCs w:val="22"/>
+          <w:lang w:val="en-AU"/>
+          <w14:ligatures w14:val="standardContextual"/>
+        </w:rPr>
+        <w:t xml:space="preserve"> key:</w:t>
+      </w:r>
+      <w:r>
+        <w:rPr>
+          <w:rFonts w:asciiTheme="minorHAnsi" w:eastAsiaTheme="minorHAnsi" w:hAnsiTheme="minorHAnsi" w:cstheme="minorBidi"/>
+          <w:color w:val="000000" w:themeColor="text1"/>
+          <w:sz w:val="22"/>
+          <w:szCs w:val="22"/>
+          <w:lang w:val="en-AU"/>
+          <w14:ligatures w14:val="standardContextual"/>
+        </w:rPr>
+        <w:t xml:space="preserve"> </w:t>
+      </w:r>
+      <w:r>
+        <w:rPr>
+          <w:rFonts w:asciiTheme="minorHAnsi" w:eastAsiaTheme="minorHAnsi" w:hAnsiTheme="minorHAnsi" w:cstheme="minorBidi"/>
+          <w:color w:val="000000" w:themeColor="text1"/>
+          <w:sz w:val="22"/>
+          <w:szCs w:val="22"/>
+          <w:lang w:val="en-AU"/>
+          <w14:ligatures w14:val="standardContextual"/>
+        </w:rPr>
+        <w:t>LSI_SK = severity</w:t>
+      </w:r>
+    </w:p>
+    <w:p>
+      <w:pPr>
+        <w:pStyle w:val="ListParagraph"/>
+        <w:numPr>
+          <w:ilvl w:val="0"/>
+          <w:numId w:val="20"/>
+        </w:numPr>
+        <w:rPr>
+          <w:color w:val="000000" w:themeColor="text1"/>
+        </w:rPr>
+      </w:pPr>
+      <w:r>
+        <w:rPr>
+          <w:color w:val="000000" w:themeColor="text1"/>
+        </w:rPr>
+        <w:t>An LSI gives you a second sort key for the same partition key.</w:t>
+      </w:r>
+    </w:p>
+    <w:p>
+      <w:pPr>
+        <w:rPr>
+          <w:b/>
+          <w:bCs/>
+          <w:color w:val="000000" w:themeColor="text1"/>
+          <w:sz w:val="28"/>
+          <w:szCs w:val="28"/>
+          <w:u w:val="single"/>
+        </w:rPr>
+      </w:pPr>
+      <w:r>
+        <w:rPr>
+          <w:b/>
+          <w:bCs/>
+          <w:color w:val="000000" w:themeColor="text1"/>
+          <w:sz w:val="28"/>
+          <w:szCs w:val="28"/>
+          <w:u w:val="single"/>
+        </w:rPr>
+        <w:t>Conditional writes</w:t>
+      </w:r>
+      <w:r>
+        <w:rPr>
+          <w:b/>
+          <w:bCs/>
+          <w:color w:val="000000" w:themeColor="text1"/>
+          <w:sz w:val="28"/>
+          <w:szCs w:val="28"/>
+          <w:u w:val="single"/>
+        </w:rPr>
+        <w:t>:</w:t>
+      </w:r>
+    </w:p>
+    <w:p>
+      <w:pPr>
+        <w:pStyle w:val="pdq2pgselectionanchorcontainer"/>
+        <w:numPr>
+          <w:ilvl w:val="0"/>
+          <w:numId w:val="21"/>
+        </w:numPr>
+        <w:rPr>
+          <w:rFonts w:asciiTheme="minorHAnsi" w:eastAsiaTheme="minorHAnsi" w:hAnsiTheme="minorHAnsi" w:cstheme="minorBidi"/>
+          <w:color w:val="000000" w:themeColor="text1"/>
+          <w:sz w:val="22"/>
+          <w:szCs w:val="22"/>
+          <w:lang w:val="en-AU"/>
+          <w14:ligatures w14:val="standardContextual"/>
+        </w:rPr>
+      </w:pPr>
+      <w:r>
+        <w:rPr>
+          <w:rFonts w:asciiTheme="minorHAnsi" w:eastAsiaTheme="minorHAnsi" w:hAnsiTheme="minorHAnsi" w:cstheme="minorBidi"/>
+          <w:color w:val="000000" w:themeColor="text1"/>
+          <w:sz w:val="22"/>
+          <w:szCs w:val="22"/>
+          <w:lang w:val="en-AU"/>
+          <w14:ligatures w14:val="standardContextual"/>
+        </w:rPr>
+        <w:t>A conditional write says: “DynamoDB, only perform this write if this condition is true.”</w:t>
+      </w:r>
+      <w:r>
+        <w:rPr>
+          <w:rFonts w:asciiTheme="minorHAnsi" w:eastAsiaTheme="minorHAnsi" w:hAnsiTheme="minorHAnsi" w:cstheme="minorBidi"/>
+          <w:color w:val="000000" w:themeColor="text1"/>
+          <w:sz w:val="22"/>
+          <w:szCs w:val="22"/>
+          <w:lang w:val="en-AU"/>
+          <w14:ligatures w14:val="standardContextual"/>
+        </w:rPr>
+        <w:t xml:space="preserve">  </w:t>
+      </w:r>
+      <w:r>
+        <w:rPr>
+          <w:rFonts w:asciiTheme="minorHAnsi" w:eastAsiaTheme="minorHAnsi" w:hAnsiTheme="minorHAnsi" w:cstheme="minorBidi"/>
+          <w:color w:val="000000" w:themeColor="text1"/>
+          <w:sz w:val="22"/>
+          <w:szCs w:val="22"/>
+          <w:lang w:val="en-AU"/>
+          <w14:ligatures w14:val="standardContextual"/>
+        </w:rPr>
+        <w:t xml:space="preserve">The important part is that </w:t>
+      </w:r>
+      <w:r>
+        <w:rPr>
+          <w:rFonts w:asciiTheme="minorHAnsi" w:eastAsiaTheme="minorHAnsi" w:hAnsiTheme="minorHAnsi" w:cstheme="minorBidi"/>
+          <w:color w:val="000000" w:themeColor="text1"/>
+          <w:sz w:val="22"/>
+          <w:szCs w:val="22"/>
+          <w:lang w:val="en-AU"/>
+          <w14:ligatures w14:val="standardContextual"/>
+        </w:rPr>
+        <w:t>DynamoDB checks the condition for you</w:t>
+      </w:r>
+      <w:r>
+        <w:rPr>
+          <w:rFonts w:asciiTheme="minorHAnsi" w:eastAsiaTheme="minorHAnsi" w:hAnsiTheme="minorHAnsi" w:cstheme="minorBidi"/>
+          <w:color w:val="000000" w:themeColor="text1"/>
+          <w:sz w:val="22"/>
+          <w:szCs w:val="22"/>
+          <w:lang w:val="en-AU"/>
+          <w14:ligatures w14:val="standardContextual"/>
+        </w:rPr>
+        <w:t>.</w:t>
+      </w:r>
+    </w:p>
+    <w:p>
+      <w:pPr>
+        <w:pStyle w:val="ListParagraph"/>
+        <w:numPr>
+          <w:ilvl w:val="0"/>
+          <w:numId w:val="21"/>
+        </w:numPr>
+        <w:rPr>
+          <w:color w:val="000000" w:themeColor="text1"/>
+        </w:rPr>
+      </w:pPr>
+      <w:proofErr w:type="spellStart"/>
+      <w:r>
+        <w:rPr>
+          <w:color w:val="000000" w:themeColor="text1"/>
+        </w:rPr>
+        <w:t>ConditionExpression</w:t>
+      </w:r>
+      <w:proofErr w:type="spellEnd"/>
+      <w:r>
+        <w:rPr>
+          <w:color w:val="000000" w:themeColor="text1"/>
+        </w:rPr>
+        <w:t xml:space="preserve"> is basically the rule you give DynamoDB.</w:t>
+      </w:r>
+    </w:p>
+    <w:p>
+      <w:pPr>
+        <w:pStyle w:val="ListParagraph"/>
+        <w:numPr>
+          <w:ilvl w:val="0"/>
+          <w:numId w:val="21"/>
+        </w:numPr>
+        <w:rPr>
+          <w:color w:val="000000" w:themeColor="text1"/>
+        </w:rPr>
+      </w:pPr>
+      <w:r>
+        <w:rPr>
+          <w:color w:val="000000" w:themeColor="text1"/>
+        </w:rPr>
+        <w:t>The condition and the write happen as one DynamoDB operation.</w:t>
+      </w:r>
+    </w:p>
+    <w:p>
+      <w:pPr>
+        <w:rPr>
+          <w:b/>
+          <w:bCs/>
+          <w:color w:val="000000" w:themeColor="text1"/>
+          <w:sz w:val="28"/>
+          <w:szCs w:val="28"/>
+          <w:u w:val="single"/>
+        </w:rPr>
+      </w:pPr>
+    </w:p>
+    <w:p>
+      <w:pPr>
+        <w:rPr>
+          <w:b/>
+          <w:bCs/>
+          <w:color w:val="000000" w:themeColor="text1"/>
+          <w:sz w:val="28"/>
+          <w:szCs w:val="28"/>
+          <w:u w:val="single"/>
+        </w:rPr>
+      </w:pPr>
+      <w:r>
+        <w:rPr>
+          <w:b/>
+          <w:bCs/>
+          <w:color w:val="000000" w:themeColor="text1"/>
+          <w:sz w:val="28"/>
+          <w:szCs w:val="28"/>
+          <w:u w:val="single"/>
+        </w:rPr>
+        <w:t>Transactions</w:t>
+      </w:r>
+      <w:r>
+        <w:rPr>
+          <w:b/>
+          <w:bCs/>
+          <w:color w:val="000000" w:themeColor="text1"/>
+          <w:sz w:val="28"/>
+          <w:szCs w:val="28"/>
+          <w:u w:val="single"/>
+        </w:rPr>
+        <w:t>:</w:t>
+      </w:r>
+    </w:p>
+    <w:p>
+      <w:pPr>
+        <w:pStyle w:val="ListParagraph"/>
+        <w:numPr>
+          <w:ilvl w:val="0"/>
+          <w:numId w:val="22"/>
+        </w:numPr>
+        <w:rPr>
+          <w:color w:val="000000" w:themeColor="text1"/>
+        </w:rPr>
+      </w:pPr>
+      <w:r>
+        <w:rPr>
+          <w:color w:val="000000" w:themeColor="text1"/>
+        </w:rPr>
+        <w:t>A transaction lets you perform multiple DynamoDB operations as one atomic unit.</w:t>
+      </w:r>
+    </w:p>
+    <w:p>
+      <w:pPr>
+        <w:pStyle w:val="ListParagraph"/>
+        <w:numPr>
+          <w:ilvl w:val="0"/>
+          <w:numId w:val="22"/>
+        </w:numPr>
+        <w:rPr>
+          <w:color w:val="000000" w:themeColor="text1"/>
+        </w:rPr>
+      </w:pPr>
+      <w:proofErr w:type="spellStart"/>
+      <w:r>
+        <w:rPr>
+          <w:color w:val="000000" w:themeColor="text1"/>
+        </w:rPr>
+        <w:t>TransactWriteItems</w:t>
+      </w:r>
+      <w:proofErr w:type="spellEnd"/>
+      <w:r>
+        <w:rPr>
+          <w:color w:val="000000" w:themeColor="text1"/>
+        </w:rPr>
+        <w:t xml:space="preserve">: </w:t>
+      </w:r>
+      <w:r>
+        <w:rPr>
+          <w:color w:val="000000" w:themeColor="text1"/>
+        </w:rPr>
+        <w:t>This is the one you should understand first.</w:t>
+      </w:r>
+      <w:r>
+        <w:rPr>
+          <w:color w:val="000000" w:themeColor="text1"/>
+        </w:rPr>
+        <w:t xml:space="preserve"> </w:t>
+      </w:r>
+      <w:r>
+        <w:rPr>
+          <w:color w:val="000000" w:themeColor="text1"/>
+        </w:rPr>
+        <w:t>It means:</w:t>
+      </w:r>
+      <w:r>
+        <w:rPr>
+          <w:color w:val="000000" w:themeColor="text1"/>
+        </w:rPr>
+        <w:t xml:space="preserve"> </w:t>
+      </w:r>
+      <w:r>
+        <w:rPr>
+          <w:color w:val="000000" w:themeColor="text1"/>
+        </w:rPr>
+        <w:t>"Perform these multiple writes together."</w:t>
+      </w:r>
+    </w:p>
+    <w:p>
+      <w:pPr>
+        <w:pStyle w:val="ListParagraph"/>
+        <w:numPr>
+          <w:ilvl w:val="0"/>
+          <w:numId w:val="22"/>
+        </w:numPr>
+        <w:rPr>
+          <w:color w:val="000000" w:themeColor="text1"/>
+        </w:rPr>
+      </w:pPr>
+      <w:r>
+        <w:rPr>
+          <w:color w:val="000000" w:themeColor="text1"/>
+        </w:rPr>
+        <w:t xml:space="preserve">You can have conditions </w:t>
+      </w:r>
+      <w:r>
+        <w:rPr>
+          <w:color w:val="000000" w:themeColor="text1"/>
+        </w:rPr>
+        <w:t>inside a transaction</w:t>
+      </w:r>
+      <w:r>
+        <w:rPr>
+          <w:color w:val="000000" w:themeColor="text1"/>
+        </w:rPr>
+        <w:t>.</w:t>
+      </w:r>
+      <w:r>
+        <w:rPr>
+          <w:color w:val="000000" w:themeColor="text1"/>
+        </w:rPr>
+        <w:t xml:space="preserve"> </w:t>
+      </w:r>
+    </w:p>
+    <w:p>
+      <w:pPr>
+        <w:pStyle w:val="ListParagraph"/>
+        <w:numPr>
+          <w:ilvl w:val="0"/>
+          <w:numId w:val="22"/>
+        </w:numPr>
+        <w:rPr>
+          <w:color w:val="000000" w:themeColor="text1"/>
+        </w:rPr>
+      </w:pPr>
+      <w:proofErr w:type="spellStart"/>
+      <w:r>
+        <w:rPr>
+          <w:color w:val="000000" w:themeColor="text1"/>
+        </w:rPr>
+        <w:t>TransactGetItems</w:t>
+      </w:r>
+      <w:proofErr w:type="spellEnd"/>
+      <w:r>
+        <w:rPr>
+          <w:color w:val="000000" w:themeColor="text1"/>
+        </w:rPr>
+        <w:t xml:space="preserve">: </w:t>
+      </w:r>
+      <w:r>
+        <w:rPr>
+          <w:color w:val="000000" w:themeColor="text1"/>
+        </w:rPr>
+        <w:t>This is the read version.</w:t>
+      </w:r>
+      <w:r>
+        <w:rPr>
+          <w:color w:val="000000" w:themeColor="text1"/>
+        </w:rPr>
+        <w:t xml:space="preserve"> </w:t>
+      </w:r>
+      <w:r>
+        <w:rPr>
+          <w:color w:val="000000" w:themeColor="text1"/>
+        </w:rPr>
+        <w:t>It allows you to retrieve multiple items as part of a transactionally consistent operation.</w:t>
+      </w:r>
+    </w:p>
+    <w:p>
+      <w:pPr>
+        <w:pStyle w:val="ListParagraph"/>
+        <w:numPr>
+          <w:ilvl w:val="0"/>
+          <w:numId w:val="22"/>
+        </w:numPr>
+        <w:rPr>
+          <w:color w:val="000000" w:themeColor="text1"/>
+        </w:rPr>
+      </w:pPr>
+    </w:p>
+    <w:p>
+      <w:pPr>
+        <w:rPr>
+          <w:b/>
+          <w:bCs/>
+          <w:color w:val="000000" w:themeColor="text1"/>
+          <w:sz w:val="28"/>
+          <w:szCs w:val="28"/>
+          <w:u w:val="single"/>
+          <w:lang w:val="en-US"/>
+        </w:rPr>
+      </w:pPr>
+      <w:r>
+        <w:rPr>
+          <w:b/>
+          <w:bCs/>
+          <w:color w:val="000000" w:themeColor="text1"/>
+          <w:sz w:val="28"/>
+          <w:szCs w:val="28"/>
+          <w:u w:val="single"/>
           <w:lang w:val="en-US"/>
         </w:rPr>
         <w:t>How to query DynamoDB in Node.js</w:t>
@@ -336,16 +4839,2489 @@
     <w:p>
       <w:pPr>
         <w:rPr>
-          <w:color w:val="000000" w:themeColor="text1"/>
-          <w:lang w:val="en-US"/>
-        </w:rPr>
-      </w:pPr>
-      <w:r>
-        <w:rPr>
-          <w:color w:val="000000" w:themeColor="text1"/>
-          <w:lang w:val="en-US"/>
-        </w:rPr>
-        <w:t>transactions</w:t>
+          <w:b/>
+          <w:bCs/>
+          <w:color w:val="000000" w:themeColor="text1"/>
+          <w:lang w:val="en-US"/>
+        </w:rPr>
+      </w:pPr>
+      <w:r>
+        <w:rPr>
+          <w:b/>
+          <w:bCs/>
+          <w:color w:val="000000" w:themeColor="text1"/>
+          <w:lang w:val="en-US"/>
+        </w:rPr>
+        <w:t>Some important sync/async operations:</w:t>
+      </w:r>
+    </w:p>
+    <w:p>
+      <w:pPr>
+        <w:rPr>
+          <w:b/>
+          <w:bCs/>
+          <w:color w:val="000000" w:themeColor="text1"/>
+          <w:lang w:val="en-US"/>
+        </w:rPr>
+      </w:pPr>
+      <w:r>
+        <w:rPr>
+          <w:b/>
+          <w:bCs/>
+          <w:color w:val="000000" w:themeColor="text1"/>
+          <w:lang w:val="en-US"/>
+        </w:rPr>
+        <w:lastRenderedPageBreak/>
+        <w:tab/>
+      </w:r>
+    </w:p>
+    <w:tbl>
+      <w:tblPr>
+        <w:tblW w:w="0" w:type="auto"/>
+        <w:tblCellSpacing w:w="15" w:type="dxa"/>
+        <w:tblCellMar>
+          <w:top w:w="15" w:type="dxa"/>
+          <w:left w:w="15" w:type="dxa"/>
+          <w:bottom w:w="15" w:type="dxa"/>
+          <w:right w:w="15" w:type="dxa"/>
+        </w:tblCellMar>
+        <w:tblLook w:val="04A0" w:firstRow="1" w:lastRow="0" w:firstColumn="1" w:lastColumn="0" w:noHBand="0" w:noVBand="1"/>
+      </w:tblPr>
+      <w:tblGrid>
+        <w:gridCol w:w="2789"/>
+        <w:gridCol w:w="1942"/>
+      </w:tblGrid>
+      <w:tr>
+        <w:trPr>
+          <w:tblHeader/>
+          <w:tblCellSpacing w:w="15" w:type="dxa"/>
+        </w:trPr>
+        <w:tc>
+          <w:tcPr>
+            <w:tcW w:w="0" w:type="auto"/>
+            <w:vAlign w:val="center"/>
+            <w:hideMark/>
+          </w:tcPr>
+          <w:p>
+            <w:pPr>
+              <w:rPr>
+                <w:b/>
+                <w:bCs/>
+                <w:color w:val="000000" w:themeColor="text1"/>
+                <w:lang w:val="en-US"/>
+              </w:rPr>
+            </w:pPr>
+            <w:r>
+              <w:rPr>
+                <w:b/>
+                <w:bCs/>
+                <w:color w:val="000000" w:themeColor="text1"/>
+                <w:lang w:val="en-US"/>
+              </w:rPr>
+              <w:t>Operation</w:t>
+            </w:r>
+          </w:p>
+        </w:tc>
+        <w:tc>
+          <w:tcPr>
+            <w:tcW w:w="0" w:type="auto"/>
+            <w:vAlign w:val="center"/>
+            <w:hideMark/>
+          </w:tcPr>
+          <w:p>
+            <w:pPr>
+              <w:rPr>
+                <w:b/>
+                <w:bCs/>
+                <w:color w:val="000000" w:themeColor="text1"/>
+                <w:lang w:val="en-US"/>
+              </w:rPr>
+            </w:pPr>
+            <w:proofErr w:type="gramStart"/>
+            <w:r>
+              <w:rPr>
+                <w:b/>
+                <w:bCs/>
+                <w:color w:val="000000" w:themeColor="text1"/>
+                <w:lang w:val="en-US"/>
+              </w:rPr>
+              <w:t>Usually</w:t>
+            </w:r>
+            <w:proofErr w:type="gramEnd"/>
+          </w:p>
+        </w:tc>
+      </w:tr>
+      <w:tr>
+        <w:trPr>
+          <w:tblCellSpacing w:w="15" w:type="dxa"/>
+        </w:trPr>
+        <w:tc>
+          <w:tcPr>
+            <w:tcW w:w="0" w:type="auto"/>
+            <w:vAlign w:val="center"/>
+            <w:hideMark/>
+          </w:tcPr>
+          <w:p>
+            <w:pPr>
+              <w:rPr>
+                <w:b/>
+                <w:bCs/>
+                <w:color w:val="000000" w:themeColor="text1"/>
+                <w:lang w:val="en-US"/>
+              </w:rPr>
+            </w:pPr>
+            <w:proofErr w:type="spellStart"/>
+            <w:r>
+              <w:rPr>
+                <w:b/>
+                <w:bCs/>
+                <w:color w:val="000000" w:themeColor="text1"/>
+                <w:lang w:val="en-US"/>
+              </w:rPr>
+              <w:t>JSON.</w:t>
+            </w:r>
+            <w:proofErr w:type="gramStart"/>
+            <w:r>
+              <w:rPr>
+                <w:b/>
+                <w:bCs/>
+                <w:color w:val="000000" w:themeColor="text1"/>
+                <w:lang w:val="en-US"/>
+              </w:rPr>
+              <w:t>parse</w:t>
+            </w:r>
+            <w:proofErr w:type="spellEnd"/>
+            <w:proofErr w:type="gramEnd"/>
+            <w:r>
+              <w:rPr>
+                <w:b/>
+                <w:bCs/>
+                <w:color w:val="000000" w:themeColor="text1"/>
+                <w:lang w:val="en-US"/>
+              </w:rPr>
+              <w:t>()</w:t>
+            </w:r>
+          </w:p>
+        </w:tc>
+        <w:tc>
+          <w:tcPr>
+            <w:tcW w:w="0" w:type="auto"/>
+            <w:vAlign w:val="center"/>
+            <w:hideMark/>
+          </w:tcPr>
+          <w:p>
+            <w:pPr>
+              <w:rPr>
+                <w:b/>
+                <w:bCs/>
+                <w:color w:val="000000" w:themeColor="text1"/>
+                <w:lang w:val="en-US"/>
+              </w:rPr>
+            </w:pPr>
+            <w:r>
+              <w:rPr>
+                <w:rFonts w:ascii="Segoe UI Emoji" w:hAnsi="Segoe UI Emoji" w:cs="Segoe UI Emoji"/>
+                <w:b/>
+                <w:bCs/>
+                <w:color w:val="000000" w:themeColor="text1"/>
+                <w:lang w:val="en-US"/>
+              </w:rPr>
+              <w:t>🟢</w:t>
+            </w:r>
+            <w:r>
+              <w:rPr>
+                <w:b/>
+                <w:bCs/>
+                <w:color w:val="000000" w:themeColor="text1"/>
+                <w:lang w:val="en-US"/>
+              </w:rPr>
+              <w:t xml:space="preserve"> Sync</w:t>
+            </w:r>
+          </w:p>
+        </w:tc>
+      </w:tr>
+      <w:tr>
+        <w:trPr>
+          <w:tblCellSpacing w:w="15" w:type="dxa"/>
+        </w:trPr>
+        <w:tc>
+          <w:tcPr>
+            <w:tcW w:w="0" w:type="auto"/>
+            <w:vAlign w:val="center"/>
+            <w:hideMark/>
+          </w:tcPr>
+          <w:p>
+            <w:pPr>
+              <w:rPr>
+                <w:b/>
+                <w:bCs/>
+                <w:color w:val="000000" w:themeColor="text1"/>
+                <w:lang w:val="en-US"/>
+              </w:rPr>
+            </w:pPr>
+            <w:proofErr w:type="spellStart"/>
+            <w:r>
+              <w:rPr>
+                <w:b/>
+                <w:bCs/>
+                <w:color w:val="000000" w:themeColor="text1"/>
+                <w:lang w:val="en-US"/>
+              </w:rPr>
+              <w:t>JSON.stringify</w:t>
+            </w:r>
+            <w:proofErr w:type="spellEnd"/>
+            <w:r>
+              <w:rPr>
+                <w:b/>
+                <w:bCs/>
+                <w:color w:val="000000" w:themeColor="text1"/>
+                <w:lang w:val="en-US"/>
+              </w:rPr>
+              <w:t>()</w:t>
+            </w:r>
+          </w:p>
+        </w:tc>
+        <w:tc>
+          <w:tcPr>
+            <w:tcW w:w="0" w:type="auto"/>
+            <w:vAlign w:val="center"/>
+            <w:hideMark/>
+          </w:tcPr>
+          <w:p>
+            <w:pPr>
+              <w:rPr>
+                <w:b/>
+                <w:bCs/>
+                <w:color w:val="000000" w:themeColor="text1"/>
+                <w:lang w:val="en-US"/>
+              </w:rPr>
+            </w:pPr>
+            <w:r>
+              <w:rPr>
+                <w:rFonts w:ascii="Segoe UI Emoji" w:hAnsi="Segoe UI Emoji" w:cs="Segoe UI Emoji"/>
+                <w:b/>
+                <w:bCs/>
+                <w:color w:val="000000" w:themeColor="text1"/>
+                <w:lang w:val="en-US"/>
+              </w:rPr>
+              <w:t>🟢</w:t>
+            </w:r>
+            <w:r>
+              <w:rPr>
+                <w:b/>
+                <w:bCs/>
+                <w:color w:val="000000" w:themeColor="text1"/>
+                <w:lang w:val="en-US"/>
+              </w:rPr>
+              <w:t xml:space="preserve"> Sync</w:t>
+            </w:r>
+          </w:p>
+        </w:tc>
+      </w:tr>
+      <w:tr>
+        <w:trPr>
+          <w:tblCellSpacing w:w="15" w:type="dxa"/>
+        </w:trPr>
+        <w:tc>
+          <w:tcPr>
+            <w:tcW w:w="0" w:type="auto"/>
+            <w:vAlign w:val="center"/>
+            <w:hideMark/>
+          </w:tcPr>
+          <w:p>
+            <w:pPr>
+              <w:rPr>
+                <w:b/>
+                <w:bCs/>
+                <w:color w:val="000000" w:themeColor="text1"/>
+                <w:lang w:val="en-US"/>
+              </w:rPr>
+            </w:pPr>
+            <w:r>
+              <w:rPr>
+                <w:b/>
+                <w:bCs/>
+                <w:color w:val="000000" w:themeColor="text1"/>
+                <w:lang w:val="en-US"/>
+              </w:rPr>
+              <w:t>Math/calculations</w:t>
+            </w:r>
+          </w:p>
+        </w:tc>
+        <w:tc>
+          <w:tcPr>
+            <w:tcW w:w="0" w:type="auto"/>
+            <w:vAlign w:val="center"/>
+            <w:hideMark/>
+          </w:tcPr>
+          <w:p>
+            <w:pPr>
+              <w:rPr>
+                <w:b/>
+                <w:bCs/>
+                <w:color w:val="000000" w:themeColor="text1"/>
+                <w:lang w:val="en-US"/>
+              </w:rPr>
+            </w:pPr>
+            <w:r>
+              <w:rPr>
+                <w:rFonts w:ascii="Segoe UI Emoji" w:hAnsi="Segoe UI Emoji" w:cs="Segoe UI Emoji"/>
+                <w:b/>
+                <w:bCs/>
+                <w:color w:val="000000" w:themeColor="text1"/>
+                <w:lang w:val="en-US"/>
+              </w:rPr>
+              <w:t>🟢</w:t>
+            </w:r>
+            <w:r>
+              <w:rPr>
+                <w:b/>
+                <w:bCs/>
+                <w:color w:val="000000" w:themeColor="text1"/>
+                <w:lang w:val="en-US"/>
+              </w:rPr>
+              <w:t xml:space="preserve"> Sync</w:t>
+            </w:r>
+          </w:p>
+        </w:tc>
+      </w:tr>
+      <w:tr>
+        <w:trPr>
+          <w:tblCellSpacing w:w="15" w:type="dxa"/>
+        </w:trPr>
+        <w:tc>
+          <w:tcPr>
+            <w:tcW w:w="0" w:type="auto"/>
+            <w:vAlign w:val="center"/>
+            <w:hideMark/>
+          </w:tcPr>
+          <w:p>
+            <w:pPr>
+              <w:rPr>
+                <w:b/>
+                <w:bCs/>
+                <w:color w:val="000000" w:themeColor="text1"/>
+                <w:lang w:val="en-US"/>
+              </w:rPr>
+            </w:pPr>
+            <w:proofErr w:type="gramStart"/>
+            <w:r>
+              <w:rPr>
+                <w:b/>
+                <w:bCs/>
+                <w:color w:val="000000" w:themeColor="text1"/>
+                <w:lang w:val="en-US"/>
+              </w:rPr>
+              <w:t>Array .map</w:t>
+            </w:r>
+            <w:proofErr w:type="gramEnd"/>
+            <w:r>
+              <w:rPr>
+                <w:b/>
+                <w:bCs/>
+                <w:color w:val="000000" w:themeColor="text1"/>
+                <w:lang w:val="en-US"/>
+              </w:rPr>
+              <w:t xml:space="preserve">() </w:t>
+            </w:r>
+            <w:proofErr w:type="gramStart"/>
+            <w:r>
+              <w:rPr>
+                <w:b/>
+                <w:bCs/>
+                <w:color w:val="000000" w:themeColor="text1"/>
+                <w:lang w:val="en-US"/>
+              </w:rPr>
+              <w:t>/ .filter</w:t>
+            </w:r>
+            <w:proofErr w:type="gramEnd"/>
+            <w:r>
+              <w:rPr>
+                <w:b/>
+                <w:bCs/>
+                <w:color w:val="000000" w:themeColor="text1"/>
+                <w:lang w:val="en-US"/>
+              </w:rPr>
+              <w:t>()</w:t>
+            </w:r>
+          </w:p>
+        </w:tc>
+        <w:tc>
+          <w:tcPr>
+            <w:tcW w:w="0" w:type="auto"/>
+            <w:vAlign w:val="center"/>
+            <w:hideMark/>
+          </w:tcPr>
+          <w:p>
+            <w:pPr>
+              <w:rPr>
+                <w:b/>
+                <w:bCs/>
+                <w:color w:val="000000" w:themeColor="text1"/>
+                <w:lang w:val="en-US"/>
+              </w:rPr>
+            </w:pPr>
+            <w:r>
+              <w:rPr>
+                <w:rFonts w:ascii="Segoe UI Emoji" w:hAnsi="Segoe UI Emoji" w:cs="Segoe UI Emoji"/>
+                <w:b/>
+                <w:bCs/>
+                <w:color w:val="000000" w:themeColor="text1"/>
+                <w:lang w:val="en-US"/>
+              </w:rPr>
+              <w:t>🟢</w:t>
+            </w:r>
+            <w:r>
+              <w:rPr>
+                <w:b/>
+                <w:bCs/>
+                <w:color w:val="000000" w:themeColor="text1"/>
+                <w:lang w:val="en-US"/>
+              </w:rPr>
+              <w:t xml:space="preserve"> Sync</w:t>
+            </w:r>
+          </w:p>
+        </w:tc>
+      </w:tr>
+      <w:tr>
+        <w:trPr>
+          <w:tblCellSpacing w:w="15" w:type="dxa"/>
+        </w:trPr>
+        <w:tc>
+          <w:tcPr>
+            <w:tcW w:w="0" w:type="auto"/>
+            <w:vAlign w:val="center"/>
+            <w:hideMark/>
+          </w:tcPr>
+          <w:p>
+            <w:pPr>
+              <w:rPr>
+                <w:b/>
+                <w:bCs/>
+                <w:color w:val="000000" w:themeColor="text1"/>
+                <w:lang w:val="en-US"/>
+              </w:rPr>
+            </w:pPr>
+            <w:proofErr w:type="spellStart"/>
+            <w:proofErr w:type="gramStart"/>
+            <w:r>
+              <w:rPr>
+                <w:b/>
+                <w:bCs/>
+                <w:color w:val="000000" w:themeColor="text1"/>
+                <w:lang w:val="en-US"/>
+              </w:rPr>
+              <w:t>fs.readFileSync</w:t>
+            </w:r>
+            <w:proofErr w:type="spellEnd"/>
+            <w:proofErr w:type="gramEnd"/>
+            <w:r>
+              <w:rPr>
+                <w:b/>
+                <w:bCs/>
+                <w:color w:val="000000" w:themeColor="text1"/>
+                <w:lang w:val="en-US"/>
+              </w:rPr>
+              <w:t>()</w:t>
+            </w:r>
+          </w:p>
+        </w:tc>
+        <w:tc>
+          <w:tcPr>
+            <w:tcW w:w="0" w:type="auto"/>
+            <w:vAlign w:val="center"/>
+            <w:hideMark/>
+          </w:tcPr>
+          <w:p>
+            <w:pPr>
+              <w:rPr>
+                <w:b/>
+                <w:bCs/>
+                <w:color w:val="000000" w:themeColor="text1"/>
+                <w:lang w:val="en-US"/>
+              </w:rPr>
+            </w:pPr>
+            <w:r>
+              <w:rPr>
+                <w:rFonts w:ascii="Segoe UI Emoji" w:hAnsi="Segoe UI Emoji" w:cs="Segoe UI Emoji"/>
+                <w:b/>
+                <w:bCs/>
+                <w:color w:val="000000" w:themeColor="text1"/>
+                <w:lang w:val="en-US"/>
+              </w:rPr>
+              <w:t>🔴</w:t>
+            </w:r>
+            <w:r>
+              <w:rPr>
+                <w:b/>
+                <w:bCs/>
+                <w:color w:val="000000" w:themeColor="text1"/>
+                <w:lang w:val="en-US"/>
+              </w:rPr>
+              <w:t xml:space="preserve"> Sync / blocking</w:t>
+            </w:r>
+          </w:p>
+        </w:tc>
+      </w:tr>
+      <w:tr>
+        <w:trPr>
+          <w:tblCellSpacing w:w="15" w:type="dxa"/>
+        </w:trPr>
+        <w:tc>
+          <w:tcPr>
+            <w:tcW w:w="0" w:type="auto"/>
+            <w:vAlign w:val="center"/>
+            <w:hideMark/>
+          </w:tcPr>
+          <w:p>
+            <w:pPr>
+              <w:rPr>
+                <w:b/>
+                <w:bCs/>
+                <w:color w:val="000000" w:themeColor="text1"/>
+                <w:lang w:val="en-US"/>
+              </w:rPr>
+            </w:pPr>
+            <w:proofErr w:type="spellStart"/>
+            <w:proofErr w:type="gramStart"/>
+            <w:r>
+              <w:rPr>
+                <w:b/>
+                <w:bCs/>
+                <w:color w:val="000000" w:themeColor="text1"/>
+                <w:lang w:val="en-US"/>
+              </w:rPr>
+              <w:t>fs.writeFileSync</w:t>
+            </w:r>
+            <w:proofErr w:type="spellEnd"/>
+            <w:proofErr w:type="gramEnd"/>
+            <w:r>
+              <w:rPr>
+                <w:b/>
+                <w:bCs/>
+                <w:color w:val="000000" w:themeColor="text1"/>
+                <w:lang w:val="en-US"/>
+              </w:rPr>
+              <w:t>()</w:t>
+            </w:r>
+          </w:p>
+        </w:tc>
+        <w:tc>
+          <w:tcPr>
+            <w:tcW w:w="0" w:type="auto"/>
+            <w:vAlign w:val="center"/>
+            <w:hideMark/>
+          </w:tcPr>
+          <w:p>
+            <w:pPr>
+              <w:rPr>
+                <w:b/>
+                <w:bCs/>
+                <w:color w:val="000000" w:themeColor="text1"/>
+                <w:lang w:val="en-US"/>
+              </w:rPr>
+            </w:pPr>
+            <w:r>
+              <w:rPr>
+                <w:rFonts w:ascii="Segoe UI Emoji" w:hAnsi="Segoe UI Emoji" w:cs="Segoe UI Emoji"/>
+                <w:b/>
+                <w:bCs/>
+                <w:color w:val="000000" w:themeColor="text1"/>
+                <w:lang w:val="en-US"/>
+              </w:rPr>
+              <w:t>🔴</w:t>
+            </w:r>
+            <w:r>
+              <w:rPr>
+                <w:b/>
+                <w:bCs/>
+                <w:color w:val="000000" w:themeColor="text1"/>
+                <w:lang w:val="en-US"/>
+              </w:rPr>
+              <w:t xml:space="preserve"> Sync / blocking</w:t>
+            </w:r>
+          </w:p>
+        </w:tc>
+      </w:tr>
+      <w:tr>
+        <w:trPr>
+          <w:tblCellSpacing w:w="15" w:type="dxa"/>
+        </w:trPr>
+        <w:tc>
+          <w:tcPr>
+            <w:tcW w:w="0" w:type="auto"/>
+            <w:vAlign w:val="center"/>
+            <w:hideMark/>
+          </w:tcPr>
+          <w:p>
+            <w:pPr>
+              <w:rPr>
+                <w:b/>
+                <w:bCs/>
+                <w:color w:val="000000" w:themeColor="text1"/>
+                <w:lang w:val="en-US"/>
+              </w:rPr>
+            </w:pPr>
+            <w:proofErr w:type="spellStart"/>
+            <w:proofErr w:type="gramStart"/>
+            <w:r>
+              <w:rPr>
+                <w:b/>
+                <w:bCs/>
+                <w:color w:val="000000" w:themeColor="text1"/>
+                <w:lang w:val="en-US"/>
+              </w:rPr>
+              <w:t>fs.promises</w:t>
+            </w:r>
+            <w:proofErr w:type="gramEnd"/>
+            <w:r>
+              <w:rPr>
+                <w:b/>
+                <w:bCs/>
+                <w:color w:val="000000" w:themeColor="text1"/>
+                <w:lang w:val="en-US"/>
+              </w:rPr>
+              <w:t>.</w:t>
+            </w:r>
+            <w:proofErr w:type="gramStart"/>
+            <w:r>
+              <w:rPr>
+                <w:b/>
+                <w:bCs/>
+                <w:color w:val="000000" w:themeColor="text1"/>
+                <w:lang w:val="en-US"/>
+              </w:rPr>
+              <w:t>readFile</w:t>
+            </w:r>
+            <w:proofErr w:type="spellEnd"/>
+            <w:r>
+              <w:rPr>
+                <w:b/>
+                <w:bCs/>
+                <w:color w:val="000000" w:themeColor="text1"/>
+                <w:lang w:val="en-US"/>
+              </w:rPr>
+              <w:t>(</w:t>
+            </w:r>
+            <w:proofErr w:type="gramEnd"/>
+            <w:r>
+              <w:rPr>
+                <w:b/>
+                <w:bCs/>
+                <w:color w:val="000000" w:themeColor="text1"/>
+                <w:lang w:val="en-US"/>
+              </w:rPr>
+              <w:t>)</w:t>
+            </w:r>
+          </w:p>
+        </w:tc>
+        <w:tc>
+          <w:tcPr>
+            <w:tcW w:w="0" w:type="auto"/>
+            <w:vAlign w:val="center"/>
+            <w:hideMark/>
+          </w:tcPr>
+          <w:p>
+            <w:pPr>
+              <w:rPr>
+                <w:b/>
+                <w:bCs/>
+                <w:color w:val="000000" w:themeColor="text1"/>
+                <w:lang w:val="en-US"/>
+              </w:rPr>
+            </w:pPr>
+            <w:r>
+              <w:rPr>
+                <w:rFonts w:ascii="Segoe UI Emoji" w:hAnsi="Segoe UI Emoji" w:cs="Segoe UI Emoji"/>
+                <w:b/>
+                <w:bCs/>
+                <w:color w:val="000000" w:themeColor="text1"/>
+                <w:lang w:val="en-US"/>
+              </w:rPr>
+              <w:t>🔵</w:t>
+            </w:r>
+            <w:r>
+              <w:rPr>
+                <w:b/>
+                <w:bCs/>
+                <w:color w:val="000000" w:themeColor="text1"/>
+                <w:lang w:val="en-US"/>
+              </w:rPr>
+              <w:t xml:space="preserve"> Async</w:t>
+            </w:r>
+          </w:p>
+        </w:tc>
+      </w:tr>
+      <w:tr>
+        <w:trPr>
+          <w:tblCellSpacing w:w="15" w:type="dxa"/>
+        </w:trPr>
+        <w:tc>
+          <w:tcPr>
+            <w:tcW w:w="0" w:type="auto"/>
+            <w:vAlign w:val="center"/>
+            <w:hideMark/>
+          </w:tcPr>
+          <w:p>
+            <w:pPr>
+              <w:rPr>
+                <w:b/>
+                <w:bCs/>
+                <w:color w:val="000000" w:themeColor="text1"/>
+                <w:lang w:val="en-US"/>
+              </w:rPr>
+            </w:pPr>
+            <w:proofErr w:type="gramStart"/>
+            <w:r>
+              <w:rPr>
+                <w:b/>
+                <w:bCs/>
+                <w:color w:val="000000" w:themeColor="text1"/>
+                <w:lang w:val="en-US"/>
+              </w:rPr>
+              <w:t>fetch(</w:t>
+            </w:r>
+            <w:proofErr w:type="gramEnd"/>
+            <w:r>
+              <w:rPr>
+                <w:b/>
+                <w:bCs/>
+                <w:color w:val="000000" w:themeColor="text1"/>
+                <w:lang w:val="en-US"/>
+              </w:rPr>
+              <w:t>)</w:t>
+            </w:r>
+          </w:p>
+        </w:tc>
+        <w:tc>
+          <w:tcPr>
+            <w:tcW w:w="0" w:type="auto"/>
+            <w:vAlign w:val="center"/>
+            <w:hideMark/>
+          </w:tcPr>
+          <w:p>
+            <w:pPr>
+              <w:rPr>
+                <w:b/>
+                <w:bCs/>
+                <w:color w:val="000000" w:themeColor="text1"/>
+                <w:lang w:val="en-US"/>
+              </w:rPr>
+            </w:pPr>
+            <w:r>
+              <w:rPr>
+                <w:rFonts w:ascii="Segoe UI Emoji" w:hAnsi="Segoe UI Emoji" w:cs="Segoe UI Emoji"/>
+                <w:b/>
+                <w:bCs/>
+                <w:color w:val="000000" w:themeColor="text1"/>
+                <w:lang w:val="en-US"/>
+              </w:rPr>
+              <w:t>🔵</w:t>
+            </w:r>
+            <w:r>
+              <w:rPr>
+                <w:b/>
+                <w:bCs/>
+                <w:color w:val="000000" w:themeColor="text1"/>
+                <w:lang w:val="en-US"/>
+              </w:rPr>
+              <w:t xml:space="preserve"> Async</w:t>
+            </w:r>
+          </w:p>
+        </w:tc>
+      </w:tr>
+      <w:tr>
+        <w:trPr>
+          <w:tblCellSpacing w:w="15" w:type="dxa"/>
+        </w:trPr>
+        <w:tc>
+          <w:tcPr>
+            <w:tcW w:w="0" w:type="auto"/>
+            <w:vAlign w:val="center"/>
+            <w:hideMark/>
+          </w:tcPr>
+          <w:p>
+            <w:pPr>
+              <w:rPr>
+                <w:b/>
+                <w:bCs/>
+                <w:color w:val="000000" w:themeColor="text1"/>
+                <w:lang w:val="en-US"/>
+              </w:rPr>
+            </w:pPr>
+            <w:proofErr w:type="spellStart"/>
+            <w:proofErr w:type="gramStart"/>
+            <w:r>
+              <w:rPr>
+                <w:b/>
+                <w:bCs/>
+                <w:color w:val="000000" w:themeColor="text1"/>
+                <w:lang w:val="en-US"/>
+              </w:rPr>
+              <w:t>db.send</w:t>
+            </w:r>
+            <w:proofErr w:type="spellEnd"/>
+            <w:proofErr w:type="gramEnd"/>
+            <w:r>
+              <w:rPr>
+                <w:b/>
+                <w:bCs/>
+                <w:color w:val="000000" w:themeColor="text1"/>
+                <w:lang w:val="en-US"/>
+              </w:rPr>
+              <w:t>() (DynamoDB SDK)</w:t>
+            </w:r>
+          </w:p>
+        </w:tc>
+        <w:tc>
+          <w:tcPr>
+            <w:tcW w:w="0" w:type="auto"/>
+            <w:vAlign w:val="center"/>
+            <w:hideMark/>
+          </w:tcPr>
+          <w:p>
+            <w:pPr>
+              <w:rPr>
+                <w:b/>
+                <w:bCs/>
+                <w:color w:val="000000" w:themeColor="text1"/>
+                <w:lang w:val="en-US"/>
+              </w:rPr>
+            </w:pPr>
+            <w:r>
+              <w:rPr>
+                <w:rFonts w:ascii="Segoe UI Emoji" w:hAnsi="Segoe UI Emoji" w:cs="Segoe UI Emoji"/>
+                <w:b/>
+                <w:bCs/>
+                <w:color w:val="000000" w:themeColor="text1"/>
+                <w:lang w:val="en-US"/>
+              </w:rPr>
+              <w:t>🔵</w:t>
+            </w:r>
+            <w:r>
+              <w:rPr>
+                <w:b/>
+                <w:bCs/>
+                <w:color w:val="000000" w:themeColor="text1"/>
+                <w:lang w:val="en-US"/>
+              </w:rPr>
+              <w:t xml:space="preserve"> Async</w:t>
+            </w:r>
+          </w:p>
+        </w:tc>
+      </w:tr>
+      <w:tr>
+        <w:trPr>
+          <w:tblCellSpacing w:w="15" w:type="dxa"/>
+        </w:trPr>
+        <w:tc>
+          <w:tcPr>
+            <w:tcW w:w="0" w:type="auto"/>
+            <w:vAlign w:val="center"/>
+            <w:hideMark/>
+          </w:tcPr>
+          <w:p>
+            <w:pPr>
+              <w:rPr>
+                <w:b/>
+                <w:bCs/>
+                <w:color w:val="000000" w:themeColor="text1"/>
+                <w:lang w:val="en-US"/>
+              </w:rPr>
+            </w:pPr>
+            <w:r>
+              <w:rPr>
+                <w:b/>
+                <w:bCs/>
+                <w:color w:val="000000" w:themeColor="text1"/>
+                <w:lang w:val="en-US"/>
+              </w:rPr>
+              <w:t>HTTP request</w:t>
+            </w:r>
+          </w:p>
+        </w:tc>
+        <w:tc>
+          <w:tcPr>
+            <w:tcW w:w="0" w:type="auto"/>
+            <w:vAlign w:val="center"/>
+            <w:hideMark/>
+          </w:tcPr>
+          <w:p>
+            <w:pPr>
+              <w:rPr>
+                <w:b/>
+                <w:bCs/>
+                <w:color w:val="000000" w:themeColor="text1"/>
+                <w:lang w:val="en-US"/>
+              </w:rPr>
+            </w:pPr>
+            <w:r>
+              <w:rPr>
+                <w:rFonts w:ascii="Segoe UI Emoji" w:hAnsi="Segoe UI Emoji" w:cs="Segoe UI Emoji"/>
+                <w:b/>
+                <w:bCs/>
+                <w:color w:val="000000" w:themeColor="text1"/>
+                <w:lang w:val="en-US"/>
+              </w:rPr>
+              <w:t>🔵</w:t>
+            </w:r>
+            <w:r>
+              <w:rPr>
+                <w:b/>
+                <w:bCs/>
+                <w:color w:val="000000" w:themeColor="text1"/>
+                <w:lang w:val="en-US"/>
+              </w:rPr>
+              <w:t xml:space="preserve"> Async</w:t>
+            </w:r>
+          </w:p>
+        </w:tc>
+      </w:tr>
+      <w:tr>
+        <w:trPr>
+          <w:tblCellSpacing w:w="15" w:type="dxa"/>
+        </w:trPr>
+        <w:tc>
+          <w:tcPr>
+            <w:tcW w:w="0" w:type="auto"/>
+            <w:vAlign w:val="center"/>
+            <w:hideMark/>
+          </w:tcPr>
+          <w:p>
+            <w:pPr>
+              <w:rPr>
+                <w:b/>
+                <w:bCs/>
+                <w:color w:val="000000" w:themeColor="text1"/>
+                <w:lang w:val="en-US"/>
+              </w:rPr>
+            </w:pPr>
+            <w:r>
+              <w:rPr>
+                <w:b/>
+                <w:bCs/>
+                <w:color w:val="000000" w:themeColor="text1"/>
+                <w:lang w:val="en-US"/>
+              </w:rPr>
+              <w:t>Database request</w:t>
+            </w:r>
+          </w:p>
+        </w:tc>
+        <w:tc>
+          <w:tcPr>
+            <w:tcW w:w="0" w:type="auto"/>
+            <w:vAlign w:val="center"/>
+            <w:hideMark/>
+          </w:tcPr>
+          <w:p>
+            <w:pPr>
+              <w:rPr>
+                <w:b/>
+                <w:bCs/>
+                <w:color w:val="000000" w:themeColor="text1"/>
+                <w:lang w:val="en-US"/>
+              </w:rPr>
+            </w:pPr>
+            <w:r>
+              <w:rPr>
+                <w:rFonts w:ascii="Segoe UI Emoji" w:hAnsi="Segoe UI Emoji" w:cs="Segoe UI Emoji"/>
+                <w:b/>
+                <w:bCs/>
+                <w:color w:val="000000" w:themeColor="text1"/>
+                <w:lang w:val="en-US"/>
+              </w:rPr>
+              <w:t>🔵</w:t>
+            </w:r>
+            <w:r>
+              <w:rPr>
+                <w:b/>
+                <w:bCs/>
+                <w:color w:val="000000" w:themeColor="text1"/>
+                <w:lang w:val="en-US"/>
+              </w:rPr>
+              <w:t xml:space="preserve"> Async</w:t>
+            </w:r>
+          </w:p>
+        </w:tc>
+      </w:tr>
+      <w:tr>
+        <w:trPr>
+          <w:tblCellSpacing w:w="15" w:type="dxa"/>
+        </w:trPr>
+        <w:tc>
+          <w:tcPr>
+            <w:tcW w:w="0" w:type="auto"/>
+            <w:vAlign w:val="center"/>
+            <w:hideMark/>
+          </w:tcPr>
+          <w:p>
+            <w:pPr>
+              <w:rPr>
+                <w:b/>
+                <w:bCs/>
+                <w:color w:val="000000" w:themeColor="text1"/>
+                <w:lang w:val="en-US"/>
+              </w:rPr>
+            </w:pPr>
+            <w:proofErr w:type="spellStart"/>
+            <w:proofErr w:type="gramStart"/>
+            <w:r>
+              <w:rPr>
+                <w:b/>
+                <w:bCs/>
+                <w:color w:val="000000" w:themeColor="text1"/>
+                <w:lang w:val="en-US"/>
+              </w:rPr>
+              <w:t>setTimeout</w:t>
+            </w:r>
+            <w:proofErr w:type="spellEnd"/>
+            <w:r>
+              <w:rPr>
+                <w:b/>
+                <w:bCs/>
+                <w:color w:val="000000" w:themeColor="text1"/>
+                <w:lang w:val="en-US"/>
+              </w:rPr>
+              <w:t>(</w:t>
+            </w:r>
+            <w:proofErr w:type="gramEnd"/>
+            <w:r>
+              <w:rPr>
+                <w:b/>
+                <w:bCs/>
+                <w:color w:val="000000" w:themeColor="text1"/>
+                <w:lang w:val="en-US"/>
+              </w:rPr>
+              <w:t>)</w:t>
+            </w:r>
+          </w:p>
+        </w:tc>
+        <w:tc>
+          <w:tcPr>
+            <w:tcW w:w="0" w:type="auto"/>
+            <w:vAlign w:val="center"/>
+            <w:hideMark/>
+          </w:tcPr>
+          <w:p>
+            <w:pPr>
+              <w:rPr>
+                <w:b/>
+                <w:bCs/>
+                <w:color w:val="000000" w:themeColor="text1"/>
+                <w:lang w:val="en-US"/>
+              </w:rPr>
+            </w:pPr>
+            <w:r>
+              <w:rPr>
+                <w:rFonts w:ascii="Segoe UI Emoji" w:hAnsi="Segoe UI Emoji" w:cs="Segoe UI Emoji"/>
+                <w:b/>
+                <w:bCs/>
+                <w:color w:val="000000" w:themeColor="text1"/>
+                <w:lang w:val="en-US"/>
+              </w:rPr>
+              <w:t>🔵</w:t>
+            </w:r>
+            <w:r>
+              <w:rPr>
+                <w:b/>
+                <w:bCs/>
+                <w:color w:val="000000" w:themeColor="text1"/>
+                <w:lang w:val="en-US"/>
+              </w:rPr>
+              <w:t xml:space="preserve"> Async</w:t>
+            </w:r>
+          </w:p>
+        </w:tc>
+      </w:tr>
+      <w:tr>
+        <w:trPr>
+          <w:tblCellSpacing w:w="15" w:type="dxa"/>
+        </w:trPr>
+        <w:tc>
+          <w:tcPr>
+            <w:tcW w:w="0" w:type="auto"/>
+            <w:vAlign w:val="center"/>
+            <w:hideMark/>
+          </w:tcPr>
+          <w:p>
+            <w:pPr>
+              <w:rPr>
+                <w:b/>
+                <w:bCs/>
+                <w:color w:val="000000" w:themeColor="text1"/>
+                <w:lang w:val="en-US"/>
+              </w:rPr>
+            </w:pPr>
+            <w:r>
+              <w:rPr>
+                <w:b/>
+                <w:bCs/>
+                <w:color w:val="000000" w:themeColor="text1"/>
+                <w:lang w:val="en-US"/>
+              </w:rPr>
+              <w:t>Network I/O</w:t>
+            </w:r>
+          </w:p>
+        </w:tc>
+        <w:tc>
+          <w:tcPr>
+            <w:tcW w:w="0" w:type="auto"/>
+            <w:vAlign w:val="center"/>
+            <w:hideMark/>
+          </w:tcPr>
+          <w:p>
+            <w:pPr>
+              <w:rPr>
+                <w:b/>
+                <w:bCs/>
+                <w:color w:val="000000" w:themeColor="text1"/>
+                <w:lang w:val="en-US"/>
+              </w:rPr>
+            </w:pPr>
+            <w:r>
+              <w:rPr>
+                <w:rFonts w:ascii="Segoe UI Emoji" w:hAnsi="Segoe UI Emoji" w:cs="Segoe UI Emoji"/>
+                <w:b/>
+                <w:bCs/>
+                <w:color w:val="000000" w:themeColor="text1"/>
+                <w:lang w:val="en-US"/>
+              </w:rPr>
+              <w:t>🔵</w:t>
+            </w:r>
+            <w:r>
+              <w:rPr>
+                <w:b/>
+                <w:bCs/>
+                <w:color w:val="000000" w:themeColor="text1"/>
+                <w:lang w:val="en-US"/>
+              </w:rPr>
+              <w:t xml:space="preserve"> Async</w:t>
+            </w:r>
+          </w:p>
+        </w:tc>
+      </w:tr>
+    </w:tbl>
+    <w:p>
+      <w:pPr>
+        <w:rPr>
+          <w:b/>
+          <w:bCs/>
+          <w:color w:val="000000" w:themeColor="text1"/>
+          <w:lang w:val="en-US"/>
+        </w:rPr>
+      </w:pPr>
+    </w:p>
+    <w:p>
+      <w:pPr>
+        <w:rPr>
+          <w:b/>
+          <w:bCs/>
+          <w:color w:val="000000" w:themeColor="text1"/>
+          <w:lang w:val="en-US"/>
+        </w:rPr>
+      </w:pPr>
+      <w:r>
+        <w:rPr>
+          <w:b/>
+          <w:bCs/>
+          <w:color w:val="000000" w:themeColor="text1"/>
+          <w:lang w:val="en-US"/>
+        </w:rPr>
+        <w:t>A basic import that allows us to query DynamoDB in the backend, but I still need to understand it a bit deeper:</w:t>
+      </w:r>
+    </w:p>
+    <w:p>
+      <w:pPr>
+        <w:ind w:left="720"/>
+        <w:rPr>
+          <w:color w:val="000000" w:themeColor="text1"/>
+          <w:lang w:val="en-US"/>
+        </w:rPr>
+      </w:pPr>
+      <w:r>
+        <w:rPr>
+          <w:color w:val="000000" w:themeColor="text1"/>
+          <w:lang w:val="en-US"/>
+        </w:rPr>
+        <w:t xml:space="preserve">import </w:t>
+      </w:r>
+      <w:proofErr w:type="gramStart"/>
+      <w:r>
+        <w:rPr>
+          <w:color w:val="000000" w:themeColor="text1"/>
+          <w:lang w:val="en-US"/>
+        </w:rPr>
+        <w:t xml:space="preserve">{ </w:t>
+      </w:r>
+      <w:proofErr w:type="spellStart"/>
+      <w:r>
+        <w:rPr>
+          <w:color w:val="000000" w:themeColor="text1"/>
+          <w:lang w:val="en-US"/>
+        </w:rPr>
+        <w:t>DynamoDBClient</w:t>
+      </w:r>
+      <w:proofErr w:type="spellEnd"/>
+      <w:proofErr w:type="gramEnd"/>
+      <w:r>
+        <w:rPr>
+          <w:color w:val="000000" w:themeColor="text1"/>
+          <w:lang w:val="en-US"/>
+        </w:rPr>
+        <w:t xml:space="preserve"> } from "@</w:t>
+      </w:r>
+      <w:proofErr w:type="spellStart"/>
+      <w:r>
+        <w:rPr>
+          <w:color w:val="000000" w:themeColor="text1"/>
+          <w:lang w:val="en-US"/>
+        </w:rPr>
+        <w:t>aws-sdk</w:t>
+      </w:r>
+      <w:proofErr w:type="spellEnd"/>
+      <w:r>
+        <w:rPr>
+          <w:color w:val="000000" w:themeColor="text1"/>
+          <w:lang w:val="en-US"/>
+        </w:rPr>
+        <w:t>/client-</w:t>
+      </w:r>
+      <w:proofErr w:type="spellStart"/>
+      <w:r>
+        <w:rPr>
+          <w:color w:val="000000" w:themeColor="text1"/>
+          <w:lang w:val="en-US"/>
+        </w:rPr>
+        <w:t>dynamodb</w:t>
+      </w:r>
+      <w:proofErr w:type="spellEnd"/>
+      <w:r>
+        <w:rPr>
+          <w:color w:val="000000" w:themeColor="text1"/>
+          <w:lang w:val="en-US"/>
+        </w:rPr>
+        <w:t>";</w:t>
+      </w:r>
+    </w:p>
+    <w:p>
+      <w:pPr>
+        <w:ind w:left="720"/>
+        <w:rPr>
+          <w:color w:val="000000" w:themeColor="text1"/>
+          <w:lang w:val="en-US"/>
+        </w:rPr>
+      </w:pPr>
+      <w:r>
+        <w:rPr>
+          <w:color w:val="000000" w:themeColor="text1"/>
+          <w:lang w:val="en-US"/>
+        </w:rPr>
+        <w:t>import {</w:t>
+      </w:r>
+    </w:p>
+    <w:p>
+      <w:pPr>
+        <w:ind w:left="720"/>
+        <w:rPr>
+          <w:color w:val="000000" w:themeColor="text1"/>
+          <w:lang w:val="en-US"/>
+        </w:rPr>
+      </w:pPr>
+      <w:r>
+        <w:rPr>
+          <w:color w:val="000000" w:themeColor="text1"/>
+          <w:lang w:val="en-US"/>
+        </w:rPr>
+        <w:t xml:space="preserve">  </w:t>
+      </w:r>
+      <w:proofErr w:type="spellStart"/>
+      <w:r>
+        <w:rPr>
+          <w:color w:val="000000" w:themeColor="text1"/>
+          <w:lang w:val="en-US"/>
+        </w:rPr>
+        <w:t>DynamoDBDocumentClient</w:t>
+      </w:r>
+      <w:proofErr w:type="spellEnd"/>
+      <w:r>
+        <w:rPr>
+          <w:color w:val="000000" w:themeColor="text1"/>
+          <w:lang w:val="en-US"/>
+        </w:rPr>
+        <w:t>,</w:t>
+      </w:r>
+    </w:p>
+    <w:p>
+      <w:pPr>
+        <w:ind w:left="720"/>
+        <w:rPr>
+          <w:color w:val="000000" w:themeColor="text1"/>
+          <w:lang w:val="en-US"/>
+        </w:rPr>
+      </w:pPr>
+      <w:r>
+        <w:rPr>
+          <w:color w:val="000000" w:themeColor="text1"/>
+          <w:lang w:val="en-US"/>
+        </w:rPr>
+        <w:t xml:space="preserve">  </w:t>
+      </w:r>
+      <w:proofErr w:type="spellStart"/>
+      <w:r>
+        <w:rPr>
+          <w:color w:val="000000" w:themeColor="text1"/>
+          <w:lang w:val="en-US"/>
+        </w:rPr>
+        <w:t>QueryCommand</w:t>
+      </w:r>
+      <w:proofErr w:type="spellEnd"/>
+      <w:r>
+        <w:rPr>
+          <w:color w:val="000000" w:themeColor="text1"/>
+          <w:lang w:val="en-US"/>
+        </w:rPr>
+        <w:t>,</w:t>
+      </w:r>
+    </w:p>
+    <w:p>
+      <w:pPr>
+        <w:ind w:left="720"/>
+        <w:rPr>
+          <w:color w:val="000000" w:themeColor="text1"/>
+          <w:lang w:val="en-US"/>
+        </w:rPr>
+      </w:pPr>
+      <w:r>
+        <w:rPr>
+          <w:color w:val="000000" w:themeColor="text1"/>
+          <w:lang w:val="en-US"/>
+        </w:rPr>
+        <w:t xml:space="preserve">  </w:t>
+      </w:r>
+      <w:proofErr w:type="spellStart"/>
+      <w:r>
+        <w:rPr>
+          <w:color w:val="000000" w:themeColor="text1"/>
+          <w:lang w:val="en-US"/>
+        </w:rPr>
+        <w:t>ScanCommand</w:t>
+      </w:r>
+      <w:proofErr w:type="spellEnd"/>
+      <w:r>
+        <w:rPr>
+          <w:color w:val="000000" w:themeColor="text1"/>
+          <w:lang w:val="en-US"/>
+        </w:rPr>
+        <w:t>,</w:t>
+      </w:r>
+    </w:p>
+    <w:p>
+      <w:pPr>
+        <w:ind w:left="720"/>
+        <w:rPr>
+          <w:color w:val="000000" w:themeColor="text1"/>
+          <w:lang w:val="en-US"/>
+        </w:rPr>
+      </w:pPr>
+      <w:r>
+        <w:rPr>
+          <w:color w:val="000000" w:themeColor="text1"/>
+          <w:lang w:val="en-US"/>
+        </w:rPr>
+        <w:t xml:space="preserve">  </w:t>
+      </w:r>
+      <w:proofErr w:type="spellStart"/>
+      <w:r>
+        <w:rPr>
+          <w:color w:val="000000" w:themeColor="text1"/>
+          <w:lang w:val="en-US"/>
+        </w:rPr>
+        <w:t>GetCommand</w:t>
+      </w:r>
+      <w:proofErr w:type="spellEnd"/>
+      <w:r>
+        <w:rPr>
+          <w:color w:val="000000" w:themeColor="text1"/>
+          <w:lang w:val="en-US"/>
+        </w:rPr>
+        <w:t>,</w:t>
+      </w:r>
+    </w:p>
+    <w:p>
+      <w:pPr>
+        <w:ind w:left="720"/>
+        <w:rPr>
+          <w:color w:val="000000" w:themeColor="text1"/>
+          <w:lang w:val="en-US"/>
+        </w:rPr>
+      </w:pPr>
+      <w:r>
+        <w:rPr>
+          <w:color w:val="000000" w:themeColor="text1"/>
+          <w:lang w:val="en-US"/>
+        </w:rPr>
+        <w:t xml:space="preserve">  </w:t>
+      </w:r>
+      <w:proofErr w:type="spellStart"/>
+      <w:r>
+        <w:rPr>
+          <w:color w:val="000000" w:themeColor="text1"/>
+          <w:lang w:val="en-US"/>
+        </w:rPr>
+        <w:t>PutCommand</w:t>
+      </w:r>
+      <w:proofErr w:type="spellEnd"/>
+      <w:r>
+        <w:rPr>
+          <w:color w:val="000000" w:themeColor="text1"/>
+          <w:lang w:val="en-US"/>
+        </w:rPr>
+        <w:t>,</w:t>
+      </w:r>
+    </w:p>
+    <w:p>
+      <w:pPr>
+        <w:ind w:left="720"/>
+        <w:rPr>
+          <w:color w:val="000000" w:themeColor="text1"/>
+          <w:lang w:val="en-US"/>
+        </w:rPr>
+      </w:pPr>
+      <w:r>
+        <w:rPr>
+          <w:color w:val="000000" w:themeColor="text1"/>
+          <w:lang w:val="en-US"/>
+        </w:rPr>
+        <w:t xml:space="preserve">  </w:t>
+      </w:r>
+      <w:proofErr w:type="spellStart"/>
+      <w:r>
+        <w:rPr>
+          <w:color w:val="000000" w:themeColor="text1"/>
+          <w:lang w:val="en-US"/>
+        </w:rPr>
+        <w:t>UpdateCommand</w:t>
+      </w:r>
+      <w:proofErr w:type="spellEnd"/>
+      <w:r>
+        <w:rPr>
+          <w:color w:val="000000" w:themeColor="text1"/>
+          <w:lang w:val="en-US"/>
+        </w:rPr>
+        <w:t>,</w:t>
+      </w:r>
+    </w:p>
+    <w:p>
+      <w:pPr>
+        <w:ind w:left="720"/>
+        <w:rPr>
+          <w:color w:val="000000" w:themeColor="text1"/>
+          <w:lang w:val="en-US"/>
+        </w:rPr>
+      </w:pPr>
+      <w:r>
+        <w:rPr>
+          <w:color w:val="000000" w:themeColor="text1"/>
+          <w:lang w:val="en-US"/>
+        </w:rPr>
+        <w:t xml:space="preserve">  </w:t>
+      </w:r>
+      <w:proofErr w:type="spellStart"/>
+      <w:r>
+        <w:rPr>
+          <w:color w:val="000000" w:themeColor="text1"/>
+          <w:lang w:val="en-US"/>
+        </w:rPr>
+        <w:t>DeleteCommand</w:t>
+      </w:r>
+      <w:proofErr w:type="spellEnd"/>
+      <w:r>
+        <w:rPr>
+          <w:color w:val="000000" w:themeColor="text1"/>
+          <w:lang w:val="en-US"/>
+        </w:rPr>
+        <w:t>,</w:t>
+      </w:r>
+    </w:p>
+    <w:p>
+      <w:pPr>
+        <w:ind w:left="720"/>
+        <w:rPr>
+          <w:color w:val="000000" w:themeColor="text1"/>
+          <w:lang w:val="en-US"/>
+        </w:rPr>
+      </w:pPr>
+      <w:proofErr w:type="gramStart"/>
+      <w:r>
+        <w:rPr>
+          <w:color w:val="000000" w:themeColor="text1"/>
+          <w:lang w:val="en-US"/>
+        </w:rPr>
+        <w:t>} from "@</w:t>
+      </w:r>
+      <w:proofErr w:type="spellStart"/>
+      <w:proofErr w:type="gramEnd"/>
+      <w:r>
+        <w:rPr>
+          <w:color w:val="000000" w:themeColor="text1"/>
+          <w:lang w:val="en-US"/>
+        </w:rPr>
+        <w:t>aws-sdk</w:t>
+      </w:r>
+      <w:proofErr w:type="spellEnd"/>
+      <w:r>
+        <w:rPr>
+          <w:color w:val="000000" w:themeColor="text1"/>
+          <w:lang w:val="en-US"/>
+        </w:rPr>
+        <w:t>/lib-</w:t>
+      </w:r>
+      <w:proofErr w:type="spellStart"/>
+      <w:r>
+        <w:rPr>
+          <w:color w:val="000000" w:themeColor="text1"/>
+          <w:lang w:val="en-US"/>
+        </w:rPr>
+        <w:t>dynamodb</w:t>
+      </w:r>
+      <w:proofErr w:type="spellEnd"/>
+      <w:r>
+        <w:rPr>
+          <w:color w:val="000000" w:themeColor="text1"/>
+          <w:lang w:val="en-US"/>
+        </w:rPr>
+        <w:t>";</w:t>
+      </w:r>
+    </w:p>
+    <w:p>
+      <w:pPr>
+        <w:ind w:left="720"/>
+        <w:rPr>
+          <w:color w:val="000000" w:themeColor="text1"/>
+          <w:lang w:val="en-US"/>
+        </w:rPr>
+      </w:pPr>
+    </w:p>
+    <w:p>
+      <w:pPr>
+        <w:ind w:left="720"/>
+        <w:rPr>
+          <w:color w:val="000000" w:themeColor="text1"/>
+          <w:lang w:val="en-US"/>
+        </w:rPr>
+      </w:pPr>
+      <w:r>
+        <w:rPr>
+          <w:color w:val="000000" w:themeColor="text1"/>
+          <w:lang w:val="en-US"/>
+        </w:rPr>
+        <w:lastRenderedPageBreak/>
+        <w:t xml:space="preserve">const client = new </w:t>
+      </w:r>
+      <w:proofErr w:type="spellStart"/>
+      <w:proofErr w:type="gramStart"/>
+      <w:r>
+        <w:rPr>
+          <w:color w:val="000000" w:themeColor="text1"/>
+          <w:lang w:val="en-US"/>
+        </w:rPr>
+        <w:t>DynamoDBClient</w:t>
+      </w:r>
+      <w:proofErr w:type="spellEnd"/>
+      <w:r>
+        <w:rPr>
+          <w:color w:val="000000" w:themeColor="text1"/>
+          <w:lang w:val="en-US"/>
+        </w:rPr>
+        <w:t>(</w:t>
+      </w:r>
+      <w:proofErr w:type="gramEnd"/>
+      <w:r>
+        <w:rPr>
+          <w:color w:val="000000" w:themeColor="text1"/>
+          <w:lang w:val="en-US"/>
+        </w:rPr>
+        <w:t>{});</w:t>
+      </w:r>
+    </w:p>
+    <w:p>
+      <w:pPr>
+        <w:ind w:left="720"/>
+        <w:rPr>
+          <w:color w:val="000000" w:themeColor="text1"/>
+          <w:lang w:val="en-US"/>
+        </w:rPr>
+      </w:pPr>
+      <w:r>
+        <w:rPr>
+          <w:color w:val="000000" w:themeColor="text1"/>
+          <w:lang w:val="en-US"/>
+        </w:rPr>
+        <w:t xml:space="preserve">const </w:t>
+      </w:r>
+      <w:proofErr w:type="spellStart"/>
+      <w:r>
+        <w:rPr>
+          <w:color w:val="000000" w:themeColor="text1"/>
+          <w:lang w:val="en-US"/>
+        </w:rPr>
+        <w:t>db</w:t>
+      </w:r>
+      <w:proofErr w:type="spellEnd"/>
+      <w:r>
+        <w:rPr>
+          <w:color w:val="000000" w:themeColor="text1"/>
+          <w:lang w:val="en-US"/>
+        </w:rPr>
+        <w:t xml:space="preserve"> = </w:t>
+      </w:r>
+      <w:proofErr w:type="spellStart"/>
+      <w:r>
+        <w:rPr>
+          <w:color w:val="000000" w:themeColor="text1"/>
+          <w:lang w:val="en-US"/>
+        </w:rPr>
+        <w:t>DynamoDBDocumentClient.from</w:t>
+      </w:r>
+      <w:proofErr w:type="spellEnd"/>
+      <w:r>
+        <w:rPr>
+          <w:color w:val="000000" w:themeColor="text1"/>
+          <w:lang w:val="en-US"/>
+        </w:rPr>
+        <w:t>(client);</w:t>
+      </w:r>
+    </w:p>
+    <w:p>
+      <w:pPr>
+        <w:rPr>
+          <w:color w:val="000000" w:themeColor="text1"/>
+          <w:lang w:val="en-US"/>
+        </w:rPr>
+      </w:pPr>
+    </w:p>
+    <w:p>
+      <w:pPr>
+        <w:rPr>
+          <w:b/>
+          <w:bCs/>
+          <w:color w:val="000000" w:themeColor="text1"/>
+          <w:lang w:val="en-US"/>
+        </w:rPr>
+      </w:pPr>
+      <w:proofErr w:type="gramStart"/>
+      <w:r>
+        <w:rPr>
+          <w:b/>
+          <w:bCs/>
+          <w:color w:val="000000" w:themeColor="text1"/>
+          <w:lang w:val="en-US"/>
+        </w:rPr>
+        <w:t>a basic</w:t>
+      </w:r>
+      <w:proofErr w:type="gramEnd"/>
+      <w:r>
+        <w:rPr>
+          <w:b/>
+          <w:bCs/>
+          <w:color w:val="000000" w:themeColor="text1"/>
+          <w:lang w:val="en-US"/>
+        </w:rPr>
+        <w:t xml:space="preserve"> PK query</w:t>
+      </w:r>
+    </w:p>
+    <w:p>
+      <w:pPr>
+        <w:rPr>
+          <w:color w:val="000000" w:themeColor="text1"/>
+          <w:lang w:val="en-US"/>
+        </w:rPr>
+      </w:pPr>
+    </w:p>
+    <w:p>
+      <w:pPr>
+        <w:ind w:left="720"/>
+        <w:rPr>
+          <w:color w:val="000000" w:themeColor="text1"/>
+          <w:lang w:val="en-US"/>
+        </w:rPr>
+      </w:pPr>
+      <w:r>
+        <w:rPr>
+          <w:color w:val="000000" w:themeColor="text1"/>
+          <w:lang w:val="en-US"/>
+        </w:rPr>
+        <w:t xml:space="preserve">const result = await </w:t>
+      </w:r>
+      <w:proofErr w:type="spellStart"/>
+      <w:proofErr w:type="gramStart"/>
+      <w:r>
+        <w:rPr>
+          <w:color w:val="000000" w:themeColor="text1"/>
+          <w:lang w:val="en-US"/>
+        </w:rPr>
+        <w:t>db.send</w:t>
+      </w:r>
+      <w:proofErr w:type="spellEnd"/>
+      <w:proofErr w:type="gramEnd"/>
+      <w:r>
+        <w:rPr>
+          <w:color w:val="000000" w:themeColor="text1"/>
+          <w:lang w:val="en-US"/>
+        </w:rPr>
+        <w:t xml:space="preserve">(new </w:t>
+      </w:r>
+      <w:proofErr w:type="spellStart"/>
+      <w:proofErr w:type="gramStart"/>
+      <w:r>
+        <w:rPr>
+          <w:color w:val="000000" w:themeColor="text1"/>
+          <w:lang w:val="en-US"/>
+        </w:rPr>
+        <w:t>QueryCommand</w:t>
+      </w:r>
+      <w:proofErr w:type="spellEnd"/>
+      <w:r>
+        <w:rPr>
+          <w:color w:val="000000" w:themeColor="text1"/>
+          <w:lang w:val="en-US"/>
+        </w:rPr>
+        <w:t>(</w:t>
+      </w:r>
+      <w:proofErr w:type="gramEnd"/>
+      <w:r>
+        <w:rPr>
+          <w:color w:val="000000" w:themeColor="text1"/>
+          <w:lang w:val="en-US"/>
+        </w:rPr>
+        <w:t>{</w:t>
+      </w:r>
+    </w:p>
+    <w:p>
+      <w:pPr>
+        <w:ind w:left="720"/>
+        <w:rPr>
+          <w:color w:val="000000" w:themeColor="text1"/>
+          <w:lang w:val="en-US"/>
+        </w:rPr>
+      </w:pPr>
+      <w:r>
+        <w:rPr>
+          <w:color w:val="000000" w:themeColor="text1"/>
+          <w:lang w:val="en-US"/>
+        </w:rPr>
+        <w:t xml:space="preserve">  </w:t>
+      </w:r>
+      <w:proofErr w:type="spellStart"/>
+      <w:r>
+        <w:rPr>
+          <w:color w:val="000000" w:themeColor="text1"/>
+          <w:lang w:val="en-US"/>
+        </w:rPr>
+        <w:t>TableName</w:t>
+      </w:r>
+      <w:proofErr w:type="spellEnd"/>
+      <w:r>
+        <w:rPr>
+          <w:color w:val="000000" w:themeColor="text1"/>
+          <w:lang w:val="en-US"/>
+        </w:rPr>
+        <w:t>: "Cultures",</w:t>
+      </w:r>
+    </w:p>
+    <w:p>
+      <w:pPr>
+        <w:ind w:left="720"/>
+        <w:rPr>
+          <w:color w:val="000000" w:themeColor="text1"/>
+          <w:lang w:val="en-US"/>
+        </w:rPr>
+      </w:pPr>
+      <w:r>
+        <w:rPr>
+          <w:color w:val="000000" w:themeColor="text1"/>
+          <w:lang w:val="en-US"/>
+        </w:rPr>
+        <w:t xml:space="preserve">  </w:t>
+      </w:r>
+      <w:proofErr w:type="spellStart"/>
+      <w:r>
+        <w:rPr>
+          <w:color w:val="000000" w:themeColor="text1"/>
+          <w:lang w:val="en-US"/>
+        </w:rPr>
+        <w:t>KeyConditionExpression</w:t>
+      </w:r>
+      <w:proofErr w:type="spellEnd"/>
+      <w:r>
+        <w:rPr>
+          <w:color w:val="000000" w:themeColor="text1"/>
+          <w:lang w:val="en-US"/>
+        </w:rPr>
+        <w:t xml:space="preserve">: "PK </w:t>
+      </w:r>
+      <w:proofErr w:type="gramStart"/>
+      <w:r>
+        <w:rPr>
+          <w:color w:val="000000" w:themeColor="text1"/>
+          <w:lang w:val="en-US"/>
+        </w:rPr>
+        <w:t>= :pk</w:t>
+      </w:r>
+      <w:proofErr w:type="gramEnd"/>
+      <w:r>
+        <w:rPr>
+          <w:color w:val="000000" w:themeColor="text1"/>
+          <w:lang w:val="en-US"/>
+        </w:rPr>
+        <w:t>",</w:t>
+      </w:r>
+    </w:p>
+    <w:p>
+      <w:pPr>
+        <w:ind w:left="720"/>
+        <w:rPr>
+          <w:color w:val="000000" w:themeColor="text1"/>
+          <w:lang w:val="en-US"/>
+        </w:rPr>
+      </w:pPr>
+      <w:r>
+        <w:rPr>
+          <w:color w:val="000000" w:themeColor="text1"/>
+          <w:lang w:val="en-US"/>
+        </w:rPr>
+        <w:t xml:space="preserve">  </w:t>
+      </w:r>
+      <w:proofErr w:type="spellStart"/>
+      <w:proofErr w:type="gramStart"/>
+      <w:r>
+        <w:rPr>
+          <w:color w:val="000000" w:themeColor="text1"/>
+          <w:lang w:val="en-US"/>
+        </w:rPr>
+        <w:t>ExpressionAttributeValues</w:t>
+      </w:r>
+      <w:proofErr w:type="spellEnd"/>
+      <w:r>
+        <w:rPr>
+          <w:color w:val="000000" w:themeColor="text1"/>
+          <w:lang w:val="en-US"/>
+        </w:rPr>
+        <w:t>: {</w:t>
+      </w:r>
+      <w:proofErr w:type="gramEnd"/>
+    </w:p>
+    <w:p>
+      <w:pPr>
+        <w:ind w:left="720"/>
+        <w:rPr>
+          <w:color w:val="000000" w:themeColor="text1"/>
+          <w:lang w:val="en-US"/>
+        </w:rPr>
+      </w:pPr>
+      <w:r>
+        <w:rPr>
+          <w:color w:val="000000" w:themeColor="text1"/>
+          <w:lang w:val="en-US"/>
+        </w:rPr>
+        <w:t xml:space="preserve">    ":pk": "CULTURE#123"</w:t>
+      </w:r>
+    </w:p>
+    <w:p>
+      <w:pPr>
+        <w:ind w:left="720"/>
+        <w:rPr>
+          <w:color w:val="000000" w:themeColor="text1"/>
+          <w:lang w:val="en-US"/>
+        </w:rPr>
+      </w:pPr>
+      <w:r>
+        <w:rPr>
+          <w:color w:val="000000" w:themeColor="text1"/>
+          <w:lang w:val="en-US"/>
+        </w:rPr>
+        <w:t xml:space="preserve">  }</w:t>
+      </w:r>
+    </w:p>
+    <w:p>
+      <w:pPr>
+        <w:ind w:left="720"/>
+        <w:rPr>
+          <w:color w:val="000000" w:themeColor="text1"/>
+          <w:lang w:val="en-US"/>
+        </w:rPr>
+      </w:pPr>
+      <w:r>
+        <w:rPr>
+          <w:color w:val="000000" w:themeColor="text1"/>
+          <w:lang w:val="en-US"/>
+        </w:rPr>
+        <w:t>}));</w:t>
+      </w:r>
+    </w:p>
+    <w:p>
+      <w:pPr>
+        <w:rPr>
+          <w:b/>
+          <w:bCs/>
+          <w:color w:val="000000" w:themeColor="text1"/>
+          <w:lang w:val="en-US"/>
+        </w:rPr>
+      </w:pPr>
+      <w:r>
+        <w:rPr>
+          <w:b/>
+          <w:bCs/>
+          <w:color w:val="000000" w:themeColor="text1"/>
+          <w:lang w:val="en-US"/>
+        </w:rPr>
+        <w:t>The object that we pass so we can query an item:</w:t>
+      </w:r>
+    </w:p>
+    <w:p>
+      <w:pPr>
+        <w:rPr>
+          <w:color w:val="000000" w:themeColor="text1"/>
+          <w:lang w:val="en-US"/>
+        </w:rPr>
+      </w:pPr>
+    </w:p>
+    <w:p>
+      <w:pPr>
+        <w:ind w:left="720"/>
+        <w:rPr>
+          <w:color w:val="000000" w:themeColor="text1"/>
+          <w:lang w:val="en-US"/>
+        </w:rPr>
+      </w:pPr>
+      <w:r>
+        <w:rPr>
+          <w:color w:val="000000" w:themeColor="text1"/>
+          <w:lang w:val="en-US"/>
+        </w:rPr>
+        <w:t xml:space="preserve">new </w:t>
+      </w:r>
+      <w:proofErr w:type="spellStart"/>
+      <w:proofErr w:type="gramStart"/>
+      <w:r>
+        <w:rPr>
+          <w:color w:val="000000" w:themeColor="text1"/>
+          <w:lang w:val="en-US"/>
+        </w:rPr>
+        <w:t>QueryCommand</w:t>
+      </w:r>
+      <w:proofErr w:type="spellEnd"/>
+      <w:r>
+        <w:rPr>
+          <w:color w:val="000000" w:themeColor="text1"/>
+          <w:lang w:val="en-US"/>
+        </w:rPr>
+        <w:t>(</w:t>
+      </w:r>
+      <w:proofErr w:type="gramEnd"/>
+      <w:r>
+        <w:rPr>
+          <w:color w:val="000000" w:themeColor="text1"/>
+          <w:lang w:val="en-US"/>
+        </w:rPr>
+        <w:t>{</w:t>
+      </w:r>
+    </w:p>
+    <w:p>
+      <w:pPr>
+        <w:ind w:left="720"/>
+        <w:rPr>
+          <w:color w:val="000000" w:themeColor="text1"/>
+          <w:lang w:val="en-US"/>
+        </w:rPr>
+      </w:pPr>
+      <w:r>
+        <w:rPr>
+          <w:color w:val="000000" w:themeColor="text1"/>
+          <w:lang w:val="en-US"/>
+        </w:rPr>
+        <w:t xml:space="preserve">  </w:t>
+      </w:r>
+      <w:proofErr w:type="spellStart"/>
+      <w:r>
+        <w:rPr>
+          <w:color w:val="000000" w:themeColor="text1"/>
+          <w:lang w:val="en-US"/>
+        </w:rPr>
+        <w:t>TableName</w:t>
+      </w:r>
+      <w:proofErr w:type="spellEnd"/>
+      <w:r>
+        <w:rPr>
+          <w:color w:val="000000" w:themeColor="text1"/>
+          <w:lang w:val="en-US"/>
+        </w:rPr>
+        <w:t>: "Cultures",</w:t>
+      </w:r>
+    </w:p>
+    <w:p>
+      <w:pPr>
+        <w:ind w:left="720"/>
+        <w:rPr>
+          <w:color w:val="000000" w:themeColor="text1"/>
+          <w:lang w:val="en-US"/>
+        </w:rPr>
+      </w:pPr>
+      <w:r>
+        <w:rPr>
+          <w:color w:val="000000" w:themeColor="text1"/>
+          <w:lang w:val="en-US"/>
+        </w:rPr>
+        <w:t xml:space="preserve">  </w:t>
+      </w:r>
+      <w:proofErr w:type="spellStart"/>
+      <w:r>
+        <w:rPr>
+          <w:color w:val="000000" w:themeColor="text1"/>
+          <w:lang w:val="en-US"/>
+        </w:rPr>
+        <w:t>KeyConditionExpression</w:t>
+      </w:r>
+      <w:proofErr w:type="spellEnd"/>
+      <w:r>
+        <w:rPr>
+          <w:color w:val="000000" w:themeColor="text1"/>
+          <w:lang w:val="en-US"/>
+        </w:rPr>
+        <w:t xml:space="preserve">: "PK </w:t>
+      </w:r>
+      <w:proofErr w:type="gramStart"/>
+      <w:r>
+        <w:rPr>
+          <w:color w:val="000000" w:themeColor="text1"/>
+          <w:lang w:val="en-US"/>
+        </w:rPr>
+        <w:t>= :pk</w:t>
+      </w:r>
+      <w:proofErr w:type="gramEnd"/>
+      <w:r>
+        <w:rPr>
+          <w:color w:val="000000" w:themeColor="text1"/>
+          <w:lang w:val="en-US"/>
+        </w:rPr>
+        <w:t>",</w:t>
+      </w:r>
+    </w:p>
+    <w:p>
+      <w:pPr>
+        <w:ind w:left="720"/>
+        <w:rPr>
+          <w:color w:val="000000" w:themeColor="text1"/>
+          <w:lang w:val="en-US"/>
+        </w:rPr>
+      </w:pPr>
+      <w:r>
+        <w:rPr>
+          <w:color w:val="000000" w:themeColor="text1"/>
+          <w:lang w:val="en-US"/>
+        </w:rPr>
+        <w:t xml:space="preserve">  </w:t>
+      </w:r>
+      <w:proofErr w:type="spellStart"/>
+      <w:proofErr w:type="gramStart"/>
+      <w:r>
+        <w:rPr>
+          <w:color w:val="000000" w:themeColor="text1"/>
+          <w:lang w:val="en-US"/>
+        </w:rPr>
+        <w:t>ExpressionAttributeValues</w:t>
+      </w:r>
+      <w:proofErr w:type="spellEnd"/>
+      <w:r>
+        <w:rPr>
+          <w:color w:val="000000" w:themeColor="text1"/>
+          <w:lang w:val="en-US"/>
+        </w:rPr>
+        <w:t>: {</w:t>
+      </w:r>
+      <w:proofErr w:type="gramEnd"/>
+    </w:p>
+    <w:p>
+      <w:pPr>
+        <w:ind w:left="720"/>
+        <w:rPr>
+          <w:color w:val="000000" w:themeColor="text1"/>
+          <w:lang w:val="en-US"/>
+        </w:rPr>
+      </w:pPr>
+      <w:r>
+        <w:rPr>
+          <w:color w:val="000000" w:themeColor="text1"/>
+          <w:lang w:val="en-US"/>
+        </w:rPr>
+        <w:t xml:space="preserve">    ":pk": "CULTURE#123"</w:t>
+      </w:r>
+    </w:p>
+    <w:p>
+      <w:pPr>
+        <w:ind w:left="720"/>
+        <w:rPr>
+          <w:color w:val="000000" w:themeColor="text1"/>
+          <w:lang w:val="en-US"/>
+        </w:rPr>
+      </w:pPr>
+      <w:r>
+        <w:rPr>
+          <w:color w:val="000000" w:themeColor="text1"/>
+          <w:lang w:val="en-US"/>
+        </w:rPr>
+        <w:t xml:space="preserve">  }</w:t>
+      </w:r>
+    </w:p>
+    <w:p>
+      <w:pPr>
+        <w:ind w:left="720"/>
+        <w:rPr>
+          <w:color w:val="000000" w:themeColor="text1"/>
+          <w:lang w:val="en-US"/>
+        </w:rPr>
+      </w:pPr>
+      <w:r>
+        <w:rPr>
+          <w:color w:val="000000" w:themeColor="text1"/>
+          <w:lang w:val="en-US"/>
+        </w:rPr>
+        <w:t>}));</w:t>
+      </w:r>
+    </w:p>
+    <w:p>
+      <w:pPr>
+        <w:rPr>
+          <w:b/>
+          <w:bCs/>
+          <w:color w:val="000000" w:themeColor="text1"/>
+          <w:lang w:val="en-US"/>
+        </w:rPr>
+      </w:pPr>
+      <w:r>
+        <w:rPr>
+          <w:b/>
+          <w:bCs/>
+          <w:color w:val="000000" w:themeColor="text1"/>
+          <w:lang w:val="en-US"/>
+        </w:rPr>
+        <w:t>Using the sort-key range:</w:t>
+      </w:r>
+    </w:p>
+    <w:p>
+      <w:pPr>
+        <w:ind w:left="720"/>
+        <w:rPr>
+          <w:color w:val="000000" w:themeColor="text1"/>
+          <w:lang w:val="en-US"/>
+        </w:rPr>
+      </w:pPr>
+      <w:r>
+        <w:rPr>
+          <w:color w:val="000000" w:themeColor="text1"/>
+          <w:lang w:val="en-US"/>
+        </w:rPr>
+        <w:t xml:space="preserve">const result = await </w:t>
+      </w:r>
+      <w:proofErr w:type="spellStart"/>
+      <w:proofErr w:type="gramStart"/>
+      <w:r>
+        <w:rPr>
+          <w:color w:val="000000" w:themeColor="text1"/>
+          <w:lang w:val="en-US"/>
+        </w:rPr>
+        <w:t>db.send</w:t>
+      </w:r>
+      <w:proofErr w:type="spellEnd"/>
+      <w:proofErr w:type="gramEnd"/>
+      <w:r>
+        <w:rPr>
+          <w:color w:val="000000" w:themeColor="text1"/>
+          <w:lang w:val="en-US"/>
+        </w:rPr>
+        <w:t xml:space="preserve">(new </w:t>
+      </w:r>
+      <w:proofErr w:type="spellStart"/>
+      <w:proofErr w:type="gramStart"/>
+      <w:r>
+        <w:rPr>
+          <w:color w:val="000000" w:themeColor="text1"/>
+          <w:lang w:val="en-US"/>
+        </w:rPr>
+        <w:t>QueryCommand</w:t>
+      </w:r>
+      <w:proofErr w:type="spellEnd"/>
+      <w:r>
+        <w:rPr>
+          <w:color w:val="000000" w:themeColor="text1"/>
+          <w:lang w:val="en-US"/>
+        </w:rPr>
+        <w:t>(</w:t>
+      </w:r>
+      <w:proofErr w:type="gramEnd"/>
+      <w:r>
+        <w:rPr>
+          <w:color w:val="000000" w:themeColor="text1"/>
+          <w:lang w:val="en-US"/>
+        </w:rPr>
+        <w:t>{</w:t>
+      </w:r>
+    </w:p>
+    <w:p>
+      <w:pPr>
+        <w:ind w:left="720"/>
+        <w:rPr>
+          <w:color w:val="000000" w:themeColor="text1"/>
+          <w:lang w:val="en-US"/>
+        </w:rPr>
+      </w:pPr>
+      <w:r>
+        <w:rPr>
+          <w:color w:val="000000" w:themeColor="text1"/>
+          <w:lang w:val="en-US"/>
+        </w:rPr>
+        <w:t xml:space="preserve">  </w:t>
+      </w:r>
+      <w:proofErr w:type="spellStart"/>
+      <w:r>
+        <w:rPr>
+          <w:color w:val="000000" w:themeColor="text1"/>
+          <w:lang w:val="en-US"/>
+        </w:rPr>
+        <w:t>TableName</w:t>
+      </w:r>
+      <w:proofErr w:type="spellEnd"/>
+      <w:r>
+        <w:rPr>
+          <w:color w:val="000000" w:themeColor="text1"/>
+          <w:lang w:val="en-US"/>
+        </w:rPr>
+        <w:t>: "Cultures",</w:t>
+      </w:r>
+    </w:p>
+    <w:p>
+      <w:pPr>
+        <w:ind w:left="720"/>
+        <w:rPr>
+          <w:color w:val="000000" w:themeColor="text1"/>
+          <w:lang w:val="en-US"/>
+        </w:rPr>
+      </w:pPr>
+      <w:r>
+        <w:rPr>
+          <w:color w:val="000000" w:themeColor="text1"/>
+          <w:lang w:val="en-US"/>
+        </w:rPr>
+        <w:t xml:space="preserve">  </w:t>
+      </w:r>
+      <w:proofErr w:type="spellStart"/>
+      <w:r>
+        <w:rPr>
+          <w:color w:val="000000" w:themeColor="text1"/>
+          <w:lang w:val="en-US"/>
+        </w:rPr>
+        <w:t>KeyConditionExpression</w:t>
+      </w:r>
+      <w:proofErr w:type="spellEnd"/>
+      <w:r>
+        <w:rPr>
+          <w:color w:val="000000" w:themeColor="text1"/>
+          <w:lang w:val="en-US"/>
+        </w:rPr>
+        <w:t>:</w:t>
+      </w:r>
+    </w:p>
+    <w:p>
+      <w:pPr>
+        <w:ind w:left="720"/>
+        <w:rPr>
+          <w:color w:val="000000" w:themeColor="text1"/>
+          <w:lang w:val="en-US"/>
+        </w:rPr>
+      </w:pPr>
+      <w:r>
+        <w:rPr>
+          <w:color w:val="000000" w:themeColor="text1"/>
+          <w:lang w:val="en-US"/>
+        </w:rPr>
+        <w:t xml:space="preserve">    "PK </w:t>
+      </w:r>
+      <w:proofErr w:type="gramStart"/>
+      <w:r>
+        <w:rPr>
+          <w:color w:val="000000" w:themeColor="text1"/>
+          <w:lang w:val="en-US"/>
+        </w:rPr>
+        <w:t>= :pk</w:t>
+      </w:r>
+      <w:proofErr w:type="gramEnd"/>
+      <w:r>
+        <w:rPr>
+          <w:color w:val="000000" w:themeColor="text1"/>
+          <w:lang w:val="en-US"/>
+        </w:rPr>
+        <w:t xml:space="preserve"> AND SK </w:t>
+      </w:r>
+      <w:proofErr w:type="gramStart"/>
+      <w:r>
+        <w:rPr>
+          <w:color w:val="000000" w:themeColor="text1"/>
+          <w:lang w:val="en-US"/>
+        </w:rPr>
+        <w:t>BETWEEN :from</w:t>
+      </w:r>
+      <w:proofErr w:type="gramEnd"/>
+      <w:r>
+        <w:rPr>
+          <w:color w:val="000000" w:themeColor="text1"/>
+          <w:lang w:val="en-US"/>
+        </w:rPr>
+        <w:t xml:space="preserve"> </w:t>
+      </w:r>
+      <w:proofErr w:type="gramStart"/>
+      <w:r>
+        <w:rPr>
+          <w:color w:val="000000" w:themeColor="text1"/>
+          <w:lang w:val="en-US"/>
+        </w:rPr>
+        <w:t>AND :to</w:t>
+      </w:r>
+      <w:proofErr w:type="gramEnd"/>
+      <w:r>
+        <w:rPr>
+          <w:color w:val="000000" w:themeColor="text1"/>
+          <w:lang w:val="en-US"/>
+        </w:rPr>
+        <w:t>",</w:t>
+      </w:r>
+    </w:p>
+    <w:p>
+      <w:pPr>
+        <w:ind w:left="720"/>
+        <w:rPr>
+          <w:color w:val="000000" w:themeColor="text1"/>
+          <w:lang w:val="en-US"/>
+        </w:rPr>
+      </w:pPr>
+      <w:r>
+        <w:rPr>
+          <w:color w:val="000000" w:themeColor="text1"/>
+          <w:lang w:val="en-US"/>
+        </w:rPr>
+        <w:t xml:space="preserve">  </w:t>
+      </w:r>
+      <w:proofErr w:type="spellStart"/>
+      <w:proofErr w:type="gramStart"/>
+      <w:r>
+        <w:rPr>
+          <w:color w:val="000000" w:themeColor="text1"/>
+          <w:lang w:val="en-US"/>
+        </w:rPr>
+        <w:t>ExpressionAttributeValues</w:t>
+      </w:r>
+      <w:proofErr w:type="spellEnd"/>
+      <w:r>
+        <w:rPr>
+          <w:color w:val="000000" w:themeColor="text1"/>
+          <w:lang w:val="en-US"/>
+        </w:rPr>
+        <w:t>: {</w:t>
+      </w:r>
+      <w:proofErr w:type="gramEnd"/>
+    </w:p>
+    <w:p>
+      <w:pPr>
+        <w:ind w:left="720"/>
+        <w:rPr>
+          <w:color w:val="000000" w:themeColor="text1"/>
+          <w:lang w:val="en-US"/>
+        </w:rPr>
+      </w:pPr>
+      <w:r>
+        <w:rPr>
+          <w:color w:val="000000" w:themeColor="text1"/>
+          <w:lang w:val="en-US"/>
+        </w:rPr>
+        <w:t xml:space="preserve">    ":pk": "CULTURE#123",</w:t>
+      </w:r>
+    </w:p>
+    <w:p>
+      <w:pPr>
+        <w:ind w:left="720"/>
+        <w:rPr>
+          <w:color w:val="000000" w:themeColor="text1"/>
+          <w:lang w:val="en-US"/>
+        </w:rPr>
+      </w:pPr>
+      <w:r>
+        <w:rPr>
+          <w:color w:val="000000" w:themeColor="text1"/>
+          <w:lang w:val="en-US"/>
+        </w:rPr>
+        <w:t xml:space="preserve">    </w:t>
+      </w:r>
+      <w:proofErr w:type="gramStart"/>
+      <w:r>
+        <w:rPr>
+          <w:color w:val="000000" w:themeColor="text1"/>
+          <w:lang w:val="en-US"/>
+        </w:rPr>
+        <w:t>":from</w:t>
+      </w:r>
+      <w:proofErr w:type="gramEnd"/>
+      <w:r>
+        <w:rPr>
+          <w:color w:val="000000" w:themeColor="text1"/>
+          <w:lang w:val="en-US"/>
+        </w:rPr>
+        <w:t>": "HARVEST#2026-01-01",</w:t>
+      </w:r>
+    </w:p>
+    <w:p>
+      <w:pPr>
+        <w:ind w:left="720"/>
+        <w:rPr>
+          <w:color w:val="000000" w:themeColor="text1"/>
+          <w:lang w:val="en-US"/>
+        </w:rPr>
+      </w:pPr>
+      <w:r>
+        <w:rPr>
+          <w:color w:val="000000" w:themeColor="text1"/>
+          <w:lang w:val="en-US"/>
+        </w:rPr>
+        <w:t xml:space="preserve">    ":to": "HARVEST#2026-12-31"</w:t>
+      </w:r>
+    </w:p>
+    <w:p>
+      <w:pPr>
+        <w:ind w:left="720"/>
+        <w:rPr>
+          <w:color w:val="000000" w:themeColor="text1"/>
+          <w:lang w:val="en-US"/>
+        </w:rPr>
+      </w:pPr>
+      <w:r>
+        <w:rPr>
+          <w:color w:val="000000" w:themeColor="text1"/>
+          <w:lang w:val="en-US"/>
+        </w:rPr>
+        <w:t xml:space="preserve">  }</w:t>
+      </w:r>
+    </w:p>
+    <w:p>
+      <w:pPr>
+        <w:rPr>
+          <w:color w:val="000000" w:themeColor="text1"/>
+          <w:lang w:val="en-US"/>
+        </w:rPr>
+      </w:pPr>
+      <w:r>
+        <w:rPr>
+          <w:color w:val="000000" w:themeColor="text1"/>
+          <w:lang w:val="en-US"/>
+        </w:rPr>
+        <w:t>}));</w:t>
       </w:r>
     </w:p>
     <w:sectPr>
@@ -361,6 +7337,1660 @@
 <file path=word/numbering.xml><?xml version="1.0" encoding="utf-8"?>
 <w:numbering xmlns:wpc="http://schemas.microsoft.com/office/word/2010/wordprocessingCanvas" xmlns:cx="http://schemas.microsoft.com/office/drawing/2014/chartex" xmlns:cx1="http://schemas.microsoft.com/office/drawing/2015/9/8/chartex" xmlns:cx2="http://schemas.microsoft.com/office/drawing/2015/10/21/chartex" xmlns:cx3="http://schemas.microsoft.com/office/drawing/2016/5/9/chartex" xmlns:cx4="http://schemas.microsoft.com/office/drawing/2016/5/10/chartex" xmlns:cx5="http://schemas.microsoft.com/office/drawing/2016/5/11/chartex" xmlns:cx6="http://schemas.microsoft.com/office/drawing/2016/5/12/chartex" xmlns:cx7="http://schemas.microsoft.com/office/drawing/2016/5/13/chartex" xmlns:cx8="http://schemas.microsoft.com/office/drawing/2016/5/14/chartex" xmlns:mc="http://schemas.openxmlformats.org/markup-compatibility/2006" xmlns:aink="http://schemas.microsoft.com/office/drawing/2016/ink" xmlns:am3d="http://schemas.microsoft.com/office/drawing/2017/model3d" xmlns:o="urn:schemas-microsoft-com:office:office" xmlns:oel="http://schemas.microsoft.com/office/2019/extlst" xmlns:r="http://schemas.openxmlformats.org/officeDocument/2006/relationships" xmlns:m="http://schemas.openxmlformats.org/officeDocument/2006/math" xmlns:v="urn:schemas-microsoft-com:vml" xmlns:wp14="http://schemas.microsoft.com/office/word/2010/wordprocessingDrawing" xmlns:wp="http://schemas.openxmlformats.org/drawingml/2006/wordprocessingDrawing" xmlns:w10="urn:schemas-microsoft-com:office:word" xmlns:w="http://schemas.openxmlformats.org/wordprocessingml/2006/main" xmlns:w14="http://schemas.microsoft.com/office/word/2010/wordml" xmlns:w15="http://schemas.microsoft.com/office/word/2012/wordml" xmlns:w16cei="http://schemas.microsoft.com/office/word/2026/wordml/cei" xmlns:w16cex="http://schemas.microsoft.com/office/word/2018/wordml/cex" xmlns:w16cid="http://schemas.microsoft.com/office/word/2016/wordml/cid" xmlns:w16="http://schemas.microsoft.com/office/word/2018/wordml" xmlns:w16du="http://schemas.microsoft.com/office/word/2023/wordml/word16du" xmlns:w16sdtdh="http://schemas.microsoft.com/office/word/2020/wordml/sdtdatahash" xmlns:w16sdtfl="http://schemas.microsoft.com/office/word/2024/wordml/sdtformatlock" xmlns:w16se="http://schemas.microsoft.com/office/word/2015/wordml/symex" xmlns:wpg="http://schemas.microsoft.com/office/word/2010/wordprocessingGroup" xmlns:wpi="http://schemas.microsoft.com/office/word/2010/wordprocessingInk" xmlns:wne="http://schemas.microsoft.com/office/word/2006/wordml" xmlns:wps="http://schemas.microsoft.com/office/word/2010/wordprocessingShape" mc:Ignorable="w14 w15 w16se w16cid w16 w16cex w16sdtdh w16sdtfl w16du wp14">
   <w:abstractNum w:abstractNumId="0" w15:restartNumberingAfterBreak="0">
+    <w:nsid w:val="1661326F"/>
+    <w:multiLevelType w:val="hybridMultilevel"/>
+    <w:tmpl w:val="1910F624"/>
+    <w:lvl w:ilvl="0" w:tplc="04090001">
+      <w:start w:val="1"/>
+      <w:numFmt w:val="bullet"/>
+      <w:lvlText w:val=""/>
+      <w:lvlJc w:val="left"/>
+      <w:pPr>
+        <w:ind w:left="720" w:hanging="360"/>
+      </w:pPr>
+      <w:rPr>
+        <w:rFonts w:ascii="Symbol" w:hAnsi="Symbol" w:hint="default"/>
+      </w:rPr>
+    </w:lvl>
+    <w:lvl w:ilvl="1" w:tplc="04090003" w:tentative="1">
+      <w:start w:val="1"/>
+      <w:numFmt w:val="bullet"/>
+      <w:lvlText w:val="o"/>
+      <w:lvlJc w:val="left"/>
+      <w:pPr>
+        <w:ind w:left="1440" w:hanging="360"/>
+      </w:pPr>
+      <w:rPr>
+        <w:rFonts w:ascii="Courier New" w:hAnsi="Courier New" w:cs="Courier New" w:hint="default"/>
+      </w:rPr>
+    </w:lvl>
+    <w:lvl w:ilvl="2" w:tplc="04090005" w:tentative="1">
+      <w:start w:val="1"/>
+      <w:numFmt w:val="bullet"/>
+      <w:lvlText w:val=""/>
+      <w:lvlJc w:val="left"/>
+      <w:pPr>
+        <w:ind w:left="2160" w:hanging="360"/>
+      </w:pPr>
+      <w:rPr>
+        <w:rFonts w:ascii="Wingdings" w:hAnsi="Wingdings" w:hint="default"/>
+      </w:rPr>
+    </w:lvl>
+    <w:lvl w:ilvl="3" w:tplc="04090001" w:tentative="1">
+      <w:start w:val="1"/>
+      <w:numFmt w:val="bullet"/>
+      <w:lvlText w:val=""/>
+      <w:lvlJc w:val="left"/>
+      <w:pPr>
+        <w:ind w:left="2880" w:hanging="360"/>
+      </w:pPr>
+      <w:rPr>
+        <w:rFonts w:ascii="Symbol" w:hAnsi="Symbol" w:hint="default"/>
+      </w:rPr>
+    </w:lvl>
+    <w:lvl w:ilvl="4" w:tplc="04090003" w:tentative="1">
+      <w:start w:val="1"/>
+      <w:numFmt w:val="bullet"/>
+      <w:lvlText w:val="o"/>
+      <w:lvlJc w:val="left"/>
+      <w:pPr>
+        <w:ind w:left="3600" w:hanging="360"/>
+      </w:pPr>
+      <w:rPr>
+        <w:rFonts w:ascii="Courier New" w:hAnsi="Courier New" w:cs="Courier New" w:hint="default"/>
+      </w:rPr>
+    </w:lvl>
+    <w:lvl w:ilvl="5" w:tplc="04090005" w:tentative="1">
+      <w:start w:val="1"/>
+      <w:numFmt w:val="bullet"/>
+      <w:lvlText w:val=""/>
+      <w:lvlJc w:val="left"/>
+      <w:pPr>
+        <w:ind w:left="4320" w:hanging="360"/>
+      </w:pPr>
+      <w:rPr>
+        <w:rFonts w:ascii="Wingdings" w:hAnsi="Wingdings" w:hint="default"/>
+      </w:rPr>
+    </w:lvl>
+    <w:lvl w:ilvl="6" w:tplc="04090001" w:tentative="1">
+      <w:start w:val="1"/>
+      <w:numFmt w:val="bullet"/>
+      <w:lvlText w:val=""/>
+      <w:lvlJc w:val="left"/>
+      <w:pPr>
+        <w:ind w:left="5040" w:hanging="360"/>
+      </w:pPr>
+      <w:rPr>
+        <w:rFonts w:ascii="Symbol" w:hAnsi="Symbol" w:hint="default"/>
+      </w:rPr>
+    </w:lvl>
+    <w:lvl w:ilvl="7" w:tplc="04090003" w:tentative="1">
+      <w:start w:val="1"/>
+      <w:numFmt w:val="bullet"/>
+      <w:lvlText w:val="o"/>
+      <w:lvlJc w:val="left"/>
+      <w:pPr>
+        <w:ind w:left="5760" w:hanging="360"/>
+      </w:pPr>
+      <w:rPr>
+        <w:rFonts w:ascii="Courier New" w:hAnsi="Courier New" w:cs="Courier New" w:hint="default"/>
+      </w:rPr>
+    </w:lvl>
+    <w:lvl w:ilvl="8" w:tplc="04090005" w:tentative="1">
+      <w:start w:val="1"/>
+      <w:numFmt w:val="bullet"/>
+      <w:lvlText w:val=""/>
+      <w:lvlJc w:val="left"/>
+      <w:pPr>
+        <w:ind w:left="6480" w:hanging="360"/>
+      </w:pPr>
+      <w:rPr>
+        <w:rFonts w:ascii="Wingdings" w:hAnsi="Wingdings" w:hint="default"/>
+      </w:rPr>
+    </w:lvl>
+  </w:abstractNum>
+  <w:abstractNum w:abstractNumId="1" w15:restartNumberingAfterBreak="0">
+    <w:nsid w:val="1C1A49FF"/>
+    <w:multiLevelType w:val="hybridMultilevel"/>
+    <w:tmpl w:val="9A2C0FE4"/>
+    <w:lvl w:ilvl="0" w:tplc="04090001">
+      <w:start w:val="1"/>
+      <w:numFmt w:val="bullet"/>
+      <w:lvlText w:val=""/>
+      <w:lvlJc w:val="left"/>
+      <w:pPr>
+        <w:ind w:left="720" w:hanging="360"/>
+      </w:pPr>
+      <w:rPr>
+        <w:rFonts w:ascii="Symbol" w:hAnsi="Symbol" w:hint="default"/>
+      </w:rPr>
+    </w:lvl>
+    <w:lvl w:ilvl="1" w:tplc="04090003" w:tentative="1">
+      <w:start w:val="1"/>
+      <w:numFmt w:val="bullet"/>
+      <w:lvlText w:val="o"/>
+      <w:lvlJc w:val="left"/>
+      <w:pPr>
+        <w:ind w:left="1440" w:hanging="360"/>
+      </w:pPr>
+      <w:rPr>
+        <w:rFonts w:ascii="Courier New" w:hAnsi="Courier New" w:cs="Courier New" w:hint="default"/>
+      </w:rPr>
+    </w:lvl>
+    <w:lvl w:ilvl="2" w:tplc="04090005" w:tentative="1">
+      <w:start w:val="1"/>
+      <w:numFmt w:val="bullet"/>
+      <w:lvlText w:val=""/>
+      <w:lvlJc w:val="left"/>
+      <w:pPr>
+        <w:ind w:left="2160" w:hanging="360"/>
+      </w:pPr>
+      <w:rPr>
+        <w:rFonts w:ascii="Wingdings" w:hAnsi="Wingdings" w:hint="default"/>
+      </w:rPr>
+    </w:lvl>
+    <w:lvl w:ilvl="3" w:tplc="04090001" w:tentative="1">
+      <w:start w:val="1"/>
+      <w:numFmt w:val="bullet"/>
+      <w:lvlText w:val=""/>
+      <w:lvlJc w:val="left"/>
+      <w:pPr>
+        <w:ind w:left="2880" w:hanging="360"/>
+      </w:pPr>
+      <w:rPr>
+        <w:rFonts w:ascii="Symbol" w:hAnsi="Symbol" w:hint="default"/>
+      </w:rPr>
+    </w:lvl>
+    <w:lvl w:ilvl="4" w:tplc="04090003" w:tentative="1">
+      <w:start w:val="1"/>
+      <w:numFmt w:val="bullet"/>
+      <w:lvlText w:val="o"/>
+      <w:lvlJc w:val="left"/>
+      <w:pPr>
+        <w:ind w:left="3600" w:hanging="360"/>
+      </w:pPr>
+      <w:rPr>
+        <w:rFonts w:ascii="Courier New" w:hAnsi="Courier New" w:cs="Courier New" w:hint="default"/>
+      </w:rPr>
+    </w:lvl>
+    <w:lvl w:ilvl="5" w:tplc="04090005" w:tentative="1">
+      <w:start w:val="1"/>
+      <w:numFmt w:val="bullet"/>
+      <w:lvlText w:val=""/>
+      <w:lvlJc w:val="left"/>
+      <w:pPr>
+        <w:ind w:left="4320" w:hanging="360"/>
+      </w:pPr>
+      <w:rPr>
+        <w:rFonts w:ascii="Wingdings" w:hAnsi="Wingdings" w:hint="default"/>
+      </w:rPr>
+    </w:lvl>
+    <w:lvl w:ilvl="6" w:tplc="04090001" w:tentative="1">
+      <w:start w:val="1"/>
+      <w:numFmt w:val="bullet"/>
+      <w:lvlText w:val=""/>
+      <w:lvlJc w:val="left"/>
+      <w:pPr>
+        <w:ind w:left="5040" w:hanging="360"/>
+      </w:pPr>
+      <w:rPr>
+        <w:rFonts w:ascii="Symbol" w:hAnsi="Symbol" w:hint="default"/>
+      </w:rPr>
+    </w:lvl>
+    <w:lvl w:ilvl="7" w:tplc="04090003" w:tentative="1">
+      <w:start w:val="1"/>
+      <w:numFmt w:val="bullet"/>
+      <w:lvlText w:val="o"/>
+      <w:lvlJc w:val="left"/>
+      <w:pPr>
+        <w:ind w:left="5760" w:hanging="360"/>
+      </w:pPr>
+      <w:rPr>
+        <w:rFonts w:ascii="Courier New" w:hAnsi="Courier New" w:cs="Courier New" w:hint="default"/>
+      </w:rPr>
+    </w:lvl>
+    <w:lvl w:ilvl="8" w:tplc="04090005" w:tentative="1">
+      <w:start w:val="1"/>
+      <w:numFmt w:val="bullet"/>
+      <w:lvlText w:val=""/>
+      <w:lvlJc w:val="left"/>
+      <w:pPr>
+        <w:ind w:left="6480" w:hanging="360"/>
+      </w:pPr>
+      <w:rPr>
+        <w:rFonts w:ascii="Wingdings" w:hAnsi="Wingdings" w:hint="default"/>
+      </w:rPr>
+    </w:lvl>
+  </w:abstractNum>
+  <w:abstractNum w:abstractNumId="2" w15:restartNumberingAfterBreak="0">
+    <w:nsid w:val="20731579"/>
+    <w:multiLevelType w:val="hybridMultilevel"/>
+    <w:tmpl w:val="FEA80D48"/>
+    <w:lvl w:ilvl="0" w:tplc="04090001">
+      <w:start w:val="1"/>
+      <w:numFmt w:val="bullet"/>
+      <w:lvlText w:val=""/>
+      <w:lvlJc w:val="left"/>
+      <w:pPr>
+        <w:ind w:left="720" w:hanging="360"/>
+      </w:pPr>
+      <w:rPr>
+        <w:rFonts w:ascii="Symbol" w:hAnsi="Symbol" w:hint="default"/>
+      </w:rPr>
+    </w:lvl>
+    <w:lvl w:ilvl="1" w:tplc="04090003" w:tentative="1">
+      <w:start w:val="1"/>
+      <w:numFmt w:val="bullet"/>
+      <w:lvlText w:val="o"/>
+      <w:lvlJc w:val="left"/>
+      <w:pPr>
+        <w:ind w:left="1440" w:hanging="360"/>
+      </w:pPr>
+      <w:rPr>
+        <w:rFonts w:ascii="Courier New" w:hAnsi="Courier New" w:cs="Courier New" w:hint="default"/>
+      </w:rPr>
+    </w:lvl>
+    <w:lvl w:ilvl="2" w:tplc="04090005" w:tentative="1">
+      <w:start w:val="1"/>
+      <w:numFmt w:val="bullet"/>
+      <w:lvlText w:val=""/>
+      <w:lvlJc w:val="left"/>
+      <w:pPr>
+        <w:ind w:left="2160" w:hanging="360"/>
+      </w:pPr>
+      <w:rPr>
+        <w:rFonts w:ascii="Wingdings" w:hAnsi="Wingdings" w:hint="default"/>
+      </w:rPr>
+    </w:lvl>
+    <w:lvl w:ilvl="3" w:tplc="04090001" w:tentative="1">
+      <w:start w:val="1"/>
+      <w:numFmt w:val="bullet"/>
+      <w:lvlText w:val=""/>
+      <w:lvlJc w:val="left"/>
+      <w:pPr>
+        <w:ind w:left="2880" w:hanging="360"/>
+      </w:pPr>
+      <w:rPr>
+        <w:rFonts w:ascii="Symbol" w:hAnsi="Symbol" w:hint="default"/>
+      </w:rPr>
+    </w:lvl>
+    <w:lvl w:ilvl="4" w:tplc="04090003" w:tentative="1">
+      <w:start w:val="1"/>
+      <w:numFmt w:val="bullet"/>
+      <w:lvlText w:val="o"/>
+      <w:lvlJc w:val="left"/>
+      <w:pPr>
+        <w:ind w:left="3600" w:hanging="360"/>
+      </w:pPr>
+      <w:rPr>
+        <w:rFonts w:ascii="Courier New" w:hAnsi="Courier New" w:cs="Courier New" w:hint="default"/>
+      </w:rPr>
+    </w:lvl>
+    <w:lvl w:ilvl="5" w:tplc="04090005" w:tentative="1">
+      <w:start w:val="1"/>
+      <w:numFmt w:val="bullet"/>
+      <w:lvlText w:val=""/>
+      <w:lvlJc w:val="left"/>
+      <w:pPr>
+        <w:ind w:left="4320" w:hanging="360"/>
+      </w:pPr>
+      <w:rPr>
+        <w:rFonts w:ascii="Wingdings" w:hAnsi="Wingdings" w:hint="default"/>
+      </w:rPr>
+    </w:lvl>
+    <w:lvl w:ilvl="6" w:tplc="04090001" w:tentative="1">
+      <w:start w:val="1"/>
+      <w:numFmt w:val="bullet"/>
+      <w:lvlText w:val=""/>
+      <w:lvlJc w:val="left"/>
+      <w:pPr>
+        <w:ind w:left="5040" w:hanging="360"/>
+      </w:pPr>
+      <w:rPr>
+        <w:rFonts w:ascii="Symbol" w:hAnsi="Symbol" w:hint="default"/>
+      </w:rPr>
+    </w:lvl>
+    <w:lvl w:ilvl="7" w:tplc="04090003" w:tentative="1">
+      <w:start w:val="1"/>
+      <w:numFmt w:val="bullet"/>
+      <w:lvlText w:val="o"/>
+      <w:lvlJc w:val="left"/>
+      <w:pPr>
+        <w:ind w:left="5760" w:hanging="360"/>
+      </w:pPr>
+      <w:rPr>
+        <w:rFonts w:ascii="Courier New" w:hAnsi="Courier New" w:cs="Courier New" w:hint="default"/>
+      </w:rPr>
+    </w:lvl>
+    <w:lvl w:ilvl="8" w:tplc="04090005" w:tentative="1">
+      <w:start w:val="1"/>
+      <w:numFmt w:val="bullet"/>
+      <w:lvlText w:val=""/>
+      <w:lvlJc w:val="left"/>
+      <w:pPr>
+        <w:ind w:left="6480" w:hanging="360"/>
+      </w:pPr>
+      <w:rPr>
+        <w:rFonts w:ascii="Wingdings" w:hAnsi="Wingdings" w:hint="default"/>
+      </w:rPr>
+    </w:lvl>
+  </w:abstractNum>
+  <w:abstractNum w:abstractNumId="3" w15:restartNumberingAfterBreak="0">
+    <w:nsid w:val="272603ED"/>
+    <w:multiLevelType w:val="multilevel"/>
+    <w:tmpl w:val="AE7661D8"/>
+    <w:lvl w:ilvl="0">
+      <w:start w:val="1"/>
+      <w:numFmt w:val="bullet"/>
+      <w:lvlText w:val=""/>
+      <w:lvlJc w:val="left"/>
+      <w:pPr>
+        <w:tabs>
+          <w:tab w:val="num" w:pos="720"/>
+        </w:tabs>
+        <w:ind w:left="720" w:hanging="360"/>
+      </w:pPr>
+      <w:rPr>
+        <w:rFonts w:ascii="Symbol" w:hAnsi="Symbol" w:hint="default"/>
+        <w:sz w:val="20"/>
+      </w:rPr>
+    </w:lvl>
+    <w:lvl w:ilvl="1" w:tentative="1">
+      <w:start w:val="1"/>
+      <w:numFmt w:val="bullet"/>
+      <w:lvlText w:val="o"/>
+      <w:lvlJc w:val="left"/>
+      <w:pPr>
+        <w:tabs>
+          <w:tab w:val="num" w:pos="1440"/>
+        </w:tabs>
+        <w:ind w:left="1440" w:hanging="360"/>
+      </w:pPr>
+      <w:rPr>
+        <w:rFonts w:ascii="Courier New" w:hAnsi="Courier New" w:hint="default"/>
+        <w:sz w:val="20"/>
+      </w:rPr>
+    </w:lvl>
+    <w:lvl w:ilvl="2" w:tentative="1">
+      <w:start w:val="1"/>
+      <w:numFmt w:val="bullet"/>
+      <w:lvlText w:val=""/>
+      <w:lvlJc w:val="left"/>
+      <w:pPr>
+        <w:tabs>
+          <w:tab w:val="num" w:pos="2160"/>
+        </w:tabs>
+        <w:ind w:left="2160" w:hanging="360"/>
+      </w:pPr>
+      <w:rPr>
+        <w:rFonts w:ascii="Wingdings" w:hAnsi="Wingdings" w:hint="default"/>
+        <w:sz w:val="20"/>
+      </w:rPr>
+    </w:lvl>
+    <w:lvl w:ilvl="3" w:tentative="1">
+      <w:start w:val="1"/>
+      <w:numFmt w:val="bullet"/>
+      <w:lvlText w:val=""/>
+      <w:lvlJc w:val="left"/>
+      <w:pPr>
+        <w:tabs>
+          <w:tab w:val="num" w:pos="2880"/>
+        </w:tabs>
+        <w:ind w:left="2880" w:hanging="360"/>
+      </w:pPr>
+      <w:rPr>
+        <w:rFonts w:ascii="Wingdings" w:hAnsi="Wingdings" w:hint="default"/>
+        <w:sz w:val="20"/>
+      </w:rPr>
+    </w:lvl>
+    <w:lvl w:ilvl="4" w:tentative="1">
+      <w:start w:val="1"/>
+      <w:numFmt w:val="bullet"/>
+      <w:lvlText w:val=""/>
+      <w:lvlJc w:val="left"/>
+      <w:pPr>
+        <w:tabs>
+          <w:tab w:val="num" w:pos="3600"/>
+        </w:tabs>
+        <w:ind w:left="3600" w:hanging="360"/>
+      </w:pPr>
+      <w:rPr>
+        <w:rFonts w:ascii="Wingdings" w:hAnsi="Wingdings" w:hint="default"/>
+        <w:sz w:val="20"/>
+      </w:rPr>
+    </w:lvl>
+    <w:lvl w:ilvl="5" w:tentative="1">
+      <w:start w:val="1"/>
+      <w:numFmt w:val="bullet"/>
+      <w:lvlText w:val=""/>
+      <w:lvlJc w:val="left"/>
+      <w:pPr>
+        <w:tabs>
+          <w:tab w:val="num" w:pos="4320"/>
+        </w:tabs>
+        <w:ind w:left="4320" w:hanging="360"/>
+      </w:pPr>
+      <w:rPr>
+        <w:rFonts w:ascii="Wingdings" w:hAnsi="Wingdings" w:hint="default"/>
+        <w:sz w:val="20"/>
+      </w:rPr>
+    </w:lvl>
+    <w:lvl w:ilvl="6" w:tentative="1">
+      <w:start w:val="1"/>
+      <w:numFmt w:val="bullet"/>
+      <w:lvlText w:val=""/>
+      <w:lvlJc w:val="left"/>
+      <w:pPr>
+        <w:tabs>
+          <w:tab w:val="num" w:pos="5040"/>
+        </w:tabs>
+        <w:ind w:left="5040" w:hanging="360"/>
+      </w:pPr>
+      <w:rPr>
+        <w:rFonts w:ascii="Wingdings" w:hAnsi="Wingdings" w:hint="default"/>
+        <w:sz w:val="20"/>
+      </w:rPr>
+    </w:lvl>
+    <w:lvl w:ilvl="7" w:tentative="1">
+      <w:start w:val="1"/>
+      <w:numFmt w:val="bullet"/>
+      <w:lvlText w:val=""/>
+      <w:lvlJc w:val="left"/>
+      <w:pPr>
+        <w:tabs>
+          <w:tab w:val="num" w:pos="5760"/>
+        </w:tabs>
+        <w:ind w:left="5760" w:hanging="360"/>
+      </w:pPr>
+      <w:rPr>
+        <w:rFonts w:ascii="Wingdings" w:hAnsi="Wingdings" w:hint="default"/>
+        <w:sz w:val="20"/>
+      </w:rPr>
+    </w:lvl>
+    <w:lvl w:ilvl="8" w:tentative="1">
+      <w:start w:val="1"/>
+      <w:numFmt w:val="bullet"/>
+      <w:lvlText w:val=""/>
+      <w:lvlJc w:val="left"/>
+      <w:pPr>
+        <w:tabs>
+          <w:tab w:val="num" w:pos="6480"/>
+        </w:tabs>
+        <w:ind w:left="6480" w:hanging="360"/>
+      </w:pPr>
+      <w:rPr>
+        <w:rFonts w:ascii="Wingdings" w:hAnsi="Wingdings" w:hint="default"/>
+        <w:sz w:val="20"/>
+      </w:rPr>
+    </w:lvl>
+  </w:abstractNum>
+  <w:abstractNum w:abstractNumId="4" w15:restartNumberingAfterBreak="0">
+    <w:nsid w:val="31026396"/>
+    <w:multiLevelType w:val="hybridMultilevel"/>
+    <w:tmpl w:val="93CC8F24"/>
+    <w:lvl w:ilvl="0" w:tplc="04090001">
+      <w:start w:val="1"/>
+      <w:numFmt w:val="bullet"/>
+      <w:lvlText w:val=""/>
+      <w:lvlJc w:val="left"/>
+      <w:pPr>
+        <w:ind w:left="720" w:hanging="360"/>
+      </w:pPr>
+      <w:rPr>
+        <w:rFonts w:ascii="Symbol" w:hAnsi="Symbol" w:hint="default"/>
+      </w:rPr>
+    </w:lvl>
+    <w:lvl w:ilvl="1" w:tplc="04090003" w:tentative="1">
+      <w:start w:val="1"/>
+      <w:numFmt w:val="bullet"/>
+      <w:lvlText w:val="o"/>
+      <w:lvlJc w:val="left"/>
+      <w:pPr>
+        <w:ind w:left="1440" w:hanging="360"/>
+      </w:pPr>
+      <w:rPr>
+        <w:rFonts w:ascii="Courier New" w:hAnsi="Courier New" w:cs="Courier New" w:hint="default"/>
+      </w:rPr>
+    </w:lvl>
+    <w:lvl w:ilvl="2" w:tplc="04090005" w:tentative="1">
+      <w:start w:val="1"/>
+      <w:numFmt w:val="bullet"/>
+      <w:lvlText w:val=""/>
+      <w:lvlJc w:val="left"/>
+      <w:pPr>
+        <w:ind w:left="2160" w:hanging="360"/>
+      </w:pPr>
+      <w:rPr>
+        <w:rFonts w:ascii="Wingdings" w:hAnsi="Wingdings" w:hint="default"/>
+      </w:rPr>
+    </w:lvl>
+    <w:lvl w:ilvl="3" w:tplc="04090001" w:tentative="1">
+      <w:start w:val="1"/>
+      <w:numFmt w:val="bullet"/>
+      <w:lvlText w:val=""/>
+      <w:lvlJc w:val="left"/>
+      <w:pPr>
+        <w:ind w:left="2880" w:hanging="360"/>
+      </w:pPr>
+      <w:rPr>
+        <w:rFonts w:ascii="Symbol" w:hAnsi="Symbol" w:hint="default"/>
+      </w:rPr>
+    </w:lvl>
+    <w:lvl w:ilvl="4" w:tplc="04090003" w:tentative="1">
+      <w:start w:val="1"/>
+      <w:numFmt w:val="bullet"/>
+      <w:lvlText w:val="o"/>
+      <w:lvlJc w:val="left"/>
+      <w:pPr>
+        <w:ind w:left="3600" w:hanging="360"/>
+      </w:pPr>
+      <w:rPr>
+        <w:rFonts w:ascii="Courier New" w:hAnsi="Courier New" w:cs="Courier New" w:hint="default"/>
+      </w:rPr>
+    </w:lvl>
+    <w:lvl w:ilvl="5" w:tplc="04090005" w:tentative="1">
+      <w:start w:val="1"/>
+      <w:numFmt w:val="bullet"/>
+      <w:lvlText w:val=""/>
+      <w:lvlJc w:val="left"/>
+      <w:pPr>
+        <w:ind w:left="4320" w:hanging="360"/>
+      </w:pPr>
+      <w:rPr>
+        <w:rFonts w:ascii="Wingdings" w:hAnsi="Wingdings" w:hint="default"/>
+      </w:rPr>
+    </w:lvl>
+    <w:lvl w:ilvl="6" w:tplc="04090001" w:tentative="1">
+      <w:start w:val="1"/>
+      <w:numFmt w:val="bullet"/>
+      <w:lvlText w:val=""/>
+      <w:lvlJc w:val="left"/>
+      <w:pPr>
+        <w:ind w:left="5040" w:hanging="360"/>
+      </w:pPr>
+      <w:rPr>
+        <w:rFonts w:ascii="Symbol" w:hAnsi="Symbol" w:hint="default"/>
+      </w:rPr>
+    </w:lvl>
+    <w:lvl w:ilvl="7" w:tplc="04090003" w:tentative="1">
+      <w:start w:val="1"/>
+      <w:numFmt w:val="bullet"/>
+      <w:lvlText w:val="o"/>
+      <w:lvlJc w:val="left"/>
+      <w:pPr>
+        <w:ind w:left="5760" w:hanging="360"/>
+      </w:pPr>
+      <w:rPr>
+        <w:rFonts w:ascii="Courier New" w:hAnsi="Courier New" w:cs="Courier New" w:hint="default"/>
+      </w:rPr>
+    </w:lvl>
+    <w:lvl w:ilvl="8" w:tplc="04090005" w:tentative="1">
+      <w:start w:val="1"/>
+      <w:numFmt w:val="bullet"/>
+      <w:lvlText w:val=""/>
+      <w:lvlJc w:val="left"/>
+      <w:pPr>
+        <w:ind w:left="6480" w:hanging="360"/>
+      </w:pPr>
+      <w:rPr>
+        <w:rFonts w:ascii="Wingdings" w:hAnsi="Wingdings" w:hint="default"/>
+      </w:rPr>
+    </w:lvl>
+  </w:abstractNum>
+  <w:abstractNum w:abstractNumId="5" w15:restartNumberingAfterBreak="0">
+    <w:nsid w:val="33FC7735"/>
+    <w:multiLevelType w:val="hybridMultilevel"/>
+    <w:tmpl w:val="1F24309E"/>
+    <w:lvl w:ilvl="0" w:tplc="04090001">
+      <w:start w:val="1"/>
+      <w:numFmt w:val="bullet"/>
+      <w:lvlText w:val=""/>
+      <w:lvlJc w:val="left"/>
+      <w:pPr>
+        <w:ind w:left="720" w:hanging="360"/>
+      </w:pPr>
+      <w:rPr>
+        <w:rFonts w:ascii="Symbol" w:hAnsi="Symbol" w:hint="default"/>
+      </w:rPr>
+    </w:lvl>
+    <w:lvl w:ilvl="1" w:tplc="04090003" w:tentative="1">
+      <w:start w:val="1"/>
+      <w:numFmt w:val="bullet"/>
+      <w:lvlText w:val="o"/>
+      <w:lvlJc w:val="left"/>
+      <w:pPr>
+        <w:ind w:left="1440" w:hanging="360"/>
+      </w:pPr>
+      <w:rPr>
+        <w:rFonts w:ascii="Courier New" w:hAnsi="Courier New" w:cs="Courier New" w:hint="default"/>
+      </w:rPr>
+    </w:lvl>
+    <w:lvl w:ilvl="2" w:tplc="04090005" w:tentative="1">
+      <w:start w:val="1"/>
+      <w:numFmt w:val="bullet"/>
+      <w:lvlText w:val=""/>
+      <w:lvlJc w:val="left"/>
+      <w:pPr>
+        <w:ind w:left="2160" w:hanging="360"/>
+      </w:pPr>
+      <w:rPr>
+        <w:rFonts w:ascii="Wingdings" w:hAnsi="Wingdings" w:hint="default"/>
+      </w:rPr>
+    </w:lvl>
+    <w:lvl w:ilvl="3" w:tplc="04090001" w:tentative="1">
+      <w:start w:val="1"/>
+      <w:numFmt w:val="bullet"/>
+      <w:lvlText w:val=""/>
+      <w:lvlJc w:val="left"/>
+      <w:pPr>
+        <w:ind w:left="2880" w:hanging="360"/>
+      </w:pPr>
+      <w:rPr>
+        <w:rFonts w:ascii="Symbol" w:hAnsi="Symbol" w:hint="default"/>
+      </w:rPr>
+    </w:lvl>
+    <w:lvl w:ilvl="4" w:tplc="04090003" w:tentative="1">
+      <w:start w:val="1"/>
+      <w:numFmt w:val="bullet"/>
+      <w:lvlText w:val="o"/>
+      <w:lvlJc w:val="left"/>
+      <w:pPr>
+        <w:ind w:left="3600" w:hanging="360"/>
+      </w:pPr>
+      <w:rPr>
+        <w:rFonts w:ascii="Courier New" w:hAnsi="Courier New" w:cs="Courier New" w:hint="default"/>
+      </w:rPr>
+    </w:lvl>
+    <w:lvl w:ilvl="5" w:tplc="04090005" w:tentative="1">
+      <w:start w:val="1"/>
+      <w:numFmt w:val="bullet"/>
+      <w:lvlText w:val=""/>
+      <w:lvlJc w:val="left"/>
+      <w:pPr>
+        <w:ind w:left="4320" w:hanging="360"/>
+      </w:pPr>
+      <w:rPr>
+        <w:rFonts w:ascii="Wingdings" w:hAnsi="Wingdings" w:hint="default"/>
+      </w:rPr>
+    </w:lvl>
+    <w:lvl w:ilvl="6" w:tplc="04090001" w:tentative="1">
+      <w:start w:val="1"/>
+      <w:numFmt w:val="bullet"/>
+      <w:lvlText w:val=""/>
+      <w:lvlJc w:val="left"/>
+      <w:pPr>
+        <w:ind w:left="5040" w:hanging="360"/>
+      </w:pPr>
+      <w:rPr>
+        <w:rFonts w:ascii="Symbol" w:hAnsi="Symbol" w:hint="default"/>
+      </w:rPr>
+    </w:lvl>
+    <w:lvl w:ilvl="7" w:tplc="04090003" w:tentative="1">
+      <w:start w:val="1"/>
+      <w:numFmt w:val="bullet"/>
+      <w:lvlText w:val="o"/>
+      <w:lvlJc w:val="left"/>
+      <w:pPr>
+        <w:ind w:left="5760" w:hanging="360"/>
+      </w:pPr>
+      <w:rPr>
+        <w:rFonts w:ascii="Courier New" w:hAnsi="Courier New" w:cs="Courier New" w:hint="default"/>
+      </w:rPr>
+    </w:lvl>
+    <w:lvl w:ilvl="8" w:tplc="04090005" w:tentative="1">
+      <w:start w:val="1"/>
+      <w:numFmt w:val="bullet"/>
+      <w:lvlText w:val=""/>
+      <w:lvlJc w:val="left"/>
+      <w:pPr>
+        <w:ind w:left="6480" w:hanging="360"/>
+      </w:pPr>
+      <w:rPr>
+        <w:rFonts w:ascii="Wingdings" w:hAnsi="Wingdings" w:hint="default"/>
+      </w:rPr>
+    </w:lvl>
+  </w:abstractNum>
+  <w:abstractNum w:abstractNumId="6" w15:restartNumberingAfterBreak="0">
+    <w:nsid w:val="342D4FCF"/>
+    <w:multiLevelType w:val="hybridMultilevel"/>
+    <w:tmpl w:val="ED14A74A"/>
+    <w:lvl w:ilvl="0" w:tplc="04090001">
+      <w:start w:val="1"/>
+      <w:numFmt w:val="bullet"/>
+      <w:lvlText w:val=""/>
+      <w:lvlJc w:val="left"/>
+      <w:pPr>
+        <w:ind w:left="720" w:hanging="360"/>
+      </w:pPr>
+      <w:rPr>
+        <w:rFonts w:ascii="Symbol" w:hAnsi="Symbol" w:hint="default"/>
+      </w:rPr>
+    </w:lvl>
+    <w:lvl w:ilvl="1" w:tplc="04090003" w:tentative="1">
+      <w:start w:val="1"/>
+      <w:numFmt w:val="bullet"/>
+      <w:lvlText w:val="o"/>
+      <w:lvlJc w:val="left"/>
+      <w:pPr>
+        <w:ind w:left="1440" w:hanging="360"/>
+      </w:pPr>
+      <w:rPr>
+        <w:rFonts w:ascii="Courier New" w:hAnsi="Courier New" w:cs="Courier New" w:hint="default"/>
+      </w:rPr>
+    </w:lvl>
+    <w:lvl w:ilvl="2" w:tplc="04090005" w:tentative="1">
+      <w:start w:val="1"/>
+      <w:numFmt w:val="bullet"/>
+      <w:lvlText w:val=""/>
+      <w:lvlJc w:val="left"/>
+      <w:pPr>
+        <w:ind w:left="2160" w:hanging="360"/>
+      </w:pPr>
+      <w:rPr>
+        <w:rFonts w:ascii="Wingdings" w:hAnsi="Wingdings" w:hint="default"/>
+      </w:rPr>
+    </w:lvl>
+    <w:lvl w:ilvl="3" w:tplc="04090001" w:tentative="1">
+      <w:start w:val="1"/>
+      <w:numFmt w:val="bullet"/>
+      <w:lvlText w:val=""/>
+      <w:lvlJc w:val="left"/>
+      <w:pPr>
+        <w:ind w:left="2880" w:hanging="360"/>
+      </w:pPr>
+      <w:rPr>
+        <w:rFonts w:ascii="Symbol" w:hAnsi="Symbol" w:hint="default"/>
+      </w:rPr>
+    </w:lvl>
+    <w:lvl w:ilvl="4" w:tplc="04090003" w:tentative="1">
+      <w:start w:val="1"/>
+      <w:numFmt w:val="bullet"/>
+      <w:lvlText w:val="o"/>
+      <w:lvlJc w:val="left"/>
+      <w:pPr>
+        <w:ind w:left="3600" w:hanging="360"/>
+      </w:pPr>
+      <w:rPr>
+        <w:rFonts w:ascii="Courier New" w:hAnsi="Courier New" w:cs="Courier New" w:hint="default"/>
+      </w:rPr>
+    </w:lvl>
+    <w:lvl w:ilvl="5" w:tplc="04090005" w:tentative="1">
+      <w:start w:val="1"/>
+      <w:numFmt w:val="bullet"/>
+      <w:lvlText w:val=""/>
+      <w:lvlJc w:val="left"/>
+      <w:pPr>
+        <w:ind w:left="4320" w:hanging="360"/>
+      </w:pPr>
+      <w:rPr>
+        <w:rFonts w:ascii="Wingdings" w:hAnsi="Wingdings" w:hint="default"/>
+      </w:rPr>
+    </w:lvl>
+    <w:lvl w:ilvl="6" w:tplc="04090001" w:tentative="1">
+      <w:start w:val="1"/>
+      <w:numFmt w:val="bullet"/>
+      <w:lvlText w:val=""/>
+      <w:lvlJc w:val="left"/>
+      <w:pPr>
+        <w:ind w:left="5040" w:hanging="360"/>
+      </w:pPr>
+      <w:rPr>
+        <w:rFonts w:ascii="Symbol" w:hAnsi="Symbol" w:hint="default"/>
+      </w:rPr>
+    </w:lvl>
+    <w:lvl w:ilvl="7" w:tplc="04090003" w:tentative="1">
+      <w:start w:val="1"/>
+      <w:numFmt w:val="bullet"/>
+      <w:lvlText w:val="o"/>
+      <w:lvlJc w:val="left"/>
+      <w:pPr>
+        <w:ind w:left="5760" w:hanging="360"/>
+      </w:pPr>
+      <w:rPr>
+        <w:rFonts w:ascii="Courier New" w:hAnsi="Courier New" w:cs="Courier New" w:hint="default"/>
+      </w:rPr>
+    </w:lvl>
+    <w:lvl w:ilvl="8" w:tplc="04090005" w:tentative="1">
+      <w:start w:val="1"/>
+      <w:numFmt w:val="bullet"/>
+      <w:lvlText w:val=""/>
+      <w:lvlJc w:val="left"/>
+      <w:pPr>
+        <w:ind w:left="6480" w:hanging="360"/>
+      </w:pPr>
+      <w:rPr>
+        <w:rFonts w:ascii="Wingdings" w:hAnsi="Wingdings" w:hint="default"/>
+      </w:rPr>
+    </w:lvl>
+  </w:abstractNum>
+  <w:abstractNum w:abstractNumId="7" w15:restartNumberingAfterBreak="0">
+    <w:nsid w:val="353C0634"/>
+    <w:multiLevelType w:val="hybridMultilevel"/>
+    <w:tmpl w:val="31420396"/>
+    <w:lvl w:ilvl="0" w:tplc="04090001">
+      <w:start w:val="1"/>
+      <w:numFmt w:val="bullet"/>
+      <w:lvlText w:val=""/>
+      <w:lvlJc w:val="left"/>
+      <w:pPr>
+        <w:ind w:left="720" w:hanging="360"/>
+      </w:pPr>
+      <w:rPr>
+        <w:rFonts w:ascii="Symbol" w:hAnsi="Symbol" w:hint="default"/>
+      </w:rPr>
+    </w:lvl>
+    <w:lvl w:ilvl="1" w:tplc="04090003" w:tentative="1">
+      <w:start w:val="1"/>
+      <w:numFmt w:val="bullet"/>
+      <w:lvlText w:val="o"/>
+      <w:lvlJc w:val="left"/>
+      <w:pPr>
+        <w:ind w:left="1440" w:hanging="360"/>
+      </w:pPr>
+      <w:rPr>
+        <w:rFonts w:ascii="Courier New" w:hAnsi="Courier New" w:cs="Courier New" w:hint="default"/>
+      </w:rPr>
+    </w:lvl>
+    <w:lvl w:ilvl="2" w:tplc="04090005" w:tentative="1">
+      <w:start w:val="1"/>
+      <w:numFmt w:val="bullet"/>
+      <w:lvlText w:val=""/>
+      <w:lvlJc w:val="left"/>
+      <w:pPr>
+        <w:ind w:left="2160" w:hanging="360"/>
+      </w:pPr>
+      <w:rPr>
+        <w:rFonts w:ascii="Wingdings" w:hAnsi="Wingdings" w:hint="default"/>
+      </w:rPr>
+    </w:lvl>
+    <w:lvl w:ilvl="3" w:tplc="04090001" w:tentative="1">
+      <w:start w:val="1"/>
+      <w:numFmt w:val="bullet"/>
+      <w:lvlText w:val=""/>
+      <w:lvlJc w:val="left"/>
+      <w:pPr>
+        <w:ind w:left="2880" w:hanging="360"/>
+      </w:pPr>
+      <w:rPr>
+        <w:rFonts w:ascii="Symbol" w:hAnsi="Symbol" w:hint="default"/>
+      </w:rPr>
+    </w:lvl>
+    <w:lvl w:ilvl="4" w:tplc="04090003" w:tentative="1">
+      <w:start w:val="1"/>
+      <w:numFmt w:val="bullet"/>
+      <w:lvlText w:val="o"/>
+      <w:lvlJc w:val="left"/>
+      <w:pPr>
+        <w:ind w:left="3600" w:hanging="360"/>
+      </w:pPr>
+      <w:rPr>
+        <w:rFonts w:ascii="Courier New" w:hAnsi="Courier New" w:cs="Courier New" w:hint="default"/>
+      </w:rPr>
+    </w:lvl>
+    <w:lvl w:ilvl="5" w:tplc="04090005" w:tentative="1">
+      <w:start w:val="1"/>
+      <w:numFmt w:val="bullet"/>
+      <w:lvlText w:val=""/>
+      <w:lvlJc w:val="left"/>
+      <w:pPr>
+        <w:ind w:left="4320" w:hanging="360"/>
+      </w:pPr>
+      <w:rPr>
+        <w:rFonts w:ascii="Wingdings" w:hAnsi="Wingdings" w:hint="default"/>
+      </w:rPr>
+    </w:lvl>
+    <w:lvl w:ilvl="6" w:tplc="04090001" w:tentative="1">
+      <w:start w:val="1"/>
+      <w:numFmt w:val="bullet"/>
+      <w:lvlText w:val=""/>
+      <w:lvlJc w:val="left"/>
+      <w:pPr>
+        <w:ind w:left="5040" w:hanging="360"/>
+      </w:pPr>
+      <w:rPr>
+        <w:rFonts w:ascii="Symbol" w:hAnsi="Symbol" w:hint="default"/>
+      </w:rPr>
+    </w:lvl>
+    <w:lvl w:ilvl="7" w:tplc="04090003" w:tentative="1">
+      <w:start w:val="1"/>
+      <w:numFmt w:val="bullet"/>
+      <w:lvlText w:val="o"/>
+      <w:lvlJc w:val="left"/>
+      <w:pPr>
+        <w:ind w:left="5760" w:hanging="360"/>
+      </w:pPr>
+      <w:rPr>
+        <w:rFonts w:ascii="Courier New" w:hAnsi="Courier New" w:cs="Courier New" w:hint="default"/>
+      </w:rPr>
+    </w:lvl>
+    <w:lvl w:ilvl="8" w:tplc="04090005" w:tentative="1">
+      <w:start w:val="1"/>
+      <w:numFmt w:val="bullet"/>
+      <w:lvlText w:val=""/>
+      <w:lvlJc w:val="left"/>
+      <w:pPr>
+        <w:ind w:left="6480" w:hanging="360"/>
+      </w:pPr>
+      <w:rPr>
+        <w:rFonts w:ascii="Wingdings" w:hAnsi="Wingdings" w:hint="default"/>
+      </w:rPr>
+    </w:lvl>
+  </w:abstractNum>
+  <w:abstractNum w:abstractNumId="8" w15:restartNumberingAfterBreak="0">
+    <w:nsid w:val="39A245CF"/>
+    <w:multiLevelType w:val="hybridMultilevel"/>
+    <w:tmpl w:val="D5C6CAA6"/>
+    <w:lvl w:ilvl="0" w:tplc="04090001">
+      <w:start w:val="1"/>
+      <w:numFmt w:val="bullet"/>
+      <w:lvlText w:val=""/>
+      <w:lvlJc w:val="left"/>
+      <w:pPr>
+        <w:ind w:left="720" w:hanging="360"/>
+      </w:pPr>
+      <w:rPr>
+        <w:rFonts w:ascii="Symbol" w:hAnsi="Symbol" w:hint="default"/>
+      </w:rPr>
+    </w:lvl>
+    <w:lvl w:ilvl="1" w:tplc="04090003" w:tentative="1">
+      <w:start w:val="1"/>
+      <w:numFmt w:val="bullet"/>
+      <w:lvlText w:val="o"/>
+      <w:lvlJc w:val="left"/>
+      <w:pPr>
+        <w:ind w:left="1440" w:hanging="360"/>
+      </w:pPr>
+      <w:rPr>
+        <w:rFonts w:ascii="Courier New" w:hAnsi="Courier New" w:cs="Courier New" w:hint="default"/>
+      </w:rPr>
+    </w:lvl>
+    <w:lvl w:ilvl="2" w:tplc="04090005" w:tentative="1">
+      <w:start w:val="1"/>
+      <w:numFmt w:val="bullet"/>
+      <w:lvlText w:val=""/>
+      <w:lvlJc w:val="left"/>
+      <w:pPr>
+        <w:ind w:left="2160" w:hanging="360"/>
+      </w:pPr>
+      <w:rPr>
+        <w:rFonts w:ascii="Wingdings" w:hAnsi="Wingdings" w:hint="default"/>
+      </w:rPr>
+    </w:lvl>
+    <w:lvl w:ilvl="3" w:tplc="04090001" w:tentative="1">
+      <w:start w:val="1"/>
+      <w:numFmt w:val="bullet"/>
+      <w:lvlText w:val=""/>
+      <w:lvlJc w:val="left"/>
+      <w:pPr>
+        <w:ind w:left="2880" w:hanging="360"/>
+      </w:pPr>
+      <w:rPr>
+        <w:rFonts w:ascii="Symbol" w:hAnsi="Symbol" w:hint="default"/>
+      </w:rPr>
+    </w:lvl>
+    <w:lvl w:ilvl="4" w:tplc="04090003" w:tentative="1">
+      <w:start w:val="1"/>
+      <w:numFmt w:val="bullet"/>
+      <w:lvlText w:val="o"/>
+      <w:lvlJc w:val="left"/>
+      <w:pPr>
+        <w:ind w:left="3600" w:hanging="360"/>
+      </w:pPr>
+      <w:rPr>
+        <w:rFonts w:ascii="Courier New" w:hAnsi="Courier New" w:cs="Courier New" w:hint="default"/>
+      </w:rPr>
+    </w:lvl>
+    <w:lvl w:ilvl="5" w:tplc="04090005" w:tentative="1">
+      <w:start w:val="1"/>
+      <w:numFmt w:val="bullet"/>
+      <w:lvlText w:val=""/>
+      <w:lvlJc w:val="left"/>
+      <w:pPr>
+        <w:ind w:left="4320" w:hanging="360"/>
+      </w:pPr>
+      <w:rPr>
+        <w:rFonts w:ascii="Wingdings" w:hAnsi="Wingdings" w:hint="default"/>
+      </w:rPr>
+    </w:lvl>
+    <w:lvl w:ilvl="6" w:tplc="04090001" w:tentative="1">
+      <w:start w:val="1"/>
+      <w:numFmt w:val="bullet"/>
+      <w:lvlText w:val=""/>
+      <w:lvlJc w:val="left"/>
+      <w:pPr>
+        <w:ind w:left="5040" w:hanging="360"/>
+      </w:pPr>
+      <w:rPr>
+        <w:rFonts w:ascii="Symbol" w:hAnsi="Symbol" w:hint="default"/>
+      </w:rPr>
+    </w:lvl>
+    <w:lvl w:ilvl="7" w:tplc="04090003" w:tentative="1">
+      <w:start w:val="1"/>
+      <w:numFmt w:val="bullet"/>
+      <w:lvlText w:val="o"/>
+      <w:lvlJc w:val="left"/>
+      <w:pPr>
+        <w:ind w:left="5760" w:hanging="360"/>
+      </w:pPr>
+      <w:rPr>
+        <w:rFonts w:ascii="Courier New" w:hAnsi="Courier New" w:cs="Courier New" w:hint="default"/>
+      </w:rPr>
+    </w:lvl>
+    <w:lvl w:ilvl="8" w:tplc="04090005" w:tentative="1">
+      <w:start w:val="1"/>
+      <w:numFmt w:val="bullet"/>
+      <w:lvlText w:val=""/>
+      <w:lvlJc w:val="left"/>
+      <w:pPr>
+        <w:ind w:left="6480" w:hanging="360"/>
+      </w:pPr>
+      <w:rPr>
+        <w:rFonts w:ascii="Wingdings" w:hAnsi="Wingdings" w:hint="default"/>
+      </w:rPr>
+    </w:lvl>
+  </w:abstractNum>
+  <w:abstractNum w:abstractNumId="9" w15:restartNumberingAfterBreak="0">
+    <w:nsid w:val="3D010345"/>
+    <w:multiLevelType w:val="hybridMultilevel"/>
+    <w:tmpl w:val="5F140060"/>
+    <w:lvl w:ilvl="0" w:tplc="04090001">
+      <w:start w:val="1"/>
+      <w:numFmt w:val="bullet"/>
+      <w:lvlText w:val=""/>
+      <w:lvlJc w:val="left"/>
+      <w:pPr>
+        <w:ind w:left="720" w:hanging="360"/>
+      </w:pPr>
+      <w:rPr>
+        <w:rFonts w:ascii="Symbol" w:hAnsi="Symbol" w:hint="default"/>
+      </w:rPr>
+    </w:lvl>
+    <w:lvl w:ilvl="1" w:tplc="04090003" w:tentative="1">
+      <w:start w:val="1"/>
+      <w:numFmt w:val="bullet"/>
+      <w:lvlText w:val="o"/>
+      <w:lvlJc w:val="left"/>
+      <w:pPr>
+        <w:ind w:left="1440" w:hanging="360"/>
+      </w:pPr>
+      <w:rPr>
+        <w:rFonts w:ascii="Courier New" w:hAnsi="Courier New" w:cs="Courier New" w:hint="default"/>
+      </w:rPr>
+    </w:lvl>
+    <w:lvl w:ilvl="2" w:tplc="04090005" w:tentative="1">
+      <w:start w:val="1"/>
+      <w:numFmt w:val="bullet"/>
+      <w:lvlText w:val=""/>
+      <w:lvlJc w:val="left"/>
+      <w:pPr>
+        <w:ind w:left="2160" w:hanging="360"/>
+      </w:pPr>
+      <w:rPr>
+        <w:rFonts w:ascii="Wingdings" w:hAnsi="Wingdings" w:hint="default"/>
+      </w:rPr>
+    </w:lvl>
+    <w:lvl w:ilvl="3" w:tplc="04090001" w:tentative="1">
+      <w:start w:val="1"/>
+      <w:numFmt w:val="bullet"/>
+      <w:lvlText w:val=""/>
+      <w:lvlJc w:val="left"/>
+      <w:pPr>
+        <w:ind w:left="2880" w:hanging="360"/>
+      </w:pPr>
+      <w:rPr>
+        <w:rFonts w:ascii="Symbol" w:hAnsi="Symbol" w:hint="default"/>
+      </w:rPr>
+    </w:lvl>
+    <w:lvl w:ilvl="4" w:tplc="04090003" w:tentative="1">
+      <w:start w:val="1"/>
+      <w:numFmt w:val="bullet"/>
+      <w:lvlText w:val="o"/>
+      <w:lvlJc w:val="left"/>
+      <w:pPr>
+        <w:ind w:left="3600" w:hanging="360"/>
+      </w:pPr>
+      <w:rPr>
+        <w:rFonts w:ascii="Courier New" w:hAnsi="Courier New" w:cs="Courier New" w:hint="default"/>
+      </w:rPr>
+    </w:lvl>
+    <w:lvl w:ilvl="5" w:tplc="04090005" w:tentative="1">
+      <w:start w:val="1"/>
+      <w:numFmt w:val="bullet"/>
+      <w:lvlText w:val=""/>
+      <w:lvlJc w:val="left"/>
+      <w:pPr>
+        <w:ind w:left="4320" w:hanging="360"/>
+      </w:pPr>
+      <w:rPr>
+        <w:rFonts w:ascii="Wingdings" w:hAnsi="Wingdings" w:hint="default"/>
+      </w:rPr>
+    </w:lvl>
+    <w:lvl w:ilvl="6" w:tplc="04090001" w:tentative="1">
+      <w:start w:val="1"/>
+      <w:numFmt w:val="bullet"/>
+      <w:lvlText w:val=""/>
+      <w:lvlJc w:val="left"/>
+      <w:pPr>
+        <w:ind w:left="5040" w:hanging="360"/>
+      </w:pPr>
+      <w:rPr>
+        <w:rFonts w:ascii="Symbol" w:hAnsi="Symbol" w:hint="default"/>
+      </w:rPr>
+    </w:lvl>
+    <w:lvl w:ilvl="7" w:tplc="04090003" w:tentative="1">
+      <w:start w:val="1"/>
+      <w:numFmt w:val="bullet"/>
+      <w:lvlText w:val="o"/>
+      <w:lvlJc w:val="left"/>
+      <w:pPr>
+        <w:ind w:left="5760" w:hanging="360"/>
+      </w:pPr>
+      <w:rPr>
+        <w:rFonts w:ascii="Courier New" w:hAnsi="Courier New" w:cs="Courier New" w:hint="default"/>
+      </w:rPr>
+    </w:lvl>
+    <w:lvl w:ilvl="8" w:tplc="04090005" w:tentative="1">
+      <w:start w:val="1"/>
+      <w:numFmt w:val="bullet"/>
+      <w:lvlText w:val=""/>
+      <w:lvlJc w:val="left"/>
+      <w:pPr>
+        <w:ind w:left="6480" w:hanging="360"/>
+      </w:pPr>
+      <w:rPr>
+        <w:rFonts w:ascii="Wingdings" w:hAnsi="Wingdings" w:hint="default"/>
+      </w:rPr>
+    </w:lvl>
+  </w:abstractNum>
+  <w:abstractNum w:abstractNumId="10" w15:restartNumberingAfterBreak="0">
+    <w:nsid w:val="4E542333"/>
+    <w:multiLevelType w:val="hybridMultilevel"/>
+    <w:tmpl w:val="2E003600"/>
+    <w:lvl w:ilvl="0" w:tplc="04090001">
+      <w:start w:val="1"/>
+      <w:numFmt w:val="bullet"/>
+      <w:lvlText w:val=""/>
+      <w:lvlJc w:val="left"/>
+      <w:pPr>
+        <w:ind w:left="720" w:hanging="360"/>
+      </w:pPr>
+      <w:rPr>
+        <w:rFonts w:ascii="Symbol" w:hAnsi="Symbol" w:hint="default"/>
+      </w:rPr>
+    </w:lvl>
+    <w:lvl w:ilvl="1" w:tplc="04090003" w:tentative="1">
+      <w:start w:val="1"/>
+      <w:numFmt w:val="bullet"/>
+      <w:lvlText w:val="o"/>
+      <w:lvlJc w:val="left"/>
+      <w:pPr>
+        <w:ind w:left="1440" w:hanging="360"/>
+      </w:pPr>
+      <w:rPr>
+        <w:rFonts w:ascii="Courier New" w:hAnsi="Courier New" w:cs="Courier New" w:hint="default"/>
+      </w:rPr>
+    </w:lvl>
+    <w:lvl w:ilvl="2" w:tplc="04090005" w:tentative="1">
+      <w:start w:val="1"/>
+      <w:numFmt w:val="bullet"/>
+      <w:lvlText w:val=""/>
+      <w:lvlJc w:val="left"/>
+      <w:pPr>
+        <w:ind w:left="2160" w:hanging="360"/>
+      </w:pPr>
+      <w:rPr>
+        <w:rFonts w:ascii="Wingdings" w:hAnsi="Wingdings" w:hint="default"/>
+      </w:rPr>
+    </w:lvl>
+    <w:lvl w:ilvl="3" w:tplc="04090001" w:tentative="1">
+      <w:start w:val="1"/>
+      <w:numFmt w:val="bullet"/>
+      <w:lvlText w:val=""/>
+      <w:lvlJc w:val="left"/>
+      <w:pPr>
+        <w:ind w:left="2880" w:hanging="360"/>
+      </w:pPr>
+      <w:rPr>
+        <w:rFonts w:ascii="Symbol" w:hAnsi="Symbol" w:hint="default"/>
+      </w:rPr>
+    </w:lvl>
+    <w:lvl w:ilvl="4" w:tplc="04090003" w:tentative="1">
+      <w:start w:val="1"/>
+      <w:numFmt w:val="bullet"/>
+      <w:lvlText w:val="o"/>
+      <w:lvlJc w:val="left"/>
+      <w:pPr>
+        <w:ind w:left="3600" w:hanging="360"/>
+      </w:pPr>
+      <w:rPr>
+        <w:rFonts w:ascii="Courier New" w:hAnsi="Courier New" w:cs="Courier New" w:hint="default"/>
+      </w:rPr>
+    </w:lvl>
+    <w:lvl w:ilvl="5" w:tplc="04090005" w:tentative="1">
+      <w:start w:val="1"/>
+      <w:numFmt w:val="bullet"/>
+      <w:lvlText w:val=""/>
+      <w:lvlJc w:val="left"/>
+      <w:pPr>
+        <w:ind w:left="4320" w:hanging="360"/>
+      </w:pPr>
+      <w:rPr>
+        <w:rFonts w:ascii="Wingdings" w:hAnsi="Wingdings" w:hint="default"/>
+      </w:rPr>
+    </w:lvl>
+    <w:lvl w:ilvl="6" w:tplc="04090001" w:tentative="1">
+      <w:start w:val="1"/>
+      <w:numFmt w:val="bullet"/>
+      <w:lvlText w:val=""/>
+      <w:lvlJc w:val="left"/>
+      <w:pPr>
+        <w:ind w:left="5040" w:hanging="360"/>
+      </w:pPr>
+      <w:rPr>
+        <w:rFonts w:ascii="Symbol" w:hAnsi="Symbol" w:hint="default"/>
+      </w:rPr>
+    </w:lvl>
+    <w:lvl w:ilvl="7" w:tplc="04090003" w:tentative="1">
+      <w:start w:val="1"/>
+      <w:numFmt w:val="bullet"/>
+      <w:lvlText w:val="o"/>
+      <w:lvlJc w:val="left"/>
+      <w:pPr>
+        <w:ind w:left="5760" w:hanging="360"/>
+      </w:pPr>
+      <w:rPr>
+        <w:rFonts w:ascii="Courier New" w:hAnsi="Courier New" w:cs="Courier New" w:hint="default"/>
+      </w:rPr>
+    </w:lvl>
+    <w:lvl w:ilvl="8" w:tplc="04090005" w:tentative="1">
+      <w:start w:val="1"/>
+      <w:numFmt w:val="bullet"/>
+      <w:lvlText w:val=""/>
+      <w:lvlJc w:val="left"/>
+      <w:pPr>
+        <w:ind w:left="6480" w:hanging="360"/>
+      </w:pPr>
+      <w:rPr>
+        <w:rFonts w:ascii="Wingdings" w:hAnsi="Wingdings" w:hint="default"/>
+      </w:rPr>
+    </w:lvl>
+  </w:abstractNum>
+  <w:abstractNum w:abstractNumId="11" w15:restartNumberingAfterBreak="0">
+    <w:nsid w:val="51ED2E7D"/>
+    <w:multiLevelType w:val="hybridMultilevel"/>
+    <w:tmpl w:val="2EF00784"/>
+    <w:lvl w:ilvl="0" w:tplc="04090001">
+      <w:start w:val="1"/>
+      <w:numFmt w:val="bullet"/>
+      <w:lvlText w:val=""/>
+      <w:lvlJc w:val="left"/>
+      <w:pPr>
+        <w:ind w:left="720" w:hanging="360"/>
+      </w:pPr>
+      <w:rPr>
+        <w:rFonts w:ascii="Symbol" w:hAnsi="Symbol" w:hint="default"/>
+      </w:rPr>
+    </w:lvl>
+    <w:lvl w:ilvl="1" w:tplc="04090003" w:tentative="1">
+      <w:start w:val="1"/>
+      <w:numFmt w:val="bullet"/>
+      <w:lvlText w:val="o"/>
+      <w:lvlJc w:val="left"/>
+      <w:pPr>
+        <w:ind w:left="1440" w:hanging="360"/>
+      </w:pPr>
+      <w:rPr>
+        <w:rFonts w:ascii="Courier New" w:hAnsi="Courier New" w:cs="Courier New" w:hint="default"/>
+      </w:rPr>
+    </w:lvl>
+    <w:lvl w:ilvl="2" w:tplc="04090005" w:tentative="1">
+      <w:start w:val="1"/>
+      <w:numFmt w:val="bullet"/>
+      <w:lvlText w:val=""/>
+      <w:lvlJc w:val="left"/>
+      <w:pPr>
+        <w:ind w:left="2160" w:hanging="360"/>
+      </w:pPr>
+      <w:rPr>
+        <w:rFonts w:ascii="Wingdings" w:hAnsi="Wingdings" w:hint="default"/>
+      </w:rPr>
+    </w:lvl>
+    <w:lvl w:ilvl="3" w:tplc="04090001" w:tentative="1">
+      <w:start w:val="1"/>
+      <w:numFmt w:val="bullet"/>
+      <w:lvlText w:val=""/>
+      <w:lvlJc w:val="left"/>
+      <w:pPr>
+        <w:ind w:left="2880" w:hanging="360"/>
+      </w:pPr>
+      <w:rPr>
+        <w:rFonts w:ascii="Symbol" w:hAnsi="Symbol" w:hint="default"/>
+      </w:rPr>
+    </w:lvl>
+    <w:lvl w:ilvl="4" w:tplc="04090003" w:tentative="1">
+      <w:start w:val="1"/>
+      <w:numFmt w:val="bullet"/>
+      <w:lvlText w:val="o"/>
+      <w:lvlJc w:val="left"/>
+      <w:pPr>
+        <w:ind w:left="3600" w:hanging="360"/>
+      </w:pPr>
+      <w:rPr>
+        <w:rFonts w:ascii="Courier New" w:hAnsi="Courier New" w:cs="Courier New" w:hint="default"/>
+      </w:rPr>
+    </w:lvl>
+    <w:lvl w:ilvl="5" w:tplc="04090005" w:tentative="1">
+      <w:start w:val="1"/>
+      <w:numFmt w:val="bullet"/>
+      <w:lvlText w:val=""/>
+      <w:lvlJc w:val="left"/>
+      <w:pPr>
+        <w:ind w:left="4320" w:hanging="360"/>
+      </w:pPr>
+      <w:rPr>
+        <w:rFonts w:ascii="Wingdings" w:hAnsi="Wingdings" w:hint="default"/>
+      </w:rPr>
+    </w:lvl>
+    <w:lvl w:ilvl="6" w:tplc="04090001" w:tentative="1">
+      <w:start w:val="1"/>
+      <w:numFmt w:val="bullet"/>
+      <w:lvlText w:val=""/>
+      <w:lvlJc w:val="left"/>
+      <w:pPr>
+        <w:ind w:left="5040" w:hanging="360"/>
+      </w:pPr>
+      <w:rPr>
+        <w:rFonts w:ascii="Symbol" w:hAnsi="Symbol" w:hint="default"/>
+      </w:rPr>
+    </w:lvl>
+    <w:lvl w:ilvl="7" w:tplc="04090003" w:tentative="1">
+      <w:start w:val="1"/>
+      <w:numFmt w:val="bullet"/>
+      <w:lvlText w:val="o"/>
+      <w:lvlJc w:val="left"/>
+      <w:pPr>
+        <w:ind w:left="5760" w:hanging="360"/>
+      </w:pPr>
+      <w:rPr>
+        <w:rFonts w:ascii="Courier New" w:hAnsi="Courier New" w:cs="Courier New" w:hint="default"/>
+      </w:rPr>
+    </w:lvl>
+    <w:lvl w:ilvl="8" w:tplc="04090005" w:tentative="1">
+      <w:start w:val="1"/>
+      <w:numFmt w:val="bullet"/>
+      <w:lvlText w:val=""/>
+      <w:lvlJc w:val="left"/>
+      <w:pPr>
+        <w:ind w:left="6480" w:hanging="360"/>
+      </w:pPr>
+      <w:rPr>
+        <w:rFonts w:ascii="Wingdings" w:hAnsi="Wingdings" w:hint="default"/>
+      </w:rPr>
+    </w:lvl>
+  </w:abstractNum>
+  <w:abstractNum w:abstractNumId="12" w15:restartNumberingAfterBreak="0">
+    <w:nsid w:val="54811354"/>
+    <w:multiLevelType w:val="hybridMultilevel"/>
+    <w:tmpl w:val="83FCD732"/>
+    <w:lvl w:ilvl="0" w:tplc="04090001">
+      <w:start w:val="1"/>
+      <w:numFmt w:val="bullet"/>
+      <w:lvlText w:val=""/>
+      <w:lvlJc w:val="left"/>
+      <w:pPr>
+        <w:ind w:left="720" w:hanging="360"/>
+      </w:pPr>
+      <w:rPr>
+        <w:rFonts w:ascii="Symbol" w:hAnsi="Symbol" w:hint="default"/>
+      </w:rPr>
+    </w:lvl>
+    <w:lvl w:ilvl="1" w:tplc="04090003" w:tentative="1">
+      <w:start w:val="1"/>
+      <w:numFmt w:val="bullet"/>
+      <w:lvlText w:val="o"/>
+      <w:lvlJc w:val="left"/>
+      <w:pPr>
+        <w:ind w:left="1440" w:hanging="360"/>
+      </w:pPr>
+      <w:rPr>
+        <w:rFonts w:ascii="Courier New" w:hAnsi="Courier New" w:cs="Courier New" w:hint="default"/>
+      </w:rPr>
+    </w:lvl>
+    <w:lvl w:ilvl="2" w:tplc="04090005" w:tentative="1">
+      <w:start w:val="1"/>
+      <w:numFmt w:val="bullet"/>
+      <w:lvlText w:val=""/>
+      <w:lvlJc w:val="left"/>
+      <w:pPr>
+        <w:ind w:left="2160" w:hanging="360"/>
+      </w:pPr>
+      <w:rPr>
+        <w:rFonts w:ascii="Wingdings" w:hAnsi="Wingdings" w:hint="default"/>
+      </w:rPr>
+    </w:lvl>
+    <w:lvl w:ilvl="3" w:tplc="04090001" w:tentative="1">
+      <w:start w:val="1"/>
+      <w:numFmt w:val="bullet"/>
+      <w:lvlText w:val=""/>
+      <w:lvlJc w:val="left"/>
+      <w:pPr>
+        <w:ind w:left="2880" w:hanging="360"/>
+      </w:pPr>
+      <w:rPr>
+        <w:rFonts w:ascii="Symbol" w:hAnsi="Symbol" w:hint="default"/>
+      </w:rPr>
+    </w:lvl>
+    <w:lvl w:ilvl="4" w:tplc="04090003" w:tentative="1">
+      <w:start w:val="1"/>
+      <w:numFmt w:val="bullet"/>
+      <w:lvlText w:val="o"/>
+      <w:lvlJc w:val="left"/>
+      <w:pPr>
+        <w:ind w:left="3600" w:hanging="360"/>
+      </w:pPr>
+      <w:rPr>
+        <w:rFonts w:ascii="Courier New" w:hAnsi="Courier New" w:cs="Courier New" w:hint="default"/>
+      </w:rPr>
+    </w:lvl>
+    <w:lvl w:ilvl="5" w:tplc="04090005" w:tentative="1">
+      <w:start w:val="1"/>
+      <w:numFmt w:val="bullet"/>
+      <w:lvlText w:val=""/>
+      <w:lvlJc w:val="left"/>
+      <w:pPr>
+        <w:ind w:left="4320" w:hanging="360"/>
+      </w:pPr>
+      <w:rPr>
+        <w:rFonts w:ascii="Wingdings" w:hAnsi="Wingdings" w:hint="default"/>
+      </w:rPr>
+    </w:lvl>
+    <w:lvl w:ilvl="6" w:tplc="04090001" w:tentative="1">
+      <w:start w:val="1"/>
+      <w:numFmt w:val="bullet"/>
+      <w:lvlText w:val=""/>
+      <w:lvlJc w:val="left"/>
+      <w:pPr>
+        <w:ind w:left="5040" w:hanging="360"/>
+      </w:pPr>
+      <w:rPr>
+        <w:rFonts w:ascii="Symbol" w:hAnsi="Symbol" w:hint="default"/>
+      </w:rPr>
+    </w:lvl>
+    <w:lvl w:ilvl="7" w:tplc="04090003" w:tentative="1">
+      <w:start w:val="1"/>
+      <w:numFmt w:val="bullet"/>
+      <w:lvlText w:val="o"/>
+      <w:lvlJc w:val="left"/>
+      <w:pPr>
+        <w:ind w:left="5760" w:hanging="360"/>
+      </w:pPr>
+      <w:rPr>
+        <w:rFonts w:ascii="Courier New" w:hAnsi="Courier New" w:cs="Courier New" w:hint="default"/>
+      </w:rPr>
+    </w:lvl>
+    <w:lvl w:ilvl="8" w:tplc="04090005" w:tentative="1">
+      <w:start w:val="1"/>
+      <w:numFmt w:val="bullet"/>
+      <w:lvlText w:val=""/>
+      <w:lvlJc w:val="left"/>
+      <w:pPr>
+        <w:ind w:left="6480" w:hanging="360"/>
+      </w:pPr>
+      <w:rPr>
+        <w:rFonts w:ascii="Wingdings" w:hAnsi="Wingdings" w:hint="default"/>
+      </w:rPr>
+    </w:lvl>
+  </w:abstractNum>
+  <w:abstractNum w:abstractNumId="13" w15:restartNumberingAfterBreak="0">
+    <w:nsid w:val="5B370DC2"/>
+    <w:multiLevelType w:val="multilevel"/>
+    <w:tmpl w:val="03FE80FC"/>
+    <w:lvl w:ilvl="0">
+      <w:start w:val="1"/>
+      <w:numFmt w:val="bullet"/>
+      <w:lvlText w:val=""/>
+      <w:lvlJc w:val="left"/>
+      <w:pPr>
+        <w:tabs>
+          <w:tab w:val="num" w:pos="720"/>
+        </w:tabs>
+        <w:ind w:left="720" w:hanging="360"/>
+      </w:pPr>
+      <w:rPr>
+        <w:rFonts w:ascii="Symbol" w:hAnsi="Symbol" w:hint="default"/>
+        <w:sz w:val="20"/>
+      </w:rPr>
+    </w:lvl>
+    <w:lvl w:ilvl="1" w:tentative="1">
+      <w:start w:val="1"/>
+      <w:numFmt w:val="bullet"/>
+      <w:lvlText w:val="o"/>
+      <w:lvlJc w:val="left"/>
+      <w:pPr>
+        <w:tabs>
+          <w:tab w:val="num" w:pos="1440"/>
+        </w:tabs>
+        <w:ind w:left="1440" w:hanging="360"/>
+      </w:pPr>
+      <w:rPr>
+        <w:rFonts w:ascii="Courier New" w:hAnsi="Courier New" w:hint="default"/>
+        <w:sz w:val="20"/>
+      </w:rPr>
+    </w:lvl>
+    <w:lvl w:ilvl="2" w:tentative="1">
+      <w:start w:val="1"/>
+      <w:numFmt w:val="bullet"/>
+      <w:lvlText w:val=""/>
+      <w:lvlJc w:val="left"/>
+      <w:pPr>
+        <w:tabs>
+          <w:tab w:val="num" w:pos="2160"/>
+        </w:tabs>
+        <w:ind w:left="2160" w:hanging="360"/>
+      </w:pPr>
+      <w:rPr>
+        <w:rFonts w:ascii="Wingdings" w:hAnsi="Wingdings" w:hint="default"/>
+        <w:sz w:val="20"/>
+      </w:rPr>
+    </w:lvl>
+    <w:lvl w:ilvl="3" w:tentative="1">
+      <w:start w:val="1"/>
+      <w:numFmt w:val="bullet"/>
+      <w:lvlText w:val=""/>
+      <w:lvlJc w:val="left"/>
+      <w:pPr>
+        <w:tabs>
+          <w:tab w:val="num" w:pos="2880"/>
+        </w:tabs>
+        <w:ind w:left="2880" w:hanging="360"/>
+      </w:pPr>
+      <w:rPr>
+        <w:rFonts w:ascii="Wingdings" w:hAnsi="Wingdings" w:hint="default"/>
+        <w:sz w:val="20"/>
+      </w:rPr>
+    </w:lvl>
+    <w:lvl w:ilvl="4" w:tentative="1">
+      <w:start w:val="1"/>
+      <w:numFmt w:val="bullet"/>
+      <w:lvlText w:val=""/>
+      <w:lvlJc w:val="left"/>
+      <w:pPr>
+        <w:tabs>
+          <w:tab w:val="num" w:pos="3600"/>
+        </w:tabs>
+        <w:ind w:left="3600" w:hanging="360"/>
+      </w:pPr>
+      <w:rPr>
+        <w:rFonts w:ascii="Wingdings" w:hAnsi="Wingdings" w:hint="default"/>
+        <w:sz w:val="20"/>
+      </w:rPr>
+    </w:lvl>
+    <w:lvl w:ilvl="5" w:tentative="1">
+      <w:start w:val="1"/>
+      <w:numFmt w:val="bullet"/>
+      <w:lvlText w:val=""/>
+      <w:lvlJc w:val="left"/>
+      <w:pPr>
+        <w:tabs>
+          <w:tab w:val="num" w:pos="4320"/>
+        </w:tabs>
+        <w:ind w:left="4320" w:hanging="360"/>
+      </w:pPr>
+      <w:rPr>
+        <w:rFonts w:ascii="Wingdings" w:hAnsi="Wingdings" w:hint="default"/>
+        <w:sz w:val="20"/>
+      </w:rPr>
+    </w:lvl>
+    <w:lvl w:ilvl="6" w:tentative="1">
+      <w:start w:val="1"/>
+      <w:numFmt w:val="bullet"/>
+      <w:lvlText w:val=""/>
+      <w:lvlJc w:val="left"/>
+      <w:pPr>
+        <w:tabs>
+          <w:tab w:val="num" w:pos="5040"/>
+        </w:tabs>
+        <w:ind w:left="5040" w:hanging="360"/>
+      </w:pPr>
+      <w:rPr>
+        <w:rFonts w:ascii="Wingdings" w:hAnsi="Wingdings" w:hint="default"/>
+        <w:sz w:val="20"/>
+      </w:rPr>
+    </w:lvl>
+    <w:lvl w:ilvl="7" w:tentative="1">
+      <w:start w:val="1"/>
+      <w:numFmt w:val="bullet"/>
+      <w:lvlText w:val=""/>
+      <w:lvlJc w:val="left"/>
+      <w:pPr>
+        <w:tabs>
+          <w:tab w:val="num" w:pos="5760"/>
+        </w:tabs>
+        <w:ind w:left="5760" w:hanging="360"/>
+      </w:pPr>
+      <w:rPr>
+        <w:rFonts w:ascii="Wingdings" w:hAnsi="Wingdings" w:hint="default"/>
+        <w:sz w:val="20"/>
+      </w:rPr>
+    </w:lvl>
+    <w:lvl w:ilvl="8" w:tentative="1">
+      <w:start w:val="1"/>
+      <w:numFmt w:val="bullet"/>
+      <w:lvlText w:val=""/>
+      <w:lvlJc w:val="left"/>
+      <w:pPr>
+        <w:tabs>
+          <w:tab w:val="num" w:pos="6480"/>
+        </w:tabs>
+        <w:ind w:left="6480" w:hanging="360"/>
+      </w:pPr>
+      <w:rPr>
+        <w:rFonts w:ascii="Wingdings" w:hAnsi="Wingdings" w:hint="default"/>
+        <w:sz w:val="20"/>
+      </w:rPr>
+    </w:lvl>
+  </w:abstractNum>
+  <w:abstractNum w:abstractNumId="14" w15:restartNumberingAfterBreak="0">
     <w:nsid w:val="5C934C91"/>
     <w:multiLevelType w:val="hybridMultilevel"/>
     <w:tmpl w:val="2DFEECD0"/>
@@ -473,7 +9103,120 @@
       </w:rPr>
     </w:lvl>
   </w:abstractNum>
-  <w:abstractNum w:abstractNumId="1" w15:restartNumberingAfterBreak="0">
+  <w:abstractNum w:abstractNumId="15" w15:restartNumberingAfterBreak="0">
+    <w:nsid w:val="632F46D1"/>
+    <w:multiLevelType w:val="hybridMultilevel"/>
+    <w:tmpl w:val="9A10D2F0"/>
+    <w:lvl w:ilvl="0" w:tplc="04090001">
+      <w:start w:val="1"/>
+      <w:numFmt w:val="bullet"/>
+      <w:lvlText w:val=""/>
+      <w:lvlJc w:val="left"/>
+      <w:pPr>
+        <w:ind w:left="720" w:hanging="360"/>
+      </w:pPr>
+      <w:rPr>
+        <w:rFonts w:ascii="Symbol" w:hAnsi="Symbol" w:hint="default"/>
+      </w:rPr>
+    </w:lvl>
+    <w:lvl w:ilvl="1" w:tplc="04090003" w:tentative="1">
+      <w:start w:val="1"/>
+      <w:numFmt w:val="bullet"/>
+      <w:lvlText w:val="o"/>
+      <w:lvlJc w:val="left"/>
+      <w:pPr>
+        <w:ind w:left="1440" w:hanging="360"/>
+      </w:pPr>
+      <w:rPr>
+        <w:rFonts w:ascii="Courier New" w:hAnsi="Courier New" w:cs="Courier New" w:hint="default"/>
+      </w:rPr>
+    </w:lvl>
+    <w:lvl w:ilvl="2" w:tplc="04090005" w:tentative="1">
+      <w:start w:val="1"/>
+      <w:numFmt w:val="bullet"/>
+      <w:lvlText w:val=""/>
+      <w:lvlJc w:val="left"/>
+      <w:pPr>
+        <w:ind w:left="2160" w:hanging="360"/>
+      </w:pPr>
+      <w:rPr>
+        <w:rFonts w:ascii="Wingdings" w:hAnsi="Wingdings" w:hint="default"/>
+      </w:rPr>
+    </w:lvl>
+    <w:lvl w:ilvl="3" w:tplc="04090001" w:tentative="1">
+      <w:start w:val="1"/>
+      <w:numFmt w:val="bullet"/>
+      <w:lvlText w:val=""/>
+      <w:lvlJc w:val="left"/>
+      <w:pPr>
+        <w:ind w:left="2880" w:hanging="360"/>
+      </w:pPr>
+      <w:rPr>
+        <w:rFonts w:ascii="Symbol" w:hAnsi="Symbol" w:hint="default"/>
+      </w:rPr>
+    </w:lvl>
+    <w:lvl w:ilvl="4" w:tplc="04090003" w:tentative="1">
+      <w:start w:val="1"/>
+      <w:numFmt w:val="bullet"/>
+      <w:lvlText w:val="o"/>
+      <w:lvlJc w:val="left"/>
+      <w:pPr>
+        <w:ind w:left="3600" w:hanging="360"/>
+      </w:pPr>
+      <w:rPr>
+        <w:rFonts w:ascii="Courier New" w:hAnsi="Courier New" w:cs="Courier New" w:hint="default"/>
+      </w:rPr>
+    </w:lvl>
+    <w:lvl w:ilvl="5" w:tplc="04090005" w:tentative="1">
+      <w:start w:val="1"/>
+      <w:numFmt w:val="bullet"/>
+      <w:lvlText w:val=""/>
+      <w:lvlJc w:val="left"/>
+      <w:pPr>
+        <w:ind w:left="4320" w:hanging="360"/>
+      </w:pPr>
+      <w:rPr>
+        <w:rFonts w:ascii="Wingdings" w:hAnsi="Wingdings" w:hint="default"/>
+      </w:rPr>
+    </w:lvl>
+    <w:lvl w:ilvl="6" w:tplc="04090001" w:tentative="1">
+      <w:start w:val="1"/>
+      <w:numFmt w:val="bullet"/>
+      <w:lvlText w:val=""/>
+      <w:lvlJc w:val="left"/>
+      <w:pPr>
+        <w:ind w:left="5040" w:hanging="360"/>
+      </w:pPr>
+      <w:rPr>
+        <w:rFonts w:ascii="Symbol" w:hAnsi="Symbol" w:hint="default"/>
+      </w:rPr>
+    </w:lvl>
+    <w:lvl w:ilvl="7" w:tplc="04090003" w:tentative="1">
+      <w:start w:val="1"/>
+      <w:numFmt w:val="bullet"/>
+      <w:lvlText w:val="o"/>
+      <w:lvlJc w:val="left"/>
+      <w:pPr>
+        <w:ind w:left="5760" w:hanging="360"/>
+      </w:pPr>
+      <w:rPr>
+        <w:rFonts w:ascii="Courier New" w:hAnsi="Courier New" w:cs="Courier New" w:hint="default"/>
+      </w:rPr>
+    </w:lvl>
+    <w:lvl w:ilvl="8" w:tplc="04090005" w:tentative="1">
+      <w:start w:val="1"/>
+      <w:numFmt w:val="bullet"/>
+      <w:lvlText w:val=""/>
+      <w:lvlJc w:val="left"/>
+      <w:pPr>
+        <w:ind w:left="6480" w:hanging="360"/>
+      </w:pPr>
+      <w:rPr>
+        <w:rFonts w:ascii="Wingdings" w:hAnsi="Wingdings" w:hint="default"/>
+      </w:rPr>
+    </w:lvl>
+  </w:abstractNum>
+  <w:abstractNum w:abstractNumId="16" w15:restartNumberingAfterBreak="0">
     <w:nsid w:val="67BC70E3"/>
     <w:multiLevelType w:val="hybridMultilevel"/>
     <w:tmpl w:val="28FC9A8A"/>
@@ -586,11 +9329,672 @@
       </w:rPr>
     </w:lvl>
   </w:abstractNum>
+  <w:abstractNum w:abstractNumId="17" w15:restartNumberingAfterBreak="0">
+    <w:nsid w:val="6BCC35A5"/>
+    <w:multiLevelType w:val="hybridMultilevel"/>
+    <w:tmpl w:val="92F0A894"/>
+    <w:lvl w:ilvl="0" w:tplc="04090001">
+      <w:start w:val="1"/>
+      <w:numFmt w:val="bullet"/>
+      <w:lvlText w:val=""/>
+      <w:lvlJc w:val="left"/>
+      <w:pPr>
+        <w:ind w:left="720" w:hanging="360"/>
+      </w:pPr>
+      <w:rPr>
+        <w:rFonts w:ascii="Symbol" w:hAnsi="Symbol" w:hint="default"/>
+      </w:rPr>
+    </w:lvl>
+    <w:lvl w:ilvl="1" w:tplc="04090003" w:tentative="1">
+      <w:start w:val="1"/>
+      <w:numFmt w:val="bullet"/>
+      <w:lvlText w:val="o"/>
+      <w:lvlJc w:val="left"/>
+      <w:pPr>
+        <w:ind w:left="1440" w:hanging="360"/>
+      </w:pPr>
+      <w:rPr>
+        <w:rFonts w:ascii="Courier New" w:hAnsi="Courier New" w:cs="Courier New" w:hint="default"/>
+      </w:rPr>
+    </w:lvl>
+    <w:lvl w:ilvl="2" w:tplc="04090005" w:tentative="1">
+      <w:start w:val="1"/>
+      <w:numFmt w:val="bullet"/>
+      <w:lvlText w:val=""/>
+      <w:lvlJc w:val="left"/>
+      <w:pPr>
+        <w:ind w:left="2160" w:hanging="360"/>
+      </w:pPr>
+      <w:rPr>
+        <w:rFonts w:ascii="Wingdings" w:hAnsi="Wingdings" w:hint="default"/>
+      </w:rPr>
+    </w:lvl>
+    <w:lvl w:ilvl="3" w:tplc="04090001" w:tentative="1">
+      <w:start w:val="1"/>
+      <w:numFmt w:val="bullet"/>
+      <w:lvlText w:val=""/>
+      <w:lvlJc w:val="left"/>
+      <w:pPr>
+        <w:ind w:left="2880" w:hanging="360"/>
+      </w:pPr>
+      <w:rPr>
+        <w:rFonts w:ascii="Symbol" w:hAnsi="Symbol" w:hint="default"/>
+      </w:rPr>
+    </w:lvl>
+    <w:lvl w:ilvl="4" w:tplc="04090003" w:tentative="1">
+      <w:start w:val="1"/>
+      <w:numFmt w:val="bullet"/>
+      <w:lvlText w:val="o"/>
+      <w:lvlJc w:val="left"/>
+      <w:pPr>
+        <w:ind w:left="3600" w:hanging="360"/>
+      </w:pPr>
+      <w:rPr>
+        <w:rFonts w:ascii="Courier New" w:hAnsi="Courier New" w:cs="Courier New" w:hint="default"/>
+      </w:rPr>
+    </w:lvl>
+    <w:lvl w:ilvl="5" w:tplc="04090005" w:tentative="1">
+      <w:start w:val="1"/>
+      <w:numFmt w:val="bullet"/>
+      <w:lvlText w:val=""/>
+      <w:lvlJc w:val="left"/>
+      <w:pPr>
+        <w:ind w:left="4320" w:hanging="360"/>
+      </w:pPr>
+      <w:rPr>
+        <w:rFonts w:ascii="Wingdings" w:hAnsi="Wingdings" w:hint="default"/>
+      </w:rPr>
+    </w:lvl>
+    <w:lvl w:ilvl="6" w:tplc="04090001" w:tentative="1">
+      <w:start w:val="1"/>
+      <w:numFmt w:val="bullet"/>
+      <w:lvlText w:val=""/>
+      <w:lvlJc w:val="left"/>
+      <w:pPr>
+        <w:ind w:left="5040" w:hanging="360"/>
+      </w:pPr>
+      <w:rPr>
+        <w:rFonts w:ascii="Symbol" w:hAnsi="Symbol" w:hint="default"/>
+      </w:rPr>
+    </w:lvl>
+    <w:lvl w:ilvl="7" w:tplc="04090003" w:tentative="1">
+      <w:start w:val="1"/>
+      <w:numFmt w:val="bullet"/>
+      <w:lvlText w:val="o"/>
+      <w:lvlJc w:val="left"/>
+      <w:pPr>
+        <w:ind w:left="5760" w:hanging="360"/>
+      </w:pPr>
+      <w:rPr>
+        <w:rFonts w:ascii="Courier New" w:hAnsi="Courier New" w:cs="Courier New" w:hint="default"/>
+      </w:rPr>
+    </w:lvl>
+    <w:lvl w:ilvl="8" w:tplc="04090005" w:tentative="1">
+      <w:start w:val="1"/>
+      <w:numFmt w:val="bullet"/>
+      <w:lvlText w:val=""/>
+      <w:lvlJc w:val="left"/>
+      <w:pPr>
+        <w:ind w:left="6480" w:hanging="360"/>
+      </w:pPr>
+      <w:rPr>
+        <w:rFonts w:ascii="Wingdings" w:hAnsi="Wingdings" w:hint="default"/>
+      </w:rPr>
+    </w:lvl>
+  </w:abstractNum>
+  <w:abstractNum w:abstractNumId="18" w15:restartNumberingAfterBreak="0">
+    <w:nsid w:val="6EF0363A"/>
+    <w:multiLevelType w:val="hybridMultilevel"/>
+    <w:tmpl w:val="9CC6DE28"/>
+    <w:lvl w:ilvl="0" w:tplc="04090001">
+      <w:start w:val="1"/>
+      <w:numFmt w:val="bullet"/>
+      <w:lvlText w:val=""/>
+      <w:lvlJc w:val="left"/>
+      <w:pPr>
+        <w:ind w:left="720" w:hanging="360"/>
+      </w:pPr>
+      <w:rPr>
+        <w:rFonts w:ascii="Symbol" w:hAnsi="Symbol" w:hint="default"/>
+      </w:rPr>
+    </w:lvl>
+    <w:lvl w:ilvl="1" w:tplc="04090003" w:tentative="1">
+      <w:start w:val="1"/>
+      <w:numFmt w:val="bullet"/>
+      <w:lvlText w:val="o"/>
+      <w:lvlJc w:val="left"/>
+      <w:pPr>
+        <w:ind w:left="1440" w:hanging="360"/>
+      </w:pPr>
+      <w:rPr>
+        <w:rFonts w:ascii="Courier New" w:hAnsi="Courier New" w:cs="Courier New" w:hint="default"/>
+      </w:rPr>
+    </w:lvl>
+    <w:lvl w:ilvl="2" w:tplc="04090005" w:tentative="1">
+      <w:start w:val="1"/>
+      <w:numFmt w:val="bullet"/>
+      <w:lvlText w:val=""/>
+      <w:lvlJc w:val="left"/>
+      <w:pPr>
+        <w:ind w:left="2160" w:hanging="360"/>
+      </w:pPr>
+      <w:rPr>
+        <w:rFonts w:ascii="Wingdings" w:hAnsi="Wingdings" w:hint="default"/>
+      </w:rPr>
+    </w:lvl>
+    <w:lvl w:ilvl="3" w:tplc="04090001" w:tentative="1">
+      <w:start w:val="1"/>
+      <w:numFmt w:val="bullet"/>
+      <w:lvlText w:val=""/>
+      <w:lvlJc w:val="left"/>
+      <w:pPr>
+        <w:ind w:left="2880" w:hanging="360"/>
+      </w:pPr>
+      <w:rPr>
+        <w:rFonts w:ascii="Symbol" w:hAnsi="Symbol" w:hint="default"/>
+      </w:rPr>
+    </w:lvl>
+    <w:lvl w:ilvl="4" w:tplc="04090003" w:tentative="1">
+      <w:start w:val="1"/>
+      <w:numFmt w:val="bullet"/>
+      <w:lvlText w:val="o"/>
+      <w:lvlJc w:val="left"/>
+      <w:pPr>
+        <w:ind w:left="3600" w:hanging="360"/>
+      </w:pPr>
+      <w:rPr>
+        <w:rFonts w:ascii="Courier New" w:hAnsi="Courier New" w:cs="Courier New" w:hint="default"/>
+      </w:rPr>
+    </w:lvl>
+    <w:lvl w:ilvl="5" w:tplc="04090005" w:tentative="1">
+      <w:start w:val="1"/>
+      <w:numFmt w:val="bullet"/>
+      <w:lvlText w:val=""/>
+      <w:lvlJc w:val="left"/>
+      <w:pPr>
+        <w:ind w:left="4320" w:hanging="360"/>
+      </w:pPr>
+      <w:rPr>
+        <w:rFonts w:ascii="Wingdings" w:hAnsi="Wingdings" w:hint="default"/>
+      </w:rPr>
+    </w:lvl>
+    <w:lvl w:ilvl="6" w:tplc="04090001" w:tentative="1">
+      <w:start w:val="1"/>
+      <w:numFmt w:val="bullet"/>
+      <w:lvlText w:val=""/>
+      <w:lvlJc w:val="left"/>
+      <w:pPr>
+        <w:ind w:left="5040" w:hanging="360"/>
+      </w:pPr>
+      <w:rPr>
+        <w:rFonts w:ascii="Symbol" w:hAnsi="Symbol" w:hint="default"/>
+      </w:rPr>
+    </w:lvl>
+    <w:lvl w:ilvl="7" w:tplc="04090003" w:tentative="1">
+      <w:start w:val="1"/>
+      <w:numFmt w:val="bullet"/>
+      <w:lvlText w:val="o"/>
+      <w:lvlJc w:val="left"/>
+      <w:pPr>
+        <w:ind w:left="5760" w:hanging="360"/>
+      </w:pPr>
+      <w:rPr>
+        <w:rFonts w:ascii="Courier New" w:hAnsi="Courier New" w:cs="Courier New" w:hint="default"/>
+      </w:rPr>
+    </w:lvl>
+    <w:lvl w:ilvl="8" w:tplc="04090005" w:tentative="1">
+      <w:start w:val="1"/>
+      <w:numFmt w:val="bullet"/>
+      <w:lvlText w:val=""/>
+      <w:lvlJc w:val="left"/>
+      <w:pPr>
+        <w:ind w:left="6480" w:hanging="360"/>
+      </w:pPr>
+      <w:rPr>
+        <w:rFonts w:ascii="Wingdings" w:hAnsi="Wingdings" w:hint="default"/>
+      </w:rPr>
+    </w:lvl>
+  </w:abstractNum>
+  <w:abstractNum w:abstractNumId="19" w15:restartNumberingAfterBreak="0">
+    <w:nsid w:val="72B61344"/>
+    <w:multiLevelType w:val="multilevel"/>
+    <w:tmpl w:val="AD5879DE"/>
+    <w:lvl w:ilvl="0">
+      <w:start w:val="1"/>
+      <w:numFmt w:val="bullet"/>
+      <w:lvlText w:val=""/>
+      <w:lvlJc w:val="left"/>
+      <w:pPr>
+        <w:tabs>
+          <w:tab w:val="num" w:pos="720"/>
+        </w:tabs>
+        <w:ind w:left="720" w:hanging="360"/>
+      </w:pPr>
+      <w:rPr>
+        <w:rFonts w:ascii="Symbol" w:hAnsi="Symbol" w:hint="default"/>
+        <w:sz w:val="20"/>
+      </w:rPr>
+    </w:lvl>
+    <w:lvl w:ilvl="1" w:tentative="1">
+      <w:start w:val="1"/>
+      <w:numFmt w:val="bullet"/>
+      <w:lvlText w:val="o"/>
+      <w:lvlJc w:val="left"/>
+      <w:pPr>
+        <w:tabs>
+          <w:tab w:val="num" w:pos="1440"/>
+        </w:tabs>
+        <w:ind w:left="1440" w:hanging="360"/>
+      </w:pPr>
+      <w:rPr>
+        <w:rFonts w:ascii="Courier New" w:hAnsi="Courier New" w:hint="default"/>
+        <w:sz w:val="20"/>
+      </w:rPr>
+    </w:lvl>
+    <w:lvl w:ilvl="2" w:tentative="1">
+      <w:start w:val="1"/>
+      <w:numFmt w:val="bullet"/>
+      <w:lvlText w:val=""/>
+      <w:lvlJc w:val="left"/>
+      <w:pPr>
+        <w:tabs>
+          <w:tab w:val="num" w:pos="2160"/>
+        </w:tabs>
+        <w:ind w:left="2160" w:hanging="360"/>
+      </w:pPr>
+      <w:rPr>
+        <w:rFonts w:ascii="Wingdings" w:hAnsi="Wingdings" w:hint="default"/>
+        <w:sz w:val="20"/>
+      </w:rPr>
+    </w:lvl>
+    <w:lvl w:ilvl="3" w:tentative="1">
+      <w:start w:val="1"/>
+      <w:numFmt w:val="bullet"/>
+      <w:lvlText w:val=""/>
+      <w:lvlJc w:val="left"/>
+      <w:pPr>
+        <w:tabs>
+          <w:tab w:val="num" w:pos="2880"/>
+        </w:tabs>
+        <w:ind w:left="2880" w:hanging="360"/>
+      </w:pPr>
+      <w:rPr>
+        <w:rFonts w:ascii="Wingdings" w:hAnsi="Wingdings" w:hint="default"/>
+        <w:sz w:val="20"/>
+      </w:rPr>
+    </w:lvl>
+    <w:lvl w:ilvl="4" w:tentative="1">
+      <w:start w:val="1"/>
+      <w:numFmt w:val="bullet"/>
+      <w:lvlText w:val=""/>
+      <w:lvlJc w:val="left"/>
+      <w:pPr>
+        <w:tabs>
+          <w:tab w:val="num" w:pos="3600"/>
+        </w:tabs>
+        <w:ind w:left="3600" w:hanging="360"/>
+      </w:pPr>
+      <w:rPr>
+        <w:rFonts w:ascii="Wingdings" w:hAnsi="Wingdings" w:hint="default"/>
+        <w:sz w:val="20"/>
+      </w:rPr>
+    </w:lvl>
+    <w:lvl w:ilvl="5" w:tentative="1">
+      <w:start w:val="1"/>
+      <w:numFmt w:val="bullet"/>
+      <w:lvlText w:val=""/>
+      <w:lvlJc w:val="left"/>
+      <w:pPr>
+        <w:tabs>
+          <w:tab w:val="num" w:pos="4320"/>
+        </w:tabs>
+        <w:ind w:left="4320" w:hanging="360"/>
+      </w:pPr>
+      <w:rPr>
+        <w:rFonts w:ascii="Wingdings" w:hAnsi="Wingdings" w:hint="default"/>
+        <w:sz w:val="20"/>
+      </w:rPr>
+    </w:lvl>
+    <w:lvl w:ilvl="6" w:tentative="1">
+      <w:start w:val="1"/>
+      <w:numFmt w:val="bullet"/>
+      <w:lvlText w:val=""/>
+      <w:lvlJc w:val="left"/>
+      <w:pPr>
+        <w:tabs>
+          <w:tab w:val="num" w:pos="5040"/>
+        </w:tabs>
+        <w:ind w:left="5040" w:hanging="360"/>
+      </w:pPr>
+      <w:rPr>
+        <w:rFonts w:ascii="Wingdings" w:hAnsi="Wingdings" w:hint="default"/>
+        <w:sz w:val="20"/>
+      </w:rPr>
+    </w:lvl>
+    <w:lvl w:ilvl="7" w:tentative="1">
+      <w:start w:val="1"/>
+      <w:numFmt w:val="bullet"/>
+      <w:lvlText w:val=""/>
+      <w:lvlJc w:val="left"/>
+      <w:pPr>
+        <w:tabs>
+          <w:tab w:val="num" w:pos="5760"/>
+        </w:tabs>
+        <w:ind w:left="5760" w:hanging="360"/>
+      </w:pPr>
+      <w:rPr>
+        <w:rFonts w:ascii="Wingdings" w:hAnsi="Wingdings" w:hint="default"/>
+        <w:sz w:val="20"/>
+      </w:rPr>
+    </w:lvl>
+    <w:lvl w:ilvl="8" w:tentative="1">
+      <w:start w:val="1"/>
+      <w:numFmt w:val="bullet"/>
+      <w:lvlText w:val=""/>
+      <w:lvlJc w:val="left"/>
+      <w:pPr>
+        <w:tabs>
+          <w:tab w:val="num" w:pos="6480"/>
+        </w:tabs>
+        <w:ind w:left="6480" w:hanging="360"/>
+      </w:pPr>
+      <w:rPr>
+        <w:rFonts w:ascii="Wingdings" w:hAnsi="Wingdings" w:hint="default"/>
+        <w:sz w:val="20"/>
+      </w:rPr>
+    </w:lvl>
+  </w:abstractNum>
+  <w:abstractNum w:abstractNumId="20" w15:restartNumberingAfterBreak="0">
+    <w:nsid w:val="789373D0"/>
+    <w:multiLevelType w:val="hybridMultilevel"/>
+    <w:tmpl w:val="9BACC508"/>
+    <w:lvl w:ilvl="0" w:tplc="04090001">
+      <w:start w:val="1"/>
+      <w:numFmt w:val="bullet"/>
+      <w:lvlText w:val=""/>
+      <w:lvlJc w:val="left"/>
+      <w:pPr>
+        <w:ind w:left="720" w:hanging="360"/>
+      </w:pPr>
+      <w:rPr>
+        <w:rFonts w:ascii="Symbol" w:hAnsi="Symbol" w:hint="default"/>
+      </w:rPr>
+    </w:lvl>
+    <w:lvl w:ilvl="1" w:tplc="04090003" w:tentative="1">
+      <w:start w:val="1"/>
+      <w:numFmt w:val="bullet"/>
+      <w:lvlText w:val="o"/>
+      <w:lvlJc w:val="left"/>
+      <w:pPr>
+        <w:ind w:left="1440" w:hanging="360"/>
+      </w:pPr>
+      <w:rPr>
+        <w:rFonts w:ascii="Courier New" w:hAnsi="Courier New" w:cs="Courier New" w:hint="default"/>
+      </w:rPr>
+    </w:lvl>
+    <w:lvl w:ilvl="2" w:tplc="04090005" w:tentative="1">
+      <w:start w:val="1"/>
+      <w:numFmt w:val="bullet"/>
+      <w:lvlText w:val=""/>
+      <w:lvlJc w:val="left"/>
+      <w:pPr>
+        <w:ind w:left="2160" w:hanging="360"/>
+      </w:pPr>
+      <w:rPr>
+        <w:rFonts w:ascii="Wingdings" w:hAnsi="Wingdings" w:hint="default"/>
+      </w:rPr>
+    </w:lvl>
+    <w:lvl w:ilvl="3" w:tplc="04090001" w:tentative="1">
+      <w:start w:val="1"/>
+      <w:numFmt w:val="bullet"/>
+      <w:lvlText w:val=""/>
+      <w:lvlJc w:val="left"/>
+      <w:pPr>
+        <w:ind w:left="2880" w:hanging="360"/>
+      </w:pPr>
+      <w:rPr>
+        <w:rFonts w:ascii="Symbol" w:hAnsi="Symbol" w:hint="default"/>
+      </w:rPr>
+    </w:lvl>
+    <w:lvl w:ilvl="4" w:tplc="04090003" w:tentative="1">
+      <w:start w:val="1"/>
+      <w:numFmt w:val="bullet"/>
+      <w:lvlText w:val="o"/>
+      <w:lvlJc w:val="left"/>
+      <w:pPr>
+        <w:ind w:left="3600" w:hanging="360"/>
+      </w:pPr>
+      <w:rPr>
+        <w:rFonts w:ascii="Courier New" w:hAnsi="Courier New" w:cs="Courier New" w:hint="default"/>
+      </w:rPr>
+    </w:lvl>
+    <w:lvl w:ilvl="5" w:tplc="04090005" w:tentative="1">
+      <w:start w:val="1"/>
+      <w:numFmt w:val="bullet"/>
+      <w:lvlText w:val=""/>
+      <w:lvlJc w:val="left"/>
+      <w:pPr>
+        <w:ind w:left="4320" w:hanging="360"/>
+      </w:pPr>
+      <w:rPr>
+        <w:rFonts w:ascii="Wingdings" w:hAnsi="Wingdings" w:hint="default"/>
+      </w:rPr>
+    </w:lvl>
+    <w:lvl w:ilvl="6" w:tplc="04090001" w:tentative="1">
+      <w:start w:val="1"/>
+      <w:numFmt w:val="bullet"/>
+      <w:lvlText w:val=""/>
+      <w:lvlJc w:val="left"/>
+      <w:pPr>
+        <w:ind w:left="5040" w:hanging="360"/>
+      </w:pPr>
+      <w:rPr>
+        <w:rFonts w:ascii="Symbol" w:hAnsi="Symbol" w:hint="default"/>
+      </w:rPr>
+    </w:lvl>
+    <w:lvl w:ilvl="7" w:tplc="04090003" w:tentative="1">
+      <w:start w:val="1"/>
+      <w:numFmt w:val="bullet"/>
+      <w:lvlText w:val="o"/>
+      <w:lvlJc w:val="left"/>
+      <w:pPr>
+        <w:ind w:left="5760" w:hanging="360"/>
+      </w:pPr>
+      <w:rPr>
+        <w:rFonts w:ascii="Courier New" w:hAnsi="Courier New" w:cs="Courier New" w:hint="default"/>
+      </w:rPr>
+    </w:lvl>
+    <w:lvl w:ilvl="8" w:tplc="04090005" w:tentative="1">
+      <w:start w:val="1"/>
+      <w:numFmt w:val="bullet"/>
+      <w:lvlText w:val=""/>
+      <w:lvlJc w:val="left"/>
+      <w:pPr>
+        <w:ind w:left="6480" w:hanging="360"/>
+      </w:pPr>
+      <w:rPr>
+        <w:rFonts w:ascii="Wingdings" w:hAnsi="Wingdings" w:hint="default"/>
+      </w:rPr>
+    </w:lvl>
+  </w:abstractNum>
+  <w:abstractNum w:abstractNumId="21" w15:restartNumberingAfterBreak="0">
+    <w:nsid w:val="7D9D4C1E"/>
+    <w:multiLevelType w:val="hybridMultilevel"/>
+    <w:tmpl w:val="1E90CDB2"/>
+    <w:lvl w:ilvl="0" w:tplc="04090001">
+      <w:start w:val="1"/>
+      <w:numFmt w:val="bullet"/>
+      <w:lvlText w:val=""/>
+      <w:lvlJc w:val="left"/>
+      <w:pPr>
+        <w:ind w:left="720" w:hanging="360"/>
+      </w:pPr>
+      <w:rPr>
+        <w:rFonts w:ascii="Symbol" w:hAnsi="Symbol" w:hint="default"/>
+      </w:rPr>
+    </w:lvl>
+    <w:lvl w:ilvl="1" w:tplc="04090003" w:tentative="1">
+      <w:start w:val="1"/>
+      <w:numFmt w:val="bullet"/>
+      <w:lvlText w:val="o"/>
+      <w:lvlJc w:val="left"/>
+      <w:pPr>
+        <w:ind w:left="1440" w:hanging="360"/>
+      </w:pPr>
+      <w:rPr>
+        <w:rFonts w:ascii="Courier New" w:hAnsi="Courier New" w:cs="Courier New" w:hint="default"/>
+      </w:rPr>
+    </w:lvl>
+    <w:lvl w:ilvl="2" w:tplc="04090005" w:tentative="1">
+      <w:start w:val="1"/>
+      <w:numFmt w:val="bullet"/>
+      <w:lvlText w:val=""/>
+      <w:lvlJc w:val="left"/>
+      <w:pPr>
+        <w:ind w:left="2160" w:hanging="360"/>
+      </w:pPr>
+      <w:rPr>
+        <w:rFonts w:ascii="Wingdings" w:hAnsi="Wingdings" w:hint="default"/>
+      </w:rPr>
+    </w:lvl>
+    <w:lvl w:ilvl="3" w:tplc="04090001" w:tentative="1">
+      <w:start w:val="1"/>
+      <w:numFmt w:val="bullet"/>
+      <w:lvlText w:val=""/>
+      <w:lvlJc w:val="left"/>
+      <w:pPr>
+        <w:ind w:left="2880" w:hanging="360"/>
+      </w:pPr>
+      <w:rPr>
+        <w:rFonts w:ascii="Symbol" w:hAnsi="Symbol" w:hint="default"/>
+      </w:rPr>
+    </w:lvl>
+    <w:lvl w:ilvl="4" w:tplc="04090003" w:tentative="1">
+      <w:start w:val="1"/>
+      <w:numFmt w:val="bullet"/>
+      <w:lvlText w:val="o"/>
+      <w:lvlJc w:val="left"/>
+      <w:pPr>
+        <w:ind w:left="3600" w:hanging="360"/>
+      </w:pPr>
+      <w:rPr>
+        <w:rFonts w:ascii="Courier New" w:hAnsi="Courier New" w:cs="Courier New" w:hint="default"/>
+      </w:rPr>
+    </w:lvl>
+    <w:lvl w:ilvl="5" w:tplc="04090005" w:tentative="1">
+      <w:start w:val="1"/>
+      <w:numFmt w:val="bullet"/>
+      <w:lvlText w:val=""/>
+      <w:lvlJc w:val="left"/>
+      <w:pPr>
+        <w:ind w:left="4320" w:hanging="360"/>
+      </w:pPr>
+      <w:rPr>
+        <w:rFonts w:ascii="Wingdings" w:hAnsi="Wingdings" w:hint="default"/>
+      </w:rPr>
+    </w:lvl>
+    <w:lvl w:ilvl="6" w:tplc="04090001" w:tentative="1">
+      <w:start w:val="1"/>
+      <w:numFmt w:val="bullet"/>
+      <w:lvlText w:val=""/>
+      <w:lvlJc w:val="left"/>
+      <w:pPr>
+        <w:ind w:left="5040" w:hanging="360"/>
+      </w:pPr>
+      <w:rPr>
+        <w:rFonts w:ascii="Symbol" w:hAnsi="Symbol" w:hint="default"/>
+      </w:rPr>
+    </w:lvl>
+    <w:lvl w:ilvl="7" w:tplc="04090003" w:tentative="1">
+      <w:start w:val="1"/>
+      <w:numFmt w:val="bullet"/>
+      <w:lvlText w:val="o"/>
+      <w:lvlJc w:val="left"/>
+      <w:pPr>
+        <w:ind w:left="5760" w:hanging="360"/>
+      </w:pPr>
+      <w:rPr>
+        <w:rFonts w:ascii="Courier New" w:hAnsi="Courier New" w:cs="Courier New" w:hint="default"/>
+      </w:rPr>
+    </w:lvl>
+    <w:lvl w:ilvl="8" w:tplc="04090005" w:tentative="1">
+      <w:start w:val="1"/>
+      <w:numFmt w:val="bullet"/>
+      <w:lvlText w:val=""/>
+      <w:lvlJc w:val="left"/>
+      <w:pPr>
+        <w:ind w:left="6480" w:hanging="360"/>
+      </w:pPr>
+      <w:rPr>
+        <w:rFonts w:ascii="Wingdings" w:hAnsi="Wingdings" w:hint="default"/>
+      </w:rPr>
+    </w:lvl>
+  </w:abstractNum>
   <w:num w:numId="1" w16cid:durableId="634338226">
+    <w:abstractNumId w:val="14"/>
+  </w:num>
+  <w:num w:numId="2" w16cid:durableId="1338463573">
+    <w:abstractNumId w:val="16"/>
+  </w:num>
+  <w:num w:numId="3" w16cid:durableId="1655639285">
+    <w:abstractNumId w:val="11"/>
+  </w:num>
+  <w:num w:numId="4" w16cid:durableId="14812739">
+    <w:abstractNumId w:val="15"/>
+  </w:num>
+  <w:num w:numId="5" w16cid:durableId="1974674738">
+    <w:abstractNumId w:val="2"/>
+  </w:num>
+  <w:num w:numId="6" w16cid:durableId="610405413">
+    <w:abstractNumId w:val="1"/>
+  </w:num>
+  <w:num w:numId="7" w16cid:durableId="1656031105">
+    <w:abstractNumId w:val="13"/>
+  </w:num>
+  <w:num w:numId="8" w16cid:durableId="92433950">
+    <w:abstractNumId w:val="6"/>
+  </w:num>
+  <w:num w:numId="9" w16cid:durableId="513039001">
+    <w:abstractNumId w:val="20"/>
+  </w:num>
+  <w:num w:numId="10" w16cid:durableId="1024282866">
     <w:abstractNumId w:val="0"/>
   </w:num>
-  <w:num w:numId="2" w16cid:durableId="1338463573">
-    <w:abstractNumId w:val="1"/>
+  <w:num w:numId="11" w16cid:durableId="406196409">
+    <w:abstractNumId w:val="9"/>
+  </w:num>
+  <w:num w:numId="12" w16cid:durableId="1214122996">
+    <w:abstractNumId w:val="7"/>
+  </w:num>
+  <w:num w:numId="13" w16cid:durableId="134420192">
+    <w:abstractNumId w:val="3"/>
+  </w:num>
+  <w:num w:numId="14" w16cid:durableId="1428576072">
+    <w:abstractNumId w:val="19"/>
+  </w:num>
+  <w:num w:numId="15" w16cid:durableId="513959940">
+    <w:abstractNumId w:val="5"/>
+  </w:num>
+  <w:num w:numId="16" w16cid:durableId="289362757">
+    <w:abstractNumId w:val="12"/>
+  </w:num>
+  <w:num w:numId="17" w16cid:durableId="337385661">
+    <w:abstractNumId w:val="10"/>
+  </w:num>
+  <w:num w:numId="18" w16cid:durableId="1251350900">
+    <w:abstractNumId w:val="8"/>
+  </w:num>
+  <w:num w:numId="19" w16cid:durableId="2089303850">
+    <w:abstractNumId w:val="21"/>
+  </w:num>
+  <w:num w:numId="20" w16cid:durableId="488786948">
+    <w:abstractNumId w:val="17"/>
+  </w:num>
+  <w:num w:numId="21" w16cid:durableId="745418956">
+    <w:abstractNumId w:val="4"/>
+  </w:num>
+  <w:num w:numId="22" w16cid:durableId="1903329191">
+    <w:abstractNumId w:val="18"/>
   </w:num>
 </w:numbering>
 </file>
@@ -1510,6 +10914,112 @@
       <w:spacing w:val="5"/>
     </w:rPr>
   </w:style>
+  <w:style w:type="paragraph" w:styleId="NormalWeb">
+    <w:name w:val="Normal (Web)"/>
+    <w:basedOn w:val="Normal"/>
+    <w:uiPriority w:val="99"/>
+    <w:unhideWhenUsed/>
+    <w:rsid w:val="00F5495F"/>
+    <w:pPr>
+      <w:spacing w:before="100" w:beforeAutospacing="1" w:after="100" w:afterAutospacing="1" w:line="240" w:lineRule="auto"/>
+    </w:pPr>
+    <w:rPr>
+      <w:rFonts w:ascii="Times New Roman" w:eastAsia="Times New Roman" w:hAnsi="Times New Roman" w:cs="Times New Roman"/>
+      <w:sz w:val="24"/>
+      <w:szCs w:val="24"/>
+      <w:lang w:val="en-US"/>
+      <w14:ligatures w14:val="none"/>
+    </w:rPr>
+  </w:style>
+  <w:style w:type="paragraph" w:styleId="HTMLPreformatted">
+    <w:name w:val="HTML Preformatted"/>
+    <w:basedOn w:val="Normal"/>
+    <w:link w:val="HTMLPreformattedChar"/>
+    <w:uiPriority w:val="99"/>
+    <w:unhideWhenUsed/>
+    <w:rsid w:val="00F5495F"/>
+    <w:pPr>
+      <w:tabs>
+        <w:tab w:val="left" w:pos="916"/>
+        <w:tab w:val="left" w:pos="1832"/>
+        <w:tab w:val="left" w:pos="2748"/>
+        <w:tab w:val="left" w:pos="3664"/>
+        <w:tab w:val="left" w:pos="4580"/>
+        <w:tab w:val="left" w:pos="5496"/>
+        <w:tab w:val="left" w:pos="6412"/>
+        <w:tab w:val="left" w:pos="7328"/>
+        <w:tab w:val="left" w:pos="8244"/>
+        <w:tab w:val="left" w:pos="9160"/>
+        <w:tab w:val="left" w:pos="10076"/>
+        <w:tab w:val="left" w:pos="10992"/>
+        <w:tab w:val="left" w:pos="11908"/>
+        <w:tab w:val="left" w:pos="12824"/>
+        <w:tab w:val="left" w:pos="13740"/>
+        <w:tab w:val="left" w:pos="14656"/>
+      </w:tabs>
+      <w:spacing w:after="0" w:line="240" w:lineRule="auto"/>
+    </w:pPr>
+    <w:rPr>
+      <w:rFonts w:ascii="Courier New" w:eastAsia="Times New Roman" w:hAnsi="Courier New" w:cs="Courier New"/>
+      <w:sz w:val="20"/>
+      <w:szCs w:val="20"/>
+      <w:lang w:val="en-US"/>
+      <w14:ligatures w14:val="none"/>
+    </w:rPr>
+  </w:style>
+  <w:style w:type="character" w:customStyle="1" w:styleId="HTMLPreformattedChar">
+    <w:name w:val="HTML Preformatted Char"/>
+    <w:basedOn w:val="DefaultParagraphFont"/>
+    <w:link w:val="HTMLPreformatted"/>
+    <w:uiPriority w:val="99"/>
+    <w:rsid w:val="00F5495F"/>
+    <w:rPr>
+      <w:rFonts w:ascii="Courier New" w:eastAsia="Times New Roman" w:hAnsi="Courier New" w:cs="Courier New"/>
+      <w:sz w:val="20"/>
+      <w:szCs w:val="20"/>
+      <w:lang w:val="en-US"/>
+      <w14:ligatures w14:val="none"/>
+    </w:rPr>
+  </w:style>
+  <w:style w:type="paragraph" w:customStyle="1" w:styleId="pdq2pgselectionanchorcontainer">
+    <w:name w:val="pdq2pg_selectionanchorcontainer"/>
+    <w:basedOn w:val="Normal"/>
+    <w:rsid w:val="00585FE8"/>
+    <w:pPr>
+      <w:spacing w:before="100" w:beforeAutospacing="1" w:after="100" w:afterAutospacing="1" w:line="240" w:lineRule="auto"/>
+    </w:pPr>
+    <w:rPr>
+      <w:rFonts w:ascii="Times New Roman" w:eastAsia="Times New Roman" w:hAnsi="Times New Roman" w:cs="Times New Roman"/>
+      <w:sz w:val="24"/>
+      <w:szCs w:val="24"/>
+      <w:lang w:val="en-US"/>
+      <w14:ligatures w14:val="none"/>
+    </w:rPr>
+  </w:style>
+  <w:style w:type="character" w:styleId="Strong">
+    <w:name w:val="Strong"/>
+    <w:basedOn w:val="DefaultParagraphFont"/>
+    <w:uiPriority w:val="22"/>
+    <w:qFormat/>
+    <w:rsid w:val="00585FE8"/>
+    <w:rPr>
+      <w:b/>
+      <w:bCs/>
+    </w:rPr>
+  </w:style>
+  <w:style w:type="character" w:styleId="HTMLCode">
+    <w:name w:val="HTML Code"/>
+    <w:basedOn w:val="DefaultParagraphFont"/>
+    <w:uiPriority w:val="99"/>
+    <w:semiHidden/>
+    <w:unhideWhenUsed/>
+    <w:rsid w:val="007E2864"/>
+    <w:rPr>
+      <w:rFonts w:ascii="Courier New" w:eastAsia="Times New Roman" w:hAnsi="Courier New" w:cs="Courier New"/>
+      <w:sz w:val="20"/>
+      <w:szCs w:val="20"/>
+    </w:rPr>
+  </w:style>
 </w:styles>
 </file>
 

--- a/AWS/AWS DynamoDB/Notes.docx
+++ b/AWS/AWS DynamoDB/Notes.docx
@@ -1,6 +1,6 @@
 
 <file path=word/document.xml><?xml version="1.0" encoding="utf-8"?>
-<w:document xmlns:wpc="http://schemas.microsoft.com/office/word/2010/wordprocessingCanvas" xmlns:cx="http://schemas.microsoft.com/office/drawing/2014/chartex" xmlns:cx1="http://schemas.microsoft.com/office/drawing/2015/9/8/chartex" xmlns:cx2="http://schemas.microsoft.com/office/drawing/2015/10/21/chartex" xmlns:cx3="http://schemas.microsoft.com/office/drawing/2016/5/9/chartex" xmlns:cx4="http://schemas.microsoft.com/office/drawing/2016/5/10/chartex" xmlns:cx5="http://schemas.microsoft.com/office/drawing/2016/5/11/chartex" xmlns:cx6="http://schemas.microsoft.com/office/drawing/2016/5/12/chartex" xmlns:cx7="http://schemas.microsoft.com/office/drawing/2016/5/13/chartex" xmlns:cx8="http://schemas.microsoft.com/office/drawing/2016/5/14/chartex" xmlns:mc="http://schemas.openxmlformats.org/markup-compatibility/2006" xmlns:aink="http://schemas.microsoft.com/office/drawing/2016/ink" xmlns:am3d="http://schemas.microsoft.com/office/drawing/2017/model3d" xmlns:o="urn:schemas-microsoft-com:office:office" xmlns:oel="http://schemas.microsoft.com/office/2019/extlst" xmlns:r="http://schemas.openxmlformats.org/officeDocument/2006/relationships" xmlns:m="http://schemas.openxmlformats.org/officeDocument/2006/math" xmlns:v="urn:schemas-microsoft-com:vml" xmlns:wp14="http://schemas.microsoft.com/office/word/2010/wordprocessingDrawing" xmlns:wp="http://schemas.openxmlformats.org/drawingml/2006/wordprocessingDrawing" xmlns:w10="urn:schemas-microsoft-com:office:word" xmlns:w="http://schemas.openxmlformats.org/wordprocessingml/2006/main" xmlns:w14="http://schemas.microsoft.com/office/word/2010/wordml" xmlns:w15="http://schemas.microsoft.com/office/word/2012/wordml" xmlns:w16cei="http://schemas.microsoft.com/office/word/2026/wordml/cei" xmlns:w16cex="http://schemas.microsoft.com/office/word/2018/wordml/cex" xmlns:w16cid="http://schemas.microsoft.com/office/word/2016/wordml/cid" xmlns:w16="http://schemas.microsoft.com/office/word/2018/wordml" xmlns:w16du="http://schemas.microsoft.com/office/word/2023/wordml/word16du" xmlns:w16sdtdh="http://schemas.microsoft.com/office/word/2020/wordml/sdtdatahash" xmlns:w16sdtfl="http://schemas.microsoft.com/office/word/2024/wordml/sdtformatlock" xmlns:w16se="http://schemas.microsoft.com/office/word/2015/wordml/symex" xmlns:wpg="http://schemas.microsoft.com/office/word/2010/wordprocessingGroup" xmlns:wpi="http://schemas.microsoft.com/office/word/2010/wordprocessingInk" xmlns:wne="http://schemas.microsoft.com/office/word/2006/wordml" xmlns:wps="http://schemas.microsoft.com/office/word/2010/wordprocessingShape" mc:Ignorable="w14 w15 w16se w16cid w16 w16cex w16sdtdh w16sdtfl w16du wp14">
+<w:document xmlns:wpc="http://schemas.microsoft.com/office/word/2010/wordprocessingCanvas" xmlns:cx="http://schemas.microsoft.com/office/drawing/2014/chartex" xmlns:cx1="http://schemas.microsoft.com/office/drawing/2015/9/8/chartex" xmlns:cx2="http://schemas.microsoft.com/office/drawing/2015/10/21/chartex" xmlns:cx3="http://schemas.microsoft.com/office/drawing/2016/5/9/chartex" xmlns:cx4="http://schemas.microsoft.com/office/drawing/2016/5/10/chartex" xmlns:cx5="http://schemas.microsoft.com/office/drawing/2016/5/11/chartex" xmlns:cx6="http://schemas.microsoft.com/office/drawing/2016/5/12/chartex" xmlns:cx7="http://schemas.microsoft.com/office/drawing/2016/5/13/chartex" xmlns:cx8="http://schemas.microsoft.com/office/drawing/2016/5/14/chartex" xmlns:mc="http://schemas.openxmlformats.org/markup-compatibility/2006" xmlns:aink="http://schemas.microsoft.com/office/drawing/2016/ink" xmlns:am3d="http://schemas.microsoft.com/office/drawing/2017/model3d" xmlns:o="urn:schemas-microsoft-com:office:office" xmlns:oel="http://schemas.microsoft.com/office/2019/extlst" xmlns:r="http://schemas.openxmlformats.org/officeDocument/2006/relationships" xmlns:m="http://schemas.openxmlformats.org/officeDocument/2006/math" xmlns:v="urn:schemas-microsoft-com:vml" xmlns:wp14="http://schemas.microsoft.com/office/word/2010/wordprocessingDrawing" xmlns:wp="http://schemas.openxmlformats.org/drawingml/2006/wordprocessingDrawing" xmlns:w10="urn:schemas-microsoft-com:office:word" xmlns:w="http://schemas.openxmlformats.org/wordprocessingml/2006/main" xmlns:w14="http://schemas.microsoft.com/office/word/2010/wordml" xmlns:w15="http://schemas.microsoft.com/office/word/2012/wordml" xmlns:w16cex="http://schemas.microsoft.com/office/word/2018/wordml/cex" xmlns:w16cid="http://schemas.microsoft.com/office/word/2016/wordml/cid" xmlns:w16="http://schemas.microsoft.com/office/word/2018/wordml" xmlns:w16du="http://schemas.microsoft.com/office/word/2023/wordml/word16du" xmlns:w16sdtdh="http://schemas.microsoft.com/office/word/2020/wordml/sdtdatahash" xmlns:w16sdtfl="http://schemas.microsoft.com/office/word/2024/wordml/sdtformatlock" xmlns:w16se="http://schemas.microsoft.com/office/word/2015/wordml/symex" xmlns:wpg="http://schemas.microsoft.com/office/word/2010/wordprocessingGroup" xmlns:wpi="http://schemas.microsoft.com/office/word/2010/wordprocessingInk" xmlns:wne="http://schemas.microsoft.com/office/word/2006/wordml" xmlns:wps="http://schemas.microsoft.com/office/word/2010/wordprocessingShape" mc:Ignorable="w14 w15 w16se w16cid w16 w16cex w16sdtdh w16sdtfl w16du wp14">
   <w:body>
     <w:p>
       <w:pPr>
@@ -500,19 +500,7 @@
         <w:rPr>
           <w:color w:val="000000" w:themeColor="text1"/>
         </w:rPr>
-        <w:t>)</w:t>
-      </w:r>
-      <w:r>
-        <w:rPr>
-          <w:color w:val="000000" w:themeColor="text1"/>
-        </w:rPr>
-        <w:t xml:space="preserve"> </w:t>
-      </w:r>
-      <w:r>
-        <w:rPr>
-          <w:color w:val="000000" w:themeColor="text1"/>
-        </w:rPr>
-        <w:t xml:space="preserve">For </w:t>
+        <w:t xml:space="preserve">) For </w:t>
       </w:r>
       <w:proofErr w:type="gramStart"/>
       <w:r>
@@ -637,183 +625,7 @@
           <w:lang w:val="en-AU"/>
           <w14:ligatures w14:val="standardContextual"/>
         </w:rPr>
-        <w:t>For example:</w:t>
-      </w:r>
-      <w:r>
-        <w:rPr>
-          <w:rFonts w:asciiTheme="minorHAnsi" w:eastAsiaTheme="minorHAnsi" w:hAnsiTheme="minorHAnsi" w:cstheme="minorBidi"/>
-          <w:color w:val="000000" w:themeColor="text1"/>
-          <w:sz w:val="22"/>
-          <w:szCs w:val="22"/>
-          <w:lang w:val="en-AU"/>
-          <w14:ligatures w14:val="standardContextual"/>
-        </w:rPr>
-        <w:t xml:space="preserve"> </w:t>
-      </w:r>
-      <w:r>
-        <w:rPr>
-          <w:rFonts w:asciiTheme="minorHAnsi" w:eastAsiaTheme="minorHAnsi" w:hAnsiTheme="minorHAnsi" w:cstheme="minorBidi"/>
-          <w:color w:val="000000" w:themeColor="text1"/>
-          <w:sz w:val="22"/>
-          <w:szCs w:val="22"/>
-          <w:lang w:val="en-AU"/>
-          <w14:ligatures w14:val="standardContextual"/>
-        </w:rPr>
-        <w:t>SK = HARVEST#2026-08-17#123</w:t>
-      </w:r>
-      <w:r>
-        <w:rPr>
-          <w:rFonts w:asciiTheme="minorHAnsi" w:eastAsiaTheme="minorHAnsi" w:hAnsiTheme="minorHAnsi" w:cstheme="minorBidi"/>
-          <w:color w:val="000000" w:themeColor="text1"/>
-          <w:sz w:val="22"/>
-          <w:szCs w:val="22"/>
-          <w:lang w:val="en-AU"/>
-          <w14:ligatures w14:val="standardContextual"/>
-        </w:rPr>
-        <w:t xml:space="preserve"> </w:t>
-      </w:r>
-      <w:r>
-        <w:rPr>
-          <w:rFonts w:asciiTheme="minorHAnsi" w:eastAsiaTheme="minorHAnsi" w:hAnsiTheme="minorHAnsi" w:cstheme="minorBidi"/>
-          <w:color w:val="000000" w:themeColor="text1"/>
-          <w:sz w:val="22"/>
-          <w:szCs w:val="22"/>
-          <w:lang w:val="en-AU"/>
-          <w14:ligatures w14:val="standardContextual"/>
-        </w:rPr>
-        <w:t>This contains three pieces of information</w:t>
-      </w:r>
-      <w:r>
-        <w:rPr>
-          <w:rFonts w:asciiTheme="minorHAnsi" w:eastAsiaTheme="minorHAnsi" w:hAnsiTheme="minorHAnsi" w:cstheme="minorBidi"/>
-          <w:color w:val="000000" w:themeColor="text1"/>
-          <w:sz w:val="22"/>
-          <w:szCs w:val="22"/>
-          <w:lang w:val="en-AU"/>
-          <w14:ligatures w14:val="standardContextual"/>
-        </w:rPr>
-        <w:t xml:space="preserve">: </w:t>
-      </w:r>
-      <w:r>
-        <w:rPr>
-          <w:rFonts w:asciiTheme="minorHAnsi" w:eastAsiaTheme="minorHAnsi" w:hAnsiTheme="minorHAnsi" w:cstheme="minorBidi"/>
-          <w:color w:val="000000" w:themeColor="text1"/>
-          <w:sz w:val="22"/>
-          <w:szCs w:val="22"/>
-          <w:lang w:val="en-AU"/>
-          <w14:ligatures w14:val="standardContextual"/>
-        </w:rPr>
-        <w:t>HARVEST</w:t>
-      </w:r>
-      <w:r>
-        <w:rPr>
-          <w:rFonts w:asciiTheme="minorHAnsi" w:eastAsiaTheme="minorHAnsi" w:hAnsiTheme="minorHAnsi" w:cstheme="minorBidi"/>
-          <w:color w:val="000000" w:themeColor="text1"/>
-          <w:sz w:val="22"/>
-          <w:szCs w:val="22"/>
-          <w:lang w:val="en-AU"/>
-          <w14:ligatures w14:val="standardContextual"/>
-        </w:rPr>
-        <w:t xml:space="preserve"> == T</w:t>
-      </w:r>
-      <w:r>
-        <w:rPr>
-          <w:rFonts w:asciiTheme="minorHAnsi" w:eastAsiaTheme="minorHAnsi" w:hAnsiTheme="minorHAnsi" w:cstheme="minorBidi"/>
-          <w:color w:val="000000" w:themeColor="text1"/>
-          <w:sz w:val="22"/>
-          <w:szCs w:val="22"/>
-          <w:lang w:val="en-AU"/>
-          <w14:ligatures w14:val="standardContextual"/>
-        </w:rPr>
-        <w:t>ype</w:t>
-      </w:r>
-      <w:r>
-        <w:rPr>
-          <w:rFonts w:asciiTheme="minorHAnsi" w:eastAsiaTheme="minorHAnsi" w:hAnsiTheme="minorHAnsi" w:cstheme="minorBidi"/>
-          <w:color w:val="000000" w:themeColor="text1"/>
-          <w:sz w:val="22"/>
-          <w:szCs w:val="22"/>
-          <w:lang w:val="en-AU"/>
-          <w14:ligatures w14:val="standardContextual"/>
-        </w:rPr>
-        <w:t xml:space="preserve">, </w:t>
-      </w:r>
-      <w:r>
-        <w:rPr>
-          <w:rFonts w:asciiTheme="minorHAnsi" w:eastAsiaTheme="minorHAnsi" w:hAnsiTheme="minorHAnsi" w:cstheme="minorBidi"/>
-          <w:color w:val="000000" w:themeColor="text1"/>
-          <w:sz w:val="22"/>
-          <w:szCs w:val="22"/>
-          <w:lang w:val="en-AU"/>
-          <w14:ligatures w14:val="standardContextual"/>
-        </w:rPr>
-        <w:t>2026-08-17</w:t>
-      </w:r>
-      <w:r>
-        <w:rPr>
-          <w:rFonts w:asciiTheme="minorHAnsi" w:eastAsiaTheme="minorHAnsi" w:hAnsiTheme="minorHAnsi" w:cstheme="minorBidi"/>
-          <w:color w:val="000000" w:themeColor="text1"/>
-          <w:sz w:val="22"/>
-          <w:szCs w:val="22"/>
-          <w:lang w:val="en-AU"/>
-          <w14:ligatures w14:val="standardContextual"/>
-        </w:rPr>
-        <w:t xml:space="preserve"> == D</w:t>
-      </w:r>
-      <w:r>
-        <w:rPr>
-          <w:rFonts w:asciiTheme="minorHAnsi" w:eastAsiaTheme="minorHAnsi" w:hAnsiTheme="minorHAnsi" w:cstheme="minorBidi"/>
-          <w:color w:val="000000" w:themeColor="text1"/>
-          <w:sz w:val="22"/>
-          <w:szCs w:val="22"/>
-          <w:lang w:val="en-AU"/>
-          <w14:ligatures w14:val="standardContextual"/>
-        </w:rPr>
-        <w:t>ate</w:t>
-      </w:r>
-      <w:r>
-        <w:rPr>
-          <w:rFonts w:asciiTheme="minorHAnsi" w:eastAsiaTheme="minorHAnsi" w:hAnsiTheme="minorHAnsi" w:cstheme="minorBidi"/>
-          <w:color w:val="000000" w:themeColor="text1"/>
-          <w:sz w:val="22"/>
-          <w:szCs w:val="22"/>
-          <w:lang w:val="en-AU"/>
-          <w14:ligatures w14:val="standardContextual"/>
-        </w:rPr>
-        <w:t xml:space="preserve">, </w:t>
-      </w:r>
-      <w:r>
-        <w:rPr>
-          <w:rFonts w:asciiTheme="minorHAnsi" w:eastAsiaTheme="minorHAnsi" w:hAnsiTheme="minorHAnsi" w:cstheme="minorBidi"/>
-          <w:color w:val="000000" w:themeColor="text1"/>
-          <w:sz w:val="22"/>
-          <w:szCs w:val="22"/>
-          <w:lang w:val="en-AU"/>
-          <w14:ligatures w14:val="standardContextual"/>
-        </w:rPr>
-        <w:t>123</w:t>
-      </w:r>
-      <w:r>
-        <w:rPr>
-          <w:rFonts w:asciiTheme="minorHAnsi" w:eastAsiaTheme="minorHAnsi" w:hAnsiTheme="minorHAnsi" w:cstheme="minorBidi"/>
-          <w:color w:val="000000" w:themeColor="text1"/>
-          <w:sz w:val="22"/>
-          <w:szCs w:val="22"/>
-          <w:lang w:val="en-AU"/>
-          <w14:ligatures w14:val="standardContextual"/>
-        </w:rPr>
-        <w:t xml:space="preserve"> == </w:t>
-      </w:r>
-      <w:r>
-        <w:rPr>
-          <w:rFonts w:asciiTheme="minorHAnsi" w:eastAsiaTheme="minorHAnsi" w:hAnsiTheme="minorHAnsi" w:cstheme="minorBidi"/>
-          <w:color w:val="000000" w:themeColor="text1"/>
-          <w:sz w:val="22"/>
-          <w:szCs w:val="22"/>
-          <w:lang w:val="en-AU"/>
-          <w14:ligatures w14:val="standardContextual"/>
-        </w:rPr>
-        <w:t>unique ID</w:t>
+        <w:t>For example: SK = HARVEST#2026-08-17#123 This contains three pieces of information: HARVEST == Type, 2026-08-17 == Date, 123 == unique ID</w:t>
       </w:r>
     </w:p>
     <w:p>
@@ -1100,29 +912,7 @@
           <w:lang w:val="en-AU"/>
           <w14:ligatures w14:val="standardContextual"/>
         </w:rPr>
-        <w:t xml:space="preserve"> asks DynamoDB:</w:t>
-      </w:r>
-      <w:r>
-        <w:rPr>
-          <w:rFonts w:asciiTheme="minorHAnsi" w:eastAsiaTheme="minorHAnsi" w:hAnsiTheme="minorHAnsi" w:cstheme="minorBidi"/>
-          <w:color w:val="000000" w:themeColor="text1"/>
-          <w:sz w:val="22"/>
-          <w:szCs w:val="22"/>
-          <w:lang w:val="en-AU"/>
-          <w14:ligatures w14:val="standardContextual"/>
-        </w:rPr>
-        <w:t xml:space="preserve"> </w:t>
-      </w:r>
-      <w:r>
-        <w:rPr>
-          <w:rFonts w:asciiTheme="minorHAnsi" w:eastAsiaTheme="minorHAnsi" w:hAnsiTheme="minorHAnsi" w:cstheme="minorBidi"/>
-          <w:color w:val="000000" w:themeColor="text1"/>
-          <w:sz w:val="22"/>
-          <w:szCs w:val="22"/>
-          <w:lang w:val="en-AU"/>
-          <w14:ligatures w14:val="standardContextual"/>
-        </w:rPr>
-        <w:t>"Go through the table and examine the items."</w:t>
+        <w:t xml:space="preserve"> asks DynamoDB: "Go through the table and examine the items."</w:t>
       </w:r>
       <w:r>
         <w:rPr>
@@ -1163,19 +953,7 @@
         <w:rPr>
           <w:color w:val="000000" w:themeColor="text1"/>
         </w:rPr>
-        <w:t>You tell the librarian:</w:t>
-      </w:r>
-      <w:r>
-        <w:rPr>
-          <w:color w:val="000000" w:themeColor="text1"/>
-        </w:rPr>
-        <w:t xml:space="preserve"> </w:t>
-      </w:r>
-      <w:r>
-        <w:rPr>
-          <w:color w:val="000000" w:themeColor="text1"/>
-        </w:rPr>
-        <w:t>"Go to shelf CUSTOMER#123 and give me the orders."</w:t>
+        <w:t>You tell the librarian: "Go to shelf CUSTOMER#123 and give me the orders."</w:t>
       </w:r>
     </w:p>
     <w:p>
@@ -1206,19 +984,7 @@
         <w:rPr>
           <w:color w:val="000000" w:themeColor="text1"/>
         </w:rPr>
-        <w:t>You tell the librarian:</w:t>
-      </w:r>
-      <w:r>
-        <w:rPr>
-          <w:color w:val="000000" w:themeColor="text1"/>
-        </w:rPr>
-        <w:t xml:space="preserve"> </w:t>
-      </w:r>
-      <w:r>
-        <w:rPr>
-          <w:color w:val="000000" w:themeColor="text1"/>
-        </w:rPr>
-        <w:t>"Look through the entire library and find every book about customers."</w:t>
+        <w:t>You tell the librarian: "Look through the entire library and find every book about customers."</w:t>
       </w:r>
     </w:p>
     <w:p>
@@ -2110,18 +1876,7 @@
           <w:lang w:val="en-AU"/>
           <w14:ligatures w14:val="standardContextual"/>
         </w:rPr>
-        <w:t xml:space="preserve"> key starts with this value."</w:t>
-      </w:r>
-      <w:r>
-        <w:rPr>
-          <w:rFonts w:asciiTheme="minorHAnsi" w:eastAsiaTheme="minorHAnsi" w:hAnsiTheme="minorHAnsi" w:cstheme="minorBidi"/>
-          <w:color w:val="000000" w:themeColor="text1"/>
-          <w:sz w:val="22"/>
-          <w:szCs w:val="22"/>
-          <w:lang w:val="en-AU"/>
-          <w14:ligatures w14:val="standardContextual"/>
-        </w:rPr>
-        <w:t xml:space="preserve"> </w:t>
+        <w:t xml:space="preserve"> key starts with this value." </w:t>
       </w:r>
     </w:p>
     <w:p>
@@ -2844,29 +2599,7 @@
           <w:lang w:val="en-AU"/>
           <w14:ligatures w14:val="standardContextual"/>
         </w:rPr>
-        <w:t>T</w:t>
-      </w:r>
-      <w:r>
-        <w:rPr>
-          <w:rFonts w:asciiTheme="minorHAnsi" w:eastAsiaTheme="minorHAnsi" w:hAnsiTheme="minorHAnsi" w:cstheme="minorBidi"/>
-          <w:color w:val="000000" w:themeColor="text1"/>
-          <w:sz w:val="22"/>
-          <w:szCs w:val="22"/>
-          <w:lang w:val="en-AU"/>
-          <w14:ligatures w14:val="standardContextual"/>
-        </w:rPr>
-        <w:t>hink of DynamoDB capacity as answering one simple question:</w:t>
-      </w:r>
-      <w:r>
-        <w:rPr>
-          <w:rFonts w:asciiTheme="minorHAnsi" w:eastAsiaTheme="minorHAnsi" w:hAnsiTheme="minorHAnsi" w:cstheme="minorBidi"/>
-          <w:color w:val="000000" w:themeColor="text1"/>
-          <w:sz w:val="22"/>
-          <w:szCs w:val="22"/>
-          <w:lang w:val="en-AU"/>
-          <w14:ligatures w14:val="standardContextual"/>
-        </w:rPr>
-        <w:t xml:space="preserve"> “How much work can my DynamoDB table handle, and how much will that work cost?”</w:t>
+        <w:t>Think of DynamoDB capacity as answering one simple question: “How much work can my DynamoDB table handle, and how much will that work cost?”</w:t>
       </w:r>
     </w:p>
     <w:p>
@@ -4508,51 +4241,7 @@
           <w:lang w:val="en-AU"/>
           <w14:ligatures w14:val="standardContextual"/>
         </w:rPr>
-        <w:t>A conditional write says: “DynamoDB, only perform this write if this condition is true.”</w:t>
-      </w:r>
-      <w:r>
-        <w:rPr>
-          <w:rFonts w:asciiTheme="minorHAnsi" w:eastAsiaTheme="minorHAnsi" w:hAnsiTheme="minorHAnsi" w:cstheme="minorBidi"/>
-          <w:color w:val="000000" w:themeColor="text1"/>
-          <w:sz w:val="22"/>
-          <w:szCs w:val="22"/>
-          <w:lang w:val="en-AU"/>
-          <w14:ligatures w14:val="standardContextual"/>
-        </w:rPr>
-        <w:t xml:space="preserve">  </w:t>
-      </w:r>
-      <w:r>
-        <w:rPr>
-          <w:rFonts w:asciiTheme="minorHAnsi" w:eastAsiaTheme="minorHAnsi" w:hAnsiTheme="minorHAnsi" w:cstheme="minorBidi"/>
-          <w:color w:val="000000" w:themeColor="text1"/>
-          <w:sz w:val="22"/>
-          <w:szCs w:val="22"/>
-          <w:lang w:val="en-AU"/>
-          <w14:ligatures w14:val="standardContextual"/>
-        </w:rPr>
-        <w:t xml:space="preserve">The important part is that </w:t>
-      </w:r>
-      <w:r>
-        <w:rPr>
-          <w:rFonts w:asciiTheme="minorHAnsi" w:eastAsiaTheme="minorHAnsi" w:hAnsiTheme="minorHAnsi" w:cstheme="minorBidi"/>
-          <w:color w:val="000000" w:themeColor="text1"/>
-          <w:sz w:val="22"/>
-          <w:szCs w:val="22"/>
-          <w:lang w:val="en-AU"/>
-          <w14:ligatures w14:val="standardContextual"/>
-        </w:rPr>
-        <w:t>DynamoDB checks the condition for you</w:t>
-      </w:r>
-      <w:r>
-        <w:rPr>
-          <w:rFonts w:asciiTheme="minorHAnsi" w:eastAsiaTheme="minorHAnsi" w:hAnsiTheme="minorHAnsi" w:cstheme="minorBidi"/>
-          <w:color w:val="000000" w:themeColor="text1"/>
-          <w:sz w:val="22"/>
-          <w:szCs w:val="22"/>
-          <w:lang w:val="en-AU"/>
-          <w14:ligatures w14:val="standardContextual"/>
-        </w:rPr>
-        <w:t>.</w:t>
+        <w:t>A conditional write says: “DynamoDB, only perform this write if this condition is true.”  The important part is that DynamoDB checks the condition for you.</w:t>
       </w:r>
     </w:p>
     <w:p>
@@ -7324,6 +7013,482 @@
         <w:t>}));</w:t>
       </w:r>
     </w:p>
+    <w:p>
+      <w:pPr>
+        <w:rPr>
+          <w:color w:val="000000" w:themeColor="text1"/>
+          <w:lang w:val="en-US"/>
+        </w:rPr>
+      </w:pPr>
+    </w:p>
+    <w:p>
+      <w:pPr>
+        <w:rPr>
+          <w:b/>
+          <w:bCs/>
+          <w:color w:val="000000" w:themeColor="text1"/>
+          <w:sz w:val="28"/>
+          <w:szCs w:val="28"/>
+          <w:u w:val="single"/>
+        </w:rPr>
+      </w:pPr>
+      <w:r>
+        <w:rPr>
+          <w:b/>
+          <w:bCs/>
+          <w:color w:val="000000" w:themeColor="text1"/>
+          <w:sz w:val="28"/>
+          <w:szCs w:val="28"/>
+          <w:u w:val="single"/>
+        </w:rPr>
+        <w:t>General Q&amp;A for DynamoDB:</w:t>
+      </w:r>
+    </w:p>
+    <w:p>
+      <w:pPr>
+        <w:rPr>
+          <w:color w:val="000000" w:themeColor="text1"/>
+          <w:lang w:val="en-US"/>
+        </w:rPr>
+      </w:pPr>
+      <w:r>
+        <w:rPr>
+          <w:b/>
+          <w:bCs/>
+          <w:color w:val="000000" w:themeColor="text1"/>
+          <w:lang w:val="en-US"/>
+        </w:rPr>
+        <w:t>Single-table design is better when:</w:t>
+      </w:r>
+    </w:p>
+    <w:p>
+      <w:pPr>
+        <w:pStyle w:val="ListParagraph"/>
+        <w:numPr>
+          <w:ilvl w:val="0"/>
+          <w:numId w:val="24"/>
+        </w:numPr>
+        <w:rPr>
+          <w:color w:val="000000" w:themeColor="text1"/>
+          <w:lang w:val="en-US"/>
+        </w:rPr>
+      </w:pPr>
+      <w:r>
+        <w:rPr>
+          <w:color w:val="000000" w:themeColor="text1"/>
+          <w:lang w:val="en-US"/>
+        </w:rPr>
+        <w:t xml:space="preserve">You have related entities accessed together. </w:t>
+      </w:r>
+    </w:p>
+    <w:p>
+      <w:pPr>
+        <w:pStyle w:val="ListParagraph"/>
+        <w:numPr>
+          <w:ilvl w:val="0"/>
+          <w:numId w:val="24"/>
+        </w:numPr>
+        <w:rPr>
+          <w:color w:val="000000" w:themeColor="text1"/>
+          <w:lang w:val="en-US"/>
+        </w:rPr>
+      </w:pPr>
+      <w:r>
+        <w:rPr>
+          <w:color w:val="000000" w:themeColor="text1"/>
+          <w:lang w:val="en-US"/>
+        </w:rPr>
+        <w:t xml:space="preserve">Access patterns are known and stable. </w:t>
+      </w:r>
+    </w:p>
+    <w:p>
+      <w:pPr>
+        <w:pStyle w:val="ListParagraph"/>
+        <w:numPr>
+          <w:ilvl w:val="0"/>
+          <w:numId w:val="24"/>
+        </w:numPr>
+        <w:rPr>
+          <w:color w:val="000000" w:themeColor="text1"/>
+          <w:lang w:val="en-US"/>
+        </w:rPr>
+      </w:pPr>
+      <w:r>
+        <w:rPr>
+          <w:color w:val="000000" w:themeColor="text1"/>
+          <w:lang w:val="en-US"/>
+        </w:rPr>
+        <w:t xml:space="preserve">You want fewer </w:t>
+      </w:r>
+      <w:proofErr w:type="gramStart"/>
+      <w:r>
+        <w:rPr>
+          <w:color w:val="000000" w:themeColor="text1"/>
+          <w:lang w:val="en-US"/>
+        </w:rPr>
+        <w:t>queries</w:t>
+      </w:r>
+      <w:proofErr w:type="gramEnd"/>
+      <w:r>
+        <w:rPr>
+          <w:color w:val="000000" w:themeColor="text1"/>
+          <w:lang w:val="en-US"/>
+        </w:rPr>
+        <w:t xml:space="preserve">/round trips. </w:t>
+      </w:r>
+    </w:p>
+    <w:p>
+      <w:pPr>
+        <w:pStyle w:val="ListParagraph"/>
+        <w:numPr>
+          <w:ilvl w:val="0"/>
+          <w:numId w:val="24"/>
+        </w:numPr>
+        <w:rPr>
+          <w:color w:val="000000" w:themeColor="text1"/>
+          <w:lang w:val="en-US"/>
+        </w:rPr>
+      </w:pPr>
+      <w:r>
+        <w:rPr>
+          <w:color w:val="000000" w:themeColor="text1"/>
+          <w:lang w:val="en-US"/>
+        </w:rPr>
+        <w:t xml:space="preserve">You need efficient joins-like access via composite keys. </w:t>
+      </w:r>
+    </w:p>
+    <w:p>
+      <w:pPr>
+        <w:pStyle w:val="ListParagraph"/>
+        <w:numPr>
+          <w:ilvl w:val="0"/>
+          <w:numId w:val="24"/>
+        </w:numPr>
+        <w:rPr>
+          <w:color w:val="000000" w:themeColor="text1"/>
+          <w:lang w:val="en-US"/>
+        </w:rPr>
+      </w:pPr>
+      <w:r>
+        <w:rPr>
+          <w:color w:val="000000" w:themeColor="text1"/>
+          <w:lang w:val="en-US"/>
+        </w:rPr>
+        <w:t xml:space="preserve">You have high-scale workloads where denormalization helps. </w:t>
+      </w:r>
+    </w:p>
+    <w:p>
+      <w:pPr>
+        <w:rPr>
+          <w:b/>
+          <w:bCs/>
+          <w:color w:val="000000" w:themeColor="text1"/>
+          <w:lang w:val="en-US"/>
+        </w:rPr>
+      </w:pPr>
+    </w:p>
+    <w:p>
+      <w:pPr>
+        <w:rPr>
+          <w:color w:val="000000" w:themeColor="text1"/>
+          <w:lang w:val="en-US"/>
+        </w:rPr>
+      </w:pPr>
+      <w:r>
+        <w:rPr>
+          <w:b/>
+          <w:bCs/>
+          <w:color w:val="000000" w:themeColor="text1"/>
+          <w:lang w:val="en-US"/>
+        </w:rPr>
+        <w:t>Multi-table design is better when:</w:t>
+      </w:r>
+    </w:p>
+    <w:p>
+      <w:pPr>
+        <w:pStyle w:val="ListParagraph"/>
+        <w:numPr>
+          <w:ilvl w:val="0"/>
+          <w:numId w:val="25"/>
+        </w:numPr>
+        <w:rPr>
+          <w:color w:val="000000" w:themeColor="text1"/>
+          <w:lang w:val="en-US"/>
+        </w:rPr>
+      </w:pPr>
+      <w:r>
+        <w:rPr>
+          <w:color w:val="000000" w:themeColor="text1"/>
+          <w:lang w:val="en-US"/>
+        </w:rPr>
+        <w:t xml:space="preserve">Entities are mostly independent. </w:t>
+      </w:r>
+    </w:p>
+    <w:p>
+      <w:pPr>
+        <w:pStyle w:val="ListParagraph"/>
+        <w:numPr>
+          <w:ilvl w:val="0"/>
+          <w:numId w:val="25"/>
+        </w:numPr>
+        <w:rPr>
+          <w:color w:val="000000" w:themeColor="text1"/>
+          <w:lang w:val="en-US"/>
+        </w:rPr>
+      </w:pPr>
+      <w:r>
+        <w:rPr>
+          <w:color w:val="000000" w:themeColor="text1"/>
+          <w:lang w:val="en-US"/>
+        </w:rPr>
+        <w:t xml:space="preserve">Access patterns differ significantly. </w:t>
+      </w:r>
+    </w:p>
+    <w:p>
+      <w:pPr>
+        <w:pStyle w:val="ListParagraph"/>
+        <w:numPr>
+          <w:ilvl w:val="0"/>
+          <w:numId w:val="25"/>
+        </w:numPr>
+        <w:rPr>
+          <w:color w:val="000000" w:themeColor="text1"/>
+          <w:lang w:val="en-US"/>
+        </w:rPr>
+      </w:pPr>
+      <w:r>
+        <w:rPr>
+          <w:color w:val="000000" w:themeColor="text1"/>
+          <w:lang w:val="en-US"/>
+        </w:rPr>
+        <w:t xml:space="preserve">Different entities have very different scaling/throughput needs. </w:t>
+      </w:r>
+    </w:p>
+    <w:p>
+      <w:pPr>
+        <w:pStyle w:val="ListParagraph"/>
+        <w:numPr>
+          <w:ilvl w:val="0"/>
+          <w:numId w:val="25"/>
+        </w:numPr>
+        <w:rPr>
+          <w:color w:val="000000" w:themeColor="text1"/>
+          <w:lang w:val="en-US"/>
+        </w:rPr>
+      </w:pPr>
+      <w:r>
+        <w:rPr>
+          <w:color w:val="000000" w:themeColor="text1"/>
+          <w:lang w:val="en-US"/>
+        </w:rPr>
+        <w:t xml:space="preserve">You need simpler schemas and operations. </w:t>
+      </w:r>
+    </w:p>
+    <w:p>
+      <w:pPr>
+        <w:pStyle w:val="ListParagraph"/>
+        <w:numPr>
+          <w:ilvl w:val="0"/>
+          <w:numId w:val="25"/>
+        </w:numPr>
+        <w:rPr>
+          <w:color w:val="000000" w:themeColor="text1"/>
+          <w:lang w:val="en-US"/>
+        </w:rPr>
+      </w:pPr>
+      <w:r>
+        <w:rPr>
+          <w:color w:val="000000" w:themeColor="text1"/>
+          <w:lang w:val="en-US"/>
+        </w:rPr>
+        <w:t>Data has different lifecycle/retention/security requirements.</w:t>
+      </w:r>
+    </w:p>
+    <w:p>
+      <w:pPr>
+        <w:rPr>
+          <w:b/>
+          <w:bCs/>
+          <w:color w:val="000000" w:themeColor="text1"/>
+          <w:lang w:val="en-US"/>
+        </w:rPr>
+      </w:pPr>
+    </w:p>
+    <w:p>
+      <w:pPr>
+        <w:rPr>
+          <w:color w:val="000000" w:themeColor="text1"/>
+          <w:lang w:val="en-US"/>
+        </w:rPr>
+      </w:pPr>
+      <w:r>
+        <w:rPr>
+          <w:b/>
+          <w:bCs/>
+          <w:color w:val="000000" w:themeColor="text1"/>
+          <w:lang w:val="en-US"/>
+        </w:rPr>
+        <w:t>Use a GSI when:</w:t>
+      </w:r>
+    </w:p>
+    <w:p>
+      <w:pPr>
+        <w:numPr>
+          <w:ilvl w:val="0"/>
+          <w:numId w:val="26"/>
+        </w:numPr>
+        <w:rPr>
+          <w:color w:val="000000" w:themeColor="text1"/>
+          <w:lang w:val="en-US"/>
+        </w:rPr>
+      </w:pPr>
+      <w:r>
+        <w:rPr>
+          <w:color w:val="000000" w:themeColor="text1"/>
+          <w:lang w:val="en-US"/>
+        </w:rPr>
+        <w:t xml:space="preserve">You need another way to query the same data. </w:t>
+      </w:r>
+    </w:p>
+    <w:p>
+      <w:pPr>
+        <w:numPr>
+          <w:ilvl w:val="0"/>
+          <w:numId w:val="26"/>
+        </w:numPr>
+        <w:rPr>
+          <w:color w:val="000000" w:themeColor="text1"/>
+          <w:lang w:val="en-US"/>
+        </w:rPr>
+      </w:pPr>
+      <w:r>
+        <w:rPr>
+          <w:color w:val="000000" w:themeColor="text1"/>
+          <w:lang w:val="en-US"/>
+        </w:rPr>
+        <w:t xml:space="preserve">You want DynamoDB to maintain it automatically. </w:t>
+      </w:r>
+    </w:p>
+    <w:p>
+      <w:pPr>
+        <w:numPr>
+          <w:ilvl w:val="0"/>
+          <w:numId w:val="26"/>
+        </w:numPr>
+        <w:rPr>
+          <w:color w:val="000000" w:themeColor="text1"/>
+          <w:lang w:val="en-US"/>
+        </w:rPr>
+      </w:pPr>
+      <w:r>
+        <w:rPr>
+          <w:color w:val="000000" w:themeColor="text1"/>
+          <w:lang w:val="en-US"/>
+        </w:rPr>
+        <w:t xml:space="preserve">The access pattern is closely related to the base table. </w:t>
+      </w:r>
+    </w:p>
+    <w:p>
+      <w:pPr>
+        <w:rPr>
+          <w:color w:val="000000" w:themeColor="text1"/>
+          <w:lang w:val="en-US"/>
+        </w:rPr>
+      </w:pPr>
+      <w:r>
+        <w:rPr>
+          <w:b/>
+          <w:bCs/>
+          <w:color w:val="000000" w:themeColor="text1"/>
+          <w:lang w:val="en-US"/>
+        </w:rPr>
+        <w:t>Use a new table when:</w:t>
+      </w:r>
+    </w:p>
+    <w:p>
+      <w:pPr>
+        <w:numPr>
+          <w:ilvl w:val="0"/>
+          <w:numId w:val="27"/>
+        </w:numPr>
+        <w:rPr>
+          <w:color w:val="000000" w:themeColor="text1"/>
+          <w:lang w:val="en-US"/>
+        </w:rPr>
+      </w:pPr>
+      <w:r>
+        <w:rPr>
+          <w:color w:val="000000" w:themeColor="text1"/>
+          <w:lang w:val="en-US"/>
+        </w:rPr>
+        <w:t xml:space="preserve">The data has a different purpose/lifecycle. </w:t>
+      </w:r>
+    </w:p>
+    <w:p>
+      <w:pPr>
+        <w:numPr>
+          <w:ilvl w:val="0"/>
+          <w:numId w:val="27"/>
+        </w:numPr>
+        <w:rPr>
+          <w:color w:val="000000" w:themeColor="text1"/>
+          <w:lang w:val="en-US"/>
+        </w:rPr>
+      </w:pPr>
+      <w:r>
+        <w:rPr>
+          <w:color w:val="000000" w:themeColor="text1"/>
+          <w:lang w:val="en-US"/>
+        </w:rPr>
+        <w:t xml:space="preserve">It needs different scaling or permissions. </w:t>
+      </w:r>
+    </w:p>
+    <w:p>
+      <w:pPr>
+        <w:numPr>
+          <w:ilvl w:val="0"/>
+          <w:numId w:val="27"/>
+        </w:numPr>
+        <w:rPr>
+          <w:color w:val="000000" w:themeColor="text1"/>
+          <w:lang w:val="en-US"/>
+        </w:rPr>
+      </w:pPr>
+      <w:r>
+        <w:rPr>
+          <w:color w:val="000000" w:themeColor="text1"/>
+          <w:lang w:val="en-US"/>
+        </w:rPr>
+        <w:t xml:space="preserve">You want a significantly different data model. </w:t>
+      </w:r>
+    </w:p>
+    <w:p>
+      <w:pPr>
+        <w:numPr>
+          <w:ilvl w:val="0"/>
+          <w:numId w:val="27"/>
+        </w:numPr>
+        <w:rPr>
+          <w:color w:val="000000" w:themeColor="text1"/>
+          <w:lang w:val="en-US"/>
+        </w:rPr>
+      </w:pPr>
+      <w:r>
+        <w:rPr>
+          <w:color w:val="000000" w:themeColor="text1"/>
+          <w:lang w:val="en-US"/>
+        </w:rPr>
+        <w:t>You don't want the GSI's write/storage costs.</w:t>
+      </w:r>
+    </w:p>
+    <w:p>
+      <w:pPr>
+        <w:rPr>
+          <w:color w:val="000000" w:themeColor="text1"/>
+          <w:lang w:val="en-US"/>
+        </w:rPr>
+      </w:pPr>
+    </w:p>
     <w:sectPr>
       <w:pgSz w:w="11906" w:h="16838"/>
       <w:pgMar w:top="1417" w:right="1417" w:bottom="1134" w:left="1417" w:header="720" w:footer="720" w:gutter="0"/>
@@ -7335,7 +7500,7 @@
 </file>
 
 <file path=word/numbering.xml><?xml version="1.0" encoding="utf-8"?>
-<w:numbering xmlns:wpc="http://schemas.microsoft.com/office/word/2010/wordprocessingCanvas" xmlns:cx="http://schemas.microsoft.com/office/drawing/2014/chartex" xmlns:cx1="http://schemas.microsoft.com/office/drawing/2015/9/8/chartex" xmlns:cx2="http://schemas.microsoft.com/office/drawing/2015/10/21/chartex" xmlns:cx3="http://schemas.microsoft.com/office/drawing/2016/5/9/chartex" xmlns:cx4="http://schemas.microsoft.com/office/drawing/2016/5/10/chartex" xmlns:cx5="http://schemas.microsoft.com/office/drawing/2016/5/11/chartex" xmlns:cx6="http://schemas.microsoft.com/office/drawing/2016/5/12/chartex" xmlns:cx7="http://schemas.microsoft.com/office/drawing/2016/5/13/chartex" xmlns:cx8="http://schemas.microsoft.com/office/drawing/2016/5/14/chartex" xmlns:mc="http://schemas.openxmlformats.org/markup-compatibility/2006" xmlns:aink="http://schemas.microsoft.com/office/drawing/2016/ink" xmlns:am3d="http://schemas.microsoft.com/office/drawing/2017/model3d" xmlns:o="urn:schemas-microsoft-com:office:office" xmlns:oel="http://schemas.microsoft.com/office/2019/extlst" xmlns:r="http://schemas.openxmlformats.org/officeDocument/2006/relationships" xmlns:m="http://schemas.openxmlformats.org/officeDocument/2006/math" xmlns:v="urn:schemas-microsoft-com:vml" xmlns:wp14="http://schemas.microsoft.com/office/word/2010/wordprocessingDrawing" xmlns:wp="http://schemas.openxmlformats.org/drawingml/2006/wordprocessingDrawing" xmlns:w10="urn:schemas-microsoft-com:office:word" xmlns:w="http://schemas.openxmlformats.org/wordprocessingml/2006/main" xmlns:w14="http://schemas.microsoft.com/office/word/2010/wordml" xmlns:w15="http://schemas.microsoft.com/office/word/2012/wordml" xmlns:w16cei="http://schemas.microsoft.com/office/word/2026/wordml/cei" xmlns:w16cex="http://schemas.microsoft.com/office/word/2018/wordml/cex" xmlns:w16cid="http://schemas.microsoft.com/office/word/2016/wordml/cid" xmlns:w16="http://schemas.microsoft.com/office/word/2018/wordml" xmlns:w16du="http://schemas.microsoft.com/office/word/2023/wordml/word16du" xmlns:w16sdtdh="http://schemas.microsoft.com/office/word/2020/wordml/sdtdatahash" xmlns:w16sdtfl="http://schemas.microsoft.com/office/word/2024/wordml/sdtformatlock" xmlns:w16se="http://schemas.microsoft.com/office/word/2015/wordml/symex" xmlns:wpg="http://schemas.microsoft.com/office/word/2010/wordprocessingGroup" xmlns:wpi="http://schemas.microsoft.com/office/word/2010/wordprocessingInk" xmlns:wne="http://schemas.microsoft.com/office/word/2006/wordml" xmlns:wps="http://schemas.microsoft.com/office/word/2010/wordprocessingShape" mc:Ignorable="w14 w15 w16se w16cid w16 w16cex w16sdtdh w16sdtfl w16du wp14">
+<w:numbering xmlns:wpc="http://schemas.microsoft.com/office/word/2010/wordprocessingCanvas" xmlns:cx="http://schemas.microsoft.com/office/drawing/2014/chartex" xmlns:cx1="http://schemas.microsoft.com/office/drawing/2015/9/8/chartex" xmlns:cx2="http://schemas.microsoft.com/office/drawing/2015/10/21/chartex" xmlns:cx3="http://schemas.microsoft.com/office/drawing/2016/5/9/chartex" xmlns:cx4="http://schemas.microsoft.com/office/drawing/2016/5/10/chartex" xmlns:cx5="http://schemas.microsoft.com/office/drawing/2016/5/11/chartex" xmlns:cx6="http://schemas.microsoft.com/office/drawing/2016/5/12/chartex" xmlns:cx7="http://schemas.microsoft.com/office/drawing/2016/5/13/chartex" xmlns:cx8="http://schemas.microsoft.com/office/drawing/2016/5/14/chartex" xmlns:mc="http://schemas.openxmlformats.org/markup-compatibility/2006" xmlns:aink="http://schemas.microsoft.com/office/drawing/2016/ink" xmlns:am3d="http://schemas.microsoft.com/office/drawing/2017/model3d" xmlns:o="urn:schemas-microsoft-com:office:office" xmlns:oel="http://schemas.microsoft.com/office/2019/extlst" xmlns:r="http://schemas.openxmlformats.org/officeDocument/2006/relationships" xmlns:m="http://schemas.openxmlformats.org/officeDocument/2006/math" xmlns:v="urn:schemas-microsoft-com:vml" xmlns:wp14="http://schemas.microsoft.com/office/word/2010/wordprocessingDrawing" xmlns:wp="http://schemas.openxmlformats.org/drawingml/2006/wordprocessingDrawing" xmlns:w10="urn:schemas-microsoft-com:office:word" xmlns:w="http://schemas.openxmlformats.org/wordprocessingml/2006/main" xmlns:w14="http://schemas.microsoft.com/office/word/2010/wordml" xmlns:w15="http://schemas.microsoft.com/office/word/2012/wordml" xmlns:w16cex="http://schemas.microsoft.com/office/word/2018/wordml/cex" xmlns:w16cid="http://schemas.microsoft.com/office/word/2016/wordml/cid" xmlns:w16="http://schemas.microsoft.com/office/word/2018/wordml" xmlns:w16du="http://schemas.microsoft.com/office/word/2023/wordml/word16du" xmlns:w16sdtdh="http://schemas.microsoft.com/office/word/2020/wordml/sdtdatahash" xmlns:w16sdtfl="http://schemas.microsoft.com/office/word/2024/wordml/sdtformatlock" xmlns:w16se="http://schemas.microsoft.com/office/word/2015/wordml/symex" xmlns:wpg="http://schemas.microsoft.com/office/word/2010/wordprocessingGroup" xmlns:wpi="http://schemas.microsoft.com/office/word/2010/wordprocessingInk" xmlns:wne="http://schemas.microsoft.com/office/word/2006/wordml" xmlns:wps="http://schemas.microsoft.com/office/word/2010/wordprocessingShape" mc:Ignorable="w14 w15 w16se w16cid w16 w16cex w16sdtdh w16sdtfl w16du wp14">
   <w:abstractNum w:abstractNumId="0" w15:restartNumberingAfterBreak="0">
     <w:nsid w:val="1661326F"/>
     <w:multiLevelType w:val="hybridMultilevel"/>
@@ -8390,6 +8555,155 @@
     </w:lvl>
   </w:abstractNum>
   <w:abstractNum w:abstractNumId="9" w15:restartNumberingAfterBreak="0">
+    <w:nsid w:val="3BAB58FB"/>
+    <w:multiLevelType w:val="multilevel"/>
+    <w:tmpl w:val="D98A2596"/>
+    <w:lvl w:ilvl="0">
+      <w:start w:val="1"/>
+      <w:numFmt w:val="bullet"/>
+      <w:lvlText w:val=""/>
+      <w:lvlJc w:val="left"/>
+      <w:pPr>
+        <w:tabs>
+          <w:tab w:val="num" w:pos="720"/>
+        </w:tabs>
+        <w:ind w:left="720" w:hanging="360"/>
+      </w:pPr>
+      <w:rPr>
+        <w:rFonts w:ascii="Symbol" w:hAnsi="Symbol" w:hint="default"/>
+        <w:sz w:val="20"/>
+      </w:rPr>
+    </w:lvl>
+    <w:lvl w:ilvl="1" w:tentative="1">
+      <w:start w:val="1"/>
+      <w:numFmt w:val="bullet"/>
+      <w:lvlText w:val="o"/>
+      <w:lvlJc w:val="left"/>
+      <w:pPr>
+        <w:tabs>
+          <w:tab w:val="num" w:pos="1440"/>
+        </w:tabs>
+        <w:ind w:left="1440" w:hanging="360"/>
+      </w:pPr>
+      <w:rPr>
+        <w:rFonts w:ascii="Courier New" w:hAnsi="Courier New" w:hint="default"/>
+        <w:sz w:val="20"/>
+      </w:rPr>
+    </w:lvl>
+    <w:lvl w:ilvl="2" w:tentative="1">
+      <w:start w:val="1"/>
+      <w:numFmt w:val="bullet"/>
+      <w:lvlText w:val=""/>
+      <w:lvlJc w:val="left"/>
+      <w:pPr>
+        <w:tabs>
+          <w:tab w:val="num" w:pos="2160"/>
+        </w:tabs>
+        <w:ind w:left="2160" w:hanging="360"/>
+      </w:pPr>
+      <w:rPr>
+        <w:rFonts w:ascii="Wingdings" w:hAnsi="Wingdings" w:hint="default"/>
+        <w:sz w:val="20"/>
+      </w:rPr>
+    </w:lvl>
+    <w:lvl w:ilvl="3" w:tentative="1">
+      <w:start w:val="1"/>
+      <w:numFmt w:val="bullet"/>
+      <w:lvlText w:val=""/>
+      <w:lvlJc w:val="left"/>
+      <w:pPr>
+        <w:tabs>
+          <w:tab w:val="num" w:pos="2880"/>
+        </w:tabs>
+        <w:ind w:left="2880" w:hanging="360"/>
+      </w:pPr>
+      <w:rPr>
+        <w:rFonts w:ascii="Wingdings" w:hAnsi="Wingdings" w:hint="default"/>
+        <w:sz w:val="20"/>
+      </w:rPr>
+    </w:lvl>
+    <w:lvl w:ilvl="4" w:tentative="1">
+      <w:start w:val="1"/>
+      <w:numFmt w:val="bullet"/>
+      <w:lvlText w:val=""/>
+      <w:lvlJc w:val="left"/>
+      <w:pPr>
+        <w:tabs>
+          <w:tab w:val="num" w:pos="3600"/>
+        </w:tabs>
+        <w:ind w:left="3600" w:hanging="360"/>
+      </w:pPr>
+      <w:rPr>
+        <w:rFonts w:ascii="Wingdings" w:hAnsi="Wingdings" w:hint="default"/>
+        <w:sz w:val="20"/>
+      </w:rPr>
+    </w:lvl>
+    <w:lvl w:ilvl="5" w:tentative="1">
+      <w:start w:val="1"/>
+      <w:numFmt w:val="bullet"/>
+      <w:lvlText w:val=""/>
+      <w:lvlJc w:val="left"/>
+      <w:pPr>
+        <w:tabs>
+          <w:tab w:val="num" w:pos="4320"/>
+        </w:tabs>
+        <w:ind w:left="4320" w:hanging="360"/>
+      </w:pPr>
+      <w:rPr>
+        <w:rFonts w:ascii="Wingdings" w:hAnsi="Wingdings" w:hint="default"/>
+        <w:sz w:val="20"/>
+      </w:rPr>
+    </w:lvl>
+    <w:lvl w:ilvl="6" w:tentative="1">
+      <w:start w:val="1"/>
+      <w:numFmt w:val="bullet"/>
+      <w:lvlText w:val=""/>
+      <w:lvlJc w:val="left"/>
+      <w:pPr>
+        <w:tabs>
+          <w:tab w:val="num" w:pos="5040"/>
+        </w:tabs>
+        <w:ind w:left="5040" w:hanging="360"/>
+      </w:pPr>
+      <w:rPr>
+        <w:rFonts w:ascii="Wingdings" w:hAnsi="Wingdings" w:hint="default"/>
+        <w:sz w:val="20"/>
+      </w:rPr>
+    </w:lvl>
+    <w:lvl w:ilvl="7" w:tentative="1">
+      <w:start w:val="1"/>
+      <w:numFmt w:val="bullet"/>
+      <w:lvlText w:val=""/>
+      <w:lvlJc w:val="left"/>
+      <w:pPr>
+        <w:tabs>
+          <w:tab w:val="num" w:pos="5760"/>
+        </w:tabs>
+        <w:ind w:left="5760" w:hanging="360"/>
+      </w:pPr>
+      <w:rPr>
+        <w:rFonts w:ascii="Wingdings" w:hAnsi="Wingdings" w:hint="default"/>
+        <w:sz w:val="20"/>
+      </w:rPr>
+    </w:lvl>
+    <w:lvl w:ilvl="8" w:tentative="1">
+      <w:start w:val="1"/>
+      <w:numFmt w:val="bullet"/>
+      <w:lvlText w:val=""/>
+      <w:lvlJc w:val="left"/>
+      <w:pPr>
+        <w:tabs>
+          <w:tab w:val="num" w:pos="6480"/>
+        </w:tabs>
+        <w:ind w:left="6480" w:hanging="360"/>
+      </w:pPr>
+      <w:rPr>
+        <w:rFonts w:ascii="Wingdings" w:hAnsi="Wingdings" w:hint="default"/>
+        <w:sz w:val="20"/>
+      </w:rPr>
+    </w:lvl>
+  </w:abstractNum>
+  <w:abstractNum w:abstractNumId="10" w15:restartNumberingAfterBreak="0">
     <w:nsid w:val="3D010345"/>
     <w:multiLevelType w:val="hybridMultilevel"/>
     <w:tmpl w:val="5F140060"/>
@@ -8502,7 +8816,7 @@
       </w:rPr>
     </w:lvl>
   </w:abstractNum>
-  <w:abstractNum w:abstractNumId="10" w15:restartNumberingAfterBreak="0">
+  <w:abstractNum w:abstractNumId="11" w15:restartNumberingAfterBreak="0">
     <w:nsid w:val="4E542333"/>
     <w:multiLevelType w:val="hybridMultilevel"/>
     <w:tmpl w:val="2E003600"/>
@@ -8615,7 +8929,7 @@
       </w:rPr>
     </w:lvl>
   </w:abstractNum>
-  <w:abstractNum w:abstractNumId="11" w15:restartNumberingAfterBreak="0">
+  <w:abstractNum w:abstractNumId="12" w15:restartNumberingAfterBreak="0">
     <w:nsid w:val="51ED2E7D"/>
     <w:multiLevelType w:val="hybridMultilevel"/>
     <w:tmpl w:val="2EF00784"/>
@@ -8728,7 +9042,7 @@
       </w:rPr>
     </w:lvl>
   </w:abstractNum>
-  <w:abstractNum w:abstractNumId="12" w15:restartNumberingAfterBreak="0">
+  <w:abstractNum w:abstractNumId="13" w15:restartNumberingAfterBreak="0">
     <w:nsid w:val="54811354"/>
     <w:multiLevelType w:val="hybridMultilevel"/>
     <w:tmpl w:val="83FCD732"/>
@@ -8841,7 +9155,156 @@
       </w:rPr>
     </w:lvl>
   </w:abstractNum>
-  <w:abstractNum w:abstractNumId="13" w15:restartNumberingAfterBreak="0">
+  <w:abstractNum w:abstractNumId="14" w15:restartNumberingAfterBreak="0">
+    <w:nsid w:val="59696365"/>
+    <w:multiLevelType w:val="multilevel"/>
+    <w:tmpl w:val="CC10297C"/>
+    <w:lvl w:ilvl="0">
+      <w:start w:val="1"/>
+      <w:numFmt w:val="bullet"/>
+      <w:lvlText w:val=""/>
+      <w:lvlJc w:val="left"/>
+      <w:pPr>
+        <w:tabs>
+          <w:tab w:val="num" w:pos="720"/>
+        </w:tabs>
+        <w:ind w:left="720" w:hanging="360"/>
+      </w:pPr>
+      <w:rPr>
+        <w:rFonts w:ascii="Symbol" w:hAnsi="Symbol" w:hint="default"/>
+        <w:sz w:val="20"/>
+      </w:rPr>
+    </w:lvl>
+    <w:lvl w:ilvl="1" w:tentative="1">
+      <w:start w:val="1"/>
+      <w:numFmt w:val="bullet"/>
+      <w:lvlText w:val="o"/>
+      <w:lvlJc w:val="left"/>
+      <w:pPr>
+        <w:tabs>
+          <w:tab w:val="num" w:pos="1440"/>
+        </w:tabs>
+        <w:ind w:left="1440" w:hanging="360"/>
+      </w:pPr>
+      <w:rPr>
+        <w:rFonts w:ascii="Courier New" w:hAnsi="Courier New" w:hint="default"/>
+        <w:sz w:val="20"/>
+      </w:rPr>
+    </w:lvl>
+    <w:lvl w:ilvl="2" w:tentative="1">
+      <w:start w:val="1"/>
+      <w:numFmt w:val="bullet"/>
+      <w:lvlText w:val=""/>
+      <w:lvlJc w:val="left"/>
+      <w:pPr>
+        <w:tabs>
+          <w:tab w:val="num" w:pos="2160"/>
+        </w:tabs>
+        <w:ind w:left="2160" w:hanging="360"/>
+      </w:pPr>
+      <w:rPr>
+        <w:rFonts w:ascii="Wingdings" w:hAnsi="Wingdings" w:hint="default"/>
+        <w:sz w:val="20"/>
+      </w:rPr>
+    </w:lvl>
+    <w:lvl w:ilvl="3" w:tentative="1">
+      <w:start w:val="1"/>
+      <w:numFmt w:val="bullet"/>
+      <w:lvlText w:val=""/>
+      <w:lvlJc w:val="left"/>
+      <w:pPr>
+        <w:tabs>
+          <w:tab w:val="num" w:pos="2880"/>
+        </w:tabs>
+        <w:ind w:left="2880" w:hanging="360"/>
+      </w:pPr>
+      <w:rPr>
+        <w:rFonts w:ascii="Wingdings" w:hAnsi="Wingdings" w:hint="default"/>
+        <w:sz w:val="20"/>
+      </w:rPr>
+    </w:lvl>
+    <w:lvl w:ilvl="4" w:tentative="1">
+      <w:start w:val="1"/>
+      <w:numFmt w:val="bullet"/>
+      <w:lvlText w:val=""/>
+      <w:lvlJc w:val="left"/>
+      <w:pPr>
+        <w:tabs>
+          <w:tab w:val="num" w:pos="3600"/>
+        </w:tabs>
+        <w:ind w:left="3600" w:hanging="360"/>
+      </w:pPr>
+      <w:rPr>
+        <w:rFonts w:ascii="Wingdings" w:hAnsi="Wingdings" w:hint="default"/>
+        <w:sz w:val="20"/>
+      </w:rPr>
+    </w:lvl>
+    <w:lvl w:ilvl="5" w:tentative="1">
+      <w:start w:val="1"/>
+      <w:numFmt w:val="bullet"/>
+      <w:lvlText w:val=""/>
+      <w:lvlJc w:val="left"/>
+      <w:pPr>
+        <w:tabs>
+          <w:tab w:val="num" w:pos="4320"/>
+        </w:tabs>
+        <w:ind w:left="4320" w:hanging="360"/>
+      </w:pPr>
+      <w:rPr>
+        <w:rFonts w:ascii="Wingdings" w:hAnsi="Wingdings" w:hint="default"/>
+        <w:sz w:val="20"/>
+      </w:rPr>
+    </w:lvl>
+    <w:lvl w:ilvl="6" w:tentative="1">
+      <w:start w:val="1"/>
+      <w:numFmt w:val="bullet"/>
+      <w:lvlText w:val=""/>
+      <w:lvlJc w:val="left"/>
+      <w:pPr>
+        <w:tabs>
+          <w:tab w:val="num" w:pos="5040"/>
+        </w:tabs>
+        <w:ind w:left="5040" w:hanging="360"/>
+      </w:pPr>
+      <w:rPr>
+        <w:rFonts w:ascii="Wingdings" w:hAnsi="Wingdings" w:hint="default"/>
+        <w:sz w:val="20"/>
+      </w:rPr>
+    </w:lvl>
+    <w:lvl w:ilvl="7" w:tentative="1">
+      <w:start w:val="1"/>
+      <w:numFmt w:val="bullet"/>
+      <w:lvlText w:val=""/>
+      <w:lvlJc w:val="left"/>
+      <w:pPr>
+        <w:tabs>
+          <w:tab w:val="num" w:pos="5760"/>
+        </w:tabs>
+        <w:ind w:left="5760" w:hanging="360"/>
+      </w:pPr>
+      <w:rPr>
+        <w:rFonts w:ascii="Wingdings" w:hAnsi="Wingdings" w:hint="default"/>
+        <w:sz w:val="20"/>
+      </w:rPr>
+    </w:lvl>
+    <w:lvl w:ilvl="8" w:tentative="1">
+      <w:start w:val="1"/>
+      <w:numFmt w:val="bullet"/>
+      <w:lvlText w:val=""/>
+      <w:lvlJc w:val="left"/>
+      <w:pPr>
+        <w:tabs>
+          <w:tab w:val="num" w:pos="6480"/>
+        </w:tabs>
+        <w:ind w:left="6480" w:hanging="360"/>
+      </w:pPr>
+      <w:rPr>
+        <w:rFonts w:ascii="Wingdings" w:hAnsi="Wingdings" w:hint="default"/>
+        <w:sz w:val="20"/>
+      </w:rPr>
+    </w:lvl>
+  </w:abstractNum>
+  <w:abstractNum w:abstractNumId="15" w15:restartNumberingAfterBreak="0">
     <w:nsid w:val="5B370DC2"/>
     <w:multiLevelType w:val="multilevel"/>
     <w:tmpl w:val="03FE80FC"/>
@@ -8990,7 +9453,7 @@
       </w:rPr>
     </w:lvl>
   </w:abstractNum>
-  <w:abstractNum w:abstractNumId="14" w15:restartNumberingAfterBreak="0">
+  <w:abstractNum w:abstractNumId="16" w15:restartNumberingAfterBreak="0">
     <w:nsid w:val="5C934C91"/>
     <w:multiLevelType w:val="hybridMultilevel"/>
     <w:tmpl w:val="2DFEECD0"/>
@@ -9103,7 +9566,156 @@
       </w:rPr>
     </w:lvl>
   </w:abstractNum>
-  <w:abstractNum w:abstractNumId="15" w15:restartNumberingAfterBreak="0">
+  <w:abstractNum w:abstractNumId="17" w15:restartNumberingAfterBreak="0">
+    <w:nsid w:val="631C7130"/>
+    <w:multiLevelType w:val="multilevel"/>
+    <w:tmpl w:val="1C3A5B22"/>
+    <w:lvl w:ilvl="0">
+      <w:start w:val="1"/>
+      <w:numFmt w:val="bullet"/>
+      <w:lvlText w:val=""/>
+      <w:lvlJc w:val="left"/>
+      <w:pPr>
+        <w:tabs>
+          <w:tab w:val="num" w:pos="720"/>
+        </w:tabs>
+        <w:ind w:left="720" w:hanging="360"/>
+      </w:pPr>
+      <w:rPr>
+        <w:rFonts w:ascii="Symbol" w:hAnsi="Symbol" w:hint="default"/>
+        <w:sz w:val="20"/>
+      </w:rPr>
+    </w:lvl>
+    <w:lvl w:ilvl="1" w:tentative="1">
+      <w:start w:val="1"/>
+      <w:numFmt w:val="bullet"/>
+      <w:lvlText w:val="o"/>
+      <w:lvlJc w:val="left"/>
+      <w:pPr>
+        <w:tabs>
+          <w:tab w:val="num" w:pos="1440"/>
+        </w:tabs>
+        <w:ind w:left="1440" w:hanging="360"/>
+      </w:pPr>
+      <w:rPr>
+        <w:rFonts w:ascii="Courier New" w:hAnsi="Courier New" w:hint="default"/>
+        <w:sz w:val="20"/>
+      </w:rPr>
+    </w:lvl>
+    <w:lvl w:ilvl="2" w:tentative="1">
+      <w:start w:val="1"/>
+      <w:numFmt w:val="bullet"/>
+      <w:lvlText w:val=""/>
+      <w:lvlJc w:val="left"/>
+      <w:pPr>
+        <w:tabs>
+          <w:tab w:val="num" w:pos="2160"/>
+        </w:tabs>
+        <w:ind w:left="2160" w:hanging="360"/>
+      </w:pPr>
+      <w:rPr>
+        <w:rFonts w:ascii="Wingdings" w:hAnsi="Wingdings" w:hint="default"/>
+        <w:sz w:val="20"/>
+      </w:rPr>
+    </w:lvl>
+    <w:lvl w:ilvl="3" w:tentative="1">
+      <w:start w:val="1"/>
+      <w:numFmt w:val="bullet"/>
+      <w:lvlText w:val=""/>
+      <w:lvlJc w:val="left"/>
+      <w:pPr>
+        <w:tabs>
+          <w:tab w:val="num" w:pos="2880"/>
+        </w:tabs>
+        <w:ind w:left="2880" w:hanging="360"/>
+      </w:pPr>
+      <w:rPr>
+        <w:rFonts w:ascii="Wingdings" w:hAnsi="Wingdings" w:hint="default"/>
+        <w:sz w:val="20"/>
+      </w:rPr>
+    </w:lvl>
+    <w:lvl w:ilvl="4" w:tentative="1">
+      <w:start w:val="1"/>
+      <w:numFmt w:val="bullet"/>
+      <w:lvlText w:val=""/>
+      <w:lvlJc w:val="left"/>
+      <w:pPr>
+        <w:tabs>
+          <w:tab w:val="num" w:pos="3600"/>
+        </w:tabs>
+        <w:ind w:left="3600" w:hanging="360"/>
+      </w:pPr>
+      <w:rPr>
+        <w:rFonts w:ascii="Wingdings" w:hAnsi="Wingdings" w:hint="default"/>
+        <w:sz w:val="20"/>
+      </w:rPr>
+    </w:lvl>
+    <w:lvl w:ilvl="5" w:tentative="1">
+      <w:start w:val="1"/>
+      <w:numFmt w:val="bullet"/>
+      <w:lvlText w:val=""/>
+      <w:lvlJc w:val="left"/>
+      <w:pPr>
+        <w:tabs>
+          <w:tab w:val="num" w:pos="4320"/>
+        </w:tabs>
+        <w:ind w:left="4320" w:hanging="360"/>
+      </w:pPr>
+      <w:rPr>
+        <w:rFonts w:ascii="Wingdings" w:hAnsi="Wingdings" w:hint="default"/>
+        <w:sz w:val="20"/>
+      </w:rPr>
+    </w:lvl>
+    <w:lvl w:ilvl="6" w:tentative="1">
+      <w:start w:val="1"/>
+      <w:numFmt w:val="bullet"/>
+      <w:lvlText w:val=""/>
+      <w:lvlJc w:val="left"/>
+      <w:pPr>
+        <w:tabs>
+          <w:tab w:val="num" w:pos="5040"/>
+        </w:tabs>
+        <w:ind w:left="5040" w:hanging="360"/>
+      </w:pPr>
+      <w:rPr>
+        <w:rFonts w:ascii="Wingdings" w:hAnsi="Wingdings" w:hint="default"/>
+        <w:sz w:val="20"/>
+      </w:rPr>
+    </w:lvl>
+    <w:lvl w:ilvl="7" w:tentative="1">
+      <w:start w:val="1"/>
+      <w:numFmt w:val="bullet"/>
+      <w:lvlText w:val=""/>
+      <w:lvlJc w:val="left"/>
+      <w:pPr>
+        <w:tabs>
+          <w:tab w:val="num" w:pos="5760"/>
+        </w:tabs>
+        <w:ind w:left="5760" w:hanging="360"/>
+      </w:pPr>
+      <w:rPr>
+        <w:rFonts w:ascii="Wingdings" w:hAnsi="Wingdings" w:hint="default"/>
+        <w:sz w:val="20"/>
+      </w:rPr>
+    </w:lvl>
+    <w:lvl w:ilvl="8" w:tentative="1">
+      <w:start w:val="1"/>
+      <w:numFmt w:val="bullet"/>
+      <w:lvlText w:val=""/>
+      <w:lvlJc w:val="left"/>
+      <w:pPr>
+        <w:tabs>
+          <w:tab w:val="num" w:pos="6480"/>
+        </w:tabs>
+        <w:ind w:left="6480" w:hanging="360"/>
+      </w:pPr>
+      <w:rPr>
+        <w:rFonts w:ascii="Wingdings" w:hAnsi="Wingdings" w:hint="default"/>
+        <w:sz w:val="20"/>
+      </w:rPr>
+    </w:lvl>
+  </w:abstractNum>
+  <w:abstractNum w:abstractNumId="18" w15:restartNumberingAfterBreak="0">
     <w:nsid w:val="632F46D1"/>
     <w:multiLevelType w:val="hybridMultilevel"/>
     <w:tmpl w:val="9A10D2F0"/>
@@ -9216,7 +9828,7 @@
       </w:rPr>
     </w:lvl>
   </w:abstractNum>
-  <w:abstractNum w:abstractNumId="16" w15:restartNumberingAfterBreak="0">
+  <w:abstractNum w:abstractNumId="19" w15:restartNumberingAfterBreak="0">
     <w:nsid w:val="67BC70E3"/>
     <w:multiLevelType w:val="hybridMultilevel"/>
     <w:tmpl w:val="28FC9A8A"/>
@@ -9329,7 +9941,7 @@
       </w:rPr>
     </w:lvl>
   </w:abstractNum>
-  <w:abstractNum w:abstractNumId="17" w15:restartNumberingAfterBreak="0">
+  <w:abstractNum w:abstractNumId="20" w15:restartNumberingAfterBreak="0">
     <w:nsid w:val="6BCC35A5"/>
     <w:multiLevelType w:val="hybridMultilevel"/>
     <w:tmpl w:val="92F0A894"/>
@@ -9442,7 +10054,7 @@
       </w:rPr>
     </w:lvl>
   </w:abstractNum>
-  <w:abstractNum w:abstractNumId="18" w15:restartNumberingAfterBreak="0">
+  <w:abstractNum w:abstractNumId="21" w15:restartNumberingAfterBreak="0">
     <w:nsid w:val="6EF0363A"/>
     <w:multiLevelType w:val="hybridMultilevel"/>
     <w:tmpl w:val="9CC6DE28"/>
@@ -9555,7 +10167,7 @@
       </w:rPr>
     </w:lvl>
   </w:abstractNum>
-  <w:abstractNum w:abstractNumId="19" w15:restartNumberingAfterBreak="0">
+  <w:abstractNum w:abstractNumId="22" w15:restartNumberingAfterBreak="0">
     <w:nsid w:val="72B61344"/>
     <w:multiLevelType w:val="multilevel"/>
     <w:tmpl w:val="AD5879DE"/>
@@ -9704,7 +10316,156 @@
       </w:rPr>
     </w:lvl>
   </w:abstractNum>
-  <w:abstractNum w:abstractNumId="20" w15:restartNumberingAfterBreak="0">
+  <w:abstractNum w:abstractNumId="23" w15:restartNumberingAfterBreak="0">
+    <w:nsid w:val="72EA3EC8"/>
+    <w:multiLevelType w:val="multilevel"/>
+    <w:tmpl w:val="7EE819A8"/>
+    <w:lvl w:ilvl="0">
+      <w:start w:val="1"/>
+      <w:numFmt w:val="bullet"/>
+      <w:lvlText w:val=""/>
+      <w:lvlJc w:val="left"/>
+      <w:pPr>
+        <w:tabs>
+          <w:tab w:val="num" w:pos="720"/>
+        </w:tabs>
+        <w:ind w:left="720" w:hanging="360"/>
+      </w:pPr>
+      <w:rPr>
+        <w:rFonts w:ascii="Symbol" w:hAnsi="Symbol" w:hint="default"/>
+        <w:sz w:val="20"/>
+      </w:rPr>
+    </w:lvl>
+    <w:lvl w:ilvl="1" w:tentative="1">
+      <w:start w:val="1"/>
+      <w:numFmt w:val="bullet"/>
+      <w:lvlText w:val="o"/>
+      <w:lvlJc w:val="left"/>
+      <w:pPr>
+        <w:tabs>
+          <w:tab w:val="num" w:pos="1440"/>
+        </w:tabs>
+        <w:ind w:left="1440" w:hanging="360"/>
+      </w:pPr>
+      <w:rPr>
+        <w:rFonts w:ascii="Courier New" w:hAnsi="Courier New" w:hint="default"/>
+        <w:sz w:val="20"/>
+      </w:rPr>
+    </w:lvl>
+    <w:lvl w:ilvl="2" w:tentative="1">
+      <w:start w:val="1"/>
+      <w:numFmt w:val="bullet"/>
+      <w:lvlText w:val=""/>
+      <w:lvlJc w:val="left"/>
+      <w:pPr>
+        <w:tabs>
+          <w:tab w:val="num" w:pos="2160"/>
+        </w:tabs>
+        <w:ind w:left="2160" w:hanging="360"/>
+      </w:pPr>
+      <w:rPr>
+        <w:rFonts w:ascii="Wingdings" w:hAnsi="Wingdings" w:hint="default"/>
+        <w:sz w:val="20"/>
+      </w:rPr>
+    </w:lvl>
+    <w:lvl w:ilvl="3" w:tentative="1">
+      <w:start w:val="1"/>
+      <w:numFmt w:val="bullet"/>
+      <w:lvlText w:val=""/>
+      <w:lvlJc w:val="left"/>
+      <w:pPr>
+        <w:tabs>
+          <w:tab w:val="num" w:pos="2880"/>
+        </w:tabs>
+        <w:ind w:left="2880" w:hanging="360"/>
+      </w:pPr>
+      <w:rPr>
+        <w:rFonts w:ascii="Wingdings" w:hAnsi="Wingdings" w:hint="default"/>
+        <w:sz w:val="20"/>
+      </w:rPr>
+    </w:lvl>
+    <w:lvl w:ilvl="4" w:tentative="1">
+      <w:start w:val="1"/>
+      <w:numFmt w:val="bullet"/>
+      <w:lvlText w:val=""/>
+      <w:lvlJc w:val="left"/>
+      <w:pPr>
+        <w:tabs>
+          <w:tab w:val="num" w:pos="3600"/>
+        </w:tabs>
+        <w:ind w:left="3600" w:hanging="360"/>
+      </w:pPr>
+      <w:rPr>
+        <w:rFonts w:ascii="Wingdings" w:hAnsi="Wingdings" w:hint="default"/>
+        <w:sz w:val="20"/>
+      </w:rPr>
+    </w:lvl>
+    <w:lvl w:ilvl="5" w:tentative="1">
+      <w:start w:val="1"/>
+      <w:numFmt w:val="bullet"/>
+      <w:lvlText w:val=""/>
+      <w:lvlJc w:val="left"/>
+      <w:pPr>
+        <w:tabs>
+          <w:tab w:val="num" w:pos="4320"/>
+        </w:tabs>
+        <w:ind w:left="4320" w:hanging="360"/>
+      </w:pPr>
+      <w:rPr>
+        <w:rFonts w:ascii="Wingdings" w:hAnsi="Wingdings" w:hint="default"/>
+        <w:sz w:val="20"/>
+      </w:rPr>
+    </w:lvl>
+    <w:lvl w:ilvl="6" w:tentative="1">
+      <w:start w:val="1"/>
+      <w:numFmt w:val="bullet"/>
+      <w:lvlText w:val=""/>
+      <w:lvlJc w:val="left"/>
+      <w:pPr>
+        <w:tabs>
+          <w:tab w:val="num" w:pos="5040"/>
+        </w:tabs>
+        <w:ind w:left="5040" w:hanging="360"/>
+      </w:pPr>
+      <w:rPr>
+        <w:rFonts w:ascii="Wingdings" w:hAnsi="Wingdings" w:hint="default"/>
+        <w:sz w:val="20"/>
+      </w:rPr>
+    </w:lvl>
+    <w:lvl w:ilvl="7" w:tentative="1">
+      <w:start w:val="1"/>
+      <w:numFmt w:val="bullet"/>
+      <w:lvlText w:val=""/>
+      <w:lvlJc w:val="left"/>
+      <w:pPr>
+        <w:tabs>
+          <w:tab w:val="num" w:pos="5760"/>
+        </w:tabs>
+        <w:ind w:left="5760" w:hanging="360"/>
+      </w:pPr>
+      <w:rPr>
+        <w:rFonts w:ascii="Wingdings" w:hAnsi="Wingdings" w:hint="default"/>
+        <w:sz w:val="20"/>
+      </w:rPr>
+    </w:lvl>
+    <w:lvl w:ilvl="8" w:tentative="1">
+      <w:start w:val="1"/>
+      <w:numFmt w:val="bullet"/>
+      <w:lvlText w:val=""/>
+      <w:lvlJc w:val="left"/>
+      <w:pPr>
+        <w:tabs>
+          <w:tab w:val="num" w:pos="6480"/>
+        </w:tabs>
+        <w:ind w:left="6480" w:hanging="360"/>
+      </w:pPr>
+      <w:rPr>
+        <w:rFonts w:ascii="Wingdings" w:hAnsi="Wingdings" w:hint="default"/>
+        <w:sz w:val="20"/>
+      </w:rPr>
+    </w:lvl>
+  </w:abstractNum>
+  <w:abstractNum w:abstractNumId="24" w15:restartNumberingAfterBreak="0">
     <w:nsid w:val="789373D0"/>
     <w:multiLevelType w:val="hybridMultilevel"/>
     <w:tmpl w:val="9BACC508"/>
@@ -9817,7 +10578,7 @@
       </w:rPr>
     </w:lvl>
   </w:abstractNum>
-  <w:abstractNum w:abstractNumId="21" w15:restartNumberingAfterBreak="0">
+  <w:abstractNum w:abstractNumId="25" w15:restartNumberingAfterBreak="0">
     <w:nsid w:val="7D9D4C1E"/>
     <w:multiLevelType w:val="hybridMultilevel"/>
     <w:tmpl w:val="1E90CDB2"/>
@@ -9930,17 +10691,130 @@
       </w:rPr>
     </w:lvl>
   </w:abstractNum>
+  <w:abstractNum w:abstractNumId="26" w15:restartNumberingAfterBreak="0">
+    <w:nsid w:val="7F361C59"/>
+    <w:multiLevelType w:val="hybridMultilevel"/>
+    <w:tmpl w:val="8CF4D126"/>
+    <w:lvl w:ilvl="0" w:tplc="04090001">
+      <w:start w:val="1"/>
+      <w:numFmt w:val="bullet"/>
+      <w:lvlText w:val=""/>
+      <w:lvlJc w:val="left"/>
+      <w:pPr>
+        <w:ind w:left="720" w:hanging="360"/>
+      </w:pPr>
+      <w:rPr>
+        <w:rFonts w:ascii="Symbol" w:hAnsi="Symbol" w:hint="default"/>
+      </w:rPr>
+    </w:lvl>
+    <w:lvl w:ilvl="1" w:tplc="04090003" w:tentative="1">
+      <w:start w:val="1"/>
+      <w:numFmt w:val="bullet"/>
+      <w:lvlText w:val="o"/>
+      <w:lvlJc w:val="left"/>
+      <w:pPr>
+        <w:ind w:left="1440" w:hanging="360"/>
+      </w:pPr>
+      <w:rPr>
+        <w:rFonts w:ascii="Courier New" w:hAnsi="Courier New" w:cs="Courier New" w:hint="default"/>
+      </w:rPr>
+    </w:lvl>
+    <w:lvl w:ilvl="2" w:tplc="04090005" w:tentative="1">
+      <w:start w:val="1"/>
+      <w:numFmt w:val="bullet"/>
+      <w:lvlText w:val=""/>
+      <w:lvlJc w:val="left"/>
+      <w:pPr>
+        <w:ind w:left="2160" w:hanging="360"/>
+      </w:pPr>
+      <w:rPr>
+        <w:rFonts w:ascii="Wingdings" w:hAnsi="Wingdings" w:hint="default"/>
+      </w:rPr>
+    </w:lvl>
+    <w:lvl w:ilvl="3" w:tplc="04090001" w:tentative="1">
+      <w:start w:val="1"/>
+      <w:numFmt w:val="bullet"/>
+      <w:lvlText w:val=""/>
+      <w:lvlJc w:val="left"/>
+      <w:pPr>
+        <w:ind w:left="2880" w:hanging="360"/>
+      </w:pPr>
+      <w:rPr>
+        <w:rFonts w:ascii="Symbol" w:hAnsi="Symbol" w:hint="default"/>
+      </w:rPr>
+    </w:lvl>
+    <w:lvl w:ilvl="4" w:tplc="04090003" w:tentative="1">
+      <w:start w:val="1"/>
+      <w:numFmt w:val="bullet"/>
+      <w:lvlText w:val="o"/>
+      <w:lvlJc w:val="left"/>
+      <w:pPr>
+        <w:ind w:left="3600" w:hanging="360"/>
+      </w:pPr>
+      <w:rPr>
+        <w:rFonts w:ascii="Courier New" w:hAnsi="Courier New" w:cs="Courier New" w:hint="default"/>
+      </w:rPr>
+    </w:lvl>
+    <w:lvl w:ilvl="5" w:tplc="04090005" w:tentative="1">
+      <w:start w:val="1"/>
+      <w:numFmt w:val="bullet"/>
+      <w:lvlText w:val=""/>
+      <w:lvlJc w:val="left"/>
+      <w:pPr>
+        <w:ind w:left="4320" w:hanging="360"/>
+      </w:pPr>
+      <w:rPr>
+        <w:rFonts w:ascii="Wingdings" w:hAnsi="Wingdings" w:hint="default"/>
+      </w:rPr>
+    </w:lvl>
+    <w:lvl w:ilvl="6" w:tplc="04090001" w:tentative="1">
+      <w:start w:val="1"/>
+      <w:numFmt w:val="bullet"/>
+      <w:lvlText w:val=""/>
+      <w:lvlJc w:val="left"/>
+      <w:pPr>
+        <w:ind w:left="5040" w:hanging="360"/>
+      </w:pPr>
+      <w:rPr>
+        <w:rFonts w:ascii="Symbol" w:hAnsi="Symbol" w:hint="default"/>
+      </w:rPr>
+    </w:lvl>
+    <w:lvl w:ilvl="7" w:tplc="04090003" w:tentative="1">
+      <w:start w:val="1"/>
+      <w:numFmt w:val="bullet"/>
+      <w:lvlText w:val="o"/>
+      <w:lvlJc w:val="left"/>
+      <w:pPr>
+        <w:ind w:left="5760" w:hanging="360"/>
+      </w:pPr>
+      <w:rPr>
+        <w:rFonts w:ascii="Courier New" w:hAnsi="Courier New" w:cs="Courier New" w:hint="default"/>
+      </w:rPr>
+    </w:lvl>
+    <w:lvl w:ilvl="8" w:tplc="04090005" w:tentative="1">
+      <w:start w:val="1"/>
+      <w:numFmt w:val="bullet"/>
+      <w:lvlText w:val=""/>
+      <w:lvlJc w:val="left"/>
+      <w:pPr>
+        <w:ind w:left="6480" w:hanging="360"/>
+      </w:pPr>
+      <w:rPr>
+        <w:rFonts w:ascii="Wingdings" w:hAnsi="Wingdings" w:hint="default"/>
+      </w:rPr>
+    </w:lvl>
+  </w:abstractNum>
   <w:num w:numId="1" w16cid:durableId="634338226">
-    <w:abstractNumId w:val="14"/>
+    <w:abstractNumId w:val="16"/>
   </w:num>
   <w:num w:numId="2" w16cid:durableId="1338463573">
-    <w:abstractNumId w:val="16"/>
+    <w:abstractNumId w:val="19"/>
   </w:num>
   <w:num w:numId="3" w16cid:durableId="1655639285">
-    <w:abstractNumId w:val="11"/>
+    <w:abstractNumId w:val="12"/>
   </w:num>
   <w:num w:numId="4" w16cid:durableId="14812739">
-    <w:abstractNumId w:val="15"/>
+    <w:abstractNumId w:val="18"/>
   </w:num>
   <w:num w:numId="5" w16cid:durableId="1974674738">
     <w:abstractNumId w:val="2"/>
@@ -9949,19 +10823,19 @@
     <w:abstractNumId w:val="1"/>
   </w:num>
   <w:num w:numId="7" w16cid:durableId="1656031105">
-    <w:abstractNumId w:val="13"/>
+    <w:abstractNumId w:val="15"/>
   </w:num>
   <w:num w:numId="8" w16cid:durableId="92433950">
     <w:abstractNumId w:val="6"/>
   </w:num>
   <w:num w:numId="9" w16cid:durableId="513039001">
-    <w:abstractNumId w:val="20"/>
+    <w:abstractNumId w:val="24"/>
   </w:num>
   <w:num w:numId="10" w16cid:durableId="1024282866">
     <w:abstractNumId w:val="0"/>
   </w:num>
   <w:num w:numId="11" w16cid:durableId="406196409">
-    <w:abstractNumId w:val="9"/>
+    <w:abstractNumId w:val="10"/>
   </w:num>
   <w:num w:numId="12" w16cid:durableId="1214122996">
     <w:abstractNumId w:val="7"/>
@@ -9970,31 +10844,46 @@
     <w:abstractNumId w:val="3"/>
   </w:num>
   <w:num w:numId="14" w16cid:durableId="1428576072">
-    <w:abstractNumId w:val="19"/>
+    <w:abstractNumId w:val="22"/>
   </w:num>
   <w:num w:numId="15" w16cid:durableId="513959940">
     <w:abstractNumId w:val="5"/>
   </w:num>
   <w:num w:numId="16" w16cid:durableId="289362757">
-    <w:abstractNumId w:val="12"/>
+    <w:abstractNumId w:val="13"/>
   </w:num>
   <w:num w:numId="17" w16cid:durableId="337385661">
-    <w:abstractNumId w:val="10"/>
+    <w:abstractNumId w:val="11"/>
   </w:num>
   <w:num w:numId="18" w16cid:durableId="1251350900">
     <w:abstractNumId w:val="8"/>
   </w:num>
   <w:num w:numId="19" w16cid:durableId="2089303850">
-    <w:abstractNumId w:val="21"/>
+    <w:abstractNumId w:val="25"/>
   </w:num>
   <w:num w:numId="20" w16cid:durableId="488786948">
-    <w:abstractNumId w:val="17"/>
+    <w:abstractNumId w:val="20"/>
   </w:num>
   <w:num w:numId="21" w16cid:durableId="745418956">
     <w:abstractNumId w:val="4"/>
   </w:num>
   <w:num w:numId="22" w16cid:durableId="1903329191">
-    <w:abstractNumId w:val="18"/>
+    <w:abstractNumId w:val="21"/>
+  </w:num>
+  <w:num w:numId="23" w16cid:durableId="217673825">
+    <w:abstractNumId w:val="26"/>
+  </w:num>
+  <w:num w:numId="24" w16cid:durableId="1514606084">
+    <w:abstractNumId w:val="17"/>
+  </w:num>
+  <w:num w:numId="25" w16cid:durableId="1369262925">
+    <w:abstractNumId w:val="23"/>
+  </w:num>
+  <w:num w:numId="26" w16cid:durableId="1927496339">
+    <w:abstractNumId w:val="14"/>
+  </w:num>
+  <w:num w:numId="27" w16cid:durableId="716853119">
+    <w:abstractNumId w:val="9"/>
   </w:num>
 </w:numbering>
 </file>
